--- a/Курсовая  работа ide.docx
+++ b/Курсовая  работа ide.docx
@@ -1,6 +1,6 @@
 
 <file path=word/document.xml><?xml version="1.0" encoding="utf-8"?>
-<w:document xmlns:wpc="http://schemas.microsoft.com/office/word/2010/wordprocessingCanvas" xmlns:cx="http://schemas.microsoft.com/office/drawing/2014/chartex" xmlns:cx1="http://schemas.microsoft.com/office/drawing/2015/9/8/chartex" xmlns:cx2="http://schemas.microsoft.com/office/drawing/2015/10/21/chartex" xmlns:cx3="http://schemas.microsoft.com/office/drawing/2016/5/9/chartex" xmlns:cx4="http://schemas.microsoft.com/office/drawing/2016/5/10/chartex" xmlns:cx5="http://schemas.microsoft.com/office/drawing/2016/5/11/chartex" xmlns:cx6="http://schemas.microsoft.com/office/drawing/2016/5/12/chartex" xmlns:cx7="http://schemas.microsoft.com/office/drawing/2016/5/13/chartex" xmlns:cx8="http://schemas.microsoft.com/office/drawing/2016/5/14/chartex" xmlns:mc="http://schemas.openxmlformats.org/markup-compatibility/2006" xmlns:aink="http://schemas.microsoft.com/office/drawing/2016/ink" xmlns:am3d="http://schemas.microsoft.com/office/drawing/2017/model3d" xmlns:o="urn:schemas-microsoft-com:office:office" xmlns:oel="http://schemas.microsoft.com/office/2019/extlst" xmlns:r="http://schemas.openxmlformats.org/officeDocument/2006/relationships" xmlns:m="http://schemas.openxmlformats.org/officeDocument/2006/math" xmlns:v="urn:schemas-microsoft-com:vml" xmlns:wp14="http://schemas.microsoft.com/office/word/2010/wordprocessingDrawing" xmlns:wp="http://schemas.openxmlformats.org/drawingml/2006/wordprocessingDrawing" xmlns:w10="urn:schemas-microsoft-com:office:word" xmlns:w="http://schemas.openxmlformats.org/wordprocessingml/2006/main" xmlns:w14="http://schemas.microsoft.com/office/word/2010/wordml" xmlns:w15="http://schemas.microsoft.com/office/word/2012/wordml" xmlns:w16cex="http://schemas.microsoft.com/office/word/2018/wordml/cex" xmlns:w16cid="http://schemas.microsoft.com/office/word/2016/wordml/cid" xmlns:w16="http://schemas.microsoft.com/office/word/2018/wordml" xmlns:w16du="http://schemas.microsoft.com/office/word/2023/wordml/word16du" xmlns:w16sdtdh="http://schemas.microsoft.com/office/word/2020/wordml/sdtdatahash" xmlns:w16sdtfl="http://schemas.microsoft.com/office/word/2024/wordml/sdtformatlock" xmlns:w16se="http://schemas.microsoft.com/office/word/2015/wordml/symex" xmlns:wpg="http://schemas.microsoft.com/office/word/2010/wordprocessingGroup" xmlns:wpi="http://schemas.microsoft.com/office/word/2010/wordprocessingInk" xmlns:wne="http://schemas.microsoft.com/office/word/2006/wordml" xmlns:wps="http://schemas.microsoft.com/office/word/2010/wordprocessingShape" mc:Ignorable="w14 w15 w16se w16cid w16 w16cex w16sdtdh w16sdtfl w16du wp14">
+<w:document xmlns:wpc="http://schemas.microsoft.com/office/word/2010/wordprocessingCanvas" xmlns:cx="http://schemas.microsoft.com/office/drawing/2014/chartex" xmlns:cx1="http://schemas.microsoft.com/office/drawing/2015/9/8/chartex" xmlns:cx2="http://schemas.microsoft.com/office/drawing/2015/10/21/chartex" xmlns:cx3="http://schemas.microsoft.com/office/drawing/2016/5/9/chartex" xmlns:cx4="http://schemas.microsoft.com/office/drawing/2016/5/10/chartex" xmlns:cx5="http://schemas.microsoft.com/office/drawing/2016/5/11/chartex" xmlns:cx6="http://schemas.microsoft.com/office/drawing/2016/5/12/chartex" xmlns:cx7="http://schemas.microsoft.com/office/drawing/2016/5/13/chartex" xmlns:cx8="http://schemas.microsoft.com/office/drawing/2016/5/14/chartex" xmlns:mc="http://schemas.openxmlformats.org/markup-compatibility/2006" xmlns:aink="http://schemas.microsoft.com/office/drawing/2016/ink" xmlns:am3d="http://schemas.microsoft.com/office/drawing/2017/model3d" xmlns:o="urn:schemas-microsoft-com:office:office" xmlns:r="http://schemas.openxmlformats.org/officeDocument/2006/relationships" xmlns:m="http://schemas.openxmlformats.org/officeDocument/2006/math" xmlns:v="urn:schemas-microsoft-com:vml" xmlns:wp14="http://schemas.microsoft.com/office/word/2010/wordprocessingDrawing" xmlns:wp="http://schemas.openxmlformats.org/drawingml/2006/wordprocessingDrawing" xmlns:w10="urn:schemas-microsoft-com:office:word" xmlns:w="http://schemas.openxmlformats.org/wordprocessingml/2006/main" xmlns:w14="http://schemas.microsoft.com/office/word/2010/wordml" xmlns:w15="http://schemas.microsoft.com/office/word/2012/wordml" xmlns:w16cex="http://schemas.microsoft.com/office/word/2018/wordml/cex" xmlns:w16cid="http://schemas.microsoft.com/office/word/2016/wordml/cid" xmlns:w16="http://schemas.microsoft.com/office/word/2018/wordml" xmlns:w16sdtdh="http://schemas.microsoft.com/office/word/2020/wordml/sdtdatahash" xmlns:w16se="http://schemas.microsoft.com/office/word/2015/wordml/symex" xmlns:wpg="http://schemas.microsoft.com/office/word/2010/wordprocessingGroup" xmlns:wpi="http://schemas.microsoft.com/office/word/2010/wordprocessingInk" xmlns:wne="http://schemas.microsoft.com/office/word/2006/wordml" xmlns:wps="http://schemas.microsoft.com/office/word/2010/wordprocessingShape" mc:Ignorable="w14 w15 w16se w16cid w16 w16cex w16sdtdh wp14">
   <w:body>
     <w:p>
       <w:pPr>
@@ -649,8 +649,19 @@
           <w:szCs w:val="28"/>
           <w:lang w:eastAsia="ru-RU"/>
         </w:rPr>
-        <w:t xml:space="preserve"> Мышкевич</w:t>
-      </w:r>
+        <w:t xml:space="preserve"> </w:t>
+      </w:r>
+      <w:proofErr w:type="spellStart"/>
+      <w:r>
+        <w:rPr>
+          <w:rFonts w:ascii="Times New Roman" w:eastAsia="Times New Roman" w:hAnsi="Times New Roman" w:cs="Times New Roman"/>
+          <w:sz w:val="28"/>
+          <w:szCs w:val="28"/>
+          <w:lang w:eastAsia="ru-RU"/>
+        </w:rPr>
+        <w:t>Мышкевич</w:t>
+      </w:r>
+      <w:proofErr w:type="spellEnd"/>
     </w:p>
     <w:p>
       <w:pPr>
@@ -871,11 +882,8 @@
         <w:rPr>
           <w:rFonts w:asciiTheme="minorHAnsi" w:eastAsiaTheme="minorEastAsia" w:hAnsiTheme="minorHAnsi"/>
           <w:noProof/>
-          <w:kern w:val="2"/>
-          <w:sz w:val="24"/>
-          <w:szCs w:val="24"/>
-          <w:lang w:eastAsia="ru-RU"/>
-          <w14:ligatures w14:val="standardContextual"/>
+          <w:sz w:val="22"/>
+          <w:lang w:eastAsia="ru-RU"/>
         </w:rPr>
       </w:pPr>
       <w:r>
@@ -905,7 +913,7 @@
         </w:rPr>
         <w:fldChar w:fldCharType="separate"/>
       </w:r>
-      <w:hyperlink w:anchor="_Toc225290488" w:history="1">
+      <w:hyperlink w:anchor="_Toc225591304" w:history="1">
         <w:r>
           <w:rPr>
             <w:rStyle w:val="afa"/>
@@ -932,7 +940,7 @@
             <w:noProof/>
             <w:webHidden/>
           </w:rPr>
-          <w:instrText xml:space="preserve"> PAGEREF _Toc225290488 \h </w:instrText>
+          <w:instrText xml:space="preserve"> PAGEREF _Toc225591304 \h </w:instrText>
         </w:r>
         <w:r>
           <w:rPr>
@@ -969,14 +977,11 @@
         <w:rPr>
           <w:rFonts w:asciiTheme="minorHAnsi" w:eastAsiaTheme="minorEastAsia" w:hAnsiTheme="minorHAnsi"/>
           <w:noProof/>
-          <w:kern w:val="2"/>
-          <w:sz w:val="24"/>
-          <w:szCs w:val="24"/>
-          <w:lang w:eastAsia="ru-RU"/>
-          <w14:ligatures w14:val="standardContextual"/>
-        </w:rPr>
-      </w:pPr>
-      <w:hyperlink w:anchor="_Toc225290489" w:history="1">
+          <w:sz w:val="22"/>
+          <w:lang w:eastAsia="ru-RU"/>
+        </w:rPr>
+      </w:pPr>
+      <w:hyperlink w:anchor="_Toc225591305" w:history="1">
         <w:r>
           <w:rPr>
             <w:rStyle w:val="afa"/>
@@ -1003,7 +1008,7 @@
             <w:noProof/>
             <w:webHidden/>
           </w:rPr>
-          <w:instrText xml:space="preserve"> PAGEREF _Toc225290489 \h </w:instrText>
+          <w:instrText xml:space="preserve"> PAGEREF _Toc225591305 \h </w:instrText>
         </w:r>
         <w:r>
           <w:rPr>
@@ -1040,14 +1045,11 @@
         <w:rPr>
           <w:rFonts w:asciiTheme="minorHAnsi" w:eastAsiaTheme="minorEastAsia" w:hAnsiTheme="minorHAnsi"/>
           <w:noProof/>
-          <w:kern w:val="2"/>
-          <w:sz w:val="24"/>
-          <w:szCs w:val="24"/>
-          <w:lang w:eastAsia="ru-RU"/>
-          <w14:ligatures w14:val="standardContextual"/>
-        </w:rPr>
-      </w:pPr>
-      <w:hyperlink w:anchor="_Toc225290490" w:history="1">
+          <w:sz w:val="22"/>
+          <w:lang w:eastAsia="ru-RU"/>
+        </w:rPr>
+      </w:pPr>
+      <w:hyperlink w:anchor="_Toc225591306" w:history="1">
         <w:r>
           <w:rPr>
             <w:rStyle w:val="afa"/>
@@ -1060,11 +1062,8 @@
           <w:rPr>
             <w:rFonts w:asciiTheme="minorHAnsi" w:eastAsiaTheme="minorEastAsia" w:hAnsiTheme="minorHAnsi"/>
             <w:noProof/>
-            <w:kern w:val="2"/>
-            <w:sz w:val="24"/>
-            <w:szCs w:val="24"/>
+            <w:sz w:val="22"/>
             <w:lang w:eastAsia="ru-RU"/>
-            <w14:ligatures w14:val="standardContextual"/>
           </w:rPr>
           <w:tab/>
         </w:r>
@@ -1095,7 +1094,7 @@
             <w:noProof/>
             <w:webHidden/>
           </w:rPr>
-          <w:instrText xml:space="preserve"> PAGEREF _Toc225290490 \h </w:instrText>
+          <w:instrText xml:space="preserve"> PAGEREF _Toc225591306 \h </w:instrText>
         </w:r>
         <w:r>
           <w:rPr>
@@ -1131,14 +1130,12 @@
         <w:pStyle w:val="32"/>
         <w:rPr>
           <w:rFonts w:asciiTheme="minorHAnsi" w:eastAsiaTheme="minorEastAsia" w:hAnsiTheme="minorHAnsi" w:cstheme="minorBidi"/>
-          <w:kern w:val="2"/>
-          <w:sz w:val="24"/>
-          <w:szCs w:val="24"/>
-          <w:lang w:eastAsia="ru-RU"/>
-          <w14:ligatures w14:val="standardContextual"/>
-        </w:rPr>
-      </w:pPr>
-      <w:hyperlink w:anchor="_Toc225290491" w:history="1">
+          <w:sz w:val="22"/>
+          <w:szCs w:val="22"/>
+          <w:lang w:eastAsia="ru-RU"/>
+        </w:rPr>
+      </w:pPr>
+      <w:hyperlink w:anchor="_Toc225591307" w:history="1">
         <w:r>
           <w:rPr>
             <w:rStyle w:val="afa"/>
@@ -1148,11 +1145,9 @@
         <w:r>
           <w:rPr>
             <w:rFonts w:asciiTheme="minorHAnsi" w:eastAsiaTheme="minorEastAsia" w:hAnsiTheme="minorHAnsi" w:cstheme="minorBidi"/>
-            <w:kern w:val="2"/>
-            <w:sz w:val="24"/>
-            <w:szCs w:val="24"/>
+            <w:sz w:val="22"/>
+            <w:szCs w:val="22"/>
             <w:lang w:eastAsia="ru-RU"/>
-            <w14:ligatures w14:val="standardContextual"/>
           </w:rPr>
           <w:tab/>
         </w:r>
@@ -1178,7 +1173,7 @@
           <w:rPr>
             <w:webHidden/>
           </w:rPr>
-          <w:instrText xml:space="preserve"> PAGEREF _Toc225290491 \h </w:instrText>
+          <w:instrText xml:space="preserve"> PAGEREF _Toc225591307 \h </w:instrText>
         </w:r>
         <w:r>
           <w:rPr>
@@ -1210,14 +1205,12 @@
         <w:pStyle w:val="32"/>
         <w:rPr>
           <w:rFonts w:asciiTheme="minorHAnsi" w:eastAsiaTheme="minorEastAsia" w:hAnsiTheme="minorHAnsi" w:cstheme="minorBidi"/>
-          <w:kern w:val="2"/>
-          <w:sz w:val="24"/>
-          <w:szCs w:val="24"/>
-          <w:lang w:eastAsia="ru-RU"/>
-          <w14:ligatures w14:val="standardContextual"/>
-        </w:rPr>
-      </w:pPr>
-      <w:hyperlink w:anchor="_Toc225290492" w:history="1">
+          <w:sz w:val="22"/>
+          <w:szCs w:val="22"/>
+          <w:lang w:eastAsia="ru-RU"/>
+        </w:rPr>
+      </w:pPr>
+      <w:hyperlink w:anchor="_Toc225591308" w:history="1">
         <w:r>
           <w:rPr>
             <w:rStyle w:val="afa"/>
@@ -1227,11 +1220,9 @@
         <w:r>
           <w:rPr>
             <w:rFonts w:asciiTheme="minorHAnsi" w:eastAsiaTheme="minorEastAsia" w:hAnsiTheme="minorHAnsi" w:cstheme="minorBidi"/>
-            <w:kern w:val="2"/>
-            <w:sz w:val="24"/>
-            <w:szCs w:val="24"/>
+            <w:sz w:val="22"/>
+            <w:szCs w:val="22"/>
             <w:lang w:eastAsia="ru-RU"/>
-            <w14:ligatures w14:val="standardContextual"/>
           </w:rPr>
           <w:tab/>
         </w:r>
@@ -1257,7 +1248,7 @@
           <w:rPr>
             <w:webHidden/>
           </w:rPr>
-          <w:instrText xml:space="preserve"> PAGEREF _Toc225290492 \h </w:instrText>
+          <w:instrText xml:space="preserve"> PAGEREF _Toc225591308 \h </w:instrText>
         </w:r>
         <w:r>
           <w:rPr>
@@ -1289,14 +1280,12 @@
         <w:pStyle w:val="32"/>
         <w:rPr>
           <w:rFonts w:asciiTheme="minorHAnsi" w:eastAsiaTheme="minorEastAsia" w:hAnsiTheme="minorHAnsi" w:cstheme="minorBidi"/>
-          <w:kern w:val="2"/>
-          <w:sz w:val="24"/>
-          <w:szCs w:val="24"/>
-          <w:lang w:eastAsia="ru-RU"/>
-          <w14:ligatures w14:val="standardContextual"/>
-        </w:rPr>
-      </w:pPr>
-      <w:hyperlink w:anchor="_Toc225290493" w:history="1">
+          <w:sz w:val="22"/>
+          <w:szCs w:val="22"/>
+          <w:lang w:eastAsia="ru-RU"/>
+        </w:rPr>
+      </w:pPr>
+      <w:hyperlink w:anchor="_Toc225591309" w:history="1">
         <w:r>
           <w:rPr>
             <w:rStyle w:val="afa"/>
@@ -1306,11 +1295,9 @@
         <w:r>
           <w:rPr>
             <w:rFonts w:asciiTheme="minorHAnsi" w:eastAsiaTheme="minorEastAsia" w:hAnsiTheme="minorHAnsi" w:cstheme="minorBidi"/>
-            <w:kern w:val="2"/>
-            <w:sz w:val="24"/>
-            <w:szCs w:val="24"/>
+            <w:sz w:val="22"/>
+            <w:szCs w:val="22"/>
             <w:lang w:eastAsia="ru-RU"/>
-            <w14:ligatures w14:val="standardContextual"/>
           </w:rPr>
           <w:tab/>
         </w:r>
@@ -1336,7 +1323,7 @@
           <w:rPr>
             <w:webHidden/>
           </w:rPr>
-          <w:instrText xml:space="preserve"> PAGEREF _Toc225290493 \h </w:instrText>
+          <w:instrText xml:space="preserve"> PAGEREF _Toc225591309 \h </w:instrText>
         </w:r>
         <w:r>
           <w:rPr>
@@ -1369,13 +1356,10 @@
         <w:rPr>
           <w:rFonts w:asciiTheme="minorHAnsi" w:hAnsiTheme="minorHAnsi" w:cstheme="minorBidi"/>
           <w:noProof/>
-          <w:kern w:val="2"/>
-          <w:sz w:val="24"/>
-          <w:szCs w:val="24"/>
-          <w14:ligatures w14:val="standardContextual"/>
-        </w:rPr>
-      </w:pPr>
-      <w:hyperlink w:anchor="_Toc225290494" w:history="1">
+          <w:sz w:val="22"/>
+        </w:rPr>
+      </w:pPr>
+      <w:hyperlink w:anchor="_Toc225591310" w:history="1">
         <w:r>
           <w:rPr>
             <w:rStyle w:val="afa"/>
@@ -1387,10 +1371,7 @@
           <w:rPr>
             <w:rFonts w:asciiTheme="minorHAnsi" w:hAnsiTheme="minorHAnsi" w:cstheme="minorBidi"/>
             <w:noProof/>
-            <w:kern w:val="2"/>
-            <w:sz w:val="24"/>
-            <w:szCs w:val="24"/>
-            <w14:ligatures w14:val="standardContextual"/>
+            <w:sz w:val="22"/>
           </w:rPr>
           <w:tab/>
         </w:r>
@@ -1420,7 +1401,7 @@
             <w:noProof/>
             <w:webHidden/>
           </w:rPr>
-          <w:instrText xml:space="preserve"> PAGEREF _Toc225290494 \h </w:instrText>
+          <w:instrText xml:space="preserve"> PAGEREF _Toc225591310 \h </w:instrText>
         </w:r>
         <w:r>
           <w:rPr>
@@ -1457,13 +1438,10 @@
         <w:rPr>
           <w:rFonts w:asciiTheme="minorHAnsi" w:hAnsiTheme="minorHAnsi" w:cstheme="minorBidi"/>
           <w:noProof/>
-          <w:kern w:val="2"/>
-          <w:sz w:val="24"/>
-          <w:szCs w:val="24"/>
-          <w14:ligatures w14:val="standardContextual"/>
-        </w:rPr>
-      </w:pPr>
-      <w:hyperlink w:anchor="_Toc225290495" w:history="1">
+          <w:sz w:val="22"/>
+        </w:rPr>
+      </w:pPr>
+      <w:hyperlink w:anchor="_Toc225591311" w:history="1">
         <w:r>
           <w:rPr>
             <w:rStyle w:val="afa"/>
@@ -1475,10 +1453,7 @@
           <w:rPr>
             <w:rFonts w:asciiTheme="minorHAnsi" w:hAnsiTheme="minorHAnsi" w:cstheme="minorBidi"/>
             <w:noProof/>
-            <w:kern w:val="2"/>
-            <w:sz w:val="24"/>
-            <w:szCs w:val="24"/>
-            <w14:ligatures w14:val="standardContextual"/>
+            <w:sz w:val="22"/>
           </w:rPr>
           <w:tab/>
         </w:r>
@@ -1508,7 +1483,7 @@
             <w:noProof/>
             <w:webHidden/>
           </w:rPr>
-          <w:instrText xml:space="preserve"> PAGEREF _Toc225290495 \h </w:instrText>
+          <w:instrText xml:space="preserve"> PAGEREF _Toc225591311 \h </w:instrText>
         </w:r>
         <w:r>
           <w:rPr>
@@ -1544,14 +1519,12 @@
         <w:pStyle w:val="32"/>
         <w:rPr>
           <w:rFonts w:asciiTheme="minorHAnsi" w:eastAsiaTheme="minorEastAsia" w:hAnsiTheme="minorHAnsi" w:cstheme="minorBidi"/>
-          <w:kern w:val="2"/>
-          <w:sz w:val="24"/>
-          <w:szCs w:val="24"/>
-          <w:lang w:eastAsia="ru-RU"/>
-          <w14:ligatures w14:val="standardContextual"/>
-        </w:rPr>
-      </w:pPr>
-      <w:hyperlink w:anchor="_Toc225290496" w:history="1">
+          <w:sz w:val="22"/>
+          <w:szCs w:val="22"/>
+          <w:lang w:eastAsia="ru-RU"/>
+        </w:rPr>
+      </w:pPr>
+      <w:hyperlink w:anchor="_Toc225591312" w:history="1">
         <w:r>
           <w:rPr>
             <w:rStyle w:val="afa"/>
@@ -1561,11 +1534,9 @@
         <w:r>
           <w:rPr>
             <w:rFonts w:asciiTheme="minorHAnsi" w:eastAsiaTheme="minorEastAsia" w:hAnsiTheme="minorHAnsi" w:cstheme="minorBidi"/>
-            <w:kern w:val="2"/>
-            <w:sz w:val="24"/>
-            <w:szCs w:val="24"/>
+            <w:sz w:val="22"/>
+            <w:szCs w:val="22"/>
             <w:lang w:eastAsia="ru-RU"/>
-            <w14:ligatures w14:val="standardContextual"/>
           </w:rPr>
           <w:tab/>
         </w:r>
@@ -1591,86 +1562,7 @@
           <w:rPr>
             <w:webHidden/>
           </w:rPr>
-          <w:instrText xml:space="preserve"> PAGEREF _Toc225290496 \h </w:instrText>
-        </w:r>
-        <w:r>
-          <w:rPr>
-            <w:webHidden/>
-          </w:rPr>
-        </w:r>
-        <w:r>
-          <w:rPr>
-            <w:webHidden/>
-          </w:rPr>
-          <w:fldChar w:fldCharType="separate"/>
-        </w:r>
-        <w:r>
-          <w:rPr>
-            <w:webHidden/>
-          </w:rPr>
-          <w:t>11</w:t>
-        </w:r>
-        <w:r>
-          <w:rPr>
-            <w:webHidden/>
-          </w:rPr>
-          <w:fldChar w:fldCharType="end"/>
-        </w:r>
-      </w:hyperlink>
-    </w:p>
-    <w:p>
-      <w:pPr>
-        <w:pStyle w:val="32"/>
-        <w:rPr>
-          <w:rFonts w:asciiTheme="minorHAnsi" w:eastAsiaTheme="minorEastAsia" w:hAnsiTheme="minorHAnsi" w:cstheme="minorBidi"/>
-          <w:kern w:val="2"/>
-          <w:sz w:val="24"/>
-          <w:szCs w:val="24"/>
-          <w:lang w:eastAsia="ru-RU"/>
-          <w14:ligatures w14:val="standardContextual"/>
-        </w:rPr>
-      </w:pPr>
-      <w:hyperlink w:anchor="_Toc225290497" w:history="1">
-        <w:r>
-          <w:rPr>
-            <w:rStyle w:val="afa"/>
-          </w:rPr>
-          <w:t>1.5</w:t>
-        </w:r>
-        <w:r>
-          <w:rPr>
-            <w:rFonts w:asciiTheme="minorHAnsi" w:eastAsiaTheme="minorEastAsia" w:hAnsiTheme="minorHAnsi" w:cstheme="minorBidi"/>
-            <w:kern w:val="2"/>
-            <w:sz w:val="24"/>
-            <w:szCs w:val="24"/>
-            <w:lang w:eastAsia="ru-RU"/>
-            <w14:ligatures w14:val="standardContextual"/>
-          </w:rPr>
-          <w:tab/>
-        </w:r>
-        <w:r>
-          <w:rPr>
-            <w:rStyle w:val="afa"/>
-          </w:rPr>
-          <w:t>Функциональные и нефункциональные требования</w:t>
-        </w:r>
-        <w:r>
-          <w:rPr>
-            <w:webHidden/>
-          </w:rPr>
-          <w:tab/>
-        </w:r>
-        <w:r>
-          <w:rPr>
-            <w:webHidden/>
-          </w:rPr>
-          <w:fldChar w:fldCharType="begin"/>
-        </w:r>
-        <w:r>
-          <w:rPr>
-            <w:webHidden/>
-          </w:rPr>
-          <w:instrText xml:space="preserve"> PAGEREF _Toc225290497 \h </w:instrText>
+          <w:instrText xml:space="preserve"> PAGEREF _Toc225591312 \h </w:instrText>
         </w:r>
         <w:r>
           <w:rPr>
@@ -1703,14 +1595,11 @@
         <w:rPr>
           <w:rFonts w:asciiTheme="minorHAnsi" w:eastAsiaTheme="minorEastAsia" w:hAnsiTheme="minorHAnsi"/>
           <w:noProof/>
-          <w:kern w:val="2"/>
-          <w:sz w:val="24"/>
-          <w:szCs w:val="24"/>
-          <w:lang w:eastAsia="ru-RU"/>
-          <w14:ligatures w14:val="standardContextual"/>
-        </w:rPr>
-      </w:pPr>
-      <w:hyperlink w:anchor="_Toc225290498" w:history="1">
+          <w:sz w:val="22"/>
+          <w:lang w:eastAsia="ru-RU"/>
+        </w:rPr>
+      </w:pPr>
+      <w:hyperlink w:anchor="_Toc225591313" w:history="1">
         <w:r>
           <w:rPr>
             <w:rStyle w:val="afa"/>
@@ -1722,11 +1611,8 @@
           <w:rPr>
             <w:rFonts w:asciiTheme="minorHAnsi" w:eastAsiaTheme="minorEastAsia" w:hAnsiTheme="minorHAnsi"/>
             <w:noProof/>
-            <w:kern w:val="2"/>
-            <w:sz w:val="24"/>
-            <w:szCs w:val="24"/>
+            <w:sz w:val="22"/>
             <w:lang w:eastAsia="ru-RU"/>
-            <w14:ligatures w14:val="standardContextual"/>
           </w:rPr>
           <w:tab/>
         </w:r>
@@ -1756,7 +1642,7 @@
             <w:noProof/>
             <w:webHidden/>
           </w:rPr>
-          <w:instrText xml:space="preserve"> PAGEREF _Toc225290498 \h </w:instrText>
+          <w:instrText xml:space="preserve"> PAGEREF _Toc225591313 \h </w:instrText>
         </w:r>
         <w:r>
           <w:rPr>
@@ -1776,7 +1662,7 @@
             <w:noProof/>
             <w:webHidden/>
           </w:rPr>
-          <w:t>14</w:t>
+          <w:t>12</w:t>
         </w:r>
         <w:r>
           <w:rPr>
@@ -1792,14 +1678,12 @@
         <w:pStyle w:val="32"/>
         <w:rPr>
           <w:rFonts w:asciiTheme="minorHAnsi" w:eastAsiaTheme="minorEastAsia" w:hAnsiTheme="minorHAnsi" w:cstheme="minorBidi"/>
-          <w:kern w:val="2"/>
-          <w:sz w:val="24"/>
-          <w:szCs w:val="24"/>
-          <w:lang w:eastAsia="ru-RU"/>
-          <w14:ligatures w14:val="standardContextual"/>
-        </w:rPr>
-      </w:pPr>
-      <w:hyperlink w:anchor="_Toc225290499" w:history="1">
+          <w:sz w:val="22"/>
+          <w:szCs w:val="22"/>
+          <w:lang w:eastAsia="ru-RU"/>
+        </w:rPr>
+      </w:pPr>
+      <w:hyperlink w:anchor="_Toc225591314" w:history="1">
         <w:r>
           <w:rPr>
             <w:rStyle w:val="afa"/>
@@ -1809,11 +1693,9 @@
         <w:r>
           <w:rPr>
             <w:rFonts w:asciiTheme="minorHAnsi" w:eastAsiaTheme="minorEastAsia" w:hAnsiTheme="minorHAnsi" w:cstheme="minorBidi"/>
-            <w:kern w:val="2"/>
-            <w:sz w:val="24"/>
-            <w:szCs w:val="24"/>
+            <w:sz w:val="22"/>
+            <w:szCs w:val="22"/>
             <w:lang w:eastAsia="ru-RU"/>
-            <w14:ligatures w14:val="standardContextual"/>
           </w:rPr>
           <w:tab/>
         </w:r>
@@ -1821,6 +1703,81 @@
           <w:rPr>
             <w:rStyle w:val="afa"/>
           </w:rPr>
+          <w:t>Функциональные и нефункциональные требования</w:t>
+        </w:r>
+        <w:r>
+          <w:rPr>
+            <w:webHidden/>
+          </w:rPr>
+          <w:tab/>
+        </w:r>
+        <w:r>
+          <w:rPr>
+            <w:webHidden/>
+          </w:rPr>
+          <w:fldChar w:fldCharType="begin"/>
+        </w:r>
+        <w:r>
+          <w:rPr>
+            <w:webHidden/>
+          </w:rPr>
+          <w:instrText xml:space="preserve"> PAGEREF _Toc225591314 \h </w:instrText>
+        </w:r>
+        <w:r>
+          <w:rPr>
+            <w:webHidden/>
+          </w:rPr>
+        </w:r>
+        <w:r>
+          <w:rPr>
+            <w:webHidden/>
+          </w:rPr>
+          <w:fldChar w:fldCharType="separate"/>
+        </w:r>
+        <w:r>
+          <w:rPr>
+            <w:webHidden/>
+          </w:rPr>
+          <w:t>12</w:t>
+        </w:r>
+        <w:r>
+          <w:rPr>
+            <w:webHidden/>
+          </w:rPr>
+          <w:fldChar w:fldCharType="end"/>
+        </w:r>
+      </w:hyperlink>
+    </w:p>
+    <w:p>
+      <w:pPr>
+        <w:pStyle w:val="32"/>
+        <w:rPr>
+          <w:rFonts w:asciiTheme="minorHAnsi" w:eastAsiaTheme="minorEastAsia" w:hAnsiTheme="minorHAnsi" w:cstheme="minorBidi"/>
+          <w:sz w:val="22"/>
+          <w:szCs w:val="22"/>
+          <w:lang w:eastAsia="ru-RU"/>
+        </w:rPr>
+      </w:pPr>
+      <w:hyperlink w:anchor="_Toc225591315" w:history="1">
+        <w:r>
+          <w:rPr>
+            <w:rStyle w:val="afa"/>
+          </w:rPr>
+          <w:t>2.2</w:t>
+        </w:r>
+        <w:r>
+          <w:rPr>
+            <w:rFonts w:asciiTheme="minorHAnsi" w:eastAsiaTheme="minorEastAsia" w:hAnsiTheme="minorHAnsi" w:cstheme="minorBidi"/>
+            <w:sz w:val="22"/>
+            <w:szCs w:val="22"/>
+            <w:lang w:eastAsia="ru-RU"/>
+          </w:rPr>
+          <w:tab/>
+        </w:r>
+        <w:r>
+          <w:rPr>
+            <w:rStyle w:val="afa"/>
+          </w:rPr>
           <w:t>Архитектура</w:t>
         </w:r>
         <w:r>
@@ -1839,7 +1796,7 @@
           <w:rPr>
             <w:webHidden/>
           </w:rPr>
-          <w:instrText xml:space="preserve"> PAGEREF _Toc225290499 \h </w:instrText>
+          <w:instrText xml:space="preserve"> PAGEREF _Toc225591315 \h </w:instrText>
         </w:r>
         <w:r>
           <w:rPr>
@@ -1856,7 +1813,7 @@
           <w:rPr>
             <w:webHidden/>
           </w:rPr>
-          <w:t>14</w:t>
+          <w:t>13</w:t>
         </w:r>
         <w:r>
           <w:rPr>
@@ -1872,28 +1829,22 @@
         <w:rPr>
           <w:rFonts w:asciiTheme="minorHAnsi" w:hAnsiTheme="minorHAnsi" w:cstheme="minorBidi"/>
           <w:noProof/>
-          <w:kern w:val="2"/>
-          <w:sz w:val="24"/>
-          <w:szCs w:val="24"/>
-          <w14:ligatures w14:val="standardContextual"/>
-        </w:rPr>
-      </w:pPr>
-      <w:hyperlink w:anchor="_Toc225290500" w:history="1">
+          <w:sz w:val="22"/>
+        </w:rPr>
+      </w:pPr>
+      <w:hyperlink w:anchor="_Toc225591316" w:history="1">
         <w:r>
           <w:rPr>
             <w:rStyle w:val="afa"/>
             <w:noProof/>
           </w:rPr>
-          <w:t>2.1.1</w:t>
+          <w:t>2.2.1</w:t>
         </w:r>
         <w:r>
           <w:rPr>
             <w:rFonts w:asciiTheme="minorHAnsi" w:hAnsiTheme="minorHAnsi" w:cstheme="minorBidi"/>
             <w:noProof/>
-            <w:kern w:val="2"/>
-            <w:sz w:val="24"/>
-            <w:szCs w:val="24"/>
-            <w14:ligatures w14:val="standardContextual"/>
+            <w:sz w:val="22"/>
           </w:rPr>
           <w:tab/>
         </w:r>
@@ -1923,7 +1874,7 @@
             <w:noProof/>
             <w:webHidden/>
           </w:rPr>
-          <w:instrText xml:space="preserve"> PAGEREF _Toc225290500 \h </w:instrText>
+          <w:instrText xml:space="preserve"> PAGEREF _Toc225591316 \h </w:instrText>
         </w:r>
         <w:r>
           <w:rPr>
@@ -1943,7 +1894,7 @@
             <w:noProof/>
             <w:webHidden/>
           </w:rPr>
-          <w:t>14</w:t>
+          <w:t>13</w:t>
         </w:r>
         <w:r>
           <w:rPr>
@@ -1960,28 +1911,22 @@
         <w:rPr>
           <w:rFonts w:asciiTheme="minorHAnsi" w:hAnsiTheme="minorHAnsi" w:cstheme="minorBidi"/>
           <w:noProof/>
-          <w:kern w:val="2"/>
-          <w:sz w:val="24"/>
-          <w:szCs w:val="24"/>
-          <w14:ligatures w14:val="standardContextual"/>
-        </w:rPr>
-      </w:pPr>
-      <w:hyperlink w:anchor="_Toc225290501" w:history="1">
+          <w:sz w:val="22"/>
+        </w:rPr>
+      </w:pPr>
+      <w:hyperlink w:anchor="_Toc225591317" w:history="1">
         <w:r>
           <w:rPr>
             <w:rStyle w:val="afa"/>
             <w:noProof/>
           </w:rPr>
-          <w:t>2.1.2</w:t>
+          <w:t>2.2.2</w:t>
         </w:r>
         <w:r>
           <w:rPr>
             <w:rFonts w:asciiTheme="minorHAnsi" w:hAnsiTheme="minorHAnsi" w:cstheme="minorBidi"/>
             <w:noProof/>
-            <w:kern w:val="2"/>
-            <w:sz w:val="24"/>
-            <w:szCs w:val="24"/>
-            <w14:ligatures w14:val="standardContextual"/>
+            <w:sz w:val="22"/>
           </w:rPr>
           <w:tab/>
         </w:r>
@@ -2011,7 +1956,7 @@
             <w:noProof/>
             <w:webHidden/>
           </w:rPr>
-          <w:instrText xml:space="preserve"> PAGEREF _Toc225290501 \h </w:instrText>
+          <w:instrText xml:space="preserve"> PAGEREF _Toc225591317 \h </w:instrText>
         </w:r>
         <w:r>
           <w:rPr>
@@ -2048,14 +1993,11 @@
         <w:rPr>
           <w:rFonts w:asciiTheme="minorHAnsi" w:eastAsiaTheme="minorEastAsia" w:hAnsiTheme="minorHAnsi"/>
           <w:noProof/>
-          <w:kern w:val="2"/>
-          <w:sz w:val="24"/>
-          <w:szCs w:val="24"/>
-          <w:lang w:eastAsia="ru-RU"/>
-          <w14:ligatures w14:val="standardContextual"/>
-        </w:rPr>
-      </w:pPr>
-      <w:hyperlink w:anchor="_Toc225290502" w:history="1">
+          <w:sz w:val="22"/>
+          <w:lang w:eastAsia="ru-RU"/>
+        </w:rPr>
+      </w:pPr>
+      <w:hyperlink w:anchor="_Toc225591318" w:history="1">
         <w:r>
           <w:rPr>
             <w:rStyle w:val="afa"/>
@@ -2083,7 +2025,7 @@
             <w:noProof/>
             <w:webHidden/>
           </w:rPr>
-          <w:instrText xml:space="preserve"> PAGEREF _Toc225290502 \h </w:instrText>
+          <w:instrText xml:space="preserve"> PAGEREF _Toc225591318 \h </w:instrText>
         </w:r>
         <w:r>
           <w:rPr>
@@ -2182,21 +2124,27 @@
       <w:pPr>
         <w:pStyle w:val="afb"/>
       </w:pPr>
-      <w:bookmarkStart w:id="1" w:name="_Toc225290488"/>
-      <w:bookmarkStart w:id="2" w:name="_Toc195617421"/>
-      <w:bookmarkStart w:id="3" w:name="_Toc195875304"/>
+      <w:bookmarkStart w:id="1" w:name="_Toc195617421"/>
+      <w:bookmarkStart w:id="2" w:name="_Toc195875304"/>
+      <w:bookmarkStart w:id="3" w:name="_Toc225591304"/>
       <w:r>
         <w:lastRenderedPageBreak/>
         <w:t>Сокращения, обозначения</w:t>
       </w:r>
-      <w:bookmarkEnd w:id="1"/>
+      <w:bookmarkEnd w:id="3"/>
     </w:p>
     <w:p>
       <w:pPr>
         <w:pStyle w:val="a4"/>
       </w:pPr>
       <w:r>
-        <w:t>СУБД – система управления базой данных.</w:t>
+        <w:t>СУБД – система управления баз</w:t>
+      </w:r>
+      <w:r>
+        <w:t>ами</w:t>
+      </w:r>
+      <w:r>
+        <w:t xml:space="preserve"> данных.</w:t>
       </w:r>
     </w:p>
     <w:p>
@@ -2214,13 +2162,13 @@
       <w:pPr>
         <w:pStyle w:val="afb"/>
       </w:pPr>
-      <w:bookmarkStart w:id="4" w:name="_Toc225290489"/>
+      <w:bookmarkStart w:id="4" w:name="_Toc225591305"/>
       <w:r>
         <w:lastRenderedPageBreak/>
         <w:t>ВВЕДЕНИЕ</w:t>
       </w:r>
+      <w:bookmarkEnd w:id="1"/>
       <w:bookmarkEnd w:id="2"/>
-      <w:bookmarkEnd w:id="3"/>
       <w:bookmarkEnd w:id="4"/>
     </w:p>
     <w:p>
@@ -2253,7 +2201,21 @@
         <w:rPr>
           <w:lang w:eastAsia="ru-RU"/>
         </w:rPr>
-        <w:t>Такие инструменты нужны для распределённых команд, удалённой работы, онлайн-обучения, студенческих проектов, хакатонов и курсовых. Большинство аналогов либо слишком сложны, либо ограничивают бесплатную версию по времени, проектам или участникам, либо подходят только под узкие задачи.</w:t>
+        <w:t xml:space="preserve">Такие инструменты нужны для распределённых команд, удалённой работы, онлайн-обучения, студенческих проектов, </w:t>
+      </w:r>
+      <w:proofErr w:type="spellStart"/>
+      <w:r>
+        <w:rPr>
+          <w:lang w:eastAsia="ru-RU"/>
+        </w:rPr>
+        <w:t>хакатонов</w:t>
+      </w:r>
+      <w:proofErr w:type="spellEnd"/>
+      <w:r>
+        <w:rPr>
+          <w:lang w:eastAsia="ru-RU"/>
+        </w:rPr>
+        <w:t xml:space="preserve"> и курсовых. Большинство аналогов либо слишком сложны, либо ограничивают бесплатную версию по времени, проектам или участникам, либо подходят только под узкие задачи.</w:t>
       </w:r>
     </w:p>
     <w:p>
@@ -2302,7 +2264,7 @@
           <w:lang w:eastAsia="ru-RU"/>
         </w:rPr>
       </w:pPr>
-      <w:bookmarkStart w:id="5" w:name="_Toc225290490"/>
+      <w:bookmarkStart w:id="5" w:name="_Toc225591306"/>
       <w:r>
         <w:rPr>
           <w:lang w:eastAsia="ru-RU"/>
@@ -2325,7 +2287,7 @@
       <w:pPr>
         <w:pStyle w:val="2"/>
       </w:pPr>
-      <w:bookmarkStart w:id="6" w:name="_Toc225290491"/>
+      <w:bookmarkStart w:id="6" w:name="_Toc225591307"/>
       <w:r>
         <w:t>А</w:t>
       </w:r>
@@ -2401,7 +2363,7 @@
         <w:rPr>
           <w:rStyle w:val="16"/>
         </w:rPr>
-        <w:t>коммуникация в контексте кода: общий чат для проекта не предусмотрен, вместо этого реализована возможность создавать множество локальных чатов, привязанных к конкретным строкам кода;</w:t>
+        <w:t>коммуникация в контексте кода: общий чат для проекта не предусмотрен, вместо этого реализована возможность создавать множество чатов, привязанных к конкретным строкам кода;</w:t>
       </w:r>
     </w:p>
     <w:p>
@@ -2458,7 +2420,21 @@
         <w:rPr>
           <w:rStyle w:val="afd"/>
         </w:rPr>
-        <w:t>увеличение популярности совместных проектов в образовании: групповые курсовые работы, хакатоны, командные задания на онлайн-курсах;</w:t>
+        <w:t xml:space="preserve">увеличение популярности совместных проектов в образовании: групповые курсовые работы, </w:t>
+      </w:r>
+      <w:proofErr w:type="spellStart"/>
+      <w:r>
+        <w:rPr>
+          <w:rStyle w:val="afd"/>
+        </w:rPr>
+        <w:t>хакатоны</w:t>
+      </w:r>
+      <w:proofErr w:type="spellEnd"/>
+      <w:r>
+        <w:rPr>
+          <w:rStyle w:val="afd"/>
+        </w:rPr>
+        <w:t>, командные задания на онлайн-курсах;</w:t>
       </w:r>
     </w:p>
     <w:p>
@@ -2472,27 +2448,21 @@
         <w:rPr>
           <w:rStyle w:val="afd"/>
         </w:rPr>
-        <w:t xml:space="preserve">многие существующие облачные редакторы либо слишком сложны и перегружены функциями, либо имеют жесткие ограничения в </w:t>
-      </w:r>
-      <w:r>
+        <w:t>многие существующие облачные редакторы либо слишком сложны и перегружены функциями, либо имеют жесткие ограничения в бесплатной версии (по времени работы, объему памяти, количеству проектов или участников);</w:t>
+      </w:r>
+    </w:p>
+    <w:p>
+      <w:pPr>
+        <w:pStyle w:val="15"/>
         <w:rPr>
           <w:rStyle w:val="afd"/>
         </w:rPr>
+      </w:pPr>
+      <w:r>
+        <w:rPr>
+          <w:rStyle w:val="afd"/>
+        </w:rPr>
         <w:lastRenderedPageBreak/>
-        <w:t>бесплатной версии (по времени работы, объему памяти, количеству проектов или участников);</w:t>
-      </w:r>
-    </w:p>
-    <w:p>
-      <w:pPr>
-        <w:pStyle w:val="15"/>
-        <w:rPr>
-          <w:rStyle w:val="afd"/>
-        </w:rPr>
-      </w:pPr>
-      <w:r>
-        <w:rPr>
-          <w:rStyle w:val="afd"/>
-        </w:rPr>
         <w:t xml:space="preserve">существует потребность в максимально простых и лёгких инструментах, которые можно быстро открыть </w:t>
       </w:r>
       <w:r>
@@ -2509,7 +2479,49 @@
         <w:rPr>
           <w:rStyle w:val="afd"/>
         </w:rPr>
-        <w:t>и начать совместную работу без привязки к крупным платформам (GitHub, GitLab, Replit и т.п.).</w:t>
+        <w:t>и начать совместную работу без привязки к крупным платформам (</w:t>
+      </w:r>
+      <w:proofErr w:type="spellStart"/>
+      <w:r>
+        <w:rPr>
+          <w:rStyle w:val="afd"/>
+        </w:rPr>
+        <w:t>GitHub</w:t>
+      </w:r>
+      <w:proofErr w:type="spellEnd"/>
+      <w:r>
+        <w:rPr>
+          <w:rStyle w:val="afd"/>
+        </w:rPr>
+        <w:t xml:space="preserve">, </w:t>
+      </w:r>
+      <w:proofErr w:type="spellStart"/>
+      <w:r>
+        <w:rPr>
+          <w:rStyle w:val="afd"/>
+        </w:rPr>
+        <w:t>GitLab</w:t>
+      </w:r>
+      <w:proofErr w:type="spellEnd"/>
+      <w:r>
+        <w:rPr>
+          <w:rStyle w:val="afd"/>
+        </w:rPr>
+        <w:t xml:space="preserve">, </w:t>
+      </w:r>
+      <w:proofErr w:type="spellStart"/>
+      <w:r>
+        <w:rPr>
+          <w:rStyle w:val="afd"/>
+        </w:rPr>
+        <w:t>Replit</w:t>
+      </w:r>
+      <w:proofErr w:type="spellEnd"/>
+      <w:r>
+        <w:rPr>
+          <w:rStyle w:val="afd"/>
+        </w:rPr>
+        <w:t xml:space="preserve"> и т.п.).</w:t>
       </w:r>
     </w:p>
     <w:p>
@@ -2538,7 +2550,7 @@
       <w:pPr>
         <w:pStyle w:val="2"/>
       </w:pPr>
-      <w:bookmarkStart w:id="7" w:name="_Toc225290492"/>
+      <w:bookmarkStart w:id="7" w:name="_Toc225591308"/>
       <w:r>
         <w:t>Анализ конкурентов</w:t>
       </w:r>
@@ -2572,11 +2584,131 @@
           <w:lang w:eastAsia="ru-RU"/>
         </w:rPr>
       </w:pPr>
-      <w:r>
-        <w:rPr>
-          <w:lang w:eastAsia="ru-RU"/>
-        </w:rPr>
-        <w:t>GitHub Codespaces – полноценная облачная среда на базе Visual Studio Code, запускается в браузере или десктопном клиенте; почти идентичный опыт с локальным VS Code, мгновенный доступ к репозиториям GitHub, преднастроенные dev-контейнеры, интеграция с Copilot, возможность делиться пространством. Сильные стороны: огромная экосистема расширений, отличная интеграция с git, высокая надёжность. Слабые стороны: сильная зависимость от GitHub, избыточность для простых совместных правок без сложного dev-окружения.</w:t>
+      <w:proofErr w:type="spellStart"/>
+      <w:r>
+        <w:rPr>
+          <w:lang w:eastAsia="ru-RU"/>
+        </w:rPr>
+        <w:t>GitHub</w:t>
+      </w:r>
+      <w:proofErr w:type="spellEnd"/>
+      <w:r>
+        <w:rPr>
+          <w:lang w:eastAsia="ru-RU"/>
+        </w:rPr>
+        <w:t xml:space="preserve"> </w:t>
+      </w:r>
+      <w:proofErr w:type="spellStart"/>
+      <w:r>
+        <w:rPr>
+          <w:lang w:eastAsia="ru-RU"/>
+        </w:rPr>
+        <w:t>Codespaces</w:t>
+      </w:r>
+      <w:proofErr w:type="spellEnd"/>
+      <w:r>
+        <w:rPr>
+          <w:lang w:eastAsia="ru-RU"/>
+        </w:rPr>
+        <w:t xml:space="preserve"> – полноценная облачная среда на базе Visual Studio Code, запускается в браузере или десктопном клиенте; почти идентичный опыт с локальным VS Code, мгновенный доступ к репозиториям </w:t>
+      </w:r>
+      <w:proofErr w:type="spellStart"/>
+      <w:r>
+        <w:rPr>
+          <w:lang w:eastAsia="ru-RU"/>
+        </w:rPr>
+        <w:t>GitHub</w:t>
+      </w:r>
+      <w:proofErr w:type="spellEnd"/>
+      <w:r>
+        <w:rPr>
+          <w:lang w:eastAsia="ru-RU"/>
+        </w:rPr>
+        <w:t xml:space="preserve">, </w:t>
+      </w:r>
+      <w:proofErr w:type="spellStart"/>
+      <w:r>
+        <w:rPr>
+          <w:lang w:eastAsia="ru-RU"/>
+        </w:rPr>
+        <w:t>преднастроенные</w:t>
+      </w:r>
+      <w:proofErr w:type="spellEnd"/>
+      <w:r>
+        <w:rPr>
+          <w:lang w:eastAsia="ru-RU"/>
+        </w:rPr>
+        <w:t xml:space="preserve"> </w:t>
+      </w:r>
+      <w:proofErr w:type="spellStart"/>
+      <w:r>
+        <w:rPr>
+          <w:lang w:eastAsia="ru-RU"/>
+        </w:rPr>
+        <w:t>dev</w:t>
+      </w:r>
+      <w:proofErr w:type="spellEnd"/>
+      <w:r>
+        <w:rPr>
+          <w:lang w:eastAsia="ru-RU"/>
+        </w:rPr>
+        <w:t xml:space="preserve">-контейнеры, интеграция с </w:t>
+      </w:r>
+      <w:proofErr w:type="spellStart"/>
+      <w:r>
+        <w:rPr>
+          <w:lang w:eastAsia="ru-RU"/>
+        </w:rPr>
+        <w:t>Copilot</w:t>
+      </w:r>
+      <w:proofErr w:type="spellEnd"/>
+      <w:r>
+        <w:rPr>
+          <w:lang w:eastAsia="ru-RU"/>
+        </w:rPr>
+        <w:t xml:space="preserve">, возможность делиться пространством. Сильные стороны: огромная экосистема расширений, отличная интеграция с </w:t>
+      </w:r>
+      <w:proofErr w:type="spellStart"/>
+      <w:r>
+        <w:rPr>
+          <w:lang w:eastAsia="ru-RU"/>
+        </w:rPr>
+        <w:t>git</w:t>
+      </w:r>
+      <w:proofErr w:type="spellEnd"/>
+      <w:r>
+        <w:rPr>
+          <w:lang w:eastAsia="ru-RU"/>
+        </w:rPr>
+        <w:t xml:space="preserve">, высокая надёжность. Слабые стороны: сильная зависимость от </w:t>
+      </w:r>
+      <w:proofErr w:type="spellStart"/>
+      <w:r>
+        <w:rPr>
+          <w:lang w:eastAsia="ru-RU"/>
+        </w:rPr>
+        <w:t>GitHub</w:t>
+      </w:r>
+      <w:proofErr w:type="spellEnd"/>
+      <w:r>
+        <w:rPr>
+          <w:lang w:eastAsia="ru-RU"/>
+        </w:rPr>
+        <w:t xml:space="preserve">, избыточность для простых совместных правок без сложного </w:t>
+      </w:r>
+      <w:proofErr w:type="spellStart"/>
+      <w:r>
+        <w:rPr>
+          <w:lang w:eastAsia="ru-RU"/>
+        </w:rPr>
+        <w:t>dev</w:t>
+      </w:r>
+      <w:proofErr w:type="spellEnd"/>
+      <w:r>
+        <w:rPr>
+          <w:lang w:eastAsia="ru-RU"/>
+        </w:rPr>
+        <w:t>-окружения.</w:t>
       </w:r>
     </w:p>
     <w:p>
@@ -2586,36 +2718,72 @@
           <w:lang w:eastAsia="ru-RU"/>
         </w:rPr>
       </w:pPr>
+      <w:proofErr w:type="spellStart"/>
+      <w:r>
+        <w:rPr>
+          <w:lang w:eastAsia="ru-RU"/>
+        </w:rPr>
+        <w:t>Yandex</w:t>
+      </w:r>
+      <w:proofErr w:type="spellEnd"/>
+      <w:r>
+        <w:rPr>
+          <w:lang w:eastAsia="ru-RU"/>
+        </w:rPr>
+        <w:t xml:space="preserve"> </w:t>
+      </w:r>
+      <w:proofErr w:type="spellStart"/>
+      <w:r>
+        <w:rPr>
+          <w:lang w:eastAsia="ru-RU"/>
+        </w:rPr>
+        <w:t>Interview</w:t>
+      </w:r>
+      <w:proofErr w:type="spellEnd"/>
+      <w:r>
+        <w:rPr>
+          <w:lang w:eastAsia="ru-RU"/>
+        </w:rPr>
+        <w:t xml:space="preserve"> </w:t>
+      </w:r>
+      <w:r>
+        <w:rPr>
+          <w:lang w:eastAsia="ru-RU"/>
+        </w:rPr>
+        <w:t>–</w:t>
+      </w:r>
+      <w:r>
+        <w:rPr>
+          <w:lang w:eastAsia="ru-RU"/>
+        </w:rPr>
+        <w:t xml:space="preserve"> </w:t>
+      </w:r>
+      <w:r>
+        <w:rPr>
+          <w:lang w:eastAsia="ru-RU"/>
+        </w:rPr>
+        <w:t xml:space="preserve">специализированный сервис для технических собеседований и </w:t>
+      </w:r>
+      <w:proofErr w:type="spellStart"/>
+      <w:r>
+        <w:rPr>
+          <w:lang w:eastAsia="ru-RU"/>
+        </w:rPr>
+        <w:t>лайв-кодинга</w:t>
+      </w:r>
+      <w:proofErr w:type="spellEnd"/>
+      <w:r>
+        <w:rPr>
+          <w:lang w:eastAsia="ru-RU"/>
+        </w:rPr>
+        <w:t xml:space="preserve">, ориентирован на быструю проверку </w:t>
+      </w:r>
       <w:r>
         <w:rPr>
           <w:lang w:eastAsia="ru-RU"/>
         </w:rPr>
         <w:lastRenderedPageBreak/>
-        <w:t>Yandex Interview</w:t>
-      </w:r>
-      <w:r>
-        <w:rPr>
-          <w:lang w:eastAsia="ru-RU"/>
-        </w:rPr>
-        <w:t xml:space="preserve"> </w:t>
-      </w:r>
-      <w:r>
-        <w:rPr>
-          <w:lang w:eastAsia="ru-RU"/>
-        </w:rPr>
-        <w:t>–</w:t>
-      </w:r>
-      <w:r>
-        <w:rPr>
-          <w:lang w:eastAsia="ru-RU"/>
-        </w:rPr>
-        <w:t xml:space="preserve"> </w:t>
-      </w:r>
-      <w:r>
-        <w:rPr>
-          <w:lang w:eastAsia="ru-RU"/>
-        </w:rPr>
-        <w:t>специализированный сервис для технических собеседований и лайв-кодинга, ориентирован на быструю проверку навыков без регистрации кандидата и со встроенной видеосвязью. Минусы: работа только с одиночными файлами или короткими фрагментами кода, полностью отсутствует файловая структура проекта. Разрабатываемый продукт в отличие от этого сервиса поддерживает полноценную иерархию папок и файлов.</w:t>
+        <w:t>навыков без регистрации кандидата и со встроенной видеосвязью. Минусы: работа только с одиночными файлами или короткими фрагментами кода, полностью отсутствует файловая структура проекта. Разрабатываемый продукт в отличие от этого сервиса поддерживает полноценную иерархию папок и файлов.</w:t>
       </w:r>
     </w:p>
     <w:p>
@@ -2625,11 +2793,47 @@
           <w:lang w:eastAsia="ru-RU"/>
         </w:rPr>
       </w:pPr>
-      <w:r>
-        <w:rPr>
-          <w:lang w:eastAsia="ru-RU"/>
-        </w:rPr>
-        <w:t>StackBlitz и CodeSandbox – похожие браузерные редакторы, ориентированы в первую очередь на фронтенд-разработку мгновенный запуск, живо</w:t>
+      <w:proofErr w:type="spellStart"/>
+      <w:r>
+        <w:rPr>
+          <w:lang w:eastAsia="ru-RU"/>
+        </w:rPr>
+        <w:t>StackBlitz</w:t>
+      </w:r>
+      <w:proofErr w:type="spellEnd"/>
+      <w:r>
+        <w:rPr>
+          <w:lang w:eastAsia="ru-RU"/>
+        </w:rPr>
+        <w:t xml:space="preserve"> и </w:t>
+      </w:r>
+      <w:proofErr w:type="spellStart"/>
+      <w:r>
+        <w:rPr>
+          <w:lang w:eastAsia="ru-RU"/>
+        </w:rPr>
+        <w:t>CodeSandbox</w:t>
+      </w:r>
+      <w:proofErr w:type="spellEnd"/>
+      <w:r>
+        <w:rPr>
+          <w:lang w:eastAsia="ru-RU"/>
+        </w:rPr>
+        <w:t xml:space="preserve"> – похожие браузерные редакторы, ориентированы в первую очередь на </w:t>
+      </w:r>
+      <w:proofErr w:type="spellStart"/>
+      <w:r>
+        <w:rPr>
+          <w:lang w:eastAsia="ru-RU"/>
+        </w:rPr>
+        <w:t>фронтенд</w:t>
+      </w:r>
+      <w:proofErr w:type="spellEnd"/>
+      <w:r>
+        <w:rPr>
+          <w:lang w:eastAsia="ru-RU"/>
+        </w:rPr>
+        <w:t>-разработку мгновенный запуск, живо</w:t>
       </w:r>
       <w:r>
         <w:rPr>
@@ -2641,7 +2845,35 @@
         <w:rPr>
           <w:lang w:eastAsia="ru-RU"/>
         </w:rPr>
-        <w:t xml:space="preserve"> превью. Совместное редактирование работает хорошо. Минусы: почти исключительно веб-фронтенд – поддержка бэкенда, баз данных или сложных языков (Go, Rust) либо отсутствует, либо очень ограничена.</w:t>
+        <w:t xml:space="preserve"> превью. Совместное редактирование работает хорошо. Минусы: почти исключительно веб-</w:t>
+      </w:r>
+      <w:proofErr w:type="spellStart"/>
+      <w:r>
+        <w:rPr>
+          <w:lang w:eastAsia="ru-RU"/>
+        </w:rPr>
+        <w:t>фронтенд</w:t>
+      </w:r>
+      <w:proofErr w:type="spellEnd"/>
+      <w:r>
+        <w:rPr>
+          <w:lang w:eastAsia="ru-RU"/>
+        </w:rPr>
+        <w:t xml:space="preserve"> – поддержка бэкенда, баз данных или сложных языков (Go, </w:t>
+      </w:r>
+      <w:proofErr w:type="spellStart"/>
+      <w:r>
+        <w:rPr>
+          <w:lang w:eastAsia="ru-RU"/>
+        </w:rPr>
+        <w:t>Rust</w:t>
+      </w:r>
+      <w:proofErr w:type="spellEnd"/>
+      <w:r>
+        <w:rPr>
+          <w:lang w:eastAsia="ru-RU"/>
+        </w:rPr>
+        <w:t>) либо отсутствует, либо очень ограничена.</w:t>
       </w:r>
     </w:p>
     <w:p>
@@ -2667,7 +2899,7 @@
       <w:pPr>
         <w:pStyle w:val="2"/>
       </w:pPr>
-      <w:bookmarkStart w:id="8" w:name="_Toc225290493"/>
+      <w:bookmarkStart w:id="8" w:name="_Toc225591309"/>
       <w:r>
         <w:lastRenderedPageBreak/>
         <w:t>Языки программирования, технологии</w:t>
@@ -2690,7 +2922,77 @@
         <w:rPr>
           <w:rStyle w:val="a5"/>
         </w:rPr>
-        <w:t>Для реализации проекта выбраны языки Kotlin и Python, а также технологии Kotlin Multiplatform для фронтенда и Flask для бэкенда</w:t>
+        <w:t xml:space="preserve">Для реализации проекта выбраны языки </w:t>
+      </w:r>
+      <w:proofErr w:type="spellStart"/>
+      <w:r>
+        <w:rPr>
+          <w:rStyle w:val="a5"/>
+        </w:rPr>
+        <w:t>Kotlin</w:t>
+      </w:r>
+      <w:proofErr w:type="spellEnd"/>
+      <w:r>
+        <w:rPr>
+          <w:rStyle w:val="a5"/>
+        </w:rPr>
+        <w:t xml:space="preserve"> и Python, а также технологии </w:t>
+      </w:r>
+      <w:proofErr w:type="spellStart"/>
+      <w:r>
+        <w:rPr>
+          <w:rStyle w:val="a5"/>
+        </w:rPr>
+        <w:t>Kotlin</w:t>
+      </w:r>
+      <w:proofErr w:type="spellEnd"/>
+      <w:r>
+        <w:rPr>
+          <w:rStyle w:val="a5"/>
+        </w:rPr>
+        <w:t xml:space="preserve"> </w:t>
+      </w:r>
+      <w:proofErr w:type="spellStart"/>
+      <w:r>
+        <w:rPr>
+          <w:rStyle w:val="a5"/>
+        </w:rPr>
+        <w:t>Multiplatform</w:t>
+      </w:r>
+      <w:proofErr w:type="spellEnd"/>
+      <w:r>
+        <w:rPr>
+          <w:rStyle w:val="a5"/>
+        </w:rPr>
+        <w:t xml:space="preserve"> для </w:t>
+      </w:r>
+      <w:proofErr w:type="spellStart"/>
+      <w:r>
+        <w:rPr>
+          <w:rStyle w:val="a5"/>
+        </w:rPr>
+        <w:t>фронтенда</w:t>
+      </w:r>
+      <w:proofErr w:type="spellEnd"/>
+      <w:r>
+        <w:rPr>
+          <w:rStyle w:val="a5"/>
+        </w:rPr>
+        <w:t xml:space="preserve"> и </w:t>
+      </w:r>
+      <w:proofErr w:type="spellStart"/>
+      <w:r>
+        <w:rPr>
+          <w:rStyle w:val="a5"/>
+        </w:rPr>
+        <w:t>Flask</w:t>
+      </w:r>
+      <w:proofErr w:type="spellEnd"/>
+      <w:r>
+        <w:rPr>
+          <w:rStyle w:val="a5"/>
+        </w:rPr>
+        <w:t xml:space="preserve"> для бэкенда</w:t>
       </w:r>
       <w:r>
         <w:t>.</w:t>
@@ -2773,6 +3075,7 @@
         <w:rPr>
           <w:rFonts w:ascii="Times New Roman" w:hAnsi="Times New Roman" w:cs="Times New Roman"/>
           <w:i w:val="0"/>
+          <w:color w:val="000000" w:themeColor="text1"/>
           <w:sz w:val="28"/>
           <w:szCs w:val="28"/>
           <w:lang w:val="en-US"/>
@@ -2782,6 +3085,7 @@
         <w:rPr>
           <w:rFonts w:ascii="Times New Roman" w:hAnsi="Times New Roman" w:cs="Times New Roman"/>
           <w:i w:val="0"/>
+          <w:color w:val="000000" w:themeColor="text1"/>
           <w:sz w:val="28"/>
           <w:szCs w:val="28"/>
         </w:rPr>
@@ -2791,6 +3095,7 @@
         <w:rPr>
           <w:rFonts w:ascii="Times New Roman" w:hAnsi="Times New Roman" w:cs="Times New Roman"/>
           <w:i w:val="0"/>
+          <w:color w:val="000000" w:themeColor="text1"/>
           <w:sz w:val="28"/>
           <w:szCs w:val="28"/>
         </w:rPr>
@@ -2800,6 +3105,7 @@
         <w:rPr>
           <w:rFonts w:ascii="Times New Roman" w:hAnsi="Times New Roman" w:cs="Times New Roman"/>
           <w:i w:val="0"/>
+          <w:color w:val="000000" w:themeColor="text1"/>
           <w:sz w:val="28"/>
           <w:szCs w:val="28"/>
         </w:rPr>
@@ -2809,6 +3115,7 @@
         <w:rPr>
           <w:rFonts w:ascii="Times New Roman" w:hAnsi="Times New Roman" w:cs="Times New Roman"/>
           <w:i w:val="0"/>
+          <w:color w:val="000000" w:themeColor="text1"/>
           <w:sz w:val="28"/>
           <w:szCs w:val="28"/>
         </w:rPr>
@@ -2819,6 +3126,7 @@
           <w:rFonts w:ascii="Times New Roman" w:hAnsi="Times New Roman" w:cs="Times New Roman"/>
           <w:i w:val="0"/>
           <w:noProof/>
+          <w:color w:val="000000" w:themeColor="text1"/>
           <w:sz w:val="28"/>
           <w:szCs w:val="28"/>
         </w:rPr>
@@ -2828,6 +3136,7 @@
         <w:rPr>
           <w:rFonts w:ascii="Times New Roman" w:hAnsi="Times New Roman" w:cs="Times New Roman"/>
           <w:i w:val="0"/>
+          <w:color w:val="000000" w:themeColor="text1"/>
           <w:sz w:val="28"/>
           <w:szCs w:val="28"/>
         </w:rPr>
@@ -2837,6 +3146,7 @@
         <w:rPr>
           <w:rFonts w:ascii="Times New Roman" w:hAnsi="Times New Roman" w:cs="Times New Roman"/>
           <w:i w:val="0"/>
+          <w:color w:val="000000" w:themeColor="text1"/>
           <w:sz w:val="28"/>
           <w:szCs w:val="28"/>
         </w:rPr>
@@ -2922,6 +3232,7 @@
         <w:rPr>
           <w:rFonts w:ascii="Times New Roman" w:hAnsi="Times New Roman" w:cs="Times New Roman"/>
           <w:i w:val="0"/>
+          <w:color w:val="000000" w:themeColor="text1"/>
           <w:sz w:val="28"/>
           <w:szCs w:val="28"/>
         </w:rPr>
@@ -2931,6 +3242,7 @@
         <w:rPr>
           <w:rFonts w:ascii="Times New Roman" w:hAnsi="Times New Roman" w:cs="Times New Roman"/>
           <w:i w:val="0"/>
+          <w:color w:val="000000" w:themeColor="text1"/>
           <w:sz w:val="28"/>
           <w:szCs w:val="28"/>
         </w:rPr>
@@ -2940,6 +3252,7 @@
         <w:rPr>
           <w:rFonts w:ascii="Times New Roman" w:hAnsi="Times New Roman" w:cs="Times New Roman"/>
           <w:i w:val="0"/>
+          <w:color w:val="000000" w:themeColor="text1"/>
           <w:sz w:val="28"/>
           <w:szCs w:val="28"/>
         </w:rPr>
@@ -2949,6 +3262,7 @@
         <w:rPr>
           <w:rFonts w:ascii="Times New Roman" w:hAnsi="Times New Roman" w:cs="Times New Roman"/>
           <w:i w:val="0"/>
+          <w:color w:val="000000" w:themeColor="text1"/>
           <w:sz w:val="28"/>
           <w:szCs w:val="28"/>
         </w:rPr>
@@ -2959,6 +3273,7 @@
           <w:rFonts w:ascii="Times New Roman" w:hAnsi="Times New Roman" w:cs="Times New Roman"/>
           <w:i w:val="0"/>
           <w:noProof/>
+          <w:color w:val="000000" w:themeColor="text1"/>
           <w:sz w:val="28"/>
           <w:szCs w:val="28"/>
         </w:rPr>
@@ -2968,6 +3283,7 @@
         <w:rPr>
           <w:rFonts w:ascii="Times New Roman" w:hAnsi="Times New Roman" w:cs="Times New Roman"/>
           <w:i w:val="0"/>
+          <w:color w:val="000000" w:themeColor="text1"/>
           <w:sz w:val="28"/>
           <w:szCs w:val="28"/>
         </w:rPr>
@@ -2977,28 +3293,11 @@
         <w:rPr>
           <w:rFonts w:ascii="Times New Roman" w:hAnsi="Times New Roman" w:cs="Times New Roman"/>
           <w:i w:val="0"/>
+          <w:color w:val="000000" w:themeColor="text1"/>
           <w:sz w:val="28"/>
           <w:szCs w:val="28"/>
         </w:rPr>
-        <w:t xml:space="preserve"> - Диаграмм</w:t>
-      </w:r>
-      <w:r>
-        <w:rPr>
-          <w:rFonts w:ascii="Times New Roman" w:hAnsi="Times New Roman" w:cs="Times New Roman"/>
-          <w:i w:val="0"/>
-          <w:sz w:val="28"/>
-          <w:szCs w:val="28"/>
-        </w:rPr>
-        <w:t>а</w:t>
-      </w:r>
-      <w:r>
-        <w:rPr>
-          <w:rFonts w:ascii="Times New Roman" w:hAnsi="Times New Roman" w:cs="Times New Roman"/>
-          <w:i w:val="0"/>
-          <w:sz w:val="28"/>
-          <w:szCs w:val="28"/>
-        </w:rPr>
-        <w:t xml:space="preserve"> компонентов</w:t>
+        <w:t xml:space="preserve"> - Диаграмма компонентов</w:t>
       </w:r>
       <w:r>
         <w:rPr>
@@ -3011,7 +3310,7 @@
       <w:pPr>
         <w:pStyle w:val="3"/>
       </w:pPr>
-      <w:bookmarkStart w:id="9" w:name="_Toc225290494"/>
+      <w:bookmarkStart w:id="9" w:name="_Toc225591310"/>
       <w:r>
         <w:t>Backend</w:t>
       </w:r>
@@ -3027,7 +3326,15 @@
         <w:pStyle w:val="a4"/>
       </w:pPr>
       <w:r>
-        <w:t>Для бекенда были использованы следующие технологии:</w:t>
+        <w:t xml:space="preserve">Для </w:t>
+      </w:r>
+      <w:proofErr w:type="spellStart"/>
+      <w:r>
+        <w:t>бекенда</w:t>
+      </w:r>
+      <w:proofErr w:type="spellEnd"/>
+      <w:r>
+        <w:t xml:space="preserve"> были использованы следующие технологии:</w:t>
       </w:r>
     </w:p>
     <w:p>
@@ -3058,13 +3365,87 @@
         <w:t>API</w:t>
       </w:r>
       <w:r>
-        <w:t xml:space="preserve"> – этот подход позволяет разделить фронтенд и бекенд. Это дает возможность переиспользовать сервер для разных клиентов. </w:t>
-      </w:r>
+        <w:t xml:space="preserve"> – этот подход позволяет разделить </w:t>
+      </w:r>
+      <w:proofErr w:type="spellStart"/>
+      <w:r>
+        <w:t>фронтенд</w:t>
+      </w:r>
+      <w:proofErr w:type="spellEnd"/>
+      <w:r>
+        <w:t xml:space="preserve"> и </w:t>
+      </w:r>
+      <w:proofErr w:type="spellStart"/>
+      <w:r>
+        <w:t>бекенд</w:t>
+      </w:r>
+      <w:proofErr w:type="spellEnd"/>
+      <w:r>
+        <w:t xml:space="preserve">. Это дает возможность </w:t>
+      </w:r>
+      <w:proofErr w:type="spellStart"/>
+      <w:r>
+        <w:t>переиспользовать</w:t>
+      </w:r>
+      <w:proofErr w:type="spellEnd"/>
+      <w:r>
+        <w:t xml:space="preserve"> сервер для разных клиентов. </w:t>
+      </w:r>
+      <w:proofErr w:type="spellStart"/>
       <w:r>
         <w:rPr>
           <w:lang w:val="en-US"/>
         </w:rPr>
-        <w:t xml:space="preserve">Такой сервер удобно тестировать. </w:t>
+        <w:t>Такой</w:t>
+      </w:r>
+      <w:proofErr w:type="spellEnd"/>
+      <w:r>
+        <w:rPr>
+          <w:lang w:val="en-US"/>
+        </w:rPr>
+        <w:t xml:space="preserve"> </w:t>
+      </w:r>
+      <w:proofErr w:type="spellStart"/>
+      <w:r>
+        <w:rPr>
+          <w:lang w:val="en-US"/>
+        </w:rPr>
+        <w:t>сервер</w:t>
+      </w:r>
+      <w:proofErr w:type="spellEnd"/>
+      <w:r>
+        <w:rPr>
+          <w:lang w:val="en-US"/>
+        </w:rPr>
+        <w:t xml:space="preserve"> </w:t>
+      </w:r>
+      <w:proofErr w:type="spellStart"/>
+      <w:r>
+        <w:rPr>
+          <w:lang w:val="en-US"/>
+        </w:rPr>
+        <w:t>удобно</w:t>
+      </w:r>
+      <w:proofErr w:type="spellEnd"/>
+      <w:r>
+        <w:rPr>
+          <w:lang w:val="en-US"/>
+        </w:rPr>
+        <w:t xml:space="preserve"> </w:t>
+      </w:r>
+      <w:proofErr w:type="spellStart"/>
+      <w:r>
+        <w:rPr>
+          <w:lang w:val="en-US"/>
+        </w:rPr>
+        <w:t>тестировать</w:t>
+      </w:r>
+      <w:proofErr w:type="spellEnd"/>
+      <w:r>
+        <w:rPr>
+          <w:lang w:val="en-US"/>
+        </w:rPr>
+        <w:t xml:space="preserve">. </w:t>
       </w:r>
     </w:p>
     <w:p>
@@ -3128,23 +3509,103 @@
       <w:r>
         <w:t xml:space="preserve">-запросами, что упрощает процесс разработки. </w:t>
       </w:r>
+      <w:proofErr w:type="spellStart"/>
       <w:r>
         <w:rPr>
           <w:lang w:val="en-US"/>
         </w:rPr>
-        <w:t>Этот подход автоматически защитит от SQL-инъекций.</w:t>
+        <w:t>Этот</w:t>
+      </w:r>
+      <w:proofErr w:type="spellEnd"/>
+      <w:r>
+        <w:rPr>
+          <w:lang w:val="en-US"/>
+        </w:rPr>
+        <w:t xml:space="preserve"> </w:t>
+      </w:r>
+      <w:proofErr w:type="spellStart"/>
+      <w:r>
+        <w:rPr>
+          <w:lang w:val="en-US"/>
+        </w:rPr>
+        <w:t>подход</w:t>
+      </w:r>
+      <w:proofErr w:type="spellEnd"/>
+      <w:r>
+        <w:rPr>
+          <w:lang w:val="en-US"/>
+        </w:rPr>
+        <w:t xml:space="preserve"> </w:t>
+      </w:r>
+      <w:proofErr w:type="spellStart"/>
+      <w:r>
+        <w:rPr>
+          <w:lang w:val="en-US"/>
+        </w:rPr>
+        <w:t>автоматически</w:t>
+      </w:r>
+      <w:proofErr w:type="spellEnd"/>
+      <w:r>
+        <w:rPr>
+          <w:lang w:val="en-US"/>
+        </w:rPr>
+        <w:t xml:space="preserve"> </w:t>
+      </w:r>
+      <w:proofErr w:type="spellStart"/>
+      <w:r>
+        <w:rPr>
+          <w:lang w:val="en-US"/>
+        </w:rPr>
+        <w:t>защитит</w:t>
+      </w:r>
+      <w:proofErr w:type="spellEnd"/>
+      <w:r>
+        <w:rPr>
+          <w:lang w:val="en-US"/>
+        </w:rPr>
+        <w:t xml:space="preserve"> </w:t>
+      </w:r>
+      <w:proofErr w:type="spellStart"/>
+      <w:r>
+        <w:rPr>
+          <w:lang w:val="en-US"/>
+        </w:rPr>
+        <w:t>от</w:t>
+      </w:r>
+      <w:proofErr w:type="spellEnd"/>
+      <w:r>
+        <w:rPr>
+          <w:lang w:val="en-US"/>
+        </w:rPr>
+        <w:t xml:space="preserve"> SQL-</w:t>
+      </w:r>
+      <w:proofErr w:type="spellStart"/>
+      <w:r>
+        <w:rPr>
+          <w:lang w:val="en-US"/>
+        </w:rPr>
+        <w:t>инъекций</w:t>
+      </w:r>
+      <w:proofErr w:type="spellEnd"/>
+      <w:r>
+        <w:rPr>
+          <w:lang w:val="en-US"/>
+        </w:rPr>
+        <w:t>.</w:t>
       </w:r>
     </w:p>
     <w:p>
       <w:pPr>
         <w:pStyle w:val="15"/>
       </w:pPr>
+      <w:proofErr w:type="spellStart"/>
       <w:r>
         <w:rPr>
           <w:lang w:val="en-US"/>
         </w:rPr>
         <w:t>SQLAlchemy</w:t>
       </w:r>
+      <w:proofErr w:type="spellEnd"/>
       <w:r>
         <w:t xml:space="preserve"> – уже интегрировано во </w:t>
       </w:r>
@@ -3203,12 +3664,14 @@
       <w:r>
         <w:t>-</w:t>
       </w:r>
+      <w:proofErr w:type="spellStart"/>
       <w:r>
         <w:rPr>
           <w:lang w:val="en-US"/>
         </w:rPr>
         <w:t>dotenv</w:t>
       </w:r>
+      <w:proofErr w:type="spellEnd"/>
       <w:r>
         <w:t xml:space="preserve"> – предназначен для защиты конфиденциальных данных.</w:t>
       </w:r>
@@ -3262,7 +3725,7 @@
       <w:pPr>
         <w:pStyle w:val="3"/>
       </w:pPr>
-      <w:bookmarkStart w:id="10" w:name="_Toc225290495"/>
+      <w:bookmarkStart w:id="10" w:name="_Toc225591311"/>
       <w:r>
         <w:t>Frontend</w:t>
       </w:r>
@@ -3278,15 +3741,36 @@
         <w:pStyle w:val="a4"/>
       </w:pPr>
       <w:r>
-        <w:t>Для фронтенда были использованы следующие технологии:</w:t>
+        <w:t xml:space="preserve">Для </w:t>
+      </w:r>
+      <w:proofErr w:type="spellStart"/>
+      <w:r>
+        <w:t>фронтенда</w:t>
+      </w:r>
+      <w:proofErr w:type="spellEnd"/>
+      <w:r>
+        <w:t xml:space="preserve"> были использованы следующие технологии:</w:t>
       </w:r>
     </w:p>
     <w:p>
       <w:pPr>
         <w:pStyle w:val="15"/>
       </w:pPr>
-      <w:r>
-        <w:t xml:space="preserve">Kotlin – современный, статически типизированый язык программирования, являющийся стандартом для </w:t>
+      <w:proofErr w:type="spellStart"/>
+      <w:r>
+        <w:t>Kotlin</w:t>
+      </w:r>
+      <w:proofErr w:type="spellEnd"/>
+      <w:r>
+        <w:t xml:space="preserve"> – современный, статически </w:t>
+      </w:r>
+      <w:proofErr w:type="spellStart"/>
+      <w:r>
+        <w:t>типизированый</w:t>
+      </w:r>
+      <w:proofErr w:type="spellEnd"/>
+      <w:r>
+        <w:t xml:space="preserve"> язык программирования, являющийся стандартом для </w:t>
       </w:r>
       <w:r>
         <w:rPr>
@@ -3295,7 +3779,15 @@
         <w:t>Android</w:t>
       </w:r>
       <w:r>
-        <w:t>, но используется и для мультиплатформы.</w:t>
+        <w:t xml:space="preserve">, но используется и для </w:t>
+      </w:r>
+      <w:proofErr w:type="spellStart"/>
+      <w:r>
+        <w:t>мультиплатформы</w:t>
+      </w:r>
+      <w:proofErr w:type="spellEnd"/>
+      <w:r>
+        <w:t>.</w:t>
       </w:r>
     </w:p>
     <w:p>
@@ -3348,12 +3840,14 @@
       <w:pPr>
         <w:pStyle w:val="15"/>
       </w:pPr>
+      <w:proofErr w:type="spellStart"/>
       <w:r>
         <w:rPr>
           <w:lang w:val="en-US"/>
         </w:rPr>
         <w:t>Ktor</w:t>
       </w:r>
+      <w:proofErr w:type="spellEnd"/>
       <w:r>
         <w:t>-</w:t>
       </w:r>
@@ -3364,7 +3858,15 @@
         <w:t>client</w:t>
       </w:r>
       <w:r>
-        <w:t xml:space="preserve"> – библиотека, основанная на корутинах, используется для работы с сетевыми запросами.</w:t>
+        <w:t xml:space="preserve"> – библиотека, основанная на </w:t>
+      </w:r>
+      <w:proofErr w:type="spellStart"/>
+      <w:r>
+        <w:t>корутинах</w:t>
+      </w:r>
+      <w:proofErr w:type="spellEnd"/>
+      <w:r>
+        <w:t>, используется для работы с сетевыми запросами.</w:t>
       </w:r>
     </w:p>
     <w:p>
@@ -3405,7 +3907,7 @@
       <w:pPr>
         <w:pStyle w:val="2"/>
       </w:pPr>
-      <w:bookmarkStart w:id="11" w:name="_Toc225290496"/>
+      <w:bookmarkStart w:id="11" w:name="_Toc225591312"/>
       <w:r>
         <w:lastRenderedPageBreak/>
         <w:t>Монетизация</w:t>
@@ -3425,7 +3927,7 @@
         <w:t>Модель монетизации основана на ограничении количества проектов, которые может создать один пользователь</w:t>
       </w:r>
       <w:r>
-        <w:t>. Бесплатная версия позволяет сразу начинать работу: неограниченное время сессий, совместное редактирование в реальном времени, контекстные чаты по меткам в коде, возможность владельцу проекта приглашать участников. Ограничения вводятся постепенно.</w:t>
+        <w:t>. Бесплатная версия позволяет сразу начинать работу: неограниченное время сессий, совместное редактирование в реальном времени, контекстные чаты по меткам в коде, возможность владельцу проекта приглашать участников.</w:t>
       </w:r>
     </w:p>
     <w:p>
@@ -3469,82 +3971,10 @@
           <w:sz w:val="28"/>
         </w:rPr>
       </w:pPr>
-      <w:r>
-        <w:br w:type="page"/>
-      </w:r>
     </w:p>
     <w:p>
       <w:pPr>
         <w:pStyle w:val="2"/>
-      </w:pPr>
-      <w:bookmarkStart w:id="12" w:name="_Toc225290497"/>
-      <w:r>
-        <w:lastRenderedPageBreak/>
-        <w:t xml:space="preserve">Функциональные </w:t>
-      </w:r>
-      <w:r>
-        <w:t>и н</w:t>
-      </w:r>
-      <w:r>
-        <w:t>ефункциональные</w:t>
-      </w:r>
-      <w:r>
-        <w:t xml:space="preserve"> </w:t>
-      </w:r>
-      <w:r>
-        <w:t>требования</w:t>
-      </w:r>
-      <w:bookmarkEnd w:id="12"/>
-    </w:p>
-    <w:p>
-      <w:pPr>
-        <w:pStyle w:val="a4"/>
-      </w:pPr>
-    </w:p>
-    <w:p>
-      <w:pPr>
-        <w:pStyle w:val="a4"/>
-      </w:pPr>
-      <w:r>
-        <w:t>Функциональные требования</w:t>
-      </w:r>
-      <w:r>
-        <w:t xml:space="preserve">: </w:t>
-      </w:r>
-      <w:r>
-        <w:t>В системе реализована регистрация и аутентификация пользователей для разграничения доступа. Пользователь может управлять рабочим пространством, что включает создание и удаление проектов, а также просмотр списка доступных проектов. Ключевой функцией является синхронизация состояний в реальном времени. Для обсуждения предусмотрена коммуникация в контексте кода путем создания локальных чатов, привязанных к конкретным строкам. Создатель проекта имеет статус владельца и может приглашать других пользователей, которые становятся участниками и получают возможность редактировать файлы.</w:t>
-      </w:r>
-    </w:p>
-    <w:p>
-      <w:pPr>
-        <w:pStyle w:val="a4"/>
-        <w:rPr>
-          <w:b/>
-          <w:bCs/>
-        </w:rPr>
-      </w:pPr>
-      <w:r>
-        <w:t>Нефункциональные требования</w:t>
-      </w:r>
-      <w:r>
-        <w:t xml:space="preserve">: </w:t>
-      </w:r>
-      <w:r>
-        <w:t>Клиентская часть представляет собой приложение, разработанное с применением технологий Kotlin Multiplatform и Compose Multiplatform, обеспечива</w:t>
-      </w:r>
-      <w:r>
-        <w:t>ющее</w:t>
-      </w:r>
-      <w:r>
-        <w:t xml:space="preserve"> его работу на операционных системах Windows, macOS и Linux. Взаимодействие клиентского приложения с сервером осуществляется на базе архитектуры REST API с использованием формата данных JSON. Безопасность сессий и авторизация обеспечиваются применением JWT-токенов форматов access и refresh. </w:t>
-      </w:r>
-      <w:r>
-        <w:t>Для надежного хранения информации используется реляционная база данных PostgreSQL, а взаимодействие с ней на стороне сервера настроено через SQLAlchemy для предотвращения SQL-инъекций.</w:t>
-      </w:r>
-    </w:p>
-    <w:p>
-      <w:pPr>
-        <w:pStyle w:val="1"/>
         <w:numPr>
           <w:ilvl w:val="0"/>
           <w:numId w:val="0"/>
@@ -3555,11 +3985,156 @@
     <w:p>
       <w:pPr>
         <w:pStyle w:val="1"/>
-        <w:numPr>
-          <w:ilvl w:val="0"/>
-          <w:numId w:val="0"/>
-        </w:numPr>
-        <w:ind w:left="709"/>
+      </w:pPr>
+      <w:r>
+        <w:br w:type="page"/>
+      </w:r>
+      <w:bookmarkStart w:id="12" w:name="_Toc225591313"/>
+      <w:r>
+        <w:lastRenderedPageBreak/>
+        <w:t>Реализация</w:t>
+      </w:r>
+      <w:bookmarkEnd w:id="12"/>
+    </w:p>
+    <w:p>
+      <w:pPr>
+        <w:pStyle w:val="a4"/>
+        <w:rPr>
+          <w:lang w:val="en-US"/>
+        </w:rPr>
+      </w:pPr>
+    </w:p>
+    <w:p>
+      <w:pPr>
+        <w:pStyle w:val="2"/>
+      </w:pPr>
+      <w:bookmarkStart w:id="13" w:name="_Toc225591314"/>
+      <w:r>
+        <w:t>Функциональные и нефункциональные требования</w:t>
+      </w:r>
+      <w:bookmarkEnd w:id="13"/>
+    </w:p>
+    <w:p>
+      <w:pPr>
+        <w:pStyle w:val="a4"/>
+      </w:pPr>
+    </w:p>
+    <w:p>
+      <w:pPr>
+        <w:pStyle w:val="a4"/>
+      </w:pPr>
+      <w:r>
+        <w:t>Функциональные требования</w:t>
+      </w:r>
+      <w:r>
+        <w:t xml:space="preserve">: </w:t>
+      </w:r>
+      <w:r>
+        <w:t>В системе реализована регистрация и аутентификация пользователей для разграничения доступа. Пользователь может управлять рабочим пространством, что включает создание и удаление проектов, а также просмотр списка доступных проектов. Ключевой функцией является синхронизация состояний в реальном времени. Для обсуждения предусмотрена коммуникация в контексте кода путем создания локальных чатов, привязанных к конкретным строкам. Создатель проекта имеет статус владельца и может приглашать других пользователей, которые становятся участниками и получают возможность редактировать файлы.</w:t>
+      </w:r>
+    </w:p>
+    <w:p>
+      <w:pPr>
+        <w:pStyle w:val="a4"/>
+        <w:rPr>
+          <w:b/>
+          <w:bCs/>
+        </w:rPr>
+      </w:pPr>
+      <w:r>
+        <w:t>Нефункциональные требования</w:t>
+      </w:r>
+      <w:r>
+        <w:t xml:space="preserve">: </w:t>
+      </w:r>
+      <w:r>
+        <w:t xml:space="preserve">Клиентская часть представляет собой приложение, разработанное с применением технологий </w:t>
+      </w:r>
+      <w:proofErr w:type="spellStart"/>
+      <w:r>
+        <w:t>Kotlin</w:t>
+      </w:r>
+      <w:proofErr w:type="spellEnd"/>
+      <w:r>
+        <w:t xml:space="preserve"> </w:t>
+      </w:r>
+      <w:proofErr w:type="spellStart"/>
+      <w:r>
+        <w:t>Multiplatform</w:t>
+      </w:r>
+      <w:proofErr w:type="spellEnd"/>
+      <w:r>
+        <w:t xml:space="preserve"> и </w:t>
+      </w:r>
+      <w:proofErr w:type="spellStart"/>
+      <w:r>
+        <w:t>Compose</w:t>
+      </w:r>
+      <w:proofErr w:type="spellEnd"/>
+      <w:r>
+        <w:t xml:space="preserve"> </w:t>
+      </w:r>
+      <w:proofErr w:type="spellStart"/>
+      <w:r>
+        <w:t>Multiplatform</w:t>
+      </w:r>
+      <w:proofErr w:type="spellEnd"/>
+      <w:r>
+        <w:t>, обеспечива</w:t>
+      </w:r>
+      <w:r>
+        <w:t>ющее</w:t>
+      </w:r>
+      <w:r>
+        <w:t xml:space="preserve"> его работу на операционных системах Windows, </w:t>
+      </w:r>
+      <w:proofErr w:type="spellStart"/>
+      <w:r>
+        <w:t>macOS</w:t>
+      </w:r>
+      <w:proofErr w:type="spellEnd"/>
+      <w:r>
+        <w:t xml:space="preserve"> и Linux. Взаимодействие клиентского приложения с сервером осуществляется на базе архитектуры REST API с использованием формата данных JSON. Безопасность сессий и авторизация обеспечиваются применением JWT-токенов форматов </w:t>
+      </w:r>
+      <w:proofErr w:type="spellStart"/>
+      <w:r>
+        <w:t>access</w:t>
+      </w:r>
+      <w:proofErr w:type="spellEnd"/>
+      <w:r>
+        <w:t xml:space="preserve"> и </w:t>
+      </w:r>
+      <w:proofErr w:type="spellStart"/>
+      <w:r>
+        <w:t>refresh</w:t>
+      </w:r>
+      <w:proofErr w:type="spellEnd"/>
+      <w:r>
+        <w:t xml:space="preserve">. </w:t>
+      </w:r>
+      <w:r>
+        <w:t xml:space="preserve">Для надежного хранения информации используется реляционная база данных </w:t>
+      </w:r>
+      <w:proofErr w:type="spellStart"/>
+      <w:r>
+        <w:t>PostgreSQL</w:t>
+      </w:r>
+      <w:proofErr w:type="spellEnd"/>
+      <w:r>
+        <w:t xml:space="preserve">, а взаимодействие с ней на стороне сервера настроено через </w:t>
+      </w:r>
+      <w:proofErr w:type="spellStart"/>
+      <w:r>
+        <w:t>SQLAlchemy</w:t>
+      </w:r>
+      <w:proofErr w:type="spellEnd"/>
+      <w:r>
+        <w:t xml:space="preserve"> для предотвращения SQL-инъекций.</w:t>
+      </w:r>
+    </w:p>
+    <w:p>
+      <w:pPr>
+        <w:pStyle w:val="a4"/>
         <w:jc w:val="center"/>
       </w:pPr>
       <w:r>
@@ -3568,10 +4143,10 @@
         </w:rPr>
         <w:lastRenderedPageBreak/>
         <w:drawing>
-          <wp:inline distT="0" distB="0" distL="0" distR="0" wp14:anchorId="7F2536F6" wp14:editId="2791D459">
+          <wp:inline distT="0" distB="0" distL="0" distR="0" wp14:anchorId="7415FFDB" wp14:editId="0B05731E">
             <wp:extent cx="5074308" cy="5734050"/>
             <wp:effectExtent l="0" t="0" r="0" b="0"/>
-            <wp:docPr id="1" name="Рисунок 1"/>
+            <wp:docPr id="6" name="Рисунок 6"/>
             <wp:cNvGraphicFramePr>
               <a:graphicFrameLocks xmlns:a="http://schemas.openxmlformats.org/drawingml/2006/main" noChangeAspect="1"/>
             </wp:cNvGraphicFramePr>
@@ -3624,6 +4199,7 @@
         <w:rPr>
           <w:rFonts w:ascii="Times New Roman" w:hAnsi="Times New Roman" w:cs="Times New Roman"/>
           <w:i w:val="0"/>
+          <w:color w:val="000000" w:themeColor="text1"/>
           <w:sz w:val="28"/>
           <w:szCs w:val="28"/>
         </w:rPr>
@@ -3632,704 +4208,878 @@
         <w:rPr>
           <w:rFonts w:ascii="Times New Roman" w:hAnsi="Times New Roman" w:cs="Times New Roman"/>
           <w:i w:val="0"/>
+          <w:color w:val="000000" w:themeColor="text1"/>
           <w:sz w:val="28"/>
           <w:szCs w:val="28"/>
         </w:rPr>
-        <w:t xml:space="preserve">Рисунок </w:t>
-      </w:r>
-      <w:r>
-        <w:rPr>
-          <w:rFonts w:ascii="Times New Roman" w:hAnsi="Times New Roman" w:cs="Times New Roman"/>
-          <w:i w:val="0"/>
-          <w:sz w:val="28"/>
-          <w:szCs w:val="28"/>
-        </w:rPr>
-        <w:t>3 - Диаграмма сценариев использования</w:t>
-      </w:r>
+        <w:t>Рисунок 3 - Диаграмма сценариев использования</w:t>
+      </w:r>
+    </w:p>
+    <w:p>
+      <w:pPr>
+        <w:pStyle w:val="a4"/>
+      </w:pPr>
     </w:p>
     <w:p>
       <w:pPr>
         <w:pStyle w:val="2"/>
-        <w:numPr>
-          <w:ilvl w:val="0"/>
-          <w:numId w:val="0"/>
-        </w:numPr>
-        <w:ind w:left="709"/>
-      </w:pPr>
-    </w:p>
-    <w:p>
-      <w:pPr>
-        <w:pStyle w:val="1"/>
-      </w:pPr>
-      <w:r>
-        <w:br w:type="page"/>
-      </w:r>
-      <w:bookmarkStart w:id="13" w:name="_Toc225290498"/>
+      </w:pPr>
+      <w:bookmarkStart w:id="14" w:name="_Toc225591315"/>
+      <w:r>
+        <w:t>Архитектура</w:t>
+      </w:r>
+      <w:bookmarkEnd w:id="14"/>
+    </w:p>
+    <w:p>
+      <w:pPr>
+        <w:pStyle w:val="3"/>
+      </w:pPr>
+      <w:bookmarkStart w:id="15" w:name="_Toc225591316"/>
+      <w:r>
+        <w:t>Backend</w:t>
+      </w:r>
+      <w:bookmarkEnd w:id="15"/>
+    </w:p>
+    <w:p>
+      <w:pPr>
+        <w:pStyle w:val="a4"/>
+      </w:pPr>
+    </w:p>
+    <w:p>
+      <w:pPr>
+        <w:pStyle w:val="a4"/>
+      </w:pPr>
+      <w:r>
+        <w:t xml:space="preserve">Серверная часть построена с использованием фреймворка </w:t>
+      </w:r>
+      <w:proofErr w:type="spellStart"/>
+      <w:r>
+        <w:t>Flask</w:t>
+      </w:r>
+      <w:proofErr w:type="spellEnd"/>
+      <w:r>
+        <w:t xml:space="preserve"> на языке Python. Приложение реализовано как API-сервер, для передачи данных используется формат JSON.</w:t>
+      </w:r>
+    </w:p>
+    <w:p>
+      <w:pPr>
+        <w:pStyle w:val="a4"/>
+      </w:pPr>
+      <w:r>
+        <w:t xml:space="preserve">Код организован по модульному принципу. В модуле </w:t>
+      </w:r>
+      <w:proofErr w:type="spellStart"/>
+      <w:r>
+        <w:t>app</w:t>
+      </w:r>
+      <w:proofErr w:type="spellEnd"/>
+      <w:r>
+        <w:t xml:space="preserve"> выделено два основных уровня: </w:t>
+      </w:r>
+      <w:proofErr w:type="spellStart"/>
+      <w:r>
+        <w:t>shared</w:t>
+      </w:r>
+      <w:proofErr w:type="spellEnd"/>
+      <w:r>
+        <w:t xml:space="preserve"> и </w:t>
+      </w:r>
+      <w:proofErr w:type="spellStart"/>
+      <w:r>
+        <w:t>features</w:t>
+      </w:r>
+      <w:proofErr w:type="spellEnd"/>
+      <w:r>
+        <w:t>.</w:t>
+      </w:r>
+    </w:p>
+    <w:p>
+      <w:pPr>
+        <w:pStyle w:val="a4"/>
+      </w:pPr>
       <w:r>
         <w:lastRenderedPageBreak/>
-        <w:t>Реализация</w:t>
-      </w:r>
-      <w:bookmarkEnd w:id="13"/>
-    </w:p>
-    <w:p>
-      <w:pPr>
-        <w:pStyle w:val="1"/>
-        <w:numPr>
-          <w:ilvl w:val="0"/>
-          <w:numId w:val="0"/>
-        </w:numPr>
+        <w:t xml:space="preserve">Уровень </w:t>
+      </w:r>
+      <w:proofErr w:type="spellStart"/>
+      <w:r>
+        <w:t>shared</w:t>
+      </w:r>
+      <w:proofErr w:type="spellEnd"/>
+      <w:r>
+        <w:t xml:space="preserve"> содержит компоненты, которые не относятся к какой-то конкретной функции, а могут использоваться в любом месте программы. В </w:t>
+      </w:r>
+      <w:proofErr w:type="spellStart"/>
+      <w:r>
+        <w:t>shared</w:t>
+      </w:r>
+      <w:proofErr w:type="spellEnd"/>
+      <w:r>
+        <w:t xml:space="preserve"> находятся модели для работы с базой данных, константы приложения, настройки расширений (</w:t>
+      </w:r>
+      <w:proofErr w:type="spellStart"/>
+      <w:r>
+        <w:t>SQLAlchemy</w:t>
+      </w:r>
+      <w:proofErr w:type="spellEnd"/>
+      <w:r>
+        <w:t xml:space="preserve"> и другие), а также вспомогательные утилиты.</w:t>
+      </w:r>
+    </w:p>
+    <w:p>
+      <w:pPr>
+        <w:pStyle w:val="a4"/>
+      </w:pPr>
+      <w:r>
+        <w:t xml:space="preserve">Уровень </w:t>
+      </w:r>
+      <w:proofErr w:type="spellStart"/>
+      <w:r>
+        <w:t>features</w:t>
+      </w:r>
+      <w:proofErr w:type="spellEnd"/>
+      <w:r>
+        <w:t xml:space="preserve"> содержит основную бизнес-логику приложения. Каждый функциональный модуль имеет одинаковую внутреннюю структуру и отвечает за свою часть функционала. Внутри каждого модуля применяются паттерны репозиторий и сервис, что соответствует принципам SOLID. Репозиторий работает напрямую с базой данных и выполняет запросы. Сервис содержит бизнес-логику, получает данные из репозитория и обрабатывает их. Маршрутизатор (</w:t>
+      </w:r>
+      <w:proofErr w:type="spellStart"/>
+      <w:r>
+        <w:t>routes</w:t>
+      </w:r>
+      <w:proofErr w:type="spellEnd"/>
+      <w:r>
+        <w:t xml:space="preserve">) определяет </w:t>
+      </w:r>
+      <w:proofErr w:type="spellStart"/>
+      <w:r>
+        <w:t>эндпоинты</w:t>
+      </w:r>
+      <w:proofErr w:type="spellEnd"/>
+      <w:r>
+        <w:t xml:space="preserve"> данного модуля и вызывает соответствующие методы сервисов.</w:t>
+      </w:r>
+    </w:p>
+    <w:p>
+      <w:pPr>
+        <w:pStyle w:val="a4"/>
+      </w:pPr>
+      <w:r>
+        <w:t xml:space="preserve">Для работы с базой данных используется ORM </w:t>
+      </w:r>
+      <w:proofErr w:type="spellStart"/>
+      <w:r>
+        <w:t>SQLAlchemy</w:t>
+      </w:r>
+      <w:proofErr w:type="spellEnd"/>
+      <w:r>
+        <w:t>. Это помогает защититься от SQL-инъекций, упрощает смену СУБД и позволяет работать с записями как с обычными Python-объектами.</w:t>
+      </w:r>
+    </w:p>
+    <w:p>
+      <w:pPr>
+        <w:pStyle w:val="a4"/>
+      </w:pPr>
+      <w:r>
+        <w:t xml:space="preserve">Структура базы данных может меняться в процессе разработки. Для контроля изменений используется </w:t>
+      </w:r>
+      <w:proofErr w:type="spellStart"/>
+      <w:r>
+        <w:t>Flask-Migrate</w:t>
+      </w:r>
+      <w:proofErr w:type="spellEnd"/>
+      <w:r>
+        <w:t>. Это помогает документировать смену версий базы данных, автоматизировать обновления и дает возможность откатить изменения при необходимости.</w:t>
+      </w:r>
+    </w:p>
+    <w:p>
+      <w:pPr>
+        <w:pStyle w:val="a4"/>
+      </w:pPr>
+      <w:r>
+        <w:t>В проекте реализовано модульное тестирование (</w:t>
+      </w:r>
+      <w:proofErr w:type="spellStart"/>
+      <w:r>
+        <w:t>unit</w:t>
+      </w:r>
+      <w:proofErr w:type="spellEnd"/>
+      <w:r>
+        <w:t xml:space="preserve">-тесты). Тесты помогают следить за тем, что при внесении изменений не была испорчена старая бизнес-логика. Тесты находятся в модуле </w:t>
+      </w:r>
+      <w:proofErr w:type="spellStart"/>
+      <w:r>
+        <w:t>tests</w:t>
+      </w:r>
+      <w:proofErr w:type="spellEnd"/>
+      <w:r>
+        <w:t xml:space="preserve">, где также применяется </w:t>
+      </w:r>
+      <w:proofErr w:type="spellStart"/>
+      <w:r>
+        <w:t>feature</w:t>
+      </w:r>
+      <w:proofErr w:type="spellEnd"/>
+      <w:r>
+        <w:t xml:space="preserve"> подход – структура тестов повторяет структуру самого приложения.</w:t>
+      </w:r>
+    </w:p>
+    <w:p>
+      <w:pPr>
+        <w:pStyle w:val="a4"/>
+      </w:pPr>
+      <w:r>
+        <w:t>Для хранения конфиденциальной информации используются переменные окружения в .</w:t>
+      </w:r>
+      <w:proofErr w:type="spellStart"/>
+      <w:r>
+        <w:t>env</w:t>
+      </w:r>
+      <w:proofErr w:type="spellEnd"/>
+      <w:r>
+        <w:t xml:space="preserve"> файлах. Данные хранятся в формате ключ-значение. Это позволяет не хранить ключи, пароли от базы данных и другую важную информацию в коде.</w:t>
+      </w:r>
+    </w:p>
+    <w:p>
+      <w:pPr>
+        <w:pStyle w:val="a4"/>
+      </w:pPr>
+      <w:r>
+        <w:t xml:space="preserve">Для командной работы и поддержки продукта в дальнейшем необходимо документировать код. Используется два способа документации. </w:t>
+      </w:r>
+      <w:r>
+        <w:lastRenderedPageBreak/>
+        <w:t xml:space="preserve">Во-первых, </w:t>
+      </w:r>
+      <w:proofErr w:type="spellStart"/>
+      <w:r>
+        <w:t>Flasgger</w:t>
+      </w:r>
+      <w:proofErr w:type="spellEnd"/>
+      <w:r>
+        <w:t xml:space="preserve"> для внешнего API – он автоматически генерирует документацию по </w:t>
+      </w:r>
+      <w:proofErr w:type="spellStart"/>
+      <w:r>
+        <w:t>эндпоинту</w:t>
+      </w:r>
+      <w:proofErr w:type="spellEnd"/>
+      <w:r>
+        <w:t xml:space="preserve"> на основе комментариев в коде. Во-вторых, </w:t>
+      </w:r>
+      <w:proofErr w:type="spellStart"/>
+      <w:r>
+        <w:t>Sphinx</w:t>
+      </w:r>
+      <w:proofErr w:type="spellEnd"/>
+      <w:r>
+        <w:t xml:space="preserve"> для внутренней бизнес-логики – он документирует функции, классы и методы.</w:t>
+      </w:r>
+    </w:p>
+    <w:p>
+      <w:pPr>
+        <w:pStyle w:val="a4"/>
+      </w:pPr>
+      <w:r>
+        <w:t xml:space="preserve">Для авторизации пользователей применяется система JWT-токенов. Используется два типа токенов: </w:t>
+      </w:r>
+      <w:proofErr w:type="spellStart"/>
+      <w:r>
+        <w:t>access</w:t>
+      </w:r>
+      <w:proofErr w:type="spellEnd"/>
+      <w:r>
+        <w:t xml:space="preserve">-токен (короткоживущий, передается в каждом запросе для доступа к защищенным ресурсам) и </w:t>
+      </w:r>
+      <w:proofErr w:type="spellStart"/>
+      <w:r>
+        <w:t>refresh</w:t>
+      </w:r>
+      <w:proofErr w:type="spellEnd"/>
+      <w:r>
+        <w:t xml:space="preserve">-токен (долгоживущий, используется только для получения нового </w:t>
+      </w:r>
+      <w:proofErr w:type="spellStart"/>
+      <w:r>
+        <w:t>access</w:t>
+      </w:r>
+      <w:proofErr w:type="spellEnd"/>
+      <w:r>
+        <w:t>-токена без повторного ввода пароля).</w:t>
+      </w:r>
+    </w:p>
+    <w:p>
+      <w:pPr>
+        <w:pStyle w:val="a4"/>
+      </w:pPr>
+    </w:p>
+    <w:p>
+      <w:pPr>
+        <w:pStyle w:val="3"/>
+      </w:pPr>
+      <w:bookmarkStart w:id="16" w:name="_Toc225591317"/>
+      <w:r>
+        <w:t>Frontend</w:t>
+      </w:r>
+      <w:bookmarkEnd w:id="16"/>
+    </w:p>
+    <w:p>
+      <w:pPr>
+        <w:pStyle w:val="a4"/>
+      </w:pPr>
+    </w:p>
+    <w:p>
+      <w:pPr>
+        <w:pStyle w:val="a4"/>
+      </w:pPr>
+      <w:r>
+        <w:t xml:space="preserve">Клиентская часть реализована на языке программирования </w:t>
+      </w:r>
+      <w:proofErr w:type="spellStart"/>
+      <w:r>
+        <w:t>Kotlin</w:t>
+      </w:r>
+      <w:proofErr w:type="spellEnd"/>
+      <w:r>
+        <w:t xml:space="preserve"> с использованием технологии </w:t>
+      </w:r>
+      <w:proofErr w:type="spellStart"/>
+      <w:r>
+        <w:t>Kotlin</w:t>
+      </w:r>
+      <w:proofErr w:type="spellEnd"/>
+      <w:r>
+        <w:t xml:space="preserve"> </w:t>
+      </w:r>
+      <w:proofErr w:type="spellStart"/>
+      <w:r>
+        <w:t>Multiplatform</w:t>
+      </w:r>
+      <w:proofErr w:type="spellEnd"/>
+      <w:r>
+        <w:t xml:space="preserve"> и фреймворка </w:t>
+      </w:r>
+      <w:proofErr w:type="spellStart"/>
+      <w:r>
+        <w:t>Compose</w:t>
+      </w:r>
+      <w:proofErr w:type="spellEnd"/>
+      <w:r>
+        <w:t xml:space="preserve"> </w:t>
+      </w:r>
+      <w:proofErr w:type="spellStart"/>
+      <w:r>
+        <w:t>Multiplatform</w:t>
+      </w:r>
+      <w:proofErr w:type="spellEnd"/>
+      <w:r>
+        <w:t>.</w:t>
+      </w:r>
+    </w:p>
+    <w:p>
+      <w:pPr>
+        <w:pStyle w:val="a4"/>
+      </w:pPr>
+      <w:r>
+        <w:t xml:space="preserve">Структура проекта основана на </w:t>
+      </w:r>
+      <w:r>
+        <w:t>много</w:t>
+      </w:r>
+      <w:r>
+        <w:t>модульном принципе:</w:t>
+      </w:r>
+    </w:p>
+    <w:p>
+      <w:pPr>
+        <w:pStyle w:val="15"/>
+      </w:pPr>
+      <w:r>
         <w:rPr>
           <w:lang w:val="en-US"/>
         </w:rPr>
-      </w:pPr>
-    </w:p>
-    <w:p>
-      <w:pPr>
-        <w:pStyle w:val="2"/>
-      </w:pPr>
-      <w:bookmarkStart w:id="14" w:name="_Toc225290499"/>
-      <w:r>
-        <w:t>Архитектура</w:t>
-      </w:r>
-      <w:bookmarkEnd w:id="14"/>
-    </w:p>
-    <w:p>
-      <w:pPr>
-        <w:pStyle w:val="3"/>
-      </w:pPr>
-      <w:bookmarkStart w:id="15" w:name="_Toc225290500"/>
-      <w:r>
-        <w:t>Backend</w:t>
-      </w:r>
-      <w:bookmarkEnd w:id="15"/>
+        <w:t>c</w:t>
+      </w:r>
+      <w:r>
+        <w:rPr>
+          <w:lang w:val="en-US"/>
+        </w:rPr>
+        <w:t>ore</w:t>
+      </w:r>
+      <w:r>
+        <w:t xml:space="preserve"> </w:t>
+      </w:r>
+      <w:r>
+        <w:t>–</w:t>
+      </w:r>
+      <w:r>
+        <w:t xml:space="preserve"> </w:t>
+      </w:r>
+      <w:r>
+        <w:t>хранит основные модули приложения.</w:t>
+      </w:r>
+    </w:p>
+    <w:p>
+      <w:pPr>
+        <w:pStyle w:val="15"/>
+      </w:pPr>
+      <w:r>
+        <w:rPr>
+          <w:lang w:val="en-US"/>
+        </w:rPr>
+        <w:t>core</w:t>
+      </w:r>
+      <w:r>
+        <w:t>/</w:t>
+      </w:r>
+      <w:r>
+        <w:rPr>
+          <w:lang w:val="en-US"/>
+        </w:rPr>
+        <w:t>common</w:t>
+      </w:r>
+      <w:r>
+        <w:t xml:space="preserve"> </w:t>
+      </w:r>
+      <w:r>
+        <w:t>–</w:t>
+      </w:r>
+      <w:r>
+        <w:t xml:space="preserve"> </w:t>
+      </w:r>
+      <w:r>
+        <w:t>содержит общую для всего приложения логику</w:t>
+      </w:r>
+      <w:r>
+        <w:t>.</w:t>
+      </w:r>
+    </w:p>
+    <w:p>
+      <w:pPr>
+        <w:pStyle w:val="15"/>
+      </w:pPr>
+      <w:r>
+        <w:rPr>
+          <w:lang w:val="en-US"/>
+        </w:rPr>
+        <w:t>core</w:t>
+      </w:r>
+      <w:r>
+        <w:t>/</w:t>
+      </w:r>
+      <w:r>
+        <w:rPr>
+          <w:lang w:val="en-US"/>
+        </w:rPr>
+        <w:t>data</w:t>
+      </w:r>
+      <w:r>
+        <w:t xml:space="preserve"> </w:t>
+      </w:r>
+      <w:r>
+        <w:t>–</w:t>
+      </w:r>
+      <w:r>
+        <w:t xml:space="preserve"> </w:t>
+      </w:r>
+      <w:r>
+        <w:t>содержит реализацию интерфейсов бизнес логики из модуля</w:t>
+      </w:r>
+      <w:r>
+        <w:t xml:space="preserve"> </w:t>
+      </w:r>
+      <w:r>
+        <w:rPr>
+          <w:lang w:val="en-US"/>
+        </w:rPr>
+        <w:t>core</w:t>
+      </w:r>
+      <w:r>
+        <w:t>/</w:t>
+      </w:r>
+      <w:r>
+        <w:rPr>
+          <w:lang w:val="en-US"/>
+        </w:rPr>
+        <w:t>domain</w:t>
+      </w:r>
+      <w:r>
+        <w:t>.</w:t>
+      </w:r>
+    </w:p>
+    <w:p>
+      <w:pPr>
+        <w:pStyle w:val="15"/>
+      </w:pPr>
+      <w:r>
+        <w:rPr>
+          <w:lang w:val="en-US"/>
+        </w:rPr>
+        <w:t>core</w:t>
+      </w:r>
+      <w:r>
+        <w:t>/</w:t>
+      </w:r>
+      <w:r>
+        <w:rPr>
+          <w:lang w:val="en-US"/>
+        </w:rPr>
+        <w:t>datastore</w:t>
+      </w:r>
+      <w:r>
+        <w:t xml:space="preserve"> </w:t>
+      </w:r>
+      <w:r>
+        <w:t>–</w:t>
+      </w:r>
+      <w:r>
+        <w:t xml:space="preserve"> </w:t>
+      </w:r>
+      <w:r>
+        <w:t xml:space="preserve">содержит механизмы </w:t>
+      </w:r>
+      <w:r>
+        <w:t>хранени</w:t>
+      </w:r>
+      <w:r>
+        <w:t>я</w:t>
+      </w:r>
+      <w:r>
+        <w:t xml:space="preserve"> данных и шифровани</w:t>
+      </w:r>
+      <w:r>
+        <w:t>я.</w:t>
+      </w:r>
+    </w:p>
+    <w:p>
+      <w:pPr>
+        <w:pStyle w:val="15"/>
+      </w:pPr>
+      <w:r>
+        <w:rPr>
+          <w:lang w:val="en-US"/>
+        </w:rPr>
+        <w:t>core</w:t>
+      </w:r>
+      <w:r>
+        <w:t>/</w:t>
+      </w:r>
+      <w:proofErr w:type="spellStart"/>
+      <w:r>
+        <w:rPr>
+          <w:lang w:val="en-US"/>
+        </w:rPr>
+        <w:t>designsystem</w:t>
+      </w:r>
+      <w:proofErr w:type="spellEnd"/>
+      <w:r>
+        <w:t xml:space="preserve"> </w:t>
+      </w:r>
+      <w:r>
+        <w:t xml:space="preserve">– </w:t>
+      </w:r>
+      <w:r>
+        <w:t xml:space="preserve">содержит </w:t>
+      </w:r>
+      <w:r>
+        <w:t>общие элементы пользовательского интерфейса приложения</w:t>
+      </w:r>
+      <w:r>
+        <w:t xml:space="preserve">. </w:t>
+      </w:r>
+    </w:p>
+    <w:p>
+      <w:pPr>
+        <w:pStyle w:val="15"/>
+      </w:pPr>
+      <w:r>
+        <w:rPr>
+          <w:lang w:val="en-US"/>
+        </w:rPr>
+        <w:t>core</w:t>
+      </w:r>
+      <w:r>
+        <w:t>/</w:t>
+      </w:r>
+      <w:r>
+        <w:rPr>
+          <w:lang w:val="en-US"/>
+        </w:rPr>
+        <w:t>domain</w:t>
+      </w:r>
+      <w:r>
+        <w:t xml:space="preserve"> </w:t>
+      </w:r>
+      <w:r>
+        <w:t xml:space="preserve">– </w:t>
+      </w:r>
+      <w:r>
+        <w:t xml:space="preserve">содержит </w:t>
+      </w:r>
+      <w:r>
+        <w:t>бизнес логик</w:t>
+      </w:r>
+      <w:r>
+        <w:t>у приложения.</w:t>
+      </w:r>
+    </w:p>
+    <w:p>
+      <w:pPr>
+        <w:pStyle w:val="15"/>
+      </w:pPr>
+      <w:r>
+        <w:rPr>
+          <w:lang w:val="en-US"/>
+        </w:rPr>
+        <w:t>core</w:t>
+      </w:r>
+      <w:r>
+        <w:t>/</w:t>
+      </w:r>
+      <w:r>
+        <w:rPr>
+          <w:lang w:val="en-US"/>
+        </w:rPr>
+        <w:t>model</w:t>
+      </w:r>
+      <w:r>
+        <w:t xml:space="preserve"> </w:t>
+      </w:r>
+      <w:r>
+        <w:t>–</w:t>
+      </w:r>
+      <w:r>
+        <w:t xml:space="preserve"> </w:t>
+      </w:r>
+      <w:r>
+        <w:t xml:space="preserve">содержит </w:t>
+      </w:r>
+      <w:r>
+        <w:t>модели бизнес логики</w:t>
+      </w:r>
+      <w:r>
+        <w:t>.</w:t>
+      </w:r>
+    </w:p>
+    <w:p>
+      <w:pPr>
+        <w:pStyle w:val="15"/>
+      </w:pPr>
+      <w:r>
+        <w:rPr>
+          <w:lang w:val="en-US"/>
+        </w:rPr>
+        <w:t>core</w:t>
+      </w:r>
+      <w:r>
+        <w:t>/</w:t>
+      </w:r>
+      <w:r>
+        <w:rPr>
+          <w:lang w:val="en-US"/>
+        </w:rPr>
+        <w:t>navigation</w:t>
+      </w:r>
+      <w:r>
+        <w:t xml:space="preserve"> </w:t>
+      </w:r>
+      <w:r>
+        <w:t>–</w:t>
+      </w:r>
+      <w:r>
+        <w:t xml:space="preserve"> </w:t>
+      </w:r>
+      <w:r>
+        <w:t>содержит все возможные маршруты приложения</w:t>
+      </w:r>
+      <w:r>
+        <w:t>.</w:t>
+      </w:r>
+    </w:p>
+    <w:p>
+      <w:pPr>
+        <w:pStyle w:val="15"/>
+      </w:pPr>
+      <w:r>
+        <w:rPr>
+          <w:lang w:val="en-US"/>
+        </w:rPr>
+        <w:t>core</w:t>
+      </w:r>
+      <w:r>
+        <w:t>/</w:t>
+      </w:r>
+      <w:r>
+        <w:rPr>
+          <w:lang w:val="en-US"/>
+        </w:rPr>
+        <w:t>network</w:t>
+      </w:r>
+      <w:r>
+        <w:t xml:space="preserve"> </w:t>
+      </w:r>
+      <w:r>
+        <w:t>–</w:t>
+      </w:r>
+      <w:r>
+        <w:t xml:space="preserve"> </w:t>
+      </w:r>
+      <w:r>
+        <w:t xml:space="preserve">содержит конечные точки и </w:t>
+      </w:r>
+      <w:r>
+        <w:t>реализаци</w:t>
+      </w:r>
+      <w:r>
+        <w:t>ю механизма отправки запросов в сеть.</w:t>
+      </w:r>
+    </w:p>
+    <w:p>
+      <w:pPr>
+        <w:pStyle w:val="15"/>
+      </w:pPr>
+      <w:r>
+        <w:rPr>
+          <w:lang w:val="en-US"/>
+        </w:rPr>
+        <w:lastRenderedPageBreak/>
+        <w:t>a</w:t>
+      </w:r>
+      <w:r>
+        <w:rPr>
+          <w:lang w:val="en-US"/>
+        </w:rPr>
+        <w:t>pp</w:t>
+      </w:r>
+      <w:r>
+        <w:t xml:space="preserve"> </w:t>
+      </w:r>
+      <w:r>
+        <w:t>–</w:t>
+      </w:r>
+      <w:r>
+        <w:t xml:space="preserve"> является точкой входа </w:t>
+      </w:r>
+      <w:r>
+        <w:t>в приложение, инициализирует внедрение зависимостей и управляет глобальным состоянием окна</w:t>
+      </w:r>
+      <w:r>
+        <w:t>.</w:t>
+      </w:r>
+    </w:p>
+    <w:p>
+      <w:pPr>
+        <w:pStyle w:val="15"/>
+      </w:pPr>
+      <w:r>
+        <w:rPr>
+          <w:lang w:val="en-US"/>
+        </w:rPr>
+        <w:t>f</w:t>
+      </w:r>
+      <w:r>
+        <w:rPr>
+          <w:lang w:val="en-US"/>
+        </w:rPr>
+        <w:t>eatures</w:t>
+      </w:r>
+      <w:r>
+        <w:t xml:space="preserve"> </w:t>
+      </w:r>
+      <w:r>
+        <w:t>–</w:t>
+      </w:r>
+      <w:r>
+        <w:t xml:space="preserve"> содержит </w:t>
+      </w:r>
+      <w:r>
+        <w:t>модули</w:t>
+      </w:r>
+      <w:r>
+        <w:t xml:space="preserve"> с экранами приложения, каждый из которых </w:t>
+      </w:r>
+      <w:r>
+        <w:t>содержит само представление экрана, вью модель и необходимые только для этого экрана элементы пользовательского интерфейса.</w:t>
+      </w:r>
     </w:p>
     <w:p>
       <w:pPr>
         <w:pStyle w:val="a4"/>
       </w:pPr>
+      <w:r>
+        <w:t xml:space="preserve">Сетевое взаимодействие реализовано с помощью библиотеки </w:t>
+      </w:r>
+      <w:proofErr w:type="spellStart"/>
+      <w:r>
+        <w:t>Ktor-client</w:t>
+      </w:r>
+      <w:proofErr w:type="spellEnd"/>
+      <w:r>
+        <w:t xml:space="preserve">, так как данная библиотека основана на </w:t>
+      </w:r>
+      <w:proofErr w:type="spellStart"/>
+      <w:r>
+        <w:t>корутинах</w:t>
+      </w:r>
+      <w:proofErr w:type="spellEnd"/>
+      <w:r>
+        <w:t>, она позволяет работать с сетевыми запросами без блокировки основного потока.</w:t>
+      </w:r>
     </w:p>
     <w:p>
       <w:pPr>
         <w:pStyle w:val="a4"/>
       </w:pPr>
       <w:r>
-        <w:t>Серверная часть построена с использованием фреймворка Flask на языке Python. Приложение реализовано как API-сервер, для передачи данных используется формат JSON.</w:t>
+        <w:t>JWT-токен</w:t>
+      </w:r>
+      <w:r>
+        <w:t>ы</w:t>
+      </w:r>
+      <w:r>
+        <w:t xml:space="preserve"> </w:t>
+      </w:r>
+      <w:r>
+        <w:t xml:space="preserve">хранятся с помощью стандартного механизма сохранения параметров приложения </w:t>
+      </w:r>
+      <w:r>
+        <w:rPr>
+          <w:lang w:val="en-US"/>
+        </w:rPr>
+        <w:t>Java</w:t>
+      </w:r>
+      <w:r>
+        <w:t xml:space="preserve"> </w:t>
+      </w:r>
+      <w:r>
+        <w:rPr>
+          <w:lang w:val="en-US"/>
+        </w:rPr>
+        <w:t>Preferences</w:t>
+      </w:r>
+      <w:r>
+        <w:t xml:space="preserve">, </w:t>
+      </w:r>
+      <w:r>
+        <w:t>токены</w:t>
+      </w:r>
+      <w:r>
+        <w:t xml:space="preserve"> шифруются перед сохранением для повышения безопасности.</w:t>
       </w:r>
     </w:p>
     <w:p>
       <w:pPr>
         <w:pStyle w:val="a4"/>
-      </w:pPr>
-      <w:r>
-        <w:t>Код организован по модульному принципу. В модуле app выделено два основных уровня: shared и features.</w:t>
-      </w:r>
-    </w:p>
-    <w:p>
-      <w:pPr>
-        <w:pStyle w:val="a4"/>
-      </w:pPr>
-      <w:r>
-        <w:t>Уровень shared содержит компоненты, которые не относятся к какой-то конкретной функции, а могут использоваться в любом месте программы. В shared находятся модели для работы с базой данных, константы приложения, настройки расширений (SQLAlchemy и другие), а также вспомогательные утилиты.</w:t>
-      </w:r>
-    </w:p>
-    <w:p>
-      <w:pPr>
-        <w:pStyle w:val="a4"/>
-      </w:pPr>
-      <w:r>
-        <w:t>Уровень features содержит основную бизнес-логику приложения. Каждый функциональный модуль имеет одинаковую внутреннюю структуру и отвечает за свою часть функционала. Внутри каждого модуля применяются паттерны репозиторий и сервис, что соответствует принципам SOLID. Репозиторий работает напрямую с базой данных и выполняет запросы. Сервис содержит бизнес-логику, получает данные из репозитория и обрабатывает их. Маршрутизатор (routes) определяет эндпоинты данного модуля и вызывает соответствующие методы сервисов.</w:t>
-      </w:r>
-    </w:p>
-    <w:p>
-      <w:pPr>
-        <w:pStyle w:val="a4"/>
-      </w:pPr>
-      <w:r>
-        <w:t>Для работы с базой данных используется ORM SQLAlchemy. Это помогает защититься от SQL-инъекций, упрощает смену СУБД и позволяет работать с записями как с обычными Python-объектами.</w:t>
-      </w:r>
-    </w:p>
-    <w:p>
-      <w:pPr>
-        <w:pStyle w:val="a4"/>
-      </w:pPr>
-      <w:r>
-        <w:t>Структура базы данных может меняться в процессе разработки. Для контроля изменений используется Flask-Migrate. Это помогает документировать смену версий базы данных, автоматизировать обновления и дает возможность откатить изменения при необходимости.</w:t>
-      </w:r>
-    </w:p>
-    <w:p>
-      <w:pPr>
-        <w:pStyle w:val="a4"/>
-      </w:pPr>
-      <w:r>
-        <w:lastRenderedPageBreak/>
-        <w:t>В проекте реализовано модульное тестирование (unit-тесты). Тесты помогают следить за тем, что при внесении изменений не была испорчена старая бизнес-логика. Тесты находятся в модуле tests, где также применяется feature подход – структура тестов повторяет структуру самого приложения.</w:t>
-      </w:r>
-    </w:p>
-    <w:p>
-      <w:pPr>
-        <w:pStyle w:val="a4"/>
-      </w:pPr>
-      <w:r>
-        <w:t>Для хранения конфиденциальной информации используются переменные окружения в .env файлах. Данные хранятся в формате ключ-значение. Это позволяет не хранить ключи, пароли от базы данных и другую важную информацию в коде.</w:t>
-      </w:r>
-    </w:p>
-    <w:p>
-      <w:pPr>
-        <w:pStyle w:val="a4"/>
-      </w:pPr>
-      <w:r>
-        <w:t>Для командной работы и поддержки продукта в дальнейшем необходимо документировать код. Используется два способа документации. Во-первых, Flasgger для внешнего API – он автоматически генерирует документацию по эндпоинту на основе комментариев в коде. Во-вторых, Sphinx для внутренней бизнес-логики – он документирует функции, классы и методы.</w:t>
-      </w:r>
-    </w:p>
-    <w:p>
-      <w:pPr>
-        <w:pStyle w:val="a4"/>
-      </w:pPr>
-      <w:r>
-        <w:t>Для авторизации пользователей применяется система JWT-токенов. Используется два типа токенов: access-токен (короткоживущий, передается в каждом запросе для доступа к защищенным ресурсам) и refresh-токен (долгоживущий, используется только для получения нового access-токена без повторного ввода пароля).</w:t>
-      </w:r>
-    </w:p>
-    <w:p>
-      <w:pPr>
-        <w:pStyle w:val="a4"/>
-      </w:pPr>
-    </w:p>
-    <w:p>
-      <w:pPr>
-        <w:pStyle w:val="3"/>
-      </w:pPr>
-      <w:bookmarkStart w:id="16" w:name="_Toc225290501"/>
-      <w:r>
-        <w:t>Frontend</w:t>
-      </w:r>
-      <w:bookmarkEnd w:id="16"/>
-    </w:p>
-    <w:p>
-      <w:pPr>
-        <w:pStyle w:val="a4"/>
-      </w:pPr>
-    </w:p>
-    <w:p>
-      <w:pPr>
-        <w:pStyle w:val="a4"/>
-      </w:pPr>
-      <w:r>
-        <w:t xml:space="preserve">Клиентская часть реализована на языке программирования </w:t>
-      </w:r>
-      <w:r>
-        <w:t>Kotlin</w:t>
-      </w:r>
-      <w:r>
-        <w:t xml:space="preserve"> с использованием технологии </w:t>
-      </w:r>
-      <w:r>
-        <w:t>Kotlin</w:t>
-      </w:r>
-      <w:r>
-        <w:t xml:space="preserve"> </w:t>
-      </w:r>
-      <w:r>
-        <w:t>Multiplatform</w:t>
-      </w:r>
-      <w:r>
-        <w:t xml:space="preserve"> и фреймворка </w:t>
-      </w:r>
-      <w:r>
-        <w:t>Compose</w:t>
-      </w:r>
-      <w:r>
-        <w:t xml:space="preserve"> </w:t>
-      </w:r>
-      <w:r>
-        <w:t>Multiplatform</w:t>
-      </w:r>
-      <w:r>
-        <w:t>.</w:t>
-      </w:r>
-    </w:p>
-    <w:p>
-      <w:pPr>
-        <w:pStyle w:val="a4"/>
-      </w:pPr>
-      <w:r>
-        <w:t xml:space="preserve">Структура проекта основана на </w:t>
-      </w:r>
-      <w:r>
-        <w:t>много</w:t>
-      </w:r>
-      <w:r>
-        <w:t>модульном принципе:</w:t>
-      </w:r>
-    </w:p>
-    <w:p>
-      <w:pPr>
-        <w:pStyle w:val="15"/>
-      </w:pPr>
-      <w:r>
         <w:rPr>
           <w:lang w:val="en-US"/>
         </w:rPr>
-        <w:t>c</w:t>
-      </w:r>
-      <w:r>
-        <w:rPr>
-          <w:lang w:val="en-US"/>
-        </w:rPr>
-        <w:t>ore</w:t>
-      </w:r>
-      <w:r>
-        <w:t xml:space="preserve"> </w:t>
-      </w:r>
-      <w:r>
-        <w:t>–</w:t>
-      </w:r>
-      <w:r>
-        <w:t xml:space="preserve"> </w:t>
-      </w:r>
-      <w:r>
-        <w:t>хранит основные модули приложения.</w:t>
-      </w:r>
-    </w:p>
-    <w:p>
-      <w:pPr>
-        <w:pStyle w:val="15"/>
-      </w:pPr>
-      <w:r>
-        <w:rPr>
-          <w:lang w:val="en-US"/>
-        </w:rPr>
-        <w:t>core</w:t>
-      </w:r>
-      <w:r>
-        <w:t>/</w:t>
-      </w:r>
-      <w:r>
-        <w:rPr>
-          <w:lang w:val="en-US"/>
-        </w:rPr>
-        <w:t>common</w:t>
-      </w:r>
-      <w:r>
-        <w:t xml:space="preserve"> </w:t>
-      </w:r>
-      <w:r>
-        <w:t>–</w:t>
-      </w:r>
-      <w:r>
-        <w:t xml:space="preserve"> </w:t>
-      </w:r>
-      <w:r>
-        <w:t>содержит общую для всего приложения логику</w:t>
-      </w:r>
-      <w:r>
-        <w:t>.</w:t>
-      </w:r>
-    </w:p>
-    <w:p>
-      <w:pPr>
-        <w:pStyle w:val="15"/>
-      </w:pPr>
-      <w:r>
-        <w:rPr>
-          <w:lang w:val="en-US"/>
-        </w:rPr>
-        <w:t>core</w:t>
-      </w:r>
-      <w:r>
-        <w:t>/</w:t>
-      </w:r>
-      <w:r>
-        <w:rPr>
-          <w:lang w:val="en-US"/>
-        </w:rPr>
-        <w:t>data</w:t>
-      </w:r>
-      <w:r>
-        <w:t xml:space="preserve"> </w:t>
-      </w:r>
-      <w:r>
-        <w:t>–</w:t>
-      </w:r>
-      <w:r>
-        <w:t xml:space="preserve"> </w:t>
-      </w:r>
-      <w:r>
-        <w:t>содержит реализацию интерфейсов бизнес логики из модуля</w:t>
-      </w:r>
-      <w:r>
-        <w:t xml:space="preserve"> </w:t>
-      </w:r>
-      <w:r>
-        <w:rPr>
-          <w:lang w:val="en-US"/>
-        </w:rPr>
-        <w:t>core</w:t>
-      </w:r>
-      <w:r>
-        <w:t>/</w:t>
-      </w:r>
-      <w:r>
-        <w:rPr>
-          <w:lang w:val="en-US"/>
-        </w:rPr>
-        <w:t>domain</w:t>
-      </w:r>
-      <w:r>
-        <w:t>.</w:t>
-      </w:r>
-    </w:p>
-    <w:p>
-      <w:pPr>
-        <w:pStyle w:val="15"/>
-      </w:pPr>
-      <w:r>
-        <w:rPr>
-          <w:lang w:val="en-US"/>
-        </w:rPr>
-        <w:lastRenderedPageBreak/>
-        <w:t>core</w:t>
-      </w:r>
-      <w:r>
-        <w:t>/</w:t>
-      </w:r>
-      <w:r>
-        <w:rPr>
-          <w:lang w:val="en-US"/>
-        </w:rPr>
-        <w:t>datastore</w:t>
-      </w:r>
-      <w:r>
-        <w:t xml:space="preserve"> </w:t>
-      </w:r>
-      <w:r>
-        <w:t>–</w:t>
-      </w:r>
-      <w:r>
-        <w:t xml:space="preserve"> </w:t>
-      </w:r>
-      <w:r>
-        <w:t xml:space="preserve">содержит механизмы </w:t>
-      </w:r>
-      <w:r>
-        <w:t>хранени</w:t>
-      </w:r>
-      <w:r>
-        <w:t>я</w:t>
-      </w:r>
-      <w:r>
-        <w:t xml:space="preserve"> данных и шифровани</w:t>
-      </w:r>
-      <w:r>
-        <w:t>я.</w:t>
-      </w:r>
-    </w:p>
-    <w:p>
-      <w:pPr>
-        <w:pStyle w:val="15"/>
-      </w:pPr>
-      <w:r>
-        <w:rPr>
-          <w:lang w:val="en-US"/>
-        </w:rPr>
-        <w:t>core</w:t>
-      </w:r>
-      <w:r>
-        <w:t>/</w:t>
-      </w:r>
-      <w:r>
-        <w:rPr>
-          <w:lang w:val="en-US"/>
-        </w:rPr>
-        <w:t>designsystem</w:t>
-      </w:r>
-      <w:r>
-        <w:t xml:space="preserve"> </w:t>
-      </w:r>
-      <w:r>
-        <w:t xml:space="preserve">– </w:t>
-      </w:r>
-      <w:r>
-        <w:t xml:space="preserve">содержит </w:t>
-      </w:r>
-      <w:r>
-        <w:t>общие элементы пользовательского интерфейса приложения</w:t>
-      </w:r>
-      <w:r>
-        <w:t xml:space="preserve">. </w:t>
-      </w:r>
-    </w:p>
-    <w:p>
-      <w:pPr>
-        <w:pStyle w:val="15"/>
-      </w:pPr>
-      <w:r>
-        <w:rPr>
-          <w:lang w:val="en-US"/>
-        </w:rPr>
-        <w:t>core</w:t>
-      </w:r>
-      <w:r>
-        <w:t>/</w:t>
-      </w:r>
-      <w:r>
-        <w:rPr>
-          <w:lang w:val="en-US"/>
-        </w:rPr>
-        <w:t>domain</w:t>
-      </w:r>
-      <w:r>
-        <w:t xml:space="preserve"> </w:t>
-      </w:r>
-      <w:r>
-        <w:t xml:space="preserve">– </w:t>
-      </w:r>
-      <w:r>
-        <w:t xml:space="preserve">содержит </w:t>
-      </w:r>
-      <w:r>
-        <w:t>бизнес логик</w:t>
-      </w:r>
-      <w:r>
-        <w:t>у приложения.</w:t>
-      </w:r>
-    </w:p>
-    <w:p>
-      <w:pPr>
-        <w:pStyle w:val="15"/>
-      </w:pPr>
-      <w:r>
-        <w:rPr>
-          <w:lang w:val="en-US"/>
-        </w:rPr>
-        <w:t>core</w:t>
-      </w:r>
-      <w:r>
-        <w:t>/</w:t>
-      </w:r>
-      <w:r>
-        <w:rPr>
-          <w:lang w:val="en-US"/>
-        </w:rPr>
-        <w:t>model</w:t>
-      </w:r>
-      <w:r>
-        <w:t xml:space="preserve"> </w:t>
-      </w:r>
-      <w:r>
-        <w:t>–</w:t>
-      </w:r>
-      <w:r>
-        <w:t xml:space="preserve"> </w:t>
-      </w:r>
-      <w:r>
-        <w:t xml:space="preserve">содержит </w:t>
-      </w:r>
-      <w:r>
-        <w:t>модели бизнес логики</w:t>
-      </w:r>
-      <w:r>
-        <w:t>.</w:t>
-      </w:r>
-    </w:p>
-    <w:p>
-      <w:pPr>
-        <w:pStyle w:val="15"/>
-      </w:pPr>
-      <w:r>
-        <w:rPr>
-          <w:lang w:val="en-US"/>
-        </w:rPr>
-        <w:t>core</w:t>
-      </w:r>
-      <w:r>
-        <w:t>/</w:t>
-      </w:r>
-      <w:r>
-        <w:rPr>
-          <w:lang w:val="en-US"/>
-        </w:rPr>
-        <w:t>navigation</w:t>
-      </w:r>
-      <w:r>
-        <w:t xml:space="preserve"> </w:t>
-      </w:r>
-      <w:r>
-        <w:t>–</w:t>
-      </w:r>
-      <w:r>
-        <w:t xml:space="preserve"> </w:t>
-      </w:r>
-      <w:r>
-        <w:t>содержит все возможные маршруты приложения</w:t>
-      </w:r>
-      <w:r>
-        <w:t>.</w:t>
-      </w:r>
-    </w:p>
-    <w:p>
-      <w:pPr>
-        <w:pStyle w:val="15"/>
-      </w:pPr>
-      <w:r>
-        <w:rPr>
-          <w:lang w:val="en-US"/>
-        </w:rPr>
-        <w:t>core</w:t>
-      </w:r>
-      <w:r>
-        <w:t>/</w:t>
-      </w:r>
-      <w:r>
-        <w:rPr>
-          <w:lang w:val="en-US"/>
-        </w:rPr>
-        <w:t>network</w:t>
-      </w:r>
-      <w:r>
-        <w:t xml:space="preserve"> </w:t>
-      </w:r>
-      <w:r>
-        <w:t>–</w:t>
-      </w:r>
-      <w:r>
-        <w:t xml:space="preserve"> </w:t>
-      </w:r>
-      <w:r>
-        <w:t xml:space="preserve">содержит конечные точки и </w:t>
-      </w:r>
-      <w:r>
-        <w:t>реализаци</w:t>
-      </w:r>
-      <w:r>
-        <w:t>ю механизма отправки запросов в сеть.</w:t>
-      </w:r>
-    </w:p>
-    <w:p>
-      <w:pPr>
-        <w:pStyle w:val="15"/>
-      </w:pPr>
-      <w:r>
-        <w:rPr>
-          <w:lang w:val="en-US"/>
-        </w:rPr>
-        <w:t>a</w:t>
-      </w:r>
-      <w:r>
-        <w:rPr>
-          <w:lang w:val="en-US"/>
-        </w:rPr>
-        <w:t>pp</w:t>
-      </w:r>
-      <w:r>
-        <w:t xml:space="preserve"> </w:t>
-      </w:r>
-      <w:r>
-        <w:t>–</w:t>
-      </w:r>
-      <w:r>
-        <w:t xml:space="preserve"> является точкой входа </w:t>
-      </w:r>
-      <w:r>
-        <w:t>в приложение, инициализирует внедрение зависимостей и управляет глобальным состоянием окна</w:t>
-      </w:r>
-      <w:r>
-        <w:t>.</w:t>
-      </w:r>
-    </w:p>
-    <w:p>
-      <w:pPr>
-        <w:pStyle w:val="15"/>
-      </w:pPr>
-      <w:r>
-        <w:rPr>
-          <w:lang w:val="en-US"/>
-        </w:rPr>
-        <w:t>f</w:t>
-      </w:r>
-      <w:r>
-        <w:rPr>
-          <w:lang w:val="en-US"/>
-        </w:rPr>
-        <w:t>eatures</w:t>
-      </w:r>
-      <w:r>
-        <w:t xml:space="preserve"> </w:t>
-      </w:r>
-      <w:r>
-        <w:t>–</w:t>
-      </w:r>
-      <w:r>
-        <w:t xml:space="preserve"> содержит </w:t>
-      </w:r>
-      <w:r>
-        <w:t>модули</w:t>
-      </w:r>
-      <w:r>
-        <w:t xml:space="preserve"> с экранами приложения, каждый из которых </w:t>
-      </w:r>
-      <w:r>
-        <w:t>содержит само представление экрана, вью модель и необходимые только для этого экрана элементы пользовательского интерфейса.</w:t>
-      </w:r>
-    </w:p>
-    <w:p>
-      <w:pPr>
-        <w:pStyle w:val="a4"/>
-      </w:pPr>
-      <w:r>
-        <w:t>Сетевое взаимодействие реализовано с помощью библиотеки Ktor-client, так как данная библиотека основана на корутинах, она позволяет работать с сетевыми запросами без блокировки основного потока.</w:t>
-      </w:r>
-    </w:p>
-    <w:p>
-      <w:pPr>
-        <w:pStyle w:val="a4"/>
-      </w:pPr>
-      <w:r>
-        <w:t>JWT-токен</w:t>
-      </w:r>
-      <w:r>
-        <w:t>ы</w:t>
-      </w:r>
-      <w:r>
-        <w:t xml:space="preserve"> </w:t>
-      </w:r>
-      <w:r>
-        <w:t xml:space="preserve">хранятся с помощью стандартного механизма сохранения параметров приложения </w:t>
-      </w:r>
-      <w:r>
-        <w:rPr>
-          <w:lang w:val="en-US"/>
-        </w:rPr>
-        <w:t>Java</w:t>
-      </w:r>
-      <w:r>
-        <w:t xml:space="preserve"> </w:t>
-      </w:r>
-      <w:r>
-        <w:rPr>
-          <w:lang w:val="en-US"/>
-        </w:rPr>
-        <w:t>Preferences</w:t>
-      </w:r>
-      <w:r>
-        <w:t xml:space="preserve">, </w:t>
-      </w:r>
-      <w:r>
-        <w:t>токены</w:t>
-      </w:r>
-      <w:r>
-        <w:t xml:space="preserve"> шифруются перед сохранением для повышения безопасности.</w:t>
-      </w:r>
-    </w:p>
-    <w:p>
-      <w:pPr>
-        <w:pStyle w:val="a4"/>
-        <w:rPr>
-          <w:lang w:val="en-US"/>
-        </w:rPr>
-      </w:pPr>
-      <w:r>
-        <w:t>В проекте реализовано модульное тестирование. Благодаря тестам можно убедиться в том, что текущий код работает правильно и прошлый код не был поврежден. Тесты находятся в модуле jvmTest</w:t>
-      </w:r>
+      </w:pPr>
+      <w:r>
+        <w:t xml:space="preserve">В проекте реализовано модульное тестирование. Благодаря тестам можно убедиться в том, что текущий код работает правильно и прошлый код не был поврежден. Тесты находятся в модуле </w:t>
+      </w:r>
+      <w:proofErr w:type="spellStart"/>
+      <w:r>
+        <w:t>jvmTest</w:t>
+      </w:r>
+      <w:proofErr w:type="spellEnd"/>
       <w:r>
         <w:rPr>
           <w:lang w:val="en-US"/>
@@ -4362,7 +5112,7 @@
           <w:lang w:eastAsia="ar-SA"/>
         </w:rPr>
       </w:pPr>
-      <w:bookmarkStart w:id="18" w:name="_Toc225290502"/>
+      <w:bookmarkStart w:id="18" w:name="_Toc225591318"/>
       <w:r>
         <w:rPr>
           <w:lang w:eastAsia="ar-SA"/>
@@ -4401,8 +5151,13 @@
       <w:r>
         <w:t xml:space="preserve"> </w:t>
       </w:r>
-      <w:r>
-        <w:t xml:space="preserve">Tproger. </w:t>
+      <w:proofErr w:type="spellStart"/>
+      <w:r>
+        <w:t>Tproger</w:t>
+      </w:r>
+      <w:proofErr w:type="spellEnd"/>
+      <w:r>
+        <w:t xml:space="preserve">. </w:t>
       </w:r>
       <w:r>
         <w:t>–</w:t>
@@ -4459,7 +5214,7 @@
 </file>
 
 <file path=word/endnotes.xml><?xml version="1.0" encoding="utf-8"?>
-<w:endnotes xmlns:wpc="http://schemas.microsoft.com/office/word/2010/wordprocessingCanvas" xmlns:cx="http://schemas.microsoft.com/office/drawing/2014/chartex" xmlns:cx1="http://schemas.microsoft.com/office/drawing/2015/9/8/chartex" xmlns:cx2="http://schemas.microsoft.com/office/drawing/2015/10/21/chartex" xmlns:cx3="http://schemas.microsoft.com/office/drawing/2016/5/9/chartex" xmlns:cx4="http://schemas.microsoft.com/office/drawing/2016/5/10/chartex" xmlns:cx5="http://schemas.microsoft.com/office/drawing/2016/5/11/chartex" xmlns:cx6="http://schemas.microsoft.com/office/drawing/2016/5/12/chartex" xmlns:cx7="http://schemas.microsoft.com/office/drawing/2016/5/13/chartex" xmlns:cx8="http://schemas.microsoft.com/office/drawing/2016/5/14/chartex" xmlns:mc="http://schemas.openxmlformats.org/markup-compatibility/2006" xmlns:aink="http://schemas.microsoft.com/office/drawing/2016/ink" xmlns:am3d="http://schemas.microsoft.com/office/drawing/2017/model3d" xmlns:o="urn:schemas-microsoft-com:office:office" xmlns:oel="http://schemas.microsoft.com/office/2019/extlst" xmlns:r="http://schemas.openxmlformats.org/officeDocument/2006/relationships" xmlns:m="http://schemas.openxmlformats.org/officeDocument/2006/math" xmlns:v="urn:schemas-microsoft-com:vml" xmlns:wp14="http://schemas.microsoft.com/office/word/2010/wordprocessingDrawing" xmlns:wp="http://schemas.openxmlformats.org/drawingml/2006/wordprocessingDrawing" xmlns:w10="urn:schemas-microsoft-com:office:word" xmlns:w="http://schemas.openxmlformats.org/wordprocessingml/2006/main" xmlns:w14="http://schemas.microsoft.com/office/word/2010/wordml" xmlns:w15="http://schemas.microsoft.com/office/word/2012/wordml" xmlns:w16cex="http://schemas.microsoft.com/office/word/2018/wordml/cex" xmlns:w16cid="http://schemas.microsoft.com/office/word/2016/wordml/cid" xmlns:w16="http://schemas.microsoft.com/office/word/2018/wordml" xmlns:w16du="http://schemas.microsoft.com/office/word/2023/wordml/word16du" xmlns:w16sdtdh="http://schemas.microsoft.com/office/word/2020/wordml/sdtdatahash" xmlns:w16sdtfl="http://schemas.microsoft.com/office/word/2024/wordml/sdtformatlock" xmlns:w16se="http://schemas.microsoft.com/office/word/2015/wordml/symex" xmlns:wpg="http://schemas.microsoft.com/office/word/2010/wordprocessingGroup" xmlns:wpi="http://schemas.microsoft.com/office/word/2010/wordprocessingInk" xmlns:wne="http://schemas.microsoft.com/office/word/2006/wordml" xmlns:wps="http://schemas.microsoft.com/office/word/2010/wordprocessingShape" mc:Ignorable="w14 w15 w16se w16cid w16 w16cex w16sdtdh w16sdtfl w16du wp14">
+<w:endnotes xmlns:wpc="http://schemas.microsoft.com/office/word/2010/wordprocessingCanvas" xmlns:cx="http://schemas.microsoft.com/office/drawing/2014/chartex" xmlns:cx1="http://schemas.microsoft.com/office/drawing/2015/9/8/chartex" xmlns:cx2="http://schemas.microsoft.com/office/drawing/2015/10/21/chartex" xmlns:cx3="http://schemas.microsoft.com/office/drawing/2016/5/9/chartex" xmlns:cx4="http://schemas.microsoft.com/office/drawing/2016/5/10/chartex" xmlns:cx5="http://schemas.microsoft.com/office/drawing/2016/5/11/chartex" xmlns:cx6="http://schemas.microsoft.com/office/drawing/2016/5/12/chartex" xmlns:cx7="http://schemas.microsoft.com/office/drawing/2016/5/13/chartex" xmlns:cx8="http://schemas.microsoft.com/office/drawing/2016/5/14/chartex" xmlns:mc="http://schemas.openxmlformats.org/markup-compatibility/2006" xmlns:aink="http://schemas.microsoft.com/office/drawing/2016/ink" xmlns:am3d="http://schemas.microsoft.com/office/drawing/2017/model3d" xmlns:o="urn:schemas-microsoft-com:office:office" xmlns:r="http://schemas.openxmlformats.org/officeDocument/2006/relationships" xmlns:m="http://schemas.openxmlformats.org/officeDocument/2006/math" xmlns:v="urn:schemas-microsoft-com:vml" xmlns:wp14="http://schemas.microsoft.com/office/word/2010/wordprocessingDrawing" xmlns:wp="http://schemas.openxmlformats.org/drawingml/2006/wordprocessingDrawing" xmlns:w10="urn:schemas-microsoft-com:office:word" xmlns:w="http://schemas.openxmlformats.org/wordprocessingml/2006/main" xmlns:w14="http://schemas.microsoft.com/office/word/2010/wordml" xmlns:w15="http://schemas.microsoft.com/office/word/2012/wordml" xmlns:w16cex="http://schemas.microsoft.com/office/word/2018/wordml/cex" xmlns:w16cid="http://schemas.microsoft.com/office/word/2016/wordml/cid" xmlns:w16="http://schemas.microsoft.com/office/word/2018/wordml" xmlns:w16sdtdh="http://schemas.microsoft.com/office/word/2020/wordml/sdtdatahash" xmlns:w16se="http://schemas.microsoft.com/office/word/2015/wordml/symex" xmlns:wpg="http://schemas.microsoft.com/office/word/2010/wordprocessingGroup" xmlns:wpi="http://schemas.microsoft.com/office/word/2010/wordprocessingInk" xmlns:wne="http://schemas.microsoft.com/office/word/2006/wordml" xmlns:wps="http://schemas.microsoft.com/office/word/2010/wordprocessingShape" mc:Ignorable="w14 w15 w16se w16cid w16 w16cex w16sdtdh wp14">
   <w:endnote w:type="separator" w:id="-1">
     <w:p>
       <w:pPr>
@@ -4484,7 +5239,7 @@
 </file>
 
 <file path=word/footer1.xml><?xml version="1.0" encoding="utf-8"?>
-<w:ftr xmlns:wpc="http://schemas.microsoft.com/office/word/2010/wordprocessingCanvas" xmlns:cx="http://schemas.microsoft.com/office/drawing/2014/chartex" xmlns:cx1="http://schemas.microsoft.com/office/drawing/2015/9/8/chartex" xmlns:cx2="http://schemas.microsoft.com/office/drawing/2015/10/21/chartex" xmlns:cx3="http://schemas.microsoft.com/office/drawing/2016/5/9/chartex" xmlns:cx4="http://schemas.microsoft.com/office/drawing/2016/5/10/chartex" xmlns:cx5="http://schemas.microsoft.com/office/drawing/2016/5/11/chartex" xmlns:cx6="http://schemas.microsoft.com/office/drawing/2016/5/12/chartex" xmlns:cx7="http://schemas.microsoft.com/office/drawing/2016/5/13/chartex" xmlns:cx8="http://schemas.microsoft.com/office/drawing/2016/5/14/chartex" xmlns:mc="http://schemas.openxmlformats.org/markup-compatibility/2006" xmlns:aink="http://schemas.microsoft.com/office/drawing/2016/ink" xmlns:am3d="http://schemas.microsoft.com/office/drawing/2017/model3d" xmlns:o="urn:schemas-microsoft-com:office:office" xmlns:oel="http://schemas.microsoft.com/office/2019/extlst" xmlns:r="http://schemas.openxmlformats.org/officeDocument/2006/relationships" xmlns:m="http://schemas.openxmlformats.org/officeDocument/2006/math" xmlns:v="urn:schemas-microsoft-com:vml" xmlns:wp14="http://schemas.microsoft.com/office/word/2010/wordprocessingDrawing" xmlns:wp="http://schemas.openxmlformats.org/drawingml/2006/wordprocessingDrawing" xmlns:w10="urn:schemas-microsoft-com:office:word" xmlns:w="http://schemas.openxmlformats.org/wordprocessingml/2006/main" xmlns:w14="http://schemas.microsoft.com/office/word/2010/wordml" xmlns:w15="http://schemas.microsoft.com/office/word/2012/wordml" xmlns:w16cex="http://schemas.microsoft.com/office/word/2018/wordml/cex" xmlns:w16cid="http://schemas.microsoft.com/office/word/2016/wordml/cid" xmlns:w16="http://schemas.microsoft.com/office/word/2018/wordml" xmlns:w16du="http://schemas.microsoft.com/office/word/2023/wordml/word16du" xmlns:w16sdtdh="http://schemas.microsoft.com/office/word/2020/wordml/sdtdatahash" xmlns:w16sdtfl="http://schemas.microsoft.com/office/word/2024/wordml/sdtformatlock" xmlns:w16se="http://schemas.microsoft.com/office/word/2015/wordml/symex" xmlns:wpg="http://schemas.microsoft.com/office/word/2010/wordprocessingGroup" xmlns:wpi="http://schemas.microsoft.com/office/word/2010/wordprocessingInk" xmlns:wne="http://schemas.microsoft.com/office/word/2006/wordml" xmlns:wps="http://schemas.microsoft.com/office/word/2010/wordprocessingShape" mc:Ignorable="w14 w15 w16se w16cid w16 w16cex w16sdtdh w16sdtfl w16du wp14">
+<w:ftr xmlns:wpc="http://schemas.microsoft.com/office/word/2010/wordprocessingCanvas" xmlns:cx="http://schemas.microsoft.com/office/drawing/2014/chartex" xmlns:cx1="http://schemas.microsoft.com/office/drawing/2015/9/8/chartex" xmlns:cx2="http://schemas.microsoft.com/office/drawing/2015/10/21/chartex" xmlns:cx3="http://schemas.microsoft.com/office/drawing/2016/5/9/chartex" xmlns:cx4="http://schemas.microsoft.com/office/drawing/2016/5/10/chartex" xmlns:cx5="http://schemas.microsoft.com/office/drawing/2016/5/11/chartex" xmlns:cx6="http://schemas.microsoft.com/office/drawing/2016/5/12/chartex" xmlns:cx7="http://schemas.microsoft.com/office/drawing/2016/5/13/chartex" xmlns:cx8="http://schemas.microsoft.com/office/drawing/2016/5/14/chartex" xmlns:mc="http://schemas.openxmlformats.org/markup-compatibility/2006" xmlns:aink="http://schemas.microsoft.com/office/drawing/2016/ink" xmlns:am3d="http://schemas.microsoft.com/office/drawing/2017/model3d" xmlns:o="urn:schemas-microsoft-com:office:office" xmlns:r="http://schemas.openxmlformats.org/officeDocument/2006/relationships" xmlns:m="http://schemas.openxmlformats.org/officeDocument/2006/math" xmlns:v="urn:schemas-microsoft-com:vml" xmlns:wp14="http://schemas.microsoft.com/office/word/2010/wordprocessingDrawing" xmlns:wp="http://schemas.openxmlformats.org/drawingml/2006/wordprocessingDrawing" xmlns:w10="urn:schemas-microsoft-com:office:word" xmlns:w="http://schemas.openxmlformats.org/wordprocessingml/2006/main" xmlns:w14="http://schemas.microsoft.com/office/word/2010/wordml" xmlns:w15="http://schemas.microsoft.com/office/word/2012/wordml" xmlns:w16cex="http://schemas.microsoft.com/office/word/2018/wordml/cex" xmlns:w16cid="http://schemas.microsoft.com/office/word/2016/wordml/cid" xmlns:w16="http://schemas.microsoft.com/office/word/2018/wordml" xmlns:w16sdtdh="http://schemas.microsoft.com/office/word/2020/wordml/sdtdatahash" xmlns:w16se="http://schemas.microsoft.com/office/word/2015/wordml/symex" xmlns:wpg="http://schemas.microsoft.com/office/word/2010/wordprocessingGroup" xmlns:wpi="http://schemas.microsoft.com/office/word/2010/wordprocessingInk" xmlns:wne="http://schemas.microsoft.com/office/word/2006/wordml" xmlns:wps="http://schemas.microsoft.com/office/word/2010/wordprocessingShape" mc:Ignorable="w14 w15 w16se w16cid w16 w16cex w16sdtdh wp14">
   <w:sdt>
     <w:sdtPr>
       <w:id w:val="-1731300016"/>
@@ -4493,6 +5248,7 @@
         <w:docPartUnique/>
       </w:docPartObj>
     </w:sdtPr>
+    <w:sdtEndPr/>
     <w:sdtContent>
       <w:p>
         <w:pPr>
@@ -4529,7 +5285,7 @@
 </file>
 
 <file path=word/footer2.xml><?xml version="1.0" encoding="utf-8"?>
-<w:ftr xmlns:wpc="http://schemas.microsoft.com/office/word/2010/wordprocessingCanvas" xmlns:cx="http://schemas.microsoft.com/office/drawing/2014/chartex" xmlns:cx1="http://schemas.microsoft.com/office/drawing/2015/9/8/chartex" xmlns:cx2="http://schemas.microsoft.com/office/drawing/2015/10/21/chartex" xmlns:cx3="http://schemas.microsoft.com/office/drawing/2016/5/9/chartex" xmlns:cx4="http://schemas.microsoft.com/office/drawing/2016/5/10/chartex" xmlns:cx5="http://schemas.microsoft.com/office/drawing/2016/5/11/chartex" xmlns:cx6="http://schemas.microsoft.com/office/drawing/2016/5/12/chartex" xmlns:cx7="http://schemas.microsoft.com/office/drawing/2016/5/13/chartex" xmlns:cx8="http://schemas.microsoft.com/office/drawing/2016/5/14/chartex" xmlns:mc="http://schemas.openxmlformats.org/markup-compatibility/2006" xmlns:aink="http://schemas.microsoft.com/office/drawing/2016/ink" xmlns:am3d="http://schemas.microsoft.com/office/drawing/2017/model3d" xmlns:o="urn:schemas-microsoft-com:office:office" xmlns:oel="http://schemas.microsoft.com/office/2019/extlst" xmlns:r="http://schemas.openxmlformats.org/officeDocument/2006/relationships" xmlns:m="http://schemas.openxmlformats.org/officeDocument/2006/math" xmlns:v="urn:schemas-microsoft-com:vml" xmlns:wp14="http://schemas.microsoft.com/office/word/2010/wordprocessingDrawing" xmlns:wp="http://schemas.openxmlformats.org/drawingml/2006/wordprocessingDrawing" xmlns:w10="urn:schemas-microsoft-com:office:word" xmlns:w="http://schemas.openxmlformats.org/wordprocessingml/2006/main" xmlns:w14="http://schemas.microsoft.com/office/word/2010/wordml" xmlns:w15="http://schemas.microsoft.com/office/word/2012/wordml" xmlns:w16cex="http://schemas.microsoft.com/office/word/2018/wordml/cex" xmlns:w16cid="http://schemas.microsoft.com/office/word/2016/wordml/cid" xmlns:w16="http://schemas.microsoft.com/office/word/2018/wordml" xmlns:w16du="http://schemas.microsoft.com/office/word/2023/wordml/word16du" xmlns:w16sdtdh="http://schemas.microsoft.com/office/word/2020/wordml/sdtdatahash" xmlns:w16sdtfl="http://schemas.microsoft.com/office/word/2024/wordml/sdtformatlock" xmlns:w16se="http://schemas.microsoft.com/office/word/2015/wordml/symex" xmlns:wpg="http://schemas.microsoft.com/office/word/2010/wordprocessingGroup" xmlns:wpi="http://schemas.microsoft.com/office/word/2010/wordprocessingInk" xmlns:wne="http://schemas.microsoft.com/office/word/2006/wordml" xmlns:wps="http://schemas.microsoft.com/office/word/2010/wordprocessingShape" mc:Ignorable="w14 w15 w16se w16cid w16 w16cex w16sdtdh w16sdtfl w16du wp14">
+<w:ftr xmlns:wpc="http://schemas.microsoft.com/office/word/2010/wordprocessingCanvas" xmlns:cx="http://schemas.microsoft.com/office/drawing/2014/chartex" xmlns:cx1="http://schemas.microsoft.com/office/drawing/2015/9/8/chartex" xmlns:cx2="http://schemas.microsoft.com/office/drawing/2015/10/21/chartex" xmlns:cx3="http://schemas.microsoft.com/office/drawing/2016/5/9/chartex" xmlns:cx4="http://schemas.microsoft.com/office/drawing/2016/5/10/chartex" xmlns:cx5="http://schemas.microsoft.com/office/drawing/2016/5/11/chartex" xmlns:cx6="http://schemas.microsoft.com/office/drawing/2016/5/12/chartex" xmlns:cx7="http://schemas.microsoft.com/office/drawing/2016/5/13/chartex" xmlns:cx8="http://schemas.microsoft.com/office/drawing/2016/5/14/chartex" xmlns:mc="http://schemas.openxmlformats.org/markup-compatibility/2006" xmlns:aink="http://schemas.microsoft.com/office/drawing/2016/ink" xmlns:am3d="http://schemas.microsoft.com/office/drawing/2017/model3d" xmlns:o="urn:schemas-microsoft-com:office:office" xmlns:r="http://schemas.openxmlformats.org/officeDocument/2006/relationships" xmlns:m="http://schemas.openxmlformats.org/officeDocument/2006/math" xmlns:v="urn:schemas-microsoft-com:vml" xmlns:wp14="http://schemas.microsoft.com/office/word/2010/wordprocessingDrawing" xmlns:wp="http://schemas.openxmlformats.org/drawingml/2006/wordprocessingDrawing" xmlns:w10="urn:schemas-microsoft-com:office:word" xmlns:w="http://schemas.openxmlformats.org/wordprocessingml/2006/main" xmlns:w14="http://schemas.microsoft.com/office/word/2010/wordml" xmlns:w15="http://schemas.microsoft.com/office/word/2012/wordml" xmlns:w16cex="http://schemas.microsoft.com/office/word/2018/wordml/cex" xmlns:w16cid="http://schemas.microsoft.com/office/word/2016/wordml/cid" xmlns:w16="http://schemas.microsoft.com/office/word/2018/wordml" xmlns:w16sdtdh="http://schemas.microsoft.com/office/word/2020/wordml/sdtdatahash" xmlns:w16se="http://schemas.microsoft.com/office/word/2015/wordml/symex" xmlns:wpg="http://schemas.microsoft.com/office/word/2010/wordprocessingGroup" xmlns:wpi="http://schemas.microsoft.com/office/word/2010/wordprocessingInk" xmlns:wne="http://schemas.microsoft.com/office/word/2006/wordml" xmlns:wps="http://schemas.microsoft.com/office/word/2010/wordprocessingShape" mc:Ignorable="w14 w15 w16se w16cid w16 w16cex w16sdtdh wp14">
   <w:p>
     <w:pPr>
       <w:pStyle w:val="a8"/>
@@ -4545,7 +5301,7 @@
 </file>
 
 <file path=word/footer3.xml><?xml version="1.0" encoding="utf-8"?>
-<w:ftr xmlns:wpc="http://schemas.microsoft.com/office/word/2010/wordprocessingCanvas" xmlns:cx="http://schemas.microsoft.com/office/drawing/2014/chartex" xmlns:cx1="http://schemas.microsoft.com/office/drawing/2015/9/8/chartex" xmlns:cx2="http://schemas.microsoft.com/office/drawing/2015/10/21/chartex" xmlns:cx3="http://schemas.microsoft.com/office/drawing/2016/5/9/chartex" xmlns:cx4="http://schemas.microsoft.com/office/drawing/2016/5/10/chartex" xmlns:cx5="http://schemas.microsoft.com/office/drawing/2016/5/11/chartex" xmlns:cx6="http://schemas.microsoft.com/office/drawing/2016/5/12/chartex" xmlns:cx7="http://schemas.microsoft.com/office/drawing/2016/5/13/chartex" xmlns:cx8="http://schemas.microsoft.com/office/drawing/2016/5/14/chartex" xmlns:mc="http://schemas.openxmlformats.org/markup-compatibility/2006" xmlns:aink="http://schemas.microsoft.com/office/drawing/2016/ink" xmlns:am3d="http://schemas.microsoft.com/office/drawing/2017/model3d" xmlns:o="urn:schemas-microsoft-com:office:office" xmlns:oel="http://schemas.microsoft.com/office/2019/extlst" xmlns:r="http://schemas.openxmlformats.org/officeDocument/2006/relationships" xmlns:m="http://schemas.openxmlformats.org/officeDocument/2006/math" xmlns:v="urn:schemas-microsoft-com:vml" xmlns:wp14="http://schemas.microsoft.com/office/word/2010/wordprocessingDrawing" xmlns:wp="http://schemas.openxmlformats.org/drawingml/2006/wordprocessingDrawing" xmlns:w10="urn:schemas-microsoft-com:office:word" xmlns:w="http://schemas.openxmlformats.org/wordprocessingml/2006/main" xmlns:w14="http://schemas.microsoft.com/office/word/2010/wordml" xmlns:w15="http://schemas.microsoft.com/office/word/2012/wordml" xmlns:w16cex="http://schemas.microsoft.com/office/word/2018/wordml/cex" xmlns:w16cid="http://schemas.microsoft.com/office/word/2016/wordml/cid" xmlns:w16="http://schemas.microsoft.com/office/word/2018/wordml" xmlns:w16du="http://schemas.microsoft.com/office/word/2023/wordml/word16du" xmlns:w16sdtdh="http://schemas.microsoft.com/office/word/2020/wordml/sdtdatahash" xmlns:w16sdtfl="http://schemas.microsoft.com/office/word/2024/wordml/sdtformatlock" xmlns:w16se="http://schemas.microsoft.com/office/word/2015/wordml/symex" xmlns:wpg="http://schemas.microsoft.com/office/word/2010/wordprocessingGroup" xmlns:wpi="http://schemas.microsoft.com/office/word/2010/wordprocessingInk" xmlns:wne="http://schemas.microsoft.com/office/word/2006/wordml" xmlns:wps="http://schemas.microsoft.com/office/word/2010/wordprocessingShape" mc:Ignorable="w14 w15 w16se w16cid w16 w16cex w16sdtdh w16sdtfl w16du wp14">
+<w:ftr xmlns:wpc="http://schemas.microsoft.com/office/word/2010/wordprocessingCanvas" xmlns:cx="http://schemas.microsoft.com/office/drawing/2014/chartex" xmlns:cx1="http://schemas.microsoft.com/office/drawing/2015/9/8/chartex" xmlns:cx2="http://schemas.microsoft.com/office/drawing/2015/10/21/chartex" xmlns:cx3="http://schemas.microsoft.com/office/drawing/2016/5/9/chartex" xmlns:cx4="http://schemas.microsoft.com/office/drawing/2016/5/10/chartex" xmlns:cx5="http://schemas.microsoft.com/office/drawing/2016/5/11/chartex" xmlns:cx6="http://schemas.microsoft.com/office/drawing/2016/5/12/chartex" xmlns:cx7="http://schemas.microsoft.com/office/drawing/2016/5/13/chartex" xmlns:cx8="http://schemas.microsoft.com/office/drawing/2016/5/14/chartex" xmlns:mc="http://schemas.openxmlformats.org/markup-compatibility/2006" xmlns:aink="http://schemas.microsoft.com/office/drawing/2016/ink" xmlns:am3d="http://schemas.microsoft.com/office/drawing/2017/model3d" xmlns:o="urn:schemas-microsoft-com:office:office" xmlns:r="http://schemas.openxmlformats.org/officeDocument/2006/relationships" xmlns:m="http://schemas.openxmlformats.org/officeDocument/2006/math" xmlns:v="urn:schemas-microsoft-com:vml" xmlns:wp14="http://schemas.microsoft.com/office/word/2010/wordprocessingDrawing" xmlns:wp="http://schemas.openxmlformats.org/drawingml/2006/wordprocessingDrawing" xmlns:w10="urn:schemas-microsoft-com:office:word" xmlns:w="http://schemas.openxmlformats.org/wordprocessingml/2006/main" xmlns:w14="http://schemas.microsoft.com/office/word/2010/wordml" xmlns:w15="http://schemas.microsoft.com/office/word/2012/wordml" xmlns:w16cex="http://schemas.microsoft.com/office/word/2018/wordml/cex" xmlns:w16cid="http://schemas.microsoft.com/office/word/2016/wordml/cid" xmlns:w16="http://schemas.microsoft.com/office/word/2018/wordml" xmlns:w16sdtdh="http://schemas.microsoft.com/office/word/2020/wordml/sdtdatahash" xmlns:w16se="http://schemas.microsoft.com/office/word/2015/wordml/symex" xmlns:wpg="http://schemas.microsoft.com/office/word/2010/wordprocessingGroup" xmlns:wpi="http://schemas.microsoft.com/office/word/2010/wordprocessingInk" xmlns:wne="http://schemas.microsoft.com/office/word/2006/wordml" xmlns:wps="http://schemas.microsoft.com/office/word/2010/wordprocessingShape" mc:Ignorable="w14 w15 w16se w16cid w16 w16cex w16sdtdh wp14">
   <w:p>
     <w:pPr>
       <w:pStyle w:val="a8"/>
@@ -4564,7 +5320,7 @@
 </file>
 
 <file path=word/footer4.xml><?xml version="1.0" encoding="utf-8"?>
-<w:ftr xmlns:wpc="http://schemas.microsoft.com/office/word/2010/wordprocessingCanvas" xmlns:cx="http://schemas.microsoft.com/office/drawing/2014/chartex" xmlns:cx1="http://schemas.microsoft.com/office/drawing/2015/9/8/chartex" xmlns:cx2="http://schemas.microsoft.com/office/drawing/2015/10/21/chartex" xmlns:cx3="http://schemas.microsoft.com/office/drawing/2016/5/9/chartex" xmlns:cx4="http://schemas.microsoft.com/office/drawing/2016/5/10/chartex" xmlns:cx5="http://schemas.microsoft.com/office/drawing/2016/5/11/chartex" xmlns:cx6="http://schemas.microsoft.com/office/drawing/2016/5/12/chartex" xmlns:cx7="http://schemas.microsoft.com/office/drawing/2016/5/13/chartex" xmlns:cx8="http://schemas.microsoft.com/office/drawing/2016/5/14/chartex" xmlns:mc="http://schemas.openxmlformats.org/markup-compatibility/2006" xmlns:aink="http://schemas.microsoft.com/office/drawing/2016/ink" xmlns:am3d="http://schemas.microsoft.com/office/drawing/2017/model3d" xmlns:o="urn:schemas-microsoft-com:office:office" xmlns:oel="http://schemas.microsoft.com/office/2019/extlst" xmlns:r="http://schemas.openxmlformats.org/officeDocument/2006/relationships" xmlns:m="http://schemas.openxmlformats.org/officeDocument/2006/math" xmlns:v="urn:schemas-microsoft-com:vml" xmlns:wp14="http://schemas.microsoft.com/office/word/2010/wordprocessingDrawing" xmlns:wp="http://schemas.openxmlformats.org/drawingml/2006/wordprocessingDrawing" xmlns:w10="urn:schemas-microsoft-com:office:word" xmlns:w="http://schemas.openxmlformats.org/wordprocessingml/2006/main" xmlns:w14="http://schemas.microsoft.com/office/word/2010/wordml" xmlns:w15="http://schemas.microsoft.com/office/word/2012/wordml" xmlns:w16cex="http://schemas.microsoft.com/office/word/2018/wordml/cex" xmlns:w16cid="http://schemas.microsoft.com/office/word/2016/wordml/cid" xmlns:w16="http://schemas.microsoft.com/office/word/2018/wordml" xmlns:w16du="http://schemas.microsoft.com/office/word/2023/wordml/word16du" xmlns:w16sdtdh="http://schemas.microsoft.com/office/word/2020/wordml/sdtdatahash" xmlns:w16sdtfl="http://schemas.microsoft.com/office/word/2024/wordml/sdtformatlock" xmlns:w16se="http://schemas.microsoft.com/office/word/2015/wordml/symex" xmlns:wpg="http://schemas.microsoft.com/office/word/2010/wordprocessingGroup" xmlns:wpi="http://schemas.microsoft.com/office/word/2010/wordprocessingInk" xmlns:wne="http://schemas.microsoft.com/office/word/2006/wordml" xmlns:wps="http://schemas.microsoft.com/office/word/2010/wordprocessingShape" mc:Ignorable="w14 w15 w16se w16cid w16 w16cex w16sdtdh w16sdtfl w16du wp14">
+<w:ftr xmlns:wpc="http://schemas.microsoft.com/office/word/2010/wordprocessingCanvas" xmlns:cx="http://schemas.microsoft.com/office/drawing/2014/chartex" xmlns:cx1="http://schemas.microsoft.com/office/drawing/2015/9/8/chartex" xmlns:cx2="http://schemas.microsoft.com/office/drawing/2015/10/21/chartex" xmlns:cx3="http://schemas.microsoft.com/office/drawing/2016/5/9/chartex" xmlns:cx4="http://schemas.microsoft.com/office/drawing/2016/5/10/chartex" xmlns:cx5="http://schemas.microsoft.com/office/drawing/2016/5/11/chartex" xmlns:cx6="http://schemas.microsoft.com/office/drawing/2016/5/12/chartex" xmlns:cx7="http://schemas.microsoft.com/office/drawing/2016/5/13/chartex" xmlns:cx8="http://schemas.microsoft.com/office/drawing/2016/5/14/chartex" xmlns:mc="http://schemas.openxmlformats.org/markup-compatibility/2006" xmlns:aink="http://schemas.microsoft.com/office/drawing/2016/ink" xmlns:am3d="http://schemas.microsoft.com/office/drawing/2017/model3d" xmlns:o="urn:schemas-microsoft-com:office:office" xmlns:r="http://schemas.openxmlformats.org/officeDocument/2006/relationships" xmlns:m="http://schemas.openxmlformats.org/officeDocument/2006/math" xmlns:v="urn:schemas-microsoft-com:vml" xmlns:wp14="http://schemas.microsoft.com/office/word/2010/wordprocessingDrawing" xmlns:wp="http://schemas.openxmlformats.org/drawingml/2006/wordprocessingDrawing" xmlns:w10="urn:schemas-microsoft-com:office:word" xmlns:w="http://schemas.openxmlformats.org/wordprocessingml/2006/main" xmlns:w14="http://schemas.microsoft.com/office/word/2010/wordml" xmlns:w15="http://schemas.microsoft.com/office/word/2012/wordml" xmlns:w16cex="http://schemas.microsoft.com/office/word/2018/wordml/cex" xmlns:w16cid="http://schemas.microsoft.com/office/word/2016/wordml/cid" xmlns:w16="http://schemas.microsoft.com/office/word/2018/wordml" xmlns:w16sdtdh="http://schemas.microsoft.com/office/word/2020/wordml/sdtdatahash" xmlns:w16se="http://schemas.microsoft.com/office/word/2015/wordml/symex" xmlns:wpg="http://schemas.microsoft.com/office/word/2010/wordprocessingGroup" xmlns:wpi="http://schemas.microsoft.com/office/word/2010/wordprocessingInk" xmlns:wne="http://schemas.microsoft.com/office/word/2006/wordml" xmlns:wps="http://schemas.microsoft.com/office/word/2010/wordprocessingShape" mc:Ignorable="w14 w15 w16se w16cid w16 w16cex w16sdtdh wp14">
   <w:sdt>
     <w:sdtPr>
       <w:id w:val="-342318388"/>
@@ -4573,6 +5329,7 @@
         <w:docPartUnique/>
       </w:docPartObj>
     </w:sdtPr>
+    <w:sdtEndPr/>
     <w:sdtContent>
       <w:p>
         <w:pPr>
@@ -4594,7 +5351,7 @@
 </file>
 
 <file path=word/footnotes.xml><?xml version="1.0" encoding="utf-8"?>
-<w:footnotes xmlns:wpc="http://schemas.microsoft.com/office/word/2010/wordprocessingCanvas" xmlns:cx="http://schemas.microsoft.com/office/drawing/2014/chartex" xmlns:cx1="http://schemas.microsoft.com/office/drawing/2015/9/8/chartex" xmlns:cx2="http://schemas.microsoft.com/office/drawing/2015/10/21/chartex" xmlns:cx3="http://schemas.microsoft.com/office/drawing/2016/5/9/chartex" xmlns:cx4="http://schemas.microsoft.com/office/drawing/2016/5/10/chartex" xmlns:cx5="http://schemas.microsoft.com/office/drawing/2016/5/11/chartex" xmlns:cx6="http://schemas.microsoft.com/office/drawing/2016/5/12/chartex" xmlns:cx7="http://schemas.microsoft.com/office/drawing/2016/5/13/chartex" xmlns:cx8="http://schemas.microsoft.com/office/drawing/2016/5/14/chartex" xmlns:mc="http://schemas.openxmlformats.org/markup-compatibility/2006" xmlns:aink="http://schemas.microsoft.com/office/drawing/2016/ink" xmlns:am3d="http://schemas.microsoft.com/office/drawing/2017/model3d" xmlns:o="urn:schemas-microsoft-com:office:office" xmlns:oel="http://schemas.microsoft.com/office/2019/extlst" xmlns:r="http://schemas.openxmlformats.org/officeDocument/2006/relationships" xmlns:m="http://schemas.openxmlformats.org/officeDocument/2006/math" xmlns:v="urn:schemas-microsoft-com:vml" xmlns:wp14="http://schemas.microsoft.com/office/word/2010/wordprocessingDrawing" xmlns:wp="http://schemas.openxmlformats.org/drawingml/2006/wordprocessingDrawing" xmlns:w10="urn:schemas-microsoft-com:office:word" xmlns:w="http://schemas.openxmlformats.org/wordprocessingml/2006/main" xmlns:w14="http://schemas.microsoft.com/office/word/2010/wordml" xmlns:w15="http://schemas.microsoft.com/office/word/2012/wordml" xmlns:w16cex="http://schemas.microsoft.com/office/word/2018/wordml/cex" xmlns:w16cid="http://schemas.microsoft.com/office/word/2016/wordml/cid" xmlns:w16="http://schemas.microsoft.com/office/word/2018/wordml" xmlns:w16du="http://schemas.microsoft.com/office/word/2023/wordml/word16du" xmlns:w16sdtdh="http://schemas.microsoft.com/office/word/2020/wordml/sdtdatahash" xmlns:w16sdtfl="http://schemas.microsoft.com/office/word/2024/wordml/sdtformatlock" xmlns:w16se="http://schemas.microsoft.com/office/word/2015/wordml/symex" xmlns:wpg="http://schemas.microsoft.com/office/word/2010/wordprocessingGroup" xmlns:wpi="http://schemas.microsoft.com/office/word/2010/wordprocessingInk" xmlns:wne="http://schemas.microsoft.com/office/word/2006/wordml" xmlns:wps="http://schemas.microsoft.com/office/word/2010/wordprocessingShape" mc:Ignorable="w14 w15 w16se w16cid w16 w16cex w16sdtdh w16sdtfl w16du wp14">
+<w:footnotes xmlns:wpc="http://schemas.microsoft.com/office/word/2010/wordprocessingCanvas" xmlns:cx="http://schemas.microsoft.com/office/drawing/2014/chartex" xmlns:cx1="http://schemas.microsoft.com/office/drawing/2015/9/8/chartex" xmlns:cx2="http://schemas.microsoft.com/office/drawing/2015/10/21/chartex" xmlns:cx3="http://schemas.microsoft.com/office/drawing/2016/5/9/chartex" xmlns:cx4="http://schemas.microsoft.com/office/drawing/2016/5/10/chartex" xmlns:cx5="http://schemas.microsoft.com/office/drawing/2016/5/11/chartex" xmlns:cx6="http://schemas.microsoft.com/office/drawing/2016/5/12/chartex" xmlns:cx7="http://schemas.microsoft.com/office/drawing/2016/5/13/chartex" xmlns:cx8="http://schemas.microsoft.com/office/drawing/2016/5/14/chartex" xmlns:mc="http://schemas.openxmlformats.org/markup-compatibility/2006" xmlns:aink="http://schemas.microsoft.com/office/drawing/2016/ink" xmlns:am3d="http://schemas.microsoft.com/office/drawing/2017/model3d" xmlns:o="urn:schemas-microsoft-com:office:office" xmlns:r="http://schemas.openxmlformats.org/officeDocument/2006/relationships" xmlns:m="http://schemas.openxmlformats.org/officeDocument/2006/math" xmlns:v="urn:schemas-microsoft-com:vml" xmlns:wp14="http://schemas.microsoft.com/office/word/2010/wordprocessingDrawing" xmlns:wp="http://schemas.openxmlformats.org/drawingml/2006/wordprocessingDrawing" xmlns:w10="urn:schemas-microsoft-com:office:word" xmlns:w="http://schemas.openxmlformats.org/wordprocessingml/2006/main" xmlns:w14="http://schemas.microsoft.com/office/word/2010/wordml" xmlns:w15="http://schemas.microsoft.com/office/word/2012/wordml" xmlns:w16cex="http://schemas.microsoft.com/office/word/2018/wordml/cex" xmlns:w16cid="http://schemas.microsoft.com/office/word/2016/wordml/cid" xmlns:w16="http://schemas.microsoft.com/office/word/2018/wordml" xmlns:w16sdtdh="http://schemas.microsoft.com/office/word/2020/wordml/sdtdatahash" xmlns:w16se="http://schemas.microsoft.com/office/word/2015/wordml/symex" xmlns:wpg="http://schemas.microsoft.com/office/word/2010/wordprocessingGroup" xmlns:wpi="http://schemas.microsoft.com/office/word/2010/wordprocessingInk" xmlns:wne="http://schemas.microsoft.com/office/word/2006/wordml" xmlns:wps="http://schemas.microsoft.com/office/word/2010/wordprocessingShape" mc:Ignorable="w14 w15 w16se w16cid w16 w16cex w16sdtdh wp14">
   <w:footnote w:type="separator" w:id="-1">
     <w:p>
       <w:pPr>
@@ -4619,7 +5376,7 @@
 </file>
 
 <file path=word/numbering.xml><?xml version="1.0" encoding="utf-8"?>
-<w:numbering xmlns:wpc="http://schemas.microsoft.com/office/word/2010/wordprocessingCanvas" xmlns:cx="http://schemas.microsoft.com/office/drawing/2014/chartex" xmlns:cx1="http://schemas.microsoft.com/office/drawing/2015/9/8/chartex" xmlns:cx2="http://schemas.microsoft.com/office/drawing/2015/10/21/chartex" xmlns:cx3="http://schemas.microsoft.com/office/drawing/2016/5/9/chartex" xmlns:cx4="http://schemas.microsoft.com/office/drawing/2016/5/10/chartex" xmlns:cx5="http://schemas.microsoft.com/office/drawing/2016/5/11/chartex" xmlns:cx6="http://schemas.microsoft.com/office/drawing/2016/5/12/chartex" xmlns:cx7="http://schemas.microsoft.com/office/drawing/2016/5/13/chartex" xmlns:cx8="http://schemas.microsoft.com/office/drawing/2016/5/14/chartex" xmlns:mc="http://schemas.openxmlformats.org/markup-compatibility/2006" xmlns:aink="http://schemas.microsoft.com/office/drawing/2016/ink" xmlns:am3d="http://schemas.microsoft.com/office/drawing/2017/model3d" xmlns:o="urn:schemas-microsoft-com:office:office" xmlns:oel="http://schemas.microsoft.com/office/2019/extlst" xmlns:r="http://schemas.openxmlformats.org/officeDocument/2006/relationships" xmlns:m="http://schemas.openxmlformats.org/officeDocument/2006/math" xmlns:v="urn:schemas-microsoft-com:vml" xmlns:wp14="http://schemas.microsoft.com/office/word/2010/wordprocessingDrawing" xmlns:wp="http://schemas.openxmlformats.org/drawingml/2006/wordprocessingDrawing" xmlns:w10="urn:schemas-microsoft-com:office:word" xmlns:w="http://schemas.openxmlformats.org/wordprocessingml/2006/main" xmlns:w14="http://schemas.microsoft.com/office/word/2010/wordml" xmlns:w15="http://schemas.microsoft.com/office/word/2012/wordml" xmlns:w16cex="http://schemas.microsoft.com/office/word/2018/wordml/cex" xmlns:w16cid="http://schemas.microsoft.com/office/word/2016/wordml/cid" xmlns:w16="http://schemas.microsoft.com/office/word/2018/wordml" xmlns:w16du="http://schemas.microsoft.com/office/word/2023/wordml/word16du" xmlns:w16sdtdh="http://schemas.microsoft.com/office/word/2020/wordml/sdtdatahash" xmlns:w16sdtfl="http://schemas.microsoft.com/office/word/2024/wordml/sdtformatlock" xmlns:w16se="http://schemas.microsoft.com/office/word/2015/wordml/symex" xmlns:wpg="http://schemas.microsoft.com/office/word/2010/wordprocessingGroup" xmlns:wpi="http://schemas.microsoft.com/office/word/2010/wordprocessingInk" xmlns:wne="http://schemas.microsoft.com/office/word/2006/wordml" xmlns:wps="http://schemas.microsoft.com/office/word/2010/wordprocessingShape" mc:Ignorable="w14 w15 w16se w16cid w16 w16cex w16sdtdh w16sdtfl w16du wp14">
+<w:numbering xmlns:wpc="http://schemas.microsoft.com/office/word/2010/wordprocessingCanvas" xmlns:cx="http://schemas.microsoft.com/office/drawing/2014/chartex" xmlns:cx1="http://schemas.microsoft.com/office/drawing/2015/9/8/chartex" xmlns:cx2="http://schemas.microsoft.com/office/drawing/2015/10/21/chartex" xmlns:cx3="http://schemas.microsoft.com/office/drawing/2016/5/9/chartex" xmlns:cx4="http://schemas.microsoft.com/office/drawing/2016/5/10/chartex" xmlns:cx5="http://schemas.microsoft.com/office/drawing/2016/5/11/chartex" xmlns:cx6="http://schemas.microsoft.com/office/drawing/2016/5/12/chartex" xmlns:cx7="http://schemas.microsoft.com/office/drawing/2016/5/13/chartex" xmlns:cx8="http://schemas.microsoft.com/office/drawing/2016/5/14/chartex" xmlns:mc="http://schemas.openxmlformats.org/markup-compatibility/2006" xmlns:aink="http://schemas.microsoft.com/office/drawing/2016/ink" xmlns:am3d="http://schemas.microsoft.com/office/drawing/2017/model3d" xmlns:o="urn:schemas-microsoft-com:office:office" xmlns:r="http://schemas.openxmlformats.org/officeDocument/2006/relationships" xmlns:m="http://schemas.openxmlformats.org/officeDocument/2006/math" xmlns:v="urn:schemas-microsoft-com:vml" xmlns:wp14="http://schemas.microsoft.com/office/word/2010/wordprocessingDrawing" xmlns:wp="http://schemas.openxmlformats.org/drawingml/2006/wordprocessingDrawing" xmlns:w10="urn:schemas-microsoft-com:office:word" xmlns:w="http://schemas.openxmlformats.org/wordprocessingml/2006/main" xmlns:w14="http://schemas.microsoft.com/office/word/2010/wordml" xmlns:w15="http://schemas.microsoft.com/office/word/2012/wordml" xmlns:w16cex="http://schemas.microsoft.com/office/word/2018/wordml/cex" xmlns:w16cid="http://schemas.microsoft.com/office/word/2016/wordml/cid" xmlns:w16="http://schemas.microsoft.com/office/word/2018/wordml" xmlns:w16sdtdh="http://schemas.microsoft.com/office/word/2020/wordml/sdtdatahash" xmlns:w16se="http://schemas.microsoft.com/office/word/2015/wordml/symex" xmlns:wpg="http://schemas.microsoft.com/office/word/2010/wordprocessingGroup" xmlns:wpi="http://schemas.microsoft.com/office/word/2010/wordprocessingInk" xmlns:wne="http://schemas.microsoft.com/office/word/2006/wordml" xmlns:wps="http://schemas.microsoft.com/office/word/2010/wordprocessingShape" mc:Ignorable="w14 w15 w16se w16cid w16 w16cex w16sdtdh wp14">
   <w:abstractNum w:abstractNumId="0" w15:restartNumberingAfterBreak="0">
     <w:nsid w:val="00B70B69"/>
     <w:multiLevelType w:val="multilevel"/>
@@ -8197,91 +8954,91 @@
       </w:rPr>
     </w:lvl>
   </w:abstractNum>
-  <w:num w:numId="1" w16cid:durableId="680741729">
+  <w:num w:numId="1">
     <w:abstractNumId w:val="20"/>
   </w:num>
-  <w:num w:numId="2" w16cid:durableId="670645464">
+  <w:num w:numId="2">
     <w:abstractNumId w:val="23"/>
   </w:num>
-  <w:num w:numId="3" w16cid:durableId="939484434">
+  <w:num w:numId="3">
     <w:abstractNumId w:val="16"/>
   </w:num>
-  <w:num w:numId="4" w16cid:durableId="1349914173">
+  <w:num w:numId="4">
     <w:abstractNumId w:val="28"/>
   </w:num>
-  <w:num w:numId="5" w16cid:durableId="262303006">
+  <w:num w:numId="5">
     <w:abstractNumId w:val="11"/>
   </w:num>
-  <w:num w:numId="6" w16cid:durableId="1503934630">
+  <w:num w:numId="6">
     <w:abstractNumId w:val="25"/>
   </w:num>
-  <w:num w:numId="7" w16cid:durableId="306478608">
+  <w:num w:numId="7">
     <w:abstractNumId w:val="1"/>
   </w:num>
-  <w:num w:numId="8" w16cid:durableId="266277040">
+  <w:num w:numId="8">
     <w:abstractNumId w:val="19"/>
   </w:num>
-  <w:num w:numId="9" w16cid:durableId="395014360">
+  <w:num w:numId="9">
     <w:abstractNumId w:val="9"/>
   </w:num>
-  <w:num w:numId="10" w16cid:durableId="1806265807">
+  <w:num w:numId="10">
     <w:abstractNumId w:val="18"/>
   </w:num>
-  <w:num w:numId="11" w16cid:durableId="1593583891">
+  <w:num w:numId="11">
     <w:abstractNumId w:val="21"/>
   </w:num>
-  <w:num w:numId="12" w16cid:durableId="2096710217">
+  <w:num w:numId="12">
     <w:abstractNumId w:val="12"/>
   </w:num>
-  <w:num w:numId="13" w16cid:durableId="1369376709">
+  <w:num w:numId="13">
     <w:abstractNumId w:val="5"/>
   </w:num>
-  <w:num w:numId="14" w16cid:durableId="1849784473">
+  <w:num w:numId="14">
     <w:abstractNumId w:val="4"/>
   </w:num>
-  <w:num w:numId="15" w16cid:durableId="730084655">
+  <w:num w:numId="15">
     <w:abstractNumId w:val="6"/>
   </w:num>
-  <w:num w:numId="16" w16cid:durableId="1243024447">
+  <w:num w:numId="16">
     <w:abstractNumId w:val="0"/>
   </w:num>
-  <w:num w:numId="17" w16cid:durableId="675503379">
+  <w:num w:numId="17">
     <w:abstractNumId w:val="10"/>
   </w:num>
-  <w:num w:numId="18" w16cid:durableId="1443066841">
+  <w:num w:numId="18">
     <w:abstractNumId w:val="17"/>
   </w:num>
-  <w:num w:numId="19" w16cid:durableId="1556505113">
+  <w:num w:numId="19">
     <w:abstractNumId w:val="13"/>
   </w:num>
-  <w:num w:numId="20" w16cid:durableId="1234002142">
+  <w:num w:numId="20">
     <w:abstractNumId w:val="14"/>
   </w:num>
-  <w:num w:numId="21" w16cid:durableId="67117747">
+  <w:num w:numId="21">
     <w:abstractNumId w:val="15"/>
   </w:num>
-  <w:num w:numId="22" w16cid:durableId="1588030625">
+  <w:num w:numId="22">
     <w:abstractNumId w:val="8"/>
   </w:num>
-  <w:num w:numId="23" w16cid:durableId="1137409378">
+  <w:num w:numId="23">
     <w:abstractNumId w:val="26"/>
   </w:num>
-  <w:num w:numId="24" w16cid:durableId="996613053">
+  <w:num w:numId="24">
     <w:abstractNumId w:val="3"/>
   </w:num>
-  <w:num w:numId="25" w16cid:durableId="227542166">
+  <w:num w:numId="25">
     <w:abstractNumId w:val="24"/>
   </w:num>
-  <w:num w:numId="26" w16cid:durableId="1338926741">
+  <w:num w:numId="26">
     <w:abstractNumId w:val="22"/>
   </w:num>
-  <w:num w:numId="27" w16cid:durableId="428358402">
+  <w:num w:numId="27">
     <w:abstractNumId w:val="7"/>
   </w:num>
-  <w:num w:numId="28" w16cid:durableId="561988717">
+  <w:num w:numId="28">
     <w:abstractNumId w:val="2"/>
   </w:num>
-  <w:num w:numId="29" w16cid:durableId="893661958">
+  <w:num w:numId="29">
     <w:abstractNumId w:val="27"/>
   </w:num>
   <w:numIdMacAtCleanup w:val="8"/>
@@ -8289,7 +9046,7 @@
 </file>
 
 <file path=word/styles.xml><?xml version="1.0" encoding="utf-8"?>
-<w:styles xmlns:mc="http://schemas.openxmlformats.org/markup-compatibility/2006" xmlns:r="http://schemas.openxmlformats.org/officeDocument/2006/relationships" xmlns:w="http://schemas.openxmlformats.org/wordprocessingml/2006/main" xmlns:w14="http://schemas.microsoft.com/office/word/2010/wordml" xmlns:w15="http://schemas.microsoft.com/office/word/2012/wordml" xmlns:w16cex="http://schemas.microsoft.com/office/word/2018/wordml/cex" xmlns:w16cid="http://schemas.microsoft.com/office/word/2016/wordml/cid" xmlns:w16="http://schemas.microsoft.com/office/word/2018/wordml" xmlns:w16du="http://schemas.microsoft.com/office/word/2023/wordml/word16du" xmlns:w16sdtdh="http://schemas.microsoft.com/office/word/2020/wordml/sdtdatahash" xmlns:w16sdtfl="http://schemas.microsoft.com/office/word/2024/wordml/sdtformatlock" xmlns:w16se="http://schemas.microsoft.com/office/word/2015/wordml/symex" mc:Ignorable="w14 w15 w16se w16cid w16 w16cex w16sdtdh w16sdtfl w16du">
+<w:styles xmlns:mc="http://schemas.openxmlformats.org/markup-compatibility/2006" xmlns:r="http://schemas.openxmlformats.org/officeDocument/2006/relationships" xmlns:w="http://schemas.openxmlformats.org/wordprocessingml/2006/main" xmlns:w14="http://schemas.microsoft.com/office/word/2010/wordml" xmlns:w15="http://schemas.microsoft.com/office/word/2012/wordml" xmlns:w16cex="http://schemas.microsoft.com/office/word/2018/wordml/cex" xmlns:w16cid="http://schemas.microsoft.com/office/word/2016/wordml/cid" xmlns:w16="http://schemas.microsoft.com/office/word/2018/wordml" xmlns:w16sdtdh="http://schemas.microsoft.com/office/word/2020/wordml/sdtdatahash" xmlns:w16se="http://schemas.microsoft.com/office/word/2015/wordml/symex" mc:Ignorable="w14 w15 w16se w16cid w16 w16cex w16sdtdh">
   <w:docDefaults>
     <w:rPrDefault>
       <w:rPr>
@@ -8926,6 +9683,7 @@
   <w:style w:type="character" w:default="1" w:styleId="a1">
     <w:name w:val="Default Paragraph Font"/>
     <w:uiPriority w:val="1"/>
+    <w:semiHidden/>
     <w:unhideWhenUsed/>
   </w:style>
   <w:style w:type="table" w:default="1" w:styleId="a2">

--- a/Курсовая  работа ide.docx
+++ b/Курсовая  работа ide.docx
@@ -1,6 +1,6 @@
 
 <file path=word/document.xml><?xml version="1.0" encoding="utf-8"?>
-<w:document xmlns:wpc="http://schemas.microsoft.com/office/word/2010/wordprocessingCanvas" xmlns:cx="http://schemas.microsoft.com/office/drawing/2014/chartex" xmlns:cx1="http://schemas.microsoft.com/office/drawing/2015/9/8/chartex" xmlns:cx2="http://schemas.microsoft.com/office/drawing/2015/10/21/chartex" xmlns:cx3="http://schemas.microsoft.com/office/drawing/2016/5/9/chartex" xmlns:cx4="http://schemas.microsoft.com/office/drawing/2016/5/10/chartex" xmlns:cx5="http://schemas.microsoft.com/office/drawing/2016/5/11/chartex" xmlns:cx6="http://schemas.microsoft.com/office/drawing/2016/5/12/chartex" xmlns:cx7="http://schemas.microsoft.com/office/drawing/2016/5/13/chartex" xmlns:cx8="http://schemas.microsoft.com/office/drawing/2016/5/14/chartex" xmlns:mc="http://schemas.openxmlformats.org/markup-compatibility/2006" xmlns:aink="http://schemas.microsoft.com/office/drawing/2016/ink" xmlns:am3d="http://schemas.microsoft.com/office/drawing/2017/model3d" xmlns:o="urn:schemas-microsoft-com:office:office" xmlns:r="http://schemas.openxmlformats.org/officeDocument/2006/relationships" xmlns:m="http://schemas.openxmlformats.org/officeDocument/2006/math" xmlns:v="urn:schemas-microsoft-com:vml" xmlns:wp14="http://schemas.microsoft.com/office/word/2010/wordprocessingDrawing" xmlns:wp="http://schemas.openxmlformats.org/drawingml/2006/wordprocessingDrawing" xmlns:w10="urn:schemas-microsoft-com:office:word" xmlns:w="http://schemas.openxmlformats.org/wordprocessingml/2006/main" xmlns:w14="http://schemas.microsoft.com/office/word/2010/wordml" xmlns:w15="http://schemas.microsoft.com/office/word/2012/wordml" xmlns:w16cex="http://schemas.microsoft.com/office/word/2018/wordml/cex" xmlns:w16cid="http://schemas.microsoft.com/office/word/2016/wordml/cid" xmlns:w16="http://schemas.microsoft.com/office/word/2018/wordml" xmlns:w16sdtdh="http://schemas.microsoft.com/office/word/2020/wordml/sdtdatahash" xmlns:w16se="http://schemas.microsoft.com/office/word/2015/wordml/symex" xmlns:wpg="http://schemas.microsoft.com/office/word/2010/wordprocessingGroup" xmlns:wpi="http://schemas.microsoft.com/office/word/2010/wordprocessingInk" xmlns:wne="http://schemas.microsoft.com/office/word/2006/wordml" xmlns:wps="http://schemas.microsoft.com/office/word/2010/wordprocessingShape" mc:Ignorable="w14 w15 w16se w16cid w16 w16cex w16sdtdh wp14">
+<w:document xmlns:wpc="http://schemas.microsoft.com/office/word/2010/wordprocessingCanvas" xmlns:cx="http://schemas.microsoft.com/office/drawing/2014/chartex" xmlns:cx1="http://schemas.microsoft.com/office/drawing/2015/9/8/chartex" xmlns:cx2="http://schemas.microsoft.com/office/drawing/2015/10/21/chartex" xmlns:cx3="http://schemas.microsoft.com/office/drawing/2016/5/9/chartex" xmlns:cx4="http://schemas.microsoft.com/office/drawing/2016/5/10/chartex" xmlns:cx5="http://schemas.microsoft.com/office/drawing/2016/5/11/chartex" xmlns:cx6="http://schemas.microsoft.com/office/drawing/2016/5/12/chartex" xmlns:cx7="http://schemas.microsoft.com/office/drawing/2016/5/13/chartex" xmlns:cx8="http://schemas.microsoft.com/office/drawing/2016/5/14/chartex" xmlns:mc="http://schemas.openxmlformats.org/markup-compatibility/2006" xmlns:aink="http://schemas.microsoft.com/office/drawing/2016/ink" xmlns:am3d="http://schemas.microsoft.com/office/drawing/2017/model3d" xmlns:o="urn:schemas-microsoft-com:office:office" xmlns:oel="http://schemas.microsoft.com/office/2019/extlst" xmlns:r="http://schemas.openxmlformats.org/officeDocument/2006/relationships" xmlns:m="http://schemas.openxmlformats.org/officeDocument/2006/math" xmlns:v="urn:schemas-microsoft-com:vml" xmlns:wp14="http://schemas.microsoft.com/office/word/2010/wordprocessingDrawing" xmlns:wp="http://schemas.openxmlformats.org/drawingml/2006/wordprocessingDrawing" xmlns:w10="urn:schemas-microsoft-com:office:word" xmlns:w="http://schemas.openxmlformats.org/wordprocessingml/2006/main" xmlns:w14="http://schemas.microsoft.com/office/word/2010/wordml" xmlns:w15="http://schemas.microsoft.com/office/word/2012/wordml" xmlns:w16cex="http://schemas.microsoft.com/office/word/2018/wordml/cex" xmlns:w16cid="http://schemas.microsoft.com/office/word/2016/wordml/cid" xmlns:w16="http://schemas.microsoft.com/office/word/2018/wordml" xmlns:w16du="http://schemas.microsoft.com/office/word/2023/wordml/word16du" xmlns:w16sdtdh="http://schemas.microsoft.com/office/word/2020/wordml/sdtdatahash" xmlns:w16sdtfl="http://schemas.microsoft.com/office/word/2024/wordml/sdtformatlock" xmlns:w16se="http://schemas.microsoft.com/office/word/2015/wordml/symex" xmlns:wpg="http://schemas.microsoft.com/office/word/2010/wordprocessingGroup" xmlns:wpi="http://schemas.microsoft.com/office/word/2010/wordprocessingInk" xmlns:wne="http://schemas.microsoft.com/office/word/2006/wordml" xmlns:wps="http://schemas.microsoft.com/office/word/2010/wordprocessingShape" mc:Ignorable="w14 w15 w16se w16cid w16 w16cex w16sdtdh w16sdtfl w16du wp14">
   <w:body>
     <w:p>
       <w:pPr>
@@ -131,7 +131,29 @@
           <w:szCs w:val="28"/>
           <w:lang w:eastAsia="ru-RU"/>
         </w:rPr>
-        <w:t>ФЕДЕРАЛЬНОЕ ГОСУДАРСТВЕННОЕ БЮДЖЕТНОЕ ОБРАЗОВАТЕЛЬНОЕ УЧРЕЖДЕНИЕ  ВЫСШЕГО ОБРАЗОВАНИЯ</w:t>
+        <w:t xml:space="preserve">ФЕДЕРАЛЬНОЕ ГОСУДАРСТВЕННОЕ БЮДЖЕТНОЕ ОБРАЗОВАТЕЛЬНОЕ </w:t>
+      </w:r>
+      <w:proofErr w:type="gramStart"/>
+      <w:r>
+        <w:rPr>
+          <w:rFonts w:ascii="Times New Roman" w:eastAsia="Times New Roman" w:hAnsi="Times New Roman" w:cs="Times New Roman"/>
+          <w:spacing w:val="-20"/>
+          <w:sz w:val="28"/>
+          <w:szCs w:val="28"/>
+          <w:lang w:eastAsia="ru-RU"/>
+        </w:rPr>
+        <w:t>УЧРЕЖДЕНИЕ  ВЫСШЕГО</w:t>
+      </w:r>
+      <w:proofErr w:type="gramEnd"/>
+      <w:r>
+        <w:rPr>
+          <w:rFonts w:ascii="Times New Roman" w:eastAsia="Times New Roman" w:hAnsi="Times New Roman" w:cs="Times New Roman"/>
+          <w:spacing w:val="-20"/>
+          <w:sz w:val="28"/>
+          <w:szCs w:val="28"/>
+          <w:lang w:eastAsia="ru-RU"/>
+        </w:rPr>
+        <w:t xml:space="preserve"> ОБРАЗОВАНИЯ</w:t>
       </w:r>
     </w:p>
     <w:p>
@@ -706,8 +728,9 @@
           <w:szCs w:val="28"/>
           <w:lang w:eastAsia="ru-RU"/>
         </w:rPr>
-        <w:t>а Д.А.</w:t>
-      </w:r>
+        <w:t xml:space="preserve">а </w:t>
+      </w:r>
+      <w:proofErr w:type="gramStart"/>
       <w:r>
         <w:rPr>
           <w:rFonts w:ascii="Times New Roman" w:eastAsia="Times New Roman" w:hAnsi="Times New Roman" w:cs="Times New Roman"/>
@@ -715,6 +738,16 @@
           <w:szCs w:val="28"/>
           <w:lang w:eastAsia="ru-RU"/>
         </w:rPr>
+        <w:t>Д.А.</w:t>
+      </w:r>
+      <w:proofErr w:type="gramEnd"/>
+      <w:r>
+        <w:rPr>
+          <w:rFonts w:ascii="Times New Roman" w:eastAsia="Times New Roman" w:hAnsi="Times New Roman" w:cs="Times New Roman"/>
+          <w:sz w:val="28"/>
+          <w:szCs w:val="28"/>
+          <w:lang w:eastAsia="ru-RU"/>
+        </w:rPr>
         <w:t xml:space="preserve"> </w:t>
       </w:r>
       <w:r>
@@ -773,6 +806,7 @@
         </w:rPr>
         <w:t xml:space="preserve"> </w:t>
       </w:r>
+      <w:proofErr w:type="gramStart"/>
       <w:r>
         <w:rPr>
           <w:rFonts w:ascii="Times New Roman" w:eastAsia="Times New Roman" w:hAnsi="Times New Roman" w:cs="Times New Roman"/>
@@ -791,6 +825,7 @@
         </w:rPr>
         <w:t>.</w:t>
       </w:r>
+      <w:proofErr w:type="gramEnd"/>
       <w:r>
         <w:rPr>
           <w:rFonts w:ascii="Times New Roman" w:eastAsia="Times New Roman" w:hAnsi="Times New Roman" w:cs="Times New Roman"/>
@@ -2124,14 +2159,14 @@
       <w:pPr>
         <w:pStyle w:val="afb"/>
       </w:pPr>
-      <w:bookmarkStart w:id="1" w:name="_Toc195617421"/>
-      <w:bookmarkStart w:id="2" w:name="_Toc195875304"/>
-      <w:bookmarkStart w:id="3" w:name="_Toc225591304"/>
+      <w:bookmarkStart w:id="1" w:name="_Toc225591304"/>
+      <w:bookmarkStart w:id="2" w:name="_Toc195617421"/>
+      <w:bookmarkStart w:id="3" w:name="_Toc195875304"/>
       <w:r>
         <w:lastRenderedPageBreak/>
         <w:t>Сокращения, обозначения</w:t>
       </w:r>
-      <w:bookmarkEnd w:id="3"/>
+      <w:bookmarkEnd w:id="1"/>
     </w:p>
     <w:p>
       <w:pPr>
@@ -2167,8 +2202,8 @@
         <w:lastRenderedPageBreak/>
         <w:t>ВВЕДЕНИЕ</w:t>
       </w:r>
-      <w:bookmarkEnd w:id="1"/>
       <w:bookmarkEnd w:id="2"/>
+      <w:bookmarkEnd w:id="3"/>
       <w:bookmarkEnd w:id="4"/>
     </w:p>
     <w:p>
@@ -2201,21 +2236,7 @@
         <w:rPr>
           <w:lang w:eastAsia="ru-RU"/>
         </w:rPr>
-        <w:t xml:space="preserve">Такие инструменты нужны для распределённых команд, удалённой работы, онлайн-обучения, студенческих проектов, </w:t>
-      </w:r>
-      <w:proofErr w:type="spellStart"/>
-      <w:r>
-        <w:rPr>
-          <w:lang w:eastAsia="ru-RU"/>
-        </w:rPr>
-        <w:t>хакатонов</w:t>
-      </w:r>
-      <w:proofErr w:type="spellEnd"/>
-      <w:r>
-        <w:rPr>
-          <w:lang w:eastAsia="ru-RU"/>
-        </w:rPr>
-        <w:t xml:space="preserve"> и курсовых. Большинство аналогов либо слишком сложны, либо ограничивают бесплатную версию по времени, проектам или участникам, либо подходят только под узкие задачи.</w:t>
+        <w:t>Такие инструменты нужны для распределённых команд, удалённой работы, онлайн-обучения, студенческих проектов, хакатонов и курсовых. Большинство аналогов либо слишком сложны, либо ограничивают бесплатную версию по времени, проектам или участникам, либо подходят только под узкие задачи.</w:t>
       </w:r>
     </w:p>
     <w:p>
@@ -2420,21 +2441,7 @@
         <w:rPr>
           <w:rStyle w:val="afd"/>
         </w:rPr>
-        <w:t xml:space="preserve">увеличение популярности совместных проектов в образовании: групповые курсовые работы, </w:t>
-      </w:r>
-      <w:proofErr w:type="spellStart"/>
-      <w:r>
-        <w:rPr>
-          <w:rStyle w:val="afd"/>
-        </w:rPr>
-        <w:t>хакатоны</w:t>
-      </w:r>
-      <w:proofErr w:type="spellEnd"/>
-      <w:r>
-        <w:rPr>
-          <w:rStyle w:val="afd"/>
-        </w:rPr>
-        <w:t>, командные задания на онлайн-курсах;</w:t>
+        <w:t>увеличение популярности совместных проектов в образовании: групповые курсовые работы, хакатоны, командные задания на онлайн-курсах;</w:t>
       </w:r>
     </w:p>
     <w:p>
@@ -2521,7 +2528,21 @@
         <w:rPr>
           <w:rStyle w:val="afd"/>
         </w:rPr>
-        <w:t xml:space="preserve"> и т.п.).</w:t>
+        <w:t xml:space="preserve"> и </w:t>
+      </w:r>
+      <w:proofErr w:type="gramStart"/>
+      <w:r>
+        <w:rPr>
+          <w:rStyle w:val="afd"/>
+        </w:rPr>
+        <w:t>т.п.</w:t>
+      </w:r>
+      <w:proofErr w:type="gramEnd"/>
+      <w:r>
+        <w:rPr>
+          <w:rStyle w:val="afd"/>
+        </w:rPr>
+        <w:t>).</w:t>
       </w:r>
     </w:p>
     <w:p>
@@ -2718,12 +2739,18 @@
           <w:lang w:eastAsia="ru-RU"/>
         </w:rPr>
       </w:pPr>
+      <w:r>
+        <w:rPr>
+          <w:lang w:eastAsia="ru-RU"/>
+        </w:rPr>
+        <w:t xml:space="preserve">Yandex </w:t>
+      </w:r>
       <w:proofErr w:type="spellStart"/>
       <w:r>
         <w:rPr>
           <w:lang w:eastAsia="ru-RU"/>
         </w:rPr>
-        <w:t>Yandex</w:t>
+        <w:t>Interview</w:t>
       </w:r>
       <w:proofErr w:type="spellEnd"/>
       <w:r>
@@ -2732,14 +2759,12 @@
         </w:rPr>
         <w:t xml:space="preserve"> </w:t>
       </w:r>
-      <w:proofErr w:type="spellStart"/>
-      <w:r>
-        <w:rPr>
-          <w:lang w:eastAsia="ru-RU"/>
-        </w:rPr>
-        <w:t>Interview</w:t>
-      </w:r>
-      <w:proofErr w:type="spellEnd"/>
+      <w:r>
+        <w:rPr>
+          <w:lang w:eastAsia="ru-RU"/>
+        </w:rPr>
+        <w:t>–</w:t>
+      </w:r>
       <w:r>
         <w:rPr>
           <w:lang w:eastAsia="ru-RU"/>
@@ -2750,33 +2775,7 @@
         <w:rPr>
           <w:lang w:eastAsia="ru-RU"/>
         </w:rPr>
-        <w:t>–</w:t>
-      </w:r>
-      <w:r>
-        <w:rPr>
-          <w:lang w:eastAsia="ru-RU"/>
-        </w:rPr>
-        <w:t xml:space="preserve"> </w:t>
-      </w:r>
-      <w:r>
-        <w:rPr>
-          <w:lang w:eastAsia="ru-RU"/>
-        </w:rPr>
-        <w:t xml:space="preserve">специализированный сервис для технических собеседований и </w:t>
-      </w:r>
-      <w:proofErr w:type="spellStart"/>
-      <w:r>
-        <w:rPr>
-          <w:lang w:eastAsia="ru-RU"/>
-        </w:rPr>
-        <w:t>лайв-кодинга</w:t>
-      </w:r>
-      <w:proofErr w:type="spellEnd"/>
-      <w:r>
-        <w:rPr>
-          <w:lang w:eastAsia="ru-RU"/>
-        </w:rPr>
-        <w:t xml:space="preserve">, ориентирован на быструю проверку </w:t>
+        <w:t xml:space="preserve">специализированный сервис для технических собеседований и лайв-кодинга, ориентирован на быструю проверку </w:t>
       </w:r>
       <w:r>
         <w:rPr>
@@ -2819,61 +2818,137 @@
         <w:rPr>
           <w:lang w:eastAsia="ru-RU"/>
         </w:rPr>
-        <w:t xml:space="preserve"> – похожие браузерные редакторы, ориентированы в первую очередь на </w:t>
+        <w:t xml:space="preserve"> – похожие браузерные редакторы, ориентированы в первую очередь на фронтенд-разработку мгновенный запуск, живо</w:t>
+      </w:r>
+      <w:r>
+        <w:rPr>
+          <w:lang w:eastAsia="ru-RU"/>
+        </w:rPr>
+        <w:t>е</w:t>
+      </w:r>
+      <w:r>
+        <w:rPr>
+          <w:lang w:eastAsia="ru-RU"/>
+        </w:rPr>
+        <w:t xml:space="preserve"> превью. Совместное редактирование работает хорошо. Минусы: почти исключительно веб-фронтенд – поддержка бэкенда, баз данных или сложных языков (Go, </w:t>
       </w:r>
       <w:proofErr w:type="spellStart"/>
       <w:r>
         <w:rPr>
           <w:lang w:eastAsia="ru-RU"/>
         </w:rPr>
-        <w:t>фронтенд</w:t>
+        <w:t>Rust</w:t>
       </w:r>
       <w:proofErr w:type="spellEnd"/>
       <w:r>
         <w:rPr>
           <w:lang w:eastAsia="ru-RU"/>
         </w:rPr>
-        <w:t>-разработку мгновенный запуск, живо</w:t>
-      </w:r>
-      <w:r>
-        <w:rPr>
-          <w:lang w:eastAsia="ru-RU"/>
-        </w:rPr>
-        <w:t>е</w:t>
-      </w:r>
-      <w:r>
-        <w:rPr>
-          <w:lang w:eastAsia="ru-RU"/>
-        </w:rPr>
-        <w:t xml:space="preserve"> превью. Совместное редактирование работает хорошо. Минусы: почти исключительно веб-</w:t>
+        <w:t>) либо отсутствует, либо очень ограничена.</w:t>
+      </w:r>
+    </w:p>
+    <w:p>
+      <w:pPr>
+        <w:pStyle w:val="a4"/>
+      </w:pPr>
+      <w:r>
+        <w:t>Отличие от перечисленных аналогов в том, что продукт изначально заточен под максимально простую и быструю совместную работу над кодом без лишних функций. Ниша – лёгкий, быстрый, недорогой редактор для небольших команд и учебных групп, которым нужна синхронизация кода в реальном времени и контекстный чат.</w:t>
+      </w:r>
+    </w:p>
+    <w:p>
+      <w:pPr>
+        <w:rPr>
+          <w:rFonts w:ascii="Times New Roman" w:hAnsi="Times New Roman"/>
+          <w:sz w:val="28"/>
+        </w:rPr>
+      </w:pPr>
+    </w:p>
+    <w:p>
+      <w:pPr>
+        <w:pStyle w:val="2"/>
+      </w:pPr>
+      <w:bookmarkStart w:id="8" w:name="_Toc225591309"/>
+      <w:r>
+        <w:t>Языки программирования, технологии</w:t>
+      </w:r>
+      <w:bookmarkEnd w:id="8"/>
+    </w:p>
+    <w:p>
+      <w:pPr>
+        <w:pStyle w:val="a4"/>
+        <w:rPr>
+          <w:rStyle w:val="a5"/>
+        </w:rPr>
+      </w:pPr>
+    </w:p>
+    <w:p>
+      <w:pPr>
+        <w:pStyle w:val="a4"/>
+      </w:pPr>
+      <w:r>
+        <w:rPr>
+          <w:rStyle w:val="a5"/>
+        </w:rPr>
+        <w:t xml:space="preserve">Для реализации проекта выбраны языки </w:t>
       </w:r>
       <w:proofErr w:type="spellStart"/>
       <w:r>
         <w:rPr>
-          <w:lang w:eastAsia="ru-RU"/>
-        </w:rPr>
-        <w:t>фронтенд</w:t>
+          <w:rStyle w:val="a5"/>
+        </w:rPr>
+        <w:t>Kotlin</w:t>
       </w:r>
       <w:proofErr w:type="spellEnd"/>
       <w:r>
         <w:rPr>
-          <w:lang w:eastAsia="ru-RU"/>
-        </w:rPr>
-        <w:t xml:space="preserve"> – поддержка бэкенда, баз данных или сложных языков (Go, </w:t>
+          <w:rStyle w:val="a5"/>
+        </w:rPr>
+        <w:t xml:space="preserve"> и Python, а также технологии </w:t>
       </w:r>
       <w:proofErr w:type="spellStart"/>
       <w:r>
         <w:rPr>
-          <w:lang w:eastAsia="ru-RU"/>
-        </w:rPr>
-        <w:t>Rust</w:t>
+          <w:rStyle w:val="a5"/>
+        </w:rPr>
+        <w:t>Kotlin</w:t>
       </w:r>
       <w:proofErr w:type="spellEnd"/>
       <w:r>
         <w:rPr>
-          <w:lang w:eastAsia="ru-RU"/>
-        </w:rPr>
-        <w:t>) либо отсутствует, либо очень ограничена.</w:t>
+          <w:rStyle w:val="a5"/>
+        </w:rPr>
+        <w:t xml:space="preserve"> </w:t>
+      </w:r>
+      <w:proofErr w:type="spellStart"/>
+      <w:r>
+        <w:rPr>
+          <w:rStyle w:val="a5"/>
+        </w:rPr>
+        <w:t>Multiplatform</w:t>
+      </w:r>
+      <w:proofErr w:type="spellEnd"/>
+      <w:r>
+        <w:rPr>
+          <w:rStyle w:val="a5"/>
+        </w:rPr>
+        <w:t xml:space="preserve"> для фронтенда и </w:t>
+      </w:r>
+      <w:proofErr w:type="spellStart"/>
+      <w:r>
+        <w:rPr>
+          <w:rStyle w:val="a5"/>
+        </w:rPr>
+        <w:t>Flask</w:t>
+      </w:r>
+      <w:proofErr w:type="spellEnd"/>
+      <w:r>
+        <w:rPr>
+          <w:rStyle w:val="a5"/>
+        </w:rPr>
+        <w:t xml:space="preserve"> для бэкенда</w:t>
+      </w:r>
+      <w:r>
+        <w:t>.</w:t>
       </w:r>
     </w:p>
     <w:p>
@@ -2881,121 +2956,7 @@
         <w:pStyle w:val="a4"/>
       </w:pPr>
       <w:r>
-        <w:t>Отличие от перечисленных аналогов в том, что продукт изначально заточен под максимально простую и быструю совместную работу над кодом без лишних функций. Ниша – лёгкий, быстрый, недорогой редактор для небольших команд и учебных групп, которым нужна синхронизация кода в реальном времени и контекстный чат.</w:t>
-      </w:r>
-    </w:p>
-    <w:p>
-      <w:pPr>
-        <w:rPr>
-          <w:rFonts w:ascii="Times New Roman" w:hAnsi="Times New Roman"/>
-          <w:sz w:val="28"/>
-        </w:rPr>
-      </w:pPr>
-      <w:r>
-        <w:br w:type="page"/>
-      </w:r>
-    </w:p>
-    <w:p>
-      <w:pPr>
-        <w:pStyle w:val="2"/>
-      </w:pPr>
-      <w:bookmarkStart w:id="8" w:name="_Toc225591309"/>
-      <w:r>
-        <w:lastRenderedPageBreak/>
-        <w:t>Языки программирования, технологии</w:t>
-      </w:r>
-      <w:bookmarkEnd w:id="8"/>
-    </w:p>
-    <w:p>
-      <w:pPr>
-        <w:pStyle w:val="a4"/>
-        <w:rPr>
-          <w:rStyle w:val="a5"/>
-        </w:rPr>
-      </w:pPr>
-    </w:p>
-    <w:p>
-      <w:pPr>
-        <w:pStyle w:val="a4"/>
-      </w:pPr>
-      <w:r>
-        <w:rPr>
-          <w:rStyle w:val="a5"/>
-        </w:rPr>
-        <w:t xml:space="preserve">Для реализации проекта выбраны языки </w:t>
-      </w:r>
-      <w:proofErr w:type="spellStart"/>
-      <w:r>
-        <w:rPr>
-          <w:rStyle w:val="a5"/>
-        </w:rPr>
-        <w:t>Kotlin</w:t>
-      </w:r>
-      <w:proofErr w:type="spellEnd"/>
-      <w:r>
-        <w:rPr>
-          <w:rStyle w:val="a5"/>
-        </w:rPr>
-        <w:t xml:space="preserve"> и Python, а также технологии </w:t>
-      </w:r>
-      <w:proofErr w:type="spellStart"/>
-      <w:r>
-        <w:rPr>
-          <w:rStyle w:val="a5"/>
-        </w:rPr>
-        <w:t>Kotlin</w:t>
-      </w:r>
-      <w:proofErr w:type="spellEnd"/>
-      <w:r>
-        <w:rPr>
-          <w:rStyle w:val="a5"/>
-        </w:rPr>
-        <w:t xml:space="preserve"> </w:t>
-      </w:r>
-      <w:proofErr w:type="spellStart"/>
-      <w:r>
-        <w:rPr>
-          <w:rStyle w:val="a5"/>
-        </w:rPr>
-        <w:t>Multiplatform</w:t>
-      </w:r>
-      <w:proofErr w:type="spellEnd"/>
-      <w:r>
-        <w:rPr>
-          <w:rStyle w:val="a5"/>
-        </w:rPr>
-        <w:t xml:space="preserve"> для </w:t>
-      </w:r>
-      <w:proofErr w:type="spellStart"/>
-      <w:r>
-        <w:rPr>
-          <w:rStyle w:val="a5"/>
-        </w:rPr>
-        <w:t>фронтенда</w:t>
-      </w:r>
-      <w:proofErr w:type="spellEnd"/>
-      <w:r>
-        <w:rPr>
-          <w:rStyle w:val="a5"/>
-        </w:rPr>
-        <w:t xml:space="preserve"> и </w:t>
-      </w:r>
-      <w:proofErr w:type="spellStart"/>
-      <w:r>
-        <w:rPr>
-          <w:rStyle w:val="a5"/>
-        </w:rPr>
-        <w:t>Flask</w:t>
-      </w:r>
-      <w:proofErr w:type="spellEnd"/>
-      <w:r>
-        <w:rPr>
-          <w:rStyle w:val="a5"/>
-        </w:rPr>
-        <w:t xml:space="preserve"> для бэкенда</w:t>
-      </w:r>
-      <w:r>
-        <w:t>.</w:t>
+        <w:t>На следующем рисунке представлена диаграмма развертывания.</w:t>
       </w:r>
     </w:p>
     <w:p>
@@ -3018,10 +2979,11 @@
           <w:noProof/>
           <w:sz w:val="28"/>
         </w:rPr>
+        <w:lastRenderedPageBreak/>
         <w:drawing>
-          <wp:inline distT="0" distB="0" distL="0" distR="0" wp14:anchorId="495467C6" wp14:editId="2F2750C9">
-            <wp:extent cx="3819525" cy="4486275"/>
-            <wp:effectExtent l="0" t="0" r="9525" b="9525"/>
+          <wp:inline distT="0" distB="0" distL="0" distR="0" wp14:anchorId="495467C6" wp14:editId="266CF6B6">
+            <wp:extent cx="2977769" cy="3497580"/>
+            <wp:effectExtent l="0" t="0" r="0" b="7620"/>
             <wp:docPr id="346373761" name="Рисунок 14"/>
             <wp:cNvGraphicFramePr>
               <a:graphicFrameLocks xmlns:a="http://schemas.openxmlformats.org/drawingml/2006/main" noChangeAspect="1"/>
@@ -3051,7 +3013,7 @@
                   <pic:spPr bwMode="auto">
                     <a:xfrm>
                       <a:off x="0" y="0"/>
-                      <a:ext cx="3819525" cy="4486275"/>
+                      <a:ext cx="2990089" cy="3512051"/>
                     </a:xfrm>
                     <a:prstGeom prst="rect">
                       <a:avLst/>
@@ -3078,7 +3040,6 @@
           <w:color w:val="000000" w:themeColor="text1"/>
           <w:sz w:val="28"/>
           <w:szCs w:val="28"/>
-          <w:lang w:val="en-US"/>
         </w:rPr>
       </w:pPr>
       <w:r>
@@ -3150,8 +3111,42 @@
           <w:sz w:val="28"/>
           <w:szCs w:val="28"/>
         </w:rPr>
-        <w:t xml:space="preserve"> – Диаграмма развертывания</w:t>
-      </w:r>
+        <w:t xml:space="preserve"> </w:t>
+      </w:r>
+      <w:r>
+        <w:rPr>
+          <w:rFonts w:ascii="Times New Roman" w:hAnsi="Times New Roman" w:cs="Times New Roman"/>
+          <w:i w:val="0"/>
+          <w:color w:val="000000" w:themeColor="text1"/>
+          <w:sz w:val="28"/>
+          <w:szCs w:val="28"/>
+        </w:rPr>
+        <w:t>—</w:t>
+      </w:r>
+      <w:r>
+        <w:rPr>
+          <w:rFonts w:ascii="Times New Roman" w:hAnsi="Times New Roman" w:cs="Times New Roman"/>
+          <w:i w:val="0"/>
+          <w:color w:val="000000" w:themeColor="text1"/>
+          <w:sz w:val="28"/>
+          <w:szCs w:val="28"/>
+        </w:rPr>
+        <w:t xml:space="preserve"> Диаграмма развертывания</w:t>
+      </w:r>
+    </w:p>
+    <w:p/>
+    <w:p>
+      <w:pPr>
+        <w:pStyle w:val="a4"/>
+      </w:pPr>
+      <w:r>
+        <w:t>Также была создана диаграмма компонентов, представленная на рисунке ниже.</w:t>
+      </w:r>
+    </w:p>
+    <w:p>
+      <w:pPr>
+        <w:pStyle w:val="a4"/>
+      </w:pPr>
     </w:p>
     <w:p>
       <w:pPr>
@@ -3171,10 +3166,9 @@
           <w:sz w:val="28"/>
           <w:lang w:eastAsia="ru-RU"/>
         </w:rPr>
-        <w:lastRenderedPageBreak/>
         <w:drawing>
-          <wp:inline distT="0" distB="0" distL="0" distR="0" wp14:anchorId="22100851" wp14:editId="6624646B">
-            <wp:extent cx="2808904" cy="4461200"/>
+          <wp:inline distT="0" distB="0" distL="0" distR="0" wp14:anchorId="22100851" wp14:editId="343F0D1C">
+            <wp:extent cx="2307731" cy="3665220"/>
             <wp:effectExtent l="0" t="0" r="0" b="0"/>
             <wp:docPr id="577741770" name="Рисунок 8"/>
             <wp:cNvGraphicFramePr>
@@ -3204,7 +3198,7 @@
                   <pic:spPr bwMode="auto">
                     <a:xfrm>
                       <a:off x="0" y="0"/>
-                      <a:ext cx="2808904" cy="4461200"/>
+                      <a:ext cx="2317051" cy="3680022"/>
                     </a:xfrm>
                     <a:prstGeom prst="rect">
                       <a:avLst/>
@@ -3221,12 +3215,6 @@
       <w:pPr>
         <w:pStyle w:val="aff1"/>
         <w:jc w:val="center"/>
-        <w:rPr>
-          <w:rFonts w:ascii="Times New Roman" w:hAnsi="Times New Roman" w:cs="Times New Roman"/>
-          <w:i w:val="0"/>
-          <w:sz w:val="28"/>
-          <w:szCs w:val="28"/>
-        </w:rPr>
       </w:pPr>
       <w:r>
         <w:rPr>
@@ -3297,44 +3285,167 @@
           <w:sz w:val="28"/>
           <w:szCs w:val="28"/>
         </w:rPr>
-        <w:t xml:space="preserve"> - Диаграмма компонентов</w:t>
-      </w:r>
+        <w:t xml:space="preserve"> </w:t>
+      </w:r>
+      <w:r>
+        <w:rPr>
+          <w:rFonts w:ascii="Times New Roman" w:hAnsi="Times New Roman" w:cs="Times New Roman"/>
+          <w:i w:val="0"/>
+          <w:color w:val="000000" w:themeColor="text1"/>
+          <w:sz w:val="28"/>
+          <w:szCs w:val="28"/>
+        </w:rPr>
+        <w:t>—</w:t>
+      </w:r>
+      <w:r>
+        <w:rPr>
+          <w:rFonts w:ascii="Times New Roman" w:hAnsi="Times New Roman" w:cs="Times New Roman"/>
+          <w:i w:val="0"/>
+          <w:color w:val="000000" w:themeColor="text1"/>
+          <w:sz w:val="28"/>
+          <w:szCs w:val="28"/>
+        </w:rPr>
+        <w:t xml:space="preserve"> Диаграмма компонентов</w:t>
+      </w:r>
+    </w:p>
+    <w:p>
+      <w:pPr>
+        <w:pStyle w:val="a4"/>
+      </w:pPr>
+      <w:r>
+        <w:lastRenderedPageBreak/>
+        <w:t>Эти диаграммы отображают архитектуру продукта.</w:t>
+      </w:r>
+    </w:p>
+    <w:p>
+      <w:pPr>
+        <w:pStyle w:val="a4"/>
+      </w:pPr>
+    </w:p>
+    <w:p>
+      <w:pPr>
+        <w:pStyle w:val="3"/>
+      </w:pPr>
+      <w:bookmarkStart w:id="9" w:name="_Toc225591310"/>
+      <w:r>
+        <w:t>Backend</w:t>
+      </w:r>
+      <w:bookmarkEnd w:id="9"/>
+    </w:p>
+    <w:p>
+      <w:pPr>
+        <w:pStyle w:val="a4"/>
+      </w:pPr>
+    </w:p>
+    <w:p>
+      <w:pPr>
+        <w:pStyle w:val="a4"/>
+      </w:pPr>
+      <w:r>
+        <w:t xml:space="preserve">Для </w:t>
+      </w:r>
+      <w:proofErr w:type="spellStart"/>
+      <w:r>
+        <w:t>бекенда</w:t>
+      </w:r>
+      <w:proofErr w:type="spellEnd"/>
+      <w:r>
+        <w:t xml:space="preserve"> были использованы следующие технологии:</w:t>
+      </w:r>
+    </w:p>
+    <w:p>
+      <w:pPr>
+        <w:pStyle w:val="15"/>
+      </w:pPr>
       <w:r>
         <w:rPr>
           <w:lang w:val="en-US"/>
         </w:rPr>
-        <w:br/>
-      </w:r>
-    </w:p>
-    <w:p>
-      <w:pPr>
-        <w:pStyle w:val="3"/>
-      </w:pPr>
-      <w:bookmarkStart w:id="9" w:name="_Toc225591310"/>
-      <w:r>
-        <w:t>Backend</w:t>
-      </w:r>
-      <w:bookmarkEnd w:id="9"/>
-    </w:p>
-    <w:p>
-      <w:pPr>
-        <w:pStyle w:val="a4"/>
-      </w:pPr>
-    </w:p>
-    <w:p>
-      <w:pPr>
-        <w:pStyle w:val="a4"/>
-      </w:pPr>
-      <w:r>
-        <w:t xml:space="preserve">Для </w:t>
+        <w:t>Python</w:t>
+      </w:r>
+      <w:r>
+        <w:t xml:space="preserve"> – один из наиболее популярных языков программирования в современном мире. Его главным преимуществом является хорошая документация, а также большое количество библиотек.</w:t>
+      </w:r>
+    </w:p>
+    <w:p>
+      <w:pPr>
+        <w:pStyle w:val="15"/>
+        <w:rPr>
+          <w:lang w:val="en-US"/>
+        </w:rPr>
+      </w:pPr>
+      <w:r>
+        <w:rPr>
+          <w:lang w:val="en-US"/>
+        </w:rPr>
+        <w:t>API</w:t>
+      </w:r>
+      <w:r>
+        <w:t xml:space="preserve"> – этот подход позволяет разделить фронтенд и </w:t>
       </w:r>
       <w:proofErr w:type="spellStart"/>
       <w:r>
-        <w:t>бекенда</w:t>
+        <w:t>бекенд</w:t>
       </w:r>
       <w:proofErr w:type="spellEnd"/>
       <w:r>
-        <w:t xml:space="preserve"> были использованы следующие технологии:</w:t>
+        <w:t xml:space="preserve">. Это дает возможность переиспользовать сервер для разных клиентов. </w:t>
+      </w:r>
+      <w:proofErr w:type="spellStart"/>
+      <w:r>
+        <w:rPr>
+          <w:lang w:val="en-US"/>
+        </w:rPr>
+        <w:t>Такой</w:t>
+      </w:r>
+      <w:proofErr w:type="spellEnd"/>
+      <w:r>
+        <w:rPr>
+          <w:lang w:val="en-US"/>
+        </w:rPr>
+        <w:t xml:space="preserve"> </w:t>
+      </w:r>
+      <w:proofErr w:type="spellStart"/>
+      <w:r>
+        <w:rPr>
+          <w:lang w:val="en-US"/>
+        </w:rPr>
+        <w:t>сервер</w:t>
+      </w:r>
+      <w:proofErr w:type="spellEnd"/>
+      <w:r>
+        <w:rPr>
+          <w:lang w:val="en-US"/>
+        </w:rPr>
+        <w:t xml:space="preserve"> </w:t>
+      </w:r>
+      <w:proofErr w:type="spellStart"/>
+      <w:r>
+        <w:rPr>
+          <w:lang w:val="en-US"/>
+        </w:rPr>
+        <w:t>удобно</w:t>
+      </w:r>
+      <w:proofErr w:type="spellEnd"/>
+      <w:r>
+        <w:rPr>
+          <w:lang w:val="en-US"/>
+        </w:rPr>
+        <w:t xml:space="preserve"> </w:t>
+      </w:r>
+      <w:proofErr w:type="spellStart"/>
+      <w:r>
+        <w:rPr>
+          <w:lang w:val="en-US"/>
+        </w:rPr>
+        <w:t>тестировать</w:t>
+      </w:r>
+      <w:proofErr w:type="spellEnd"/>
+      <w:r>
+        <w:rPr>
+          <w:lang w:val="en-US"/>
+        </w:rPr>
+        <w:t xml:space="preserve">. </w:t>
       </w:r>
     </w:p>
     <w:p>
@@ -3345,10 +3456,22 @@
         <w:rPr>
           <w:lang w:val="en-US"/>
         </w:rPr>
-        <w:t>Python</w:t>
-      </w:r>
-      <w:r>
-        <w:t xml:space="preserve"> – один из наиболее популярных языков программирования в современном мире. Его главным преимуществом является хорошая документация, а также большое количество библиотек.</w:t>
+        <w:t>Flask</w:t>
+      </w:r>
+      <w:r>
+        <w:t xml:space="preserve"> – это удобный фреймворк, который позволяет самостоятельно определять архитектуру. </w:t>
+      </w:r>
+      <w:r>
+        <w:t xml:space="preserve">Для него существует большое количество расширений. Также данный фреймворк хорошо подходит для </w:t>
+      </w:r>
+      <w:r>
+        <w:rPr>
+          <w:lang w:val="en-US"/>
+        </w:rPr>
+        <w:t>API</w:t>
+      </w:r>
+      <w:r>
+        <w:t xml:space="preserve"> сервера.</w:t>
       </w:r>
     </w:p>
     <w:p>
@@ -3362,130 +3485,6 @@
         <w:rPr>
           <w:lang w:val="en-US"/>
         </w:rPr>
-        <w:t>API</w:t>
-      </w:r>
-      <w:r>
-        <w:t xml:space="preserve"> – этот подход позволяет разделить </w:t>
-      </w:r>
-      <w:proofErr w:type="spellStart"/>
-      <w:r>
-        <w:t>фронтенд</w:t>
-      </w:r>
-      <w:proofErr w:type="spellEnd"/>
-      <w:r>
-        <w:t xml:space="preserve"> и </w:t>
-      </w:r>
-      <w:proofErr w:type="spellStart"/>
-      <w:r>
-        <w:t>бекенд</w:t>
-      </w:r>
-      <w:proofErr w:type="spellEnd"/>
-      <w:r>
-        <w:t xml:space="preserve">. Это дает возможность </w:t>
-      </w:r>
-      <w:proofErr w:type="spellStart"/>
-      <w:r>
-        <w:t>переиспользовать</w:t>
-      </w:r>
-      <w:proofErr w:type="spellEnd"/>
-      <w:r>
-        <w:t xml:space="preserve"> сервер для разных клиентов. </w:t>
-      </w:r>
-      <w:proofErr w:type="spellStart"/>
-      <w:r>
-        <w:rPr>
-          <w:lang w:val="en-US"/>
-        </w:rPr>
-        <w:t>Такой</w:t>
-      </w:r>
-      <w:proofErr w:type="spellEnd"/>
-      <w:r>
-        <w:rPr>
-          <w:lang w:val="en-US"/>
-        </w:rPr>
-        <w:t xml:space="preserve"> </w:t>
-      </w:r>
-      <w:proofErr w:type="spellStart"/>
-      <w:r>
-        <w:rPr>
-          <w:lang w:val="en-US"/>
-        </w:rPr>
-        <w:t>сервер</w:t>
-      </w:r>
-      <w:proofErr w:type="spellEnd"/>
-      <w:r>
-        <w:rPr>
-          <w:lang w:val="en-US"/>
-        </w:rPr>
-        <w:t xml:space="preserve"> </w:t>
-      </w:r>
-      <w:proofErr w:type="spellStart"/>
-      <w:r>
-        <w:rPr>
-          <w:lang w:val="en-US"/>
-        </w:rPr>
-        <w:t>удобно</w:t>
-      </w:r>
-      <w:proofErr w:type="spellEnd"/>
-      <w:r>
-        <w:rPr>
-          <w:lang w:val="en-US"/>
-        </w:rPr>
-        <w:t xml:space="preserve"> </w:t>
-      </w:r>
-      <w:proofErr w:type="spellStart"/>
-      <w:r>
-        <w:rPr>
-          <w:lang w:val="en-US"/>
-        </w:rPr>
-        <w:t>тестировать</w:t>
-      </w:r>
-      <w:proofErr w:type="spellEnd"/>
-      <w:r>
-        <w:rPr>
-          <w:lang w:val="en-US"/>
-        </w:rPr>
-        <w:t xml:space="preserve">. </w:t>
-      </w:r>
-    </w:p>
-    <w:p>
-      <w:pPr>
-        <w:pStyle w:val="15"/>
-      </w:pPr>
-      <w:r>
-        <w:rPr>
-          <w:lang w:val="en-US"/>
-        </w:rPr>
-        <w:t>Flask</w:t>
-      </w:r>
-      <w:r>
-        <w:t xml:space="preserve"> – это удобный фреймворк, который позволяет самостоятельно определять архитектуру. </w:t>
-      </w:r>
-      <w:r>
-        <w:t xml:space="preserve">Для него существует большое количество расширений. Также данный фреймворк хорошо подходит для </w:t>
-      </w:r>
-      <w:r>
-        <w:rPr>
-          <w:lang w:val="en-US"/>
-        </w:rPr>
-        <w:t>API</w:t>
-      </w:r>
-      <w:r>
-        <w:t xml:space="preserve"> сервера.</w:t>
-      </w:r>
-    </w:p>
-    <w:p>
-      <w:pPr>
-        <w:pStyle w:val="15"/>
-        <w:rPr>
-          <w:lang w:val="en-US"/>
-        </w:rPr>
-      </w:pPr>
-      <w:r>
-        <w:rPr>
-          <w:lang w:val="en-US"/>
-        </w:rPr>
-        <w:lastRenderedPageBreak/>
         <w:t>ORM</w:t>
       </w:r>
       <w:r>
@@ -3727,6 +3726,7 @@
       </w:pPr>
       <w:bookmarkStart w:id="10" w:name="_Toc225591311"/>
       <w:r>
+        <w:lastRenderedPageBreak/>
         <w:t>Frontend</w:t>
       </w:r>
       <w:bookmarkEnd w:id="10"/>
@@ -3741,35 +3741,27 @@
         <w:pStyle w:val="a4"/>
       </w:pPr>
       <w:r>
-        <w:t xml:space="preserve">Для </w:t>
-      </w:r>
+        <w:t>Для фронтенда были использованы следующие технологии:</w:t>
+      </w:r>
+    </w:p>
+    <w:p>
+      <w:pPr>
+        <w:pStyle w:val="15"/>
+      </w:pPr>
       <w:proofErr w:type="spellStart"/>
       <w:r>
-        <w:t>фронтенда</w:t>
+        <w:t>Kotlin</w:t>
       </w:r>
       <w:proofErr w:type="spellEnd"/>
       <w:r>
-        <w:t xml:space="preserve"> были использованы следующие технологии:</w:t>
-      </w:r>
-    </w:p>
-    <w:p>
-      <w:pPr>
-        <w:pStyle w:val="15"/>
-      </w:pPr>
+        <w:t xml:space="preserve"> – современный, статически </w:t>
+      </w:r>
       <w:proofErr w:type="spellStart"/>
       <w:r>
-        <w:t>Kotlin</w:t>
+        <w:t>типизированый</w:t>
       </w:r>
       <w:proofErr w:type="spellEnd"/>
       <w:r>
-        <w:t xml:space="preserve"> – современный, статически </w:t>
-      </w:r>
-      <w:proofErr w:type="spellStart"/>
-      <w:r>
-        <w:t>типизированый</w:t>
-      </w:r>
-      <w:proofErr w:type="spellEnd"/>
-      <w:r>
         <w:t xml:space="preserve"> язык программирования, являющийся стандартом для </w:t>
       </w:r>
       <w:r>
@@ -3779,15 +3771,7 @@
         <w:t>Android</w:t>
       </w:r>
       <w:r>
-        <w:t xml:space="preserve">, но используется и для </w:t>
-      </w:r>
-      <w:proofErr w:type="spellStart"/>
-      <w:r>
-        <w:t>мультиплатформы</w:t>
-      </w:r>
-      <w:proofErr w:type="spellEnd"/>
-      <w:r>
-        <w:t>.</w:t>
+        <w:t>, но используется и для мультиплатформы.</w:t>
       </w:r>
     </w:p>
     <w:p>
@@ -3895,73 +3879,66 @@
     </w:p>
     <w:p>
       <w:pPr>
-        <w:pStyle w:val="15"/>
-        <w:numPr>
-          <w:ilvl w:val="0"/>
-          <w:numId w:val="0"/>
-        </w:numPr>
-        <w:ind w:left="1134"/>
-      </w:pPr>
-    </w:p>
-    <w:p>
-      <w:pPr>
         <w:pStyle w:val="2"/>
       </w:pPr>
       <w:bookmarkStart w:id="11" w:name="_Toc225591312"/>
       <w:r>
+        <w:t>Монетизация</w:t>
+      </w:r>
+      <w:bookmarkEnd w:id="11"/>
+    </w:p>
+    <w:p>
+      <w:pPr>
+        <w:pStyle w:val="a4"/>
+      </w:pPr>
+    </w:p>
+    <w:p>
+      <w:pPr>
+        <w:pStyle w:val="a4"/>
+      </w:pPr>
+      <w:r>
+        <w:t>Модель монетизации основана на ограничении количества проектов, которые может создать один пользователь</w:t>
+      </w:r>
+      <w:r>
+        <w:t>. Бесплатная версия позволяет сразу начинать работу: неограниченное время сессий, совместное редактирование в реальном времени, контекстные чаты по меткам в коде, возможность владельцу проекта приглашать участников.</w:t>
+      </w:r>
+    </w:p>
+    <w:p>
+      <w:pPr>
+        <w:pStyle w:val="a4"/>
+      </w:pPr>
+      <w:r>
+        <w:t xml:space="preserve">Монетизация устроена так: человек бесплатно создаёт ограниченное количество проектов. Если нужно больше проектов </w:t>
+      </w:r>
+      <w:r>
+        <w:t>–</w:t>
+      </w:r>
+      <w:r>
+        <w:t xml:space="preserve"> подключается платный тариф. Платная подписка предназначена для индивидуальных разработчиков, фрилансеров и небольших команд, которые уже активно работают в сервисе и упираются в лимит по количеству проектов.</w:t>
+      </w:r>
+    </w:p>
+    <w:p>
+      <w:pPr>
+        <w:pStyle w:val="a4"/>
+      </w:pPr>
+      <w:r>
+        <w:t xml:space="preserve">Такая схема даёт быстрый старт без барьеров, позволяет привлекать пользователей через демонстрационные и тестовые проекты, постепенно </w:t>
+      </w:r>
+      <w:r>
+        <w:t>перевести обычных пользователей</w:t>
+      </w:r>
+      <w:r>
+        <w:t xml:space="preserve"> </w:t>
+      </w:r>
+      <w:r>
+        <w:t>на платный тариф</w:t>
+      </w:r>
+      <w:r>
+        <w:t xml:space="preserve"> по мере роста их </w:t>
+      </w:r>
+      <w:r>
         <w:lastRenderedPageBreak/>
-        <w:t>Монетизация</w:t>
-      </w:r>
-      <w:bookmarkEnd w:id="11"/>
-    </w:p>
-    <w:p>
-      <w:pPr>
-        <w:pStyle w:val="a4"/>
-      </w:pPr>
-    </w:p>
-    <w:p>
-      <w:pPr>
-        <w:pStyle w:val="a4"/>
-      </w:pPr>
-      <w:r>
-        <w:t>Модель монетизации основана на ограничении количества проектов, которые может создать один пользователь</w:t>
-      </w:r>
-      <w:r>
-        <w:t>. Бесплатная версия позволяет сразу начинать работу: неограниченное время сессий, совместное редактирование в реальном времени, контекстные чаты по меткам в коде, возможность владельцу проекта приглашать участников.</w:t>
-      </w:r>
-    </w:p>
-    <w:p>
-      <w:pPr>
-        <w:pStyle w:val="a4"/>
-      </w:pPr>
-      <w:r>
-        <w:t xml:space="preserve">Монетизация устроена так: человек бесплатно создаёт ограниченное количество проектов. Если нужно больше проектов </w:t>
-      </w:r>
-      <w:r>
-        <w:t>–</w:t>
-      </w:r>
-      <w:r>
-        <w:t xml:space="preserve"> подключается платный тариф. Платная подписка предназначена для индивидуальных разработчиков, фрилансеров и небольших команд, которые уже активно работают в сервисе и упираются в лимит по количеству проектов.</w:t>
-      </w:r>
-    </w:p>
-    <w:p>
-      <w:pPr>
-        <w:pStyle w:val="a4"/>
-      </w:pPr>
-      <w:r>
-        <w:t xml:space="preserve">Такая схема даёт быстрый старт без барьеров, позволяет привлекать пользователей через демонстрационные и тестовые проекты, постепенно </w:t>
-      </w:r>
-      <w:r>
-        <w:t>перевести обычных пользователей</w:t>
-      </w:r>
-      <w:r>
-        <w:t xml:space="preserve"> </w:t>
-      </w:r>
-      <w:r>
-        <w:t>на платный тариф</w:t>
-      </w:r>
-      <w:r>
-        <w:t xml:space="preserve"> по мере роста их потребностей и обеспечивает стабильный регулярный доход для покрытия серверов, хранения и дальнейшей разработки.</w:t>
+        <w:t>потребностей и обеспечивает стабильный регулярный доход для покрытия серверов, хранения и дальнейшей разработки.</w:t>
       </w:r>
     </w:p>
     <w:p>
@@ -4022,6 +3999,9 @@
     <w:p>
       <w:pPr>
         <w:pStyle w:val="a4"/>
+        <w:rPr>
+          <w:lang w:val="en-US"/>
+        </w:rPr>
       </w:pPr>
       <w:r>
         <w:t>Функциональные требования</w:t>
@@ -4032,119 +4012,37 @@
       <w:r>
         <w:t>В системе реализована регистрация и аутентификация пользователей для разграничения доступа. Пользователь может управлять рабочим пространством, что включает создание и удаление проектов, а также просмотр списка доступных проектов. Ключевой функцией является синхронизация состояний в реальном времени. Для обсуждения предусмотрена коммуникация в контексте кода путем создания локальных чатов, привязанных к конкретным строкам. Создатель проекта имеет статус владельца и может приглашать других пользователей, которые становятся участниками и получают возможность редактировать файлы.</w:t>
       </w:r>
+      <w:r>
+        <w:t xml:space="preserve"> Следующий рисунок показывает все необходимые </w:t>
+      </w:r>
+      <w:r>
+        <w:t>сценарии использования</w:t>
+      </w:r>
+      <w:r>
+        <w:rPr>
+          <w:lang w:val="en-US"/>
+        </w:rPr>
+        <w:t>.</w:t>
+      </w:r>
     </w:p>
     <w:p>
       <w:pPr>
         <w:pStyle w:val="a4"/>
-        <w:rPr>
-          <w:b/>
-          <w:bCs/>
-        </w:rPr>
-      </w:pPr>
-      <w:r>
-        <w:t>Нефункциональные требования</w:t>
-      </w:r>
-      <w:r>
-        <w:t xml:space="preserve">: </w:t>
-      </w:r>
-      <w:r>
-        <w:t xml:space="preserve">Клиентская часть представляет собой приложение, разработанное с применением технологий </w:t>
-      </w:r>
-      <w:proofErr w:type="spellStart"/>
-      <w:r>
-        <w:t>Kotlin</w:t>
-      </w:r>
-      <w:proofErr w:type="spellEnd"/>
-      <w:r>
-        <w:t xml:space="preserve"> </w:t>
-      </w:r>
-      <w:proofErr w:type="spellStart"/>
-      <w:r>
-        <w:t>Multiplatform</w:t>
-      </w:r>
-      <w:proofErr w:type="spellEnd"/>
-      <w:r>
-        <w:t xml:space="preserve"> и </w:t>
-      </w:r>
-      <w:proofErr w:type="spellStart"/>
-      <w:r>
-        <w:t>Compose</w:t>
-      </w:r>
-      <w:proofErr w:type="spellEnd"/>
-      <w:r>
-        <w:t xml:space="preserve"> </w:t>
-      </w:r>
-      <w:proofErr w:type="spellStart"/>
-      <w:r>
-        <w:t>Multiplatform</w:t>
-      </w:r>
-      <w:proofErr w:type="spellEnd"/>
-      <w:r>
-        <w:t>, обеспечива</w:t>
-      </w:r>
-      <w:r>
-        <w:t>ющее</w:t>
-      </w:r>
-      <w:r>
-        <w:t xml:space="preserve"> его работу на операционных системах Windows, </w:t>
-      </w:r>
-      <w:proofErr w:type="spellStart"/>
-      <w:r>
-        <w:t>macOS</w:t>
-      </w:r>
-      <w:proofErr w:type="spellEnd"/>
-      <w:r>
-        <w:t xml:space="preserve"> и Linux. Взаимодействие клиентского приложения с сервером осуществляется на базе архитектуры REST API с использованием формата данных JSON. Безопасность сессий и авторизация обеспечиваются применением JWT-токенов форматов </w:t>
-      </w:r>
-      <w:proofErr w:type="spellStart"/>
-      <w:r>
-        <w:t>access</w:t>
-      </w:r>
-      <w:proofErr w:type="spellEnd"/>
-      <w:r>
-        <w:t xml:space="preserve"> и </w:t>
-      </w:r>
-      <w:proofErr w:type="spellStart"/>
-      <w:r>
-        <w:t>refresh</w:t>
-      </w:r>
-      <w:proofErr w:type="spellEnd"/>
-      <w:r>
-        <w:t xml:space="preserve">. </w:t>
-      </w:r>
-      <w:r>
-        <w:t xml:space="preserve">Для надежного хранения информации используется реляционная база данных </w:t>
-      </w:r>
-      <w:proofErr w:type="spellStart"/>
-      <w:r>
-        <w:t>PostgreSQL</w:t>
-      </w:r>
-      <w:proofErr w:type="spellEnd"/>
-      <w:r>
-        <w:t xml:space="preserve">, а взаимодействие с ней на стороне сервера настроено через </w:t>
-      </w:r>
-      <w:proofErr w:type="spellStart"/>
-      <w:r>
-        <w:t>SQLAlchemy</w:t>
-      </w:r>
-      <w:proofErr w:type="spellEnd"/>
-      <w:r>
-        <w:t xml:space="preserve"> для предотвращения SQL-инъекций.</w:t>
-      </w:r>
+      </w:pPr>
     </w:p>
     <w:p>
       <w:pPr>
         <w:pStyle w:val="a4"/>
+        <w:keepNext/>
         <w:jc w:val="center"/>
       </w:pPr>
       <w:r>
         <w:rPr>
           <w:noProof/>
         </w:rPr>
-        <w:lastRenderedPageBreak/>
         <w:drawing>
-          <wp:inline distT="0" distB="0" distL="0" distR="0" wp14:anchorId="7415FFDB" wp14:editId="0B05731E">
-            <wp:extent cx="5074308" cy="5734050"/>
+          <wp:inline distT="0" distB="0" distL="0" distR="0" wp14:anchorId="7415FFDB" wp14:editId="5349CE26">
+            <wp:extent cx="3733800" cy="4219257"/>
             <wp:effectExtent l="0" t="0" r="0" b="0"/>
             <wp:docPr id="6" name="Рисунок 6"/>
             <wp:cNvGraphicFramePr>
@@ -4175,7 +4073,7 @@
                   <pic:spPr bwMode="auto">
                     <a:xfrm>
                       <a:off x="0" y="0"/>
-                      <a:ext cx="5078698" cy="5739011"/>
+                      <a:ext cx="3761540" cy="4250603"/>
                     </a:xfrm>
                     <a:prstGeom prst="rect">
                       <a:avLst/>
@@ -4212,12 +4110,192 @@
           <w:sz w:val="28"/>
           <w:szCs w:val="28"/>
         </w:rPr>
-        <w:t>Рисунок 3 - Диаграмма сценариев использования</w:t>
+        <w:t xml:space="preserve">Рисунок </w:t>
+      </w:r>
+      <w:r>
+        <w:rPr>
+          <w:rFonts w:ascii="Times New Roman" w:hAnsi="Times New Roman" w:cs="Times New Roman"/>
+          <w:i w:val="0"/>
+          <w:color w:val="000000" w:themeColor="text1"/>
+          <w:sz w:val="28"/>
+          <w:szCs w:val="28"/>
+        </w:rPr>
+        <w:fldChar w:fldCharType="begin"/>
+      </w:r>
+      <w:r>
+        <w:rPr>
+          <w:rFonts w:ascii="Times New Roman" w:hAnsi="Times New Roman" w:cs="Times New Roman"/>
+          <w:i w:val="0"/>
+          <w:color w:val="000000" w:themeColor="text1"/>
+          <w:sz w:val="28"/>
+          <w:szCs w:val="28"/>
+        </w:rPr>
+        <w:instrText xml:space="preserve"> SEQ Рисунок \* ARABIC </w:instrText>
+      </w:r>
+      <w:r>
+        <w:rPr>
+          <w:rFonts w:ascii="Times New Roman" w:hAnsi="Times New Roman" w:cs="Times New Roman"/>
+          <w:i w:val="0"/>
+          <w:color w:val="000000" w:themeColor="text1"/>
+          <w:sz w:val="28"/>
+          <w:szCs w:val="28"/>
+        </w:rPr>
+        <w:fldChar w:fldCharType="separate"/>
+      </w:r>
+      <w:r>
+        <w:rPr>
+          <w:rFonts w:ascii="Times New Roman" w:hAnsi="Times New Roman" w:cs="Times New Roman"/>
+          <w:i w:val="0"/>
+          <w:color w:val="000000" w:themeColor="text1"/>
+          <w:sz w:val="28"/>
+          <w:szCs w:val="28"/>
+        </w:rPr>
+        <w:t>3</w:t>
+      </w:r>
+      <w:r>
+        <w:rPr>
+          <w:rFonts w:ascii="Times New Roman" w:hAnsi="Times New Roman" w:cs="Times New Roman"/>
+          <w:i w:val="0"/>
+          <w:color w:val="000000" w:themeColor="text1"/>
+          <w:sz w:val="28"/>
+          <w:szCs w:val="28"/>
+        </w:rPr>
+        <w:fldChar w:fldCharType="end"/>
+      </w:r>
+      <w:r>
+        <w:rPr>
+          <w:rFonts w:ascii="Times New Roman" w:hAnsi="Times New Roman" w:cs="Times New Roman"/>
+          <w:i w:val="0"/>
+          <w:color w:val="000000" w:themeColor="text1"/>
+          <w:sz w:val="28"/>
+          <w:szCs w:val="28"/>
+        </w:rPr>
+        <w:t xml:space="preserve"> —</w:t>
+      </w:r>
+      <w:r>
+        <w:rPr>
+          <w:rFonts w:ascii="Times New Roman" w:hAnsi="Times New Roman" w:cs="Times New Roman"/>
+          <w:i w:val="0"/>
+          <w:color w:val="000000" w:themeColor="text1"/>
+          <w:sz w:val="28"/>
+          <w:szCs w:val="28"/>
+        </w:rPr>
+        <w:t xml:space="preserve"> </w:t>
+      </w:r>
+      <w:r>
+        <w:rPr>
+          <w:rFonts w:ascii="Times New Roman" w:hAnsi="Times New Roman" w:cs="Times New Roman"/>
+          <w:i w:val="0"/>
+          <w:color w:val="000000" w:themeColor="text1"/>
+          <w:sz w:val="28"/>
+          <w:szCs w:val="28"/>
+        </w:rPr>
+        <w:t>Диаграмма сценариев использования</w:t>
       </w:r>
     </w:p>
     <w:p>
       <w:pPr>
         <w:pStyle w:val="a4"/>
+        <w:rPr>
+          <w:b/>
+          <w:bCs/>
+        </w:rPr>
+      </w:pPr>
+      <w:r>
+        <w:lastRenderedPageBreak/>
+        <w:t>Нефункциональные требования</w:t>
+      </w:r>
+      <w:r>
+        <w:t xml:space="preserve">: </w:t>
+      </w:r>
+      <w:r>
+        <w:t xml:space="preserve">Клиентская часть представляет собой приложение, разработанное с применением технологий </w:t>
+      </w:r>
+      <w:proofErr w:type="spellStart"/>
+      <w:r>
+        <w:t>Kotlin</w:t>
+      </w:r>
+      <w:proofErr w:type="spellEnd"/>
+      <w:r>
+        <w:t xml:space="preserve"> </w:t>
+      </w:r>
+      <w:proofErr w:type="spellStart"/>
+      <w:r>
+        <w:t>Multiplatform</w:t>
+      </w:r>
+      <w:proofErr w:type="spellEnd"/>
+      <w:r>
+        <w:t xml:space="preserve"> и </w:t>
+      </w:r>
+      <w:proofErr w:type="spellStart"/>
+      <w:r>
+        <w:t>Compose</w:t>
+      </w:r>
+      <w:proofErr w:type="spellEnd"/>
+      <w:r>
+        <w:t xml:space="preserve"> </w:t>
+      </w:r>
+      <w:proofErr w:type="spellStart"/>
+      <w:r>
+        <w:t>Multiplatform</w:t>
+      </w:r>
+      <w:proofErr w:type="spellEnd"/>
+      <w:r>
+        <w:t>, обеспечива</w:t>
+      </w:r>
+      <w:r>
+        <w:t>ющее</w:t>
+      </w:r>
+      <w:r>
+        <w:t xml:space="preserve"> его работу на операционных системах Windows, </w:t>
+      </w:r>
+      <w:proofErr w:type="spellStart"/>
+      <w:r>
+        <w:t>macOS</w:t>
+      </w:r>
+      <w:proofErr w:type="spellEnd"/>
+      <w:r>
+        <w:t xml:space="preserve"> и Linux. Взаимодействие клиентского приложения с сервером осуществляется на базе архитектуры REST API с использованием формата данных JSON. Безопасность сессий и авторизация обеспечиваются применением JWT-токенов форматов </w:t>
+      </w:r>
+      <w:proofErr w:type="spellStart"/>
+      <w:r>
+        <w:t>access</w:t>
+      </w:r>
+      <w:proofErr w:type="spellEnd"/>
+      <w:r>
+        <w:t xml:space="preserve"> и </w:t>
+      </w:r>
+      <w:proofErr w:type="spellStart"/>
+      <w:r>
+        <w:t>refresh</w:t>
+      </w:r>
+      <w:proofErr w:type="spellEnd"/>
+      <w:r>
+        <w:t xml:space="preserve">. </w:t>
+      </w:r>
+      <w:r>
+        <w:t xml:space="preserve">Для надежного хранения информации используется реляционная база данных </w:t>
+      </w:r>
+      <w:proofErr w:type="spellStart"/>
+      <w:r>
+        <w:t>PostgreSQL</w:t>
+      </w:r>
+      <w:proofErr w:type="spellEnd"/>
+      <w:r>
+        <w:t xml:space="preserve">, а взаимодействие с ней на стороне сервера настроено через </w:t>
+      </w:r>
+      <w:proofErr w:type="spellStart"/>
+      <w:r>
+        <w:t>SQLAlchemy</w:t>
+      </w:r>
+      <w:proofErr w:type="spellEnd"/>
+      <w:r>
+        <w:t xml:space="preserve"> для предотвращения SQL-инъекций.</w:t>
+      </w:r>
+    </w:p>
+    <w:p>
+      <w:pPr>
+        <w:pStyle w:val="a4"/>
       </w:pPr>
     </w:p>
     <w:p>
@@ -4298,24 +4376,75 @@
         <w:pStyle w:val="a4"/>
       </w:pPr>
       <w:r>
+        <w:t xml:space="preserve">Уровень </w:t>
+      </w:r>
+      <w:proofErr w:type="spellStart"/>
+      <w:r>
+        <w:t>shared</w:t>
+      </w:r>
+      <w:proofErr w:type="spellEnd"/>
+      <w:r>
+        <w:t xml:space="preserve"> содержит компоненты, которые не относятся к какой-то конкретной функции, а могут использоваться в любом месте программы. В </w:t>
+      </w:r>
+      <w:proofErr w:type="spellStart"/>
+      <w:r>
+        <w:t>shared</w:t>
+      </w:r>
+      <w:proofErr w:type="spellEnd"/>
+      <w:r>
+        <w:t xml:space="preserve"> находятся модели для работы с базой данных, константы приложения, настройки расширений (</w:t>
+      </w:r>
+      <w:proofErr w:type="spellStart"/>
+      <w:r>
+        <w:t>SQLAlchemy</w:t>
+      </w:r>
+      <w:proofErr w:type="spellEnd"/>
+      <w:r>
+        <w:t xml:space="preserve"> и другие), а также вспомогательные утилиты.</w:t>
+      </w:r>
+    </w:p>
+    <w:p>
+      <w:pPr>
+        <w:pStyle w:val="a4"/>
+      </w:pPr>
+      <w:r>
+        <w:t xml:space="preserve">Уровень </w:t>
+      </w:r>
+      <w:proofErr w:type="spellStart"/>
+      <w:r>
+        <w:t>features</w:t>
+      </w:r>
+      <w:proofErr w:type="spellEnd"/>
+      <w:r>
+        <w:t xml:space="preserve"> содержит основную бизнес-логику приложения. Каждый функциональный модуль имеет одинаковую внутреннюю структуру и отвечает за свою часть функционала. Внутри каждого модуля применяются паттерны репозиторий и сервис, что соответствует принципам SOLID. Репозиторий работает напрямую с базой данных и выполняет запросы. Сервис содержит бизнес-логику, получает данные из репозитория и </w:t>
+      </w:r>
+      <w:r>
         <w:lastRenderedPageBreak/>
-        <w:t xml:space="preserve">Уровень </w:t>
+        <w:t>обрабатывает их. Маршрутизатор (</w:t>
       </w:r>
       <w:proofErr w:type="spellStart"/>
       <w:r>
-        <w:t>shared</w:t>
+        <w:t>routes</w:t>
       </w:r>
       <w:proofErr w:type="spellEnd"/>
       <w:r>
-        <w:t xml:space="preserve"> содержит компоненты, которые не относятся к какой-то конкретной функции, а могут использоваться в любом месте программы. В </w:t>
+        <w:t xml:space="preserve">) определяет </w:t>
       </w:r>
       <w:proofErr w:type="spellStart"/>
       <w:r>
-        <w:t>shared</w:t>
+        <w:t>эндпоинты</w:t>
       </w:r>
       <w:proofErr w:type="spellEnd"/>
       <w:r>
-        <w:t xml:space="preserve"> находятся модели для работы с базой данных, константы приложения, настройки расширений (</w:t>
+        <w:t xml:space="preserve"> данного модуля и вызывает соответствующие методы сервисов.</w:t>
+      </w:r>
+    </w:p>
+    <w:p>
+      <w:pPr>
+        <w:pStyle w:val="a4"/>
+      </w:pPr>
+      <w:r>
+        <w:t xml:space="preserve">Для работы с базой данных используется ORM </w:t>
       </w:r>
       <w:proofErr w:type="spellStart"/>
       <w:r>
@@ -4323,7 +4452,7 @@
       </w:r>
       <w:proofErr w:type="spellEnd"/>
       <w:r>
-        <w:t xml:space="preserve"> и другие), а также вспомогательные утилиты.</w:t>
+        <w:t>. Это помогает защититься от SQL-инъекций, упрощает смену СУБД и позволяет работать с записями как с обычными Python-объектами.</w:t>
       </w:r>
     </w:p>
     <w:p>
@@ -4331,31 +4460,47 @@
         <w:pStyle w:val="a4"/>
       </w:pPr>
       <w:r>
-        <w:t xml:space="preserve">Уровень </w:t>
+        <w:t xml:space="preserve">Структура базы данных может меняться в процессе разработки. Для контроля изменений используется </w:t>
       </w:r>
       <w:proofErr w:type="spellStart"/>
       <w:r>
-        <w:t>features</w:t>
+        <w:t>Flask-Migrate</w:t>
       </w:r>
       <w:proofErr w:type="spellEnd"/>
       <w:r>
-        <w:t xml:space="preserve"> содержит основную бизнес-логику приложения. Каждый функциональный модуль имеет одинаковую внутреннюю структуру и отвечает за свою часть функционала. Внутри каждого модуля применяются паттерны репозиторий и сервис, что соответствует принципам SOLID. Репозиторий работает напрямую с базой данных и выполняет запросы. Сервис содержит бизнес-логику, получает данные из репозитория и обрабатывает их. Маршрутизатор (</w:t>
+        <w:t>. Это помогает документировать смену версий базы данных, автоматизировать обновления и дает возможность откатить изменения при необходимости.</w:t>
+      </w:r>
+    </w:p>
+    <w:p>
+      <w:pPr>
+        <w:pStyle w:val="a4"/>
+      </w:pPr>
+      <w:r>
+        <w:t>В проекте реализовано модульное тестирование (</w:t>
       </w:r>
       <w:proofErr w:type="spellStart"/>
       <w:r>
-        <w:t>routes</w:t>
+        <w:t>unit</w:t>
       </w:r>
       <w:proofErr w:type="spellEnd"/>
       <w:r>
-        <w:t xml:space="preserve">) определяет </w:t>
+        <w:t xml:space="preserve">-тесты). Тесты помогают следить за тем, что при внесении изменений не была испорчена старая бизнес-логика. Тесты находятся в модуле </w:t>
       </w:r>
       <w:proofErr w:type="spellStart"/>
       <w:r>
-        <w:t>эндпоинты</w:t>
+        <w:t>tests</w:t>
       </w:r>
       <w:proofErr w:type="spellEnd"/>
       <w:r>
-        <w:t xml:space="preserve"> данного модуля и вызывает соответствующие методы сервисов.</w:t>
+        <w:t xml:space="preserve">, где также применяется </w:t>
+      </w:r>
+      <w:proofErr w:type="spellStart"/>
+      <w:r>
+        <w:t>feature</w:t>
+      </w:r>
+      <w:proofErr w:type="spellEnd"/>
+      <w:r>
+        <w:t xml:space="preserve"> подход – структура тестов повторяет структуру самого приложения.</w:t>
       </w:r>
     </w:p>
     <w:p>
@@ -4363,15 +4508,20 @@
         <w:pStyle w:val="a4"/>
       </w:pPr>
       <w:r>
-        <w:t xml:space="preserve">Для работы с базой данных используется ORM </w:t>
+        <w:t xml:space="preserve">Для хранения конфиденциальной информации используются переменные окружения </w:t>
+      </w:r>
+      <w:proofErr w:type="gramStart"/>
+      <w:r>
+        <w:t>в .</w:t>
       </w:r>
       <w:proofErr w:type="spellStart"/>
       <w:r>
-        <w:t>SQLAlchemy</w:t>
+        <w:t>env</w:t>
       </w:r>
       <w:proofErr w:type="spellEnd"/>
-      <w:r>
-        <w:t>. Это помогает защититься от SQL-инъекций, упрощает смену СУБД и позволяет работать с записями как с обычными Python-объектами.</w:t>
+      <w:proofErr w:type="gramEnd"/>
+      <w:r>
+        <w:t xml:space="preserve"> файлах. Данные хранятся в формате ключ-значение. Это позволяет не хранить ключи, пароли от базы данных и другую важную информацию в коде.</w:t>
       </w:r>
     </w:p>
     <w:p>
@@ -4379,15 +4529,31 @@
         <w:pStyle w:val="a4"/>
       </w:pPr>
       <w:r>
-        <w:t xml:space="preserve">Структура базы данных может меняться в процессе разработки. Для контроля изменений используется </w:t>
+        <w:t xml:space="preserve">Для командной работы и поддержки продукта в дальнейшем необходимо документировать код. Используется два способа документации. Во-первых, </w:t>
       </w:r>
       <w:proofErr w:type="spellStart"/>
       <w:r>
-        <w:t>Flask-Migrate</w:t>
+        <w:t>Flasgger</w:t>
       </w:r>
       <w:proofErr w:type="spellEnd"/>
       <w:r>
-        <w:t>. Это помогает документировать смену версий базы данных, автоматизировать обновления и дает возможность откатить изменения при необходимости.</w:t>
+        <w:t xml:space="preserve"> для внешнего API – он автоматически генерирует документацию по </w:t>
+      </w:r>
+      <w:proofErr w:type="spellStart"/>
+      <w:r>
+        <w:t>эндпоинту</w:t>
+      </w:r>
+      <w:proofErr w:type="spellEnd"/>
+      <w:r>
+        <w:t xml:space="preserve"> на основе комментариев в коде. Во-вторых, </w:t>
+      </w:r>
+      <w:proofErr w:type="spellStart"/>
+      <w:r>
+        <w:t>Sphinx</w:t>
+      </w:r>
+      <w:proofErr w:type="spellEnd"/>
+      <w:r>
+        <w:t xml:space="preserve"> для внутренней бизнес-логики – он документирует функции, классы и методы.</w:t>
       </w:r>
     </w:p>
     <w:p>
@@ -4395,47 +4561,105 @@
         <w:pStyle w:val="a4"/>
       </w:pPr>
       <w:r>
-        <w:t>В проекте реализовано модульное тестирование (</w:t>
+        <w:t xml:space="preserve">Для авторизации пользователей применяется система JWT-токенов. Используется два типа токенов: </w:t>
       </w:r>
       <w:proofErr w:type="spellStart"/>
       <w:r>
-        <w:t>unit</w:t>
+        <w:t>access</w:t>
       </w:r>
       <w:proofErr w:type="spellEnd"/>
       <w:r>
-        <w:t xml:space="preserve">-тесты). Тесты помогают следить за тем, что при внесении изменений не была испорчена старая бизнес-логика. Тесты находятся в модуле </w:t>
+        <w:t xml:space="preserve">-токен (короткоживущий, передается в каждом запросе для доступа к защищенным ресурсам) и </w:t>
       </w:r>
       <w:proofErr w:type="spellStart"/>
       <w:r>
-        <w:t>tests</w:t>
+        <w:t>refresh</w:t>
       </w:r>
       <w:proofErr w:type="spellEnd"/>
       <w:r>
-        <w:t xml:space="preserve">, где также применяется </w:t>
+        <w:t xml:space="preserve">-токен (долгоживущий, используется только для получения нового </w:t>
       </w:r>
       <w:proofErr w:type="spellStart"/>
       <w:r>
-        <w:t>feature</w:t>
+        <w:t>access</w:t>
       </w:r>
       <w:proofErr w:type="spellEnd"/>
       <w:r>
-        <w:t xml:space="preserve"> подход – структура тестов повторяет структуру самого приложения.</w:t>
+        <w:t>-токена без повторного ввода пароля).</w:t>
       </w:r>
     </w:p>
     <w:p>
       <w:pPr>
         <w:pStyle w:val="a4"/>
       </w:pPr>
-      <w:r>
-        <w:t>Для хранения конфиденциальной информации используются переменные окружения в .</w:t>
+    </w:p>
+    <w:p>
+      <w:pPr>
+        <w:pStyle w:val="a4"/>
+      </w:pPr>
+    </w:p>
+    <w:p>
+      <w:pPr>
+        <w:pStyle w:val="3"/>
+      </w:pPr>
+      <w:bookmarkStart w:id="16" w:name="_Toc225591317"/>
+      <w:r>
+        <w:lastRenderedPageBreak/>
+        <w:t>Frontend</w:t>
+      </w:r>
+      <w:bookmarkEnd w:id="16"/>
+    </w:p>
+    <w:p>
+      <w:pPr>
+        <w:pStyle w:val="a4"/>
+      </w:pPr>
+    </w:p>
+    <w:p>
+      <w:pPr>
+        <w:pStyle w:val="a4"/>
+      </w:pPr>
+      <w:r>
+        <w:t xml:space="preserve">Клиентская часть реализована на языке программирования </w:t>
       </w:r>
       <w:proofErr w:type="spellStart"/>
       <w:r>
-        <w:t>env</w:t>
+        <w:t>Kotlin</w:t>
       </w:r>
       <w:proofErr w:type="spellEnd"/>
       <w:r>
-        <w:t xml:space="preserve"> файлах. Данные хранятся в формате ключ-значение. Это позволяет не хранить ключи, пароли от базы данных и другую важную информацию в коде.</w:t>
+        <w:t xml:space="preserve"> с использованием технологии </w:t>
+      </w:r>
+      <w:proofErr w:type="spellStart"/>
+      <w:r>
+        <w:t>Kotlin</w:t>
+      </w:r>
+      <w:proofErr w:type="spellEnd"/>
+      <w:r>
+        <w:t xml:space="preserve"> </w:t>
+      </w:r>
+      <w:proofErr w:type="spellStart"/>
+      <w:r>
+        <w:t>Multiplatform</w:t>
+      </w:r>
+      <w:proofErr w:type="spellEnd"/>
+      <w:r>
+        <w:t xml:space="preserve"> и фреймворка </w:t>
+      </w:r>
+      <w:proofErr w:type="spellStart"/>
+      <w:r>
+        <w:t>Compose</w:t>
+      </w:r>
+      <w:proofErr w:type="spellEnd"/>
+      <w:r>
+        <w:t xml:space="preserve"> </w:t>
+      </w:r>
+      <w:proofErr w:type="spellStart"/>
+      <w:r>
+        <w:t>Multiplatform</w:t>
+      </w:r>
+      <w:proofErr w:type="spellEnd"/>
+      <w:r>
+        <w:t>.</w:t>
       </w:r>
     </w:p>
     <w:p>
@@ -4443,592 +4667,456 @@
         <w:pStyle w:val="a4"/>
       </w:pPr>
       <w:r>
-        <w:t xml:space="preserve">Для командной работы и поддержки продукта в дальнейшем необходимо документировать код. Используется два способа документации. </w:t>
-      </w:r>
+        <w:t xml:space="preserve">Структура проекта основана на </w:t>
+      </w:r>
+      <w:r>
+        <w:t>много</w:t>
+      </w:r>
+      <w:r>
+        <w:t>модульном принципе:</w:t>
+      </w:r>
+    </w:p>
+    <w:p>
+      <w:pPr>
+        <w:pStyle w:val="15"/>
+      </w:pPr>
+      <w:r>
+        <w:rPr>
+          <w:lang w:val="en-US"/>
+        </w:rPr>
+        <w:t>c</w:t>
+      </w:r>
+      <w:r>
+        <w:rPr>
+          <w:lang w:val="en-US"/>
+        </w:rPr>
+        <w:t>ore</w:t>
+      </w:r>
+      <w:r>
+        <w:t xml:space="preserve"> </w:t>
+      </w:r>
+      <w:r>
+        <w:t>–</w:t>
+      </w:r>
+      <w:r>
+        <w:t xml:space="preserve"> </w:t>
+      </w:r>
+      <w:r>
+        <w:t>хранит основные модули приложения.</w:t>
+      </w:r>
+    </w:p>
+    <w:p>
+      <w:pPr>
+        <w:pStyle w:val="15"/>
+      </w:pPr>
+      <w:r>
+        <w:rPr>
+          <w:lang w:val="en-US"/>
+        </w:rPr>
+        <w:t>core</w:t>
+      </w:r>
+      <w:r>
+        <w:t>/</w:t>
+      </w:r>
+      <w:r>
+        <w:rPr>
+          <w:lang w:val="en-US"/>
+        </w:rPr>
+        <w:t>common</w:t>
+      </w:r>
+      <w:r>
+        <w:t xml:space="preserve"> </w:t>
+      </w:r>
+      <w:r>
+        <w:t>–</w:t>
+      </w:r>
+      <w:r>
+        <w:t xml:space="preserve"> </w:t>
+      </w:r>
+      <w:r>
+        <w:t>содержит общую для всего приложения логику</w:t>
+      </w:r>
+      <w:r>
+        <w:t>.</w:t>
+      </w:r>
+    </w:p>
+    <w:p>
+      <w:pPr>
+        <w:pStyle w:val="15"/>
+      </w:pPr>
+      <w:r>
+        <w:rPr>
+          <w:lang w:val="en-US"/>
+        </w:rPr>
+        <w:t>core</w:t>
+      </w:r>
+      <w:r>
+        <w:t>/</w:t>
+      </w:r>
+      <w:r>
+        <w:rPr>
+          <w:lang w:val="en-US"/>
+        </w:rPr>
+        <w:t>data</w:t>
+      </w:r>
+      <w:r>
+        <w:t xml:space="preserve"> </w:t>
+      </w:r>
+      <w:r>
+        <w:t>–</w:t>
+      </w:r>
+      <w:r>
+        <w:t xml:space="preserve"> </w:t>
+      </w:r>
+      <w:r>
+        <w:t>содержит реализацию интерфейсов бизнес логики из модуля</w:t>
+      </w:r>
+      <w:r>
+        <w:t xml:space="preserve"> </w:t>
+      </w:r>
+      <w:r>
+        <w:rPr>
+          <w:lang w:val="en-US"/>
+        </w:rPr>
+        <w:t>core</w:t>
+      </w:r>
+      <w:r>
+        <w:t>/</w:t>
+      </w:r>
+      <w:r>
+        <w:rPr>
+          <w:lang w:val="en-US"/>
+        </w:rPr>
+        <w:t>domain</w:t>
+      </w:r>
+      <w:r>
+        <w:t>.</w:t>
+      </w:r>
+    </w:p>
+    <w:p>
+      <w:pPr>
+        <w:pStyle w:val="15"/>
+      </w:pPr>
+      <w:r>
+        <w:rPr>
+          <w:lang w:val="en-US"/>
+        </w:rPr>
+        <w:t>core</w:t>
+      </w:r>
+      <w:r>
+        <w:t>/</w:t>
+      </w:r>
+      <w:r>
+        <w:rPr>
+          <w:lang w:val="en-US"/>
+        </w:rPr>
+        <w:t>datastore</w:t>
+      </w:r>
+      <w:r>
+        <w:t xml:space="preserve"> </w:t>
+      </w:r>
+      <w:r>
+        <w:t>–</w:t>
+      </w:r>
+      <w:r>
+        <w:t xml:space="preserve"> </w:t>
+      </w:r>
+      <w:r>
+        <w:t xml:space="preserve">содержит механизмы </w:t>
+      </w:r>
+      <w:r>
+        <w:t>хранени</w:t>
+      </w:r>
+      <w:r>
+        <w:t>я</w:t>
+      </w:r>
+      <w:r>
+        <w:t xml:space="preserve"> данных и шифровани</w:t>
+      </w:r>
+      <w:r>
+        <w:t>я.</w:t>
+      </w:r>
+    </w:p>
+    <w:p>
+      <w:pPr>
+        <w:pStyle w:val="15"/>
+      </w:pPr>
+      <w:r>
+        <w:rPr>
+          <w:lang w:val="en-US"/>
+        </w:rPr>
+        <w:t>core</w:t>
+      </w:r>
+      <w:r>
+        <w:t>/</w:t>
+      </w:r>
+      <w:proofErr w:type="spellStart"/>
+      <w:r>
+        <w:rPr>
+          <w:lang w:val="en-US"/>
+        </w:rPr>
+        <w:t>designsystem</w:t>
+      </w:r>
+      <w:proofErr w:type="spellEnd"/>
+      <w:r>
+        <w:t xml:space="preserve"> </w:t>
+      </w:r>
+      <w:r>
+        <w:t xml:space="preserve">– </w:t>
+      </w:r>
+      <w:r>
+        <w:t xml:space="preserve">содержит </w:t>
+      </w:r>
+      <w:r>
+        <w:t>общие элементы пользовательского интерфейса приложения</w:t>
+      </w:r>
+      <w:r>
+        <w:t xml:space="preserve">. </w:t>
+      </w:r>
+    </w:p>
+    <w:p>
+      <w:pPr>
+        <w:pStyle w:val="15"/>
+      </w:pPr>
+      <w:r>
+        <w:rPr>
+          <w:lang w:val="en-US"/>
+        </w:rPr>
+        <w:t>core</w:t>
+      </w:r>
+      <w:r>
+        <w:t>/</w:t>
+      </w:r>
+      <w:r>
+        <w:rPr>
+          <w:lang w:val="en-US"/>
+        </w:rPr>
+        <w:t>domain</w:t>
+      </w:r>
+      <w:r>
+        <w:t xml:space="preserve"> </w:t>
+      </w:r>
+      <w:r>
+        <w:t xml:space="preserve">– </w:t>
+      </w:r>
+      <w:r>
+        <w:t xml:space="preserve">содержит </w:t>
+      </w:r>
+      <w:r>
+        <w:t>бизнес логик</w:t>
+      </w:r>
+      <w:r>
+        <w:t>у приложения.</w:t>
+      </w:r>
+    </w:p>
+    <w:p>
+      <w:pPr>
+        <w:pStyle w:val="15"/>
+      </w:pPr>
+      <w:r>
+        <w:rPr>
+          <w:lang w:val="en-US"/>
+        </w:rPr>
+        <w:t>core</w:t>
+      </w:r>
+      <w:r>
+        <w:t>/</w:t>
+      </w:r>
+      <w:r>
+        <w:rPr>
+          <w:lang w:val="en-US"/>
+        </w:rPr>
+        <w:t>model</w:t>
+      </w:r>
+      <w:r>
+        <w:t xml:space="preserve"> </w:t>
+      </w:r>
+      <w:r>
+        <w:t>–</w:t>
+      </w:r>
+      <w:r>
+        <w:t xml:space="preserve"> </w:t>
+      </w:r>
+      <w:r>
+        <w:t xml:space="preserve">содержит </w:t>
+      </w:r>
+      <w:r>
+        <w:t>модели бизнес логики</w:t>
+      </w:r>
+      <w:r>
+        <w:t>.</w:t>
+      </w:r>
+    </w:p>
+    <w:p>
+      <w:pPr>
+        <w:pStyle w:val="15"/>
+      </w:pPr>
+      <w:r>
+        <w:rPr>
+          <w:lang w:val="en-US"/>
+        </w:rPr>
+        <w:t>core</w:t>
+      </w:r>
+      <w:r>
+        <w:t>/</w:t>
+      </w:r>
+      <w:r>
+        <w:rPr>
+          <w:lang w:val="en-US"/>
+        </w:rPr>
+        <w:t>navigation</w:t>
+      </w:r>
+      <w:r>
+        <w:t xml:space="preserve"> </w:t>
+      </w:r>
+      <w:r>
+        <w:t>–</w:t>
+      </w:r>
+      <w:r>
+        <w:t xml:space="preserve"> </w:t>
+      </w:r>
+      <w:r>
+        <w:t>содержит все возможные маршруты приложения</w:t>
+      </w:r>
+      <w:r>
+        <w:t>.</w:t>
+      </w:r>
+    </w:p>
+    <w:p>
+      <w:pPr>
+        <w:pStyle w:val="15"/>
+      </w:pPr>
+      <w:r>
+        <w:rPr>
+          <w:lang w:val="en-US"/>
+        </w:rPr>
+        <w:t>core</w:t>
+      </w:r>
+      <w:r>
+        <w:t>/</w:t>
+      </w:r>
+      <w:r>
+        <w:rPr>
+          <w:lang w:val="en-US"/>
+        </w:rPr>
+        <w:t>network</w:t>
+      </w:r>
+      <w:r>
+        <w:t xml:space="preserve"> </w:t>
+      </w:r>
+      <w:r>
+        <w:t>–</w:t>
+      </w:r>
+      <w:r>
+        <w:t xml:space="preserve"> </w:t>
+      </w:r>
+      <w:r>
+        <w:t xml:space="preserve">содержит конечные точки и </w:t>
+      </w:r>
+      <w:r>
+        <w:t>реализаци</w:t>
+      </w:r>
+      <w:r>
+        <w:t>ю механизма отправки запросов в сеть.</w:t>
+      </w:r>
+    </w:p>
+    <w:p>
+      <w:pPr>
+        <w:pStyle w:val="15"/>
+      </w:pPr>
+      <w:r>
+        <w:rPr>
+          <w:lang w:val="en-US"/>
+        </w:rPr>
+        <w:t>a</w:t>
+      </w:r>
+      <w:r>
+        <w:rPr>
+          <w:lang w:val="en-US"/>
+        </w:rPr>
+        <w:t>pp</w:t>
+      </w:r>
+      <w:r>
+        <w:t xml:space="preserve"> </w:t>
+      </w:r>
+      <w:r>
+        <w:t>–</w:t>
+      </w:r>
+      <w:r>
+        <w:t xml:space="preserve"> является точкой входа </w:t>
+      </w:r>
+      <w:r>
+        <w:t>в приложение, инициализирует внедрение зависимостей и управляет глобальным состоянием окна</w:t>
+      </w:r>
+      <w:r>
+        <w:t>.</w:t>
+      </w:r>
+    </w:p>
+    <w:p>
+      <w:pPr>
+        <w:pStyle w:val="15"/>
+      </w:pPr>
+      <w:r>
+        <w:rPr>
+          <w:lang w:val="en-US"/>
+        </w:rPr>
+        <w:t>f</w:t>
+      </w:r>
+      <w:r>
+        <w:rPr>
+          <w:lang w:val="en-US"/>
+        </w:rPr>
+        <w:t>eatures</w:t>
+      </w:r>
+      <w:r>
+        <w:t xml:space="preserve"> </w:t>
+      </w:r>
+      <w:r>
+        <w:t>–</w:t>
+      </w:r>
+      <w:r>
+        <w:t xml:space="preserve"> содержит </w:t>
+      </w:r>
+      <w:r>
+        <w:t>модули</w:t>
+      </w:r>
+      <w:r>
+        <w:t xml:space="preserve"> с экранами приложения, каждый из которых </w:t>
+      </w:r>
+      <w:r>
+        <w:t>содержит само представление экрана, вью модель и необходимые только для этого экрана элементы пользовательского интерфейса.</w:t>
+      </w:r>
+    </w:p>
+    <w:p>
+      <w:pPr>
+        <w:pStyle w:val="a4"/>
+      </w:pPr>
+      <w:r>
+        <w:t xml:space="preserve">Сетевое взаимодействие реализовано с помощью библиотеки </w:t>
+      </w:r>
+      <w:proofErr w:type="spellStart"/>
+      <w:r>
+        <w:t>Ktor-client</w:t>
+      </w:r>
+      <w:proofErr w:type="spellEnd"/>
+      <w:r>
+        <w:t xml:space="preserve">, так как данная библиотека основана на </w:t>
+      </w:r>
+      <w:proofErr w:type="spellStart"/>
+      <w:r>
+        <w:t>корутинах</w:t>
+      </w:r>
+      <w:proofErr w:type="spellEnd"/>
+      <w:r>
+        <w:t>, она позволяет работать с сетевыми запросами без блокировки основного потока.</w:t>
+      </w:r>
+    </w:p>
+    <w:p>
+      <w:pPr>
+        <w:pStyle w:val="a4"/>
+      </w:pPr>
       <w:r>
         <w:lastRenderedPageBreak/>
-        <w:t xml:space="preserve">Во-первых, </w:t>
-      </w:r>
-      <w:proofErr w:type="spellStart"/>
-      <w:r>
-        <w:t>Flasgger</w:t>
-      </w:r>
-      <w:proofErr w:type="spellEnd"/>
-      <w:r>
-        <w:t xml:space="preserve"> для внешнего API – он автоматически генерирует документацию по </w:t>
-      </w:r>
-      <w:proofErr w:type="spellStart"/>
-      <w:r>
-        <w:t>эндпоинту</w:t>
-      </w:r>
-      <w:proofErr w:type="spellEnd"/>
-      <w:r>
-        <w:t xml:space="preserve"> на основе комментариев в коде. Во-вторых, </w:t>
-      </w:r>
-      <w:proofErr w:type="spellStart"/>
-      <w:r>
-        <w:t>Sphinx</w:t>
-      </w:r>
-      <w:proofErr w:type="spellEnd"/>
-      <w:r>
-        <w:t xml:space="preserve"> для внутренней бизнес-логики – он документирует функции, классы и методы.</w:t>
-      </w:r>
-    </w:p>
-    <w:p>
-      <w:pPr>
-        <w:pStyle w:val="a4"/>
-      </w:pPr>
-      <w:r>
-        <w:t xml:space="preserve">Для авторизации пользователей применяется система JWT-токенов. Используется два типа токенов: </w:t>
-      </w:r>
-      <w:proofErr w:type="spellStart"/>
-      <w:r>
-        <w:t>access</w:t>
-      </w:r>
-      <w:proofErr w:type="spellEnd"/>
-      <w:r>
-        <w:t xml:space="preserve">-токен (короткоживущий, передается в каждом запросе для доступа к защищенным ресурсам) и </w:t>
-      </w:r>
-      <w:proofErr w:type="spellStart"/>
-      <w:r>
-        <w:t>refresh</w:t>
-      </w:r>
-      <w:proofErr w:type="spellEnd"/>
-      <w:r>
-        <w:t xml:space="preserve">-токен (долгоживущий, используется только для получения нового </w:t>
-      </w:r>
-      <w:proofErr w:type="spellStart"/>
-      <w:r>
-        <w:t>access</w:t>
-      </w:r>
-      <w:proofErr w:type="spellEnd"/>
-      <w:r>
-        <w:t>-токена без повторного ввода пароля).</w:t>
-      </w:r>
-    </w:p>
-    <w:p>
-      <w:pPr>
-        <w:pStyle w:val="a4"/>
-      </w:pPr>
-    </w:p>
-    <w:p>
-      <w:pPr>
-        <w:pStyle w:val="3"/>
-      </w:pPr>
-      <w:bookmarkStart w:id="16" w:name="_Toc225591317"/>
-      <w:r>
-        <w:t>Frontend</w:t>
-      </w:r>
-      <w:bookmarkEnd w:id="16"/>
-    </w:p>
-    <w:p>
-      <w:pPr>
-        <w:pStyle w:val="a4"/>
-      </w:pPr>
-    </w:p>
-    <w:p>
-      <w:pPr>
-        <w:pStyle w:val="a4"/>
-      </w:pPr>
-      <w:r>
-        <w:t xml:space="preserve">Клиентская часть реализована на языке программирования </w:t>
-      </w:r>
-      <w:proofErr w:type="spellStart"/>
-      <w:r>
-        <w:t>Kotlin</w:t>
-      </w:r>
-      <w:proofErr w:type="spellEnd"/>
-      <w:r>
-        <w:t xml:space="preserve"> с использованием технологии </w:t>
-      </w:r>
-      <w:proofErr w:type="spellStart"/>
-      <w:r>
-        <w:t>Kotlin</w:t>
-      </w:r>
-      <w:proofErr w:type="spellEnd"/>
-      <w:r>
-        <w:t xml:space="preserve"> </w:t>
-      </w:r>
-      <w:proofErr w:type="spellStart"/>
-      <w:r>
-        <w:t>Multiplatform</w:t>
-      </w:r>
-      <w:proofErr w:type="spellEnd"/>
-      <w:r>
-        <w:t xml:space="preserve"> и фреймворка </w:t>
-      </w:r>
-      <w:proofErr w:type="spellStart"/>
-      <w:r>
-        <w:t>Compose</w:t>
-      </w:r>
-      <w:proofErr w:type="spellEnd"/>
-      <w:r>
-        <w:t xml:space="preserve"> </w:t>
-      </w:r>
-      <w:proofErr w:type="spellStart"/>
-      <w:r>
-        <w:t>Multiplatform</w:t>
-      </w:r>
-      <w:proofErr w:type="spellEnd"/>
-      <w:r>
-        <w:t>.</w:t>
-      </w:r>
-    </w:p>
-    <w:p>
-      <w:pPr>
-        <w:pStyle w:val="a4"/>
-      </w:pPr>
-      <w:r>
-        <w:t xml:space="preserve">Структура проекта основана на </w:t>
-      </w:r>
-      <w:r>
-        <w:t>много</w:t>
-      </w:r>
-      <w:r>
-        <w:t>модульном принципе:</w:t>
-      </w:r>
-    </w:p>
-    <w:p>
-      <w:pPr>
-        <w:pStyle w:val="15"/>
-      </w:pPr>
-      <w:r>
-        <w:rPr>
-          <w:lang w:val="en-US"/>
-        </w:rPr>
-        <w:t>c</w:t>
-      </w:r>
-      <w:r>
-        <w:rPr>
-          <w:lang w:val="en-US"/>
-        </w:rPr>
-        <w:t>ore</w:t>
-      </w:r>
-      <w:r>
-        <w:t xml:space="preserve"> </w:t>
-      </w:r>
-      <w:r>
-        <w:t>–</w:t>
-      </w:r>
-      <w:r>
-        <w:t xml:space="preserve"> </w:t>
-      </w:r>
-      <w:r>
-        <w:t>хранит основные модули приложения.</w:t>
-      </w:r>
-    </w:p>
-    <w:p>
-      <w:pPr>
-        <w:pStyle w:val="15"/>
-      </w:pPr>
-      <w:r>
-        <w:rPr>
-          <w:lang w:val="en-US"/>
-        </w:rPr>
-        <w:t>core</w:t>
-      </w:r>
-      <w:r>
-        <w:t>/</w:t>
-      </w:r>
-      <w:r>
-        <w:rPr>
-          <w:lang w:val="en-US"/>
-        </w:rPr>
-        <w:t>common</w:t>
-      </w:r>
-      <w:r>
-        <w:t xml:space="preserve"> </w:t>
-      </w:r>
-      <w:r>
-        <w:t>–</w:t>
-      </w:r>
-      <w:r>
-        <w:t xml:space="preserve"> </w:t>
-      </w:r>
-      <w:r>
-        <w:t>содержит общую для всего приложения логику</w:t>
-      </w:r>
-      <w:r>
-        <w:t>.</w:t>
-      </w:r>
-    </w:p>
-    <w:p>
-      <w:pPr>
-        <w:pStyle w:val="15"/>
-      </w:pPr>
-      <w:r>
-        <w:rPr>
-          <w:lang w:val="en-US"/>
-        </w:rPr>
-        <w:t>core</w:t>
-      </w:r>
-      <w:r>
-        <w:t>/</w:t>
-      </w:r>
-      <w:r>
-        <w:rPr>
-          <w:lang w:val="en-US"/>
-        </w:rPr>
-        <w:t>data</w:t>
-      </w:r>
-      <w:r>
-        <w:t xml:space="preserve"> </w:t>
-      </w:r>
-      <w:r>
-        <w:t>–</w:t>
-      </w:r>
-      <w:r>
-        <w:t xml:space="preserve"> </w:t>
-      </w:r>
-      <w:r>
-        <w:t>содержит реализацию интерфейсов бизнес логики из модуля</w:t>
-      </w:r>
-      <w:r>
-        <w:t xml:space="preserve"> </w:t>
-      </w:r>
-      <w:r>
-        <w:rPr>
-          <w:lang w:val="en-US"/>
-        </w:rPr>
-        <w:t>core</w:t>
-      </w:r>
-      <w:r>
-        <w:t>/</w:t>
-      </w:r>
-      <w:r>
-        <w:rPr>
-          <w:lang w:val="en-US"/>
-        </w:rPr>
-        <w:t>domain</w:t>
-      </w:r>
-      <w:r>
-        <w:t>.</w:t>
-      </w:r>
-    </w:p>
-    <w:p>
-      <w:pPr>
-        <w:pStyle w:val="15"/>
-      </w:pPr>
-      <w:r>
-        <w:rPr>
-          <w:lang w:val="en-US"/>
-        </w:rPr>
-        <w:t>core</w:t>
-      </w:r>
-      <w:r>
-        <w:t>/</w:t>
-      </w:r>
-      <w:r>
-        <w:rPr>
-          <w:lang w:val="en-US"/>
-        </w:rPr>
-        <w:t>datastore</w:t>
-      </w:r>
-      <w:r>
-        <w:t xml:space="preserve"> </w:t>
-      </w:r>
-      <w:r>
-        <w:t>–</w:t>
-      </w:r>
-      <w:r>
-        <w:t xml:space="preserve"> </w:t>
-      </w:r>
-      <w:r>
-        <w:t xml:space="preserve">содержит механизмы </w:t>
-      </w:r>
-      <w:r>
-        <w:t>хранени</w:t>
-      </w:r>
-      <w:r>
-        <w:t>я</w:t>
-      </w:r>
-      <w:r>
-        <w:t xml:space="preserve"> данных и шифровани</w:t>
-      </w:r>
-      <w:r>
-        <w:t>я.</w:t>
-      </w:r>
-    </w:p>
-    <w:p>
-      <w:pPr>
-        <w:pStyle w:val="15"/>
-      </w:pPr>
-      <w:r>
-        <w:rPr>
-          <w:lang w:val="en-US"/>
-        </w:rPr>
-        <w:t>core</w:t>
-      </w:r>
-      <w:r>
-        <w:t>/</w:t>
-      </w:r>
-      <w:proofErr w:type="spellStart"/>
-      <w:r>
-        <w:rPr>
-          <w:lang w:val="en-US"/>
-        </w:rPr>
-        <w:t>designsystem</w:t>
-      </w:r>
-      <w:proofErr w:type="spellEnd"/>
-      <w:r>
-        <w:t xml:space="preserve"> </w:t>
-      </w:r>
-      <w:r>
-        <w:t xml:space="preserve">– </w:t>
-      </w:r>
-      <w:r>
-        <w:t xml:space="preserve">содержит </w:t>
-      </w:r>
-      <w:r>
-        <w:t>общие элементы пользовательского интерфейса приложения</w:t>
-      </w:r>
-      <w:r>
-        <w:t xml:space="preserve">. </w:t>
-      </w:r>
-    </w:p>
-    <w:p>
-      <w:pPr>
-        <w:pStyle w:val="15"/>
-      </w:pPr>
-      <w:r>
-        <w:rPr>
-          <w:lang w:val="en-US"/>
-        </w:rPr>
-        <w:t>core</w:t>
-      </w:r>
-      <w:r>
-        <w:t>/</w:t>
-      </w:r>
-      <w:r>
-        <w:rPr>
-          <w:lang w:val="en-US"/>
-        </w:rPr>
-        <w:t>domain</w:t>
-      </w:r>
-      <w:r>
-        <w:t xml:space="preserve"> </w:t>
-      </w:r>
-      <w:r>
-        <w:t xml:space="preserve">– </w:t>
-      </w:r>
-      <w:r>
-        <w:t xml:space="preserve">содержит </w:t>
-      </w:r>
-      <w:r>
-        <w:t>бизнес логик</w:t>
-      </w:r>
-      <w:r>
-        <w:t>у приложения.</w:t>
-      </w:r>
-    </w:p>
-    <w:p>
-      <w:pPr>
-        <w:pStyle w:val="15"/>
-      </w:pPr>
-      <w:r>
-        <w:rPr>
-          <w:lang w:val="en-US"/>
-        </w:rPr>
-        <w:t>core</w:t>
-      </w:r>
-      <w:r>
-        <w:t>/</w:t>
-      </w:r>
-      <w:r>
-        <w:rPr>
-          <w:lang w:val="en-US"/>
-        </w:rPr>
-        <w:t>model</w:t>
-      </w:r>
-      <w:r>
-        <w:t xml:space="preserve"> </w:t>
-      </w:r>
-      <w:r>
-        <w:t>–</w:t>
-      </w:r>
-      <w:r>
-        <w:t xml:space="preserve"> </w:t>
-      </w:r>
-      <w:r>
-        <w:t xml:space="preserve">содержит </w:t>
-      </w:r>
-      <w:r>
-        <w:t>модели бизнес логики</w:t>
-      </w:r>
-      <w:r>
-        <w:t>.</w:t>
-      </w:r>
-    </w:p>
-    <w:p>
-      <w:pPr>
-        <w:pStyle w:val="15"/>
-      </w:pPr>
-      <w:r>
-        <w:rPr>
-          <w:lang w:val="en-US"/>
-        </w:rPr>
-        <w:t>core</w:t>
-      </w:r>
-      <w:r>
-        <w:t>/</w:t>
-      </w:r>
-      <w:r>
-        <w:rPr>
-          <w:lang w:val="en-US"/>
-        </w:rPr>
-        <w:t>navigation</w:t>
-      </w:r>
-      <w:r>
-        <w:t xml:space="preserve"> </w:t>
-      </w:r>
-      <w:r>
-        <w:t>–</w:t>
-      </w:r>
-      <w:r>
-        <w:t xml:space="preserve"> </w:t>
-      </w:r>
-      <w:r>
-        <w:t>содержит все возможные маршруты приложения</w:t>
-      </w:r>
-      <w:r>
-        <w:t>.</w:t>
-      </w:r>
-    </w:p>
-    <w:p>
-      <w:pPr>
-        <w:pStyle w:val="15"/>
-      </w:pPr>
-      <w:r>
-        <w:rPr>
-          <w:lang w:val="en-US"/>
-        </w:rPr>
-        <w:t>core</w:t>
-      </w:r>
-      <w:r>
-        <w:t>/</w:t>
-      </w:r>
-      <w:r>
-        <w:rPr>
-          <w:lang w:val="en-US"/>
-        </w:rPr>
-        <w:t>network</w:t>
-      </w:r>
-      <w:r>
-        <w:t xml:space="preserve"> </w:t>
-      </w:r>
-      <w:r>
-        <w:t>–</w:t>
-      </w:r>
-      <w:r>
-        <w:t xml:space="preserve"> </w:t>
-      </w:r>
-      <w:r>
-        <w:t xml:space="preserve">содержит конечные точки и </w:t>
-      </w:r>
-      <w:r>
-        <w:t>реализаци</w:t>
-      </w:r>
-      <w:r>
-        <w:t>ю механизма отправки запросов в сеть.</w:t>
-      </w:r>
-    </w:p>
-    <w:p>
-      <w:pPr>
-        <w:pStyle w:val="15"/>
-      </w:pPr>
-      <w:r>
-        <w:rPr>
-          <w:lang w:val="en-US"/>
-        </w:rPr>
-        <w:lastRenderedPageBreak/>
-        <w:t>a</w:t>
-      </w:r>
-      <w:r>
-        <w:rPr>
-          <w:lang w:val="en-US"/>
-        </w:rPr>
-        <w:t>pp</w:t>
-      </w:r>
-      <w:r>
-        <w:t xml:space="preserve"> </w:t>
-      </w:r>
-      <w:r>
-        <w:t>–</w:t>
-      </w:r>
-      <w:r>
-        <w:t xml:space="preserve"> является точкой входа </w:t>
-      </w:r>
-      <w:r>
-        <w:t>в приложение, инициализирует внедрение зависимостей и управляет глобальным состоянием окна</w:t>
-      </w:r>
-      <w:r>
-        <w:t>.</w:t>
-      </w:r>
-    </w:p>
-    <w:p>
-      <w:pPr>
-        <w:pStyle w:val="15"/>
-      </w:pPr>
-      <w:r>
-        <w:rPr>
-          <w:lang w:val="en-US"/>
-        </w:rPr>
-        <w:t>f</w:t>
-      </w:r>
-      <w:r>
-        <w:rPr>
-          <w:lang w:val="en-US"/>
-        </w:rPr>
-        <w:t>eatures</w:t>
-      </w:r>
-      <w:r>
-        <w:t xml:space="preserve"> </w:t>
-      </w:r>
-      <w:r>
-        <w:t>–</w:t>
-      </w:r>
-      <w:r>
-        <w:t xml:space="preserve"> содержит </w:t>
-      </w:r>
-      <w:r>
-        <w:t>модули</w:t>
-      </w:r>
-      <w:r>
-        <w:t xml:space="preserve"> с экранами приложения, каждый из которых </w:t>
-      </w:r>
-      <w:r>
-        <w:t>содержит само представление экрана, вью модель и необходимые только для этого экрана элементы пользовательского интерфейса.</w:t>
-      </w:r>
-    </w:p>
-    <w:p>
-      <w:pPr>
-        <w:pStyle w:val="a4"/>
-      </w:pPr>
-      <w:r>
-        <w:t xml:space="preserve">Сетевое взаимодействие реализовано с помощью библиотеки </w:t>
-      </w:r>
-      <w:proofErr w:type="spellStart"/>
-      <w:r>
-        <w:t>Ktor-client</w:t>
-      </w:r>
-      <w:proofErr w:type="spellEnd"/>
-      <w:r>
-        <w:t xml:space="preserve">, так как данная библиотека основана на </w:t>
-      </w:r>
-      <w:proofErr w:type="spellStart"/>
-      <w:r>
-        <w:t>корутинах</w:t>
-      </w:r>
-      <w:proofErr w:type="spellEnd"/>
-      <w:r>
-        <w:t>, она позволяет работать с сетевыми запросами без блокировки основного потока.</w:t>
-      </w:r>
-    </w:p>
-    <w:p>
-      <w:pPr>
-        <w:pStyle w:val="a4"/>
-      </w:pPr>
-      <w:r>
         <w:t>JWT-токен</w:t>
       </w:r>
       <w:r>
@@ -5214,7 +5302,7 @@
 </file>
 
 <file path=word/endnotes.xml><?xml version="1.0" encoding="utf-8"?>
-<w:endnotes xmlns:wpc="http://schemas.microsoft.com/office/word/2010/wordprocessingCanvas" xmlns:cx="http://schemas.microsoft.com/office/drawing/2014/chartex" xmlns:cx1="http://schemas.microsoft.com/office/drawing/2015/9/8/chartex" xmlns:cx2="http://schemas.microsoft.com/office/drawing/2015/10/21/chartex" xmlns:cx3="http://schemas.microsoft.com/office/drawing/2016/5/9/chartex" xmlns:cx4="http://schemas.microsoft.com/office/drawing/2016/5/10/chartex" xmlns:cx5="http://schemas.microsoft.com/office/drawing/2016/5/11/chartex" xmlns:cx6="http://schemas.microsoft.com/office/drawing/2016/5/12/chartex" xmlns:cx7="http://schemas.microsoft.com/office/drawing/2016/5/13/chartex" xmlns:cx8="http://schemas.microsoft.com/office/drawing/2016/5/14/chartex" xmlns:mc="http://schemas.openxmlformats.org/markup-compatibility/2006" xmlns:aink="http://schemas.microsoft.com/office/drawing/2016/ink" xmlns:am3d="http://schemas.microsoft.com/office/drawing/2017/model3d" xmlns:o="urn:schemas-microsoft-com:office:office" xmlns:r="http://schemas.openxmlformats.org/officeDocument/2006/relationships" xmlns:m="http://schemas.openxmlformats.org/officeDocument/2006/math" xmlns:v="urn:schemas-microsoft-com:vml" xmlns:wp14="http://schemas.microsoft.com/office/word/2010/wordprocessingDrawing" xmlns:wp="http://schemas.openxmlformats.org/drawingml/2006/wordprocessingDrawing" xmlns:w10="urn:schemas-microsoft-com:office:word" xmlns:w="http://schemas.openxmlformats.org/wordprocessingml/2006/main" xmlns:w14="http://schemas.microsoft.com/office/word/2010/wordml" xmlns:w15="http://schemas.microsoft.com/office/word/2012/wordml" xmlns:w16cex="http://schemas.microsoft.com/office/word/2018/wordml/cex" xmlns:w16cid="http://schemas.microsoft.com/office/word/2016/wordml/cid" xmlns:w16="http://schemas.microsoft.com/office/word/2018/wordml" xmlns:w16sdtdh="http://schemas.microsoft.com/office/word/2020/wordml/sdtdatahash" xmlns:w16se="http://schemas.microsoft.com/office/word/2015/wordml/symex" xmlns:wpg="http://schemas.microsoft.com/office/word/2010/wordprocessingGroup" xmlns:wpi="http://schemas.microsoft.com/office/word/2010/wordprocessingInk" xmlns:wne="http://schemas.microsoft.com/office/word/2006/wordml" xmlns:wps="http://schemas.microsoft.com/office/word/2010/wordprocessingShape" mc:Ignorable="w14 w15 w16se w16cid w16 w16cex w16sdtdh wp14">
+<w:endnotes xmlns:wpc="http://schemas.microsoft.com/office/word/2010/wordprocessingCanvas" xmlns:cx="http://schemas.microsoft.com/office/drawing/2014/chartex" xmlns:cx1="http://schemas.microsoft.com/office/drawing/2015/9/8/chartex" xmlns:cx2="http://schemas.microsoft.com/office/drawing/2015/10/21/chartex" xmlns:cx3="http://schemas.microsoft.com/office/drawing/2016/5/9/chartex" xmlns:cx4="http://schemas.microsoft.com/office/drawing/2016/5/10/chartex" xmlns:cx5="http://schemas.microsoft.com/office/drawing/2016/5/11/chartex" xmlns:cx6="http://schemas.microsoft.com/office/drawing/2016/5/12/chartex" xmlns:cx7="http://schemas.microsoft.com/office/drawing/2016/5/13/chartex" xmlns:cx8="http://schemas.microsoft.com/office/drawing/2016/5/14/chartex" xmlns:mc="http://schemas.openxmlformats.org/markup-compatibility/2006" xmlns:aink="http://schemas.microsoft.com/office/drawing/2016/ink" xmlns:am3d="http://schemas.microsoft.com/office/drawing/2017/model3d" xmlns:o="urn:schemas-microsoft-com:office:office" xmlns:oel="http://schemas.microsoft.com/office/2019/extlst" xmlns:r="http://schemas.openxmlformats.org/officeDocument/2006/relationships" xmlns:m="http://schemas.openxmlformats.org/officeDocument/2006/math" xmlns:v="urn:schemas-microsoft-com:vml" xmlns:wp14="http://schemas.microsoft.com/office/word/2010/wordprocessingDrawing" xmlns:wp="http://schemas.openxmlformats.org/drawingml/2006/wordprocessingDrawing" xmlns:w10="urn:schemas-microsoft-com:office:word" xmlns:w="http://schemas.openxmlformats.org/wordprocessingml/2006/main" xmlns:w14="http://schemas.microsoft.com/office/word/2010/wordml" xmlns:w15="http://schemas.microsoft.com/office/word/2012/wordml" xmlns:w16cex="http://schemas.microsoft.com/office/word/2018/wordml/cex" xmlns:w16cid="http://schemas.microsoft.com/office/word/2016/wordml/cid" xmlns:w16="http://schemas.microsoft.com/office/word/2018/wordml" xmlns:w16du="http://schemas.microsoft.com/office/word/2023/wordml/word16du" xmlns:w16sdtdh="http://schemas.microsoft.com/office/word/2020/wordml/sdtdatahash" xmlns:w16sdtfl="http://schemas.microsoft.com/office/word/2024/wordml/sdtformatlock" xmlns:w16se="http://schemas.microsoft.com/office/word/2015/wordml/symex" xmlns:wpg="http://schemas.microsoft.com/office/word/2010/wordprocessingGroup" xmlns:wpi="http://schemas.microsoft.com/office/word/2010/wordprocessingInk" xmlns:wne="http://schemas.microsoft.com/office/word/2006/wordml" xmlns:wps="http://schemas.microsoft.com/office/word/2010/wordprocessingShape" mc:Ignorable="w14 w15 w16se w16cid w16 w16cex w16sdtdh w16sdtfl w16du wp14">
   <w:endnote w:type="separator" w:id="-1">
     <w:p>
       <w:pPr>
@@ -5239,7 +5327,7 @@
 </file>
 
 <file path=word/footer1.xml><?xml version="1.0" encoding="utf-8"?>
-<w:ftr xmlns:wpc="http://schemas.microsoft.com/office/word/2010/wordprocessingCanvas" xmlns:cx="http://schemas.microsoft.com/office/drawing/2014/chartex" xmlns:cx1="http://schemas.microsoft.com/office/drawing/2015/9/8/chartex" xmlns:cx2="http://schemas.microsoft.com/office/drawing/2015/10/21/chartex" xmlns:cx3="http://schemas.microsoft.com/office/drawing/2016/5/9/chartex" xmlns:cx4="http://schemas.microsoft.com/office/drawing/2016/5/10/chartex" xmlns:cx5="http://schemas.microsoft.com/office/drawing/2016/5/11/chartex" xmlns:cx6="http://schemas.microsoft.com/office/drawing/2016/5/12/chartex" xmlns:cx7="http://schemas.microsoft.com/office/drawing/2016/5/13/chartex" xmlns:cx8="http://schemas.microsoft.com/office/drawing/2016/5/14/chartex" xmlns:mc="http://schemas.openxmlformats.org/markup-compatibility/2006" xmlns:aink="http://schemas.microsoft.com/office/drawing/2016/ink" xmlns:am3d="http://schemas.microsoft.com/office/drawing/2017/model3d" xmlns:o="urn:schemas-microsoft-com:office:office" xmlns:r="http://schemas.openxmlformats.org/officeDocument/2006/relationships" xmlns:m="http://schemas.openxmlformats.org/officeDocument/2006/math" xmlns:v="urn:schemas-microsoft-com:vml" xmlns:wp14="http://schemas.microsoft.com/office/word/2010/wordprocessingDrawing" xmlns:wp="http://schemas.openxmlformats.org/drawingml/2006/wordprocessingDrawing" xmlns:w10="urn:schemas-microsoft-com:office:word" xmlns:w="http://schemas.openxmlformats.org/wordprocessingml/2006/main" xmlns:w14="http://schemas.microsoft.com/office/word/2010/wordml" xmlns:w15="http://schemas.microsoft.com/office/word/2012/wordml" xmlns:w16cex="http://schemas.microsoft.com/office/word/2018/wordml/cex" xmlns:w16cid="http://schemas.microsoft.com/office/word/2016/wordml/cid" xmlns:w16="http://schemas.microsoft.com/office/word/2018/wordml" xmlns:w16sdtdh="http://schemas.microsoft.com/office/word/2020/wordml/sdtdatahash" xmlns:w16se="http://schemas.microsoft.com/office/word/2015/wordml/symex" xmlns:wpg="http://schemas.microsoft.com/office/word/2010/wordprocessingGroup" xmlns:wpi="http://schemas.microsoft.com/office/word/2010/wordprocessingInk" xmlns:wne="http://schemas.microsoft.com/office/word/2006/wordml" xmlns:wps="http://schemas.microsoft.com/office/word/2010/wordprocessingShape" mc:Ignorable="w14 w15 w16se w16cid w16 w16cex w16sdtdh wp14">
+<w:ftr xmlns:wpc="http://schemas.microsoft.com/office/word/2010/wordprocessingCanvas" xmlns:cx="http://schemas.microsoft.com/office/drawing/2014/chartex" xmlns:cx1="http://schemas.microsoft.com/office/drawing/2015/9/8/chartex" xmlns:cx2="http://schemas.microsoft.com/office/drawing/2015/10/21/chartex" xmlns:cx3="http://schemas.microsoft.com/office/drawing/2016/5/9/chartex" xmlns:cx4="http://schemas.microsoft.com/office/drawing/2016/5/10/chartex" xmlns:cx5="http://schemas.microsoft.com/office/drawing/2016/5/11/chartex" xmlns:cx6="http://schemas.microsoft.com/office/drawing/2016/5/12/chartex" xmlns:cx7="http://schemas.microsoft.com/office/drawing/2016/5/13/chartex" xmlns:cx8="http://schemas.microsoft.com/office/drawing/2016/5/14/chartex" xmlns:mc="http://schemas.openxmlformats.org/markup-compatibility/2006" xmlns:aink="http://schemas.microsoft.com/office/drawing/2016/ink" xmlns:am3d="http://schemas.microsoft.com/office/drawing/2017/model3d" xmlns:o="urn:schemas-microsoft-com:office:office" xmlns:oel="http://schemas.microsoft.com/office/2019/extlst" xmlns:r="http://schemas.openxmlformats.org/officeDocument/2006/relationships" xmlns:m="http://schemas.openxmlformats.org/officeDocument/2006/math" xmlns:v="urn:schemas-microsoft-com:vml" xmlns:wp14="http://schemas.microsoft.com/office/word/2010/wordprocessingDrawing" xmlns:wp="http://schemas.openxmlformats.org/drawingml/2006/wordprocessingDrawing" xmlns:w10="urn:schemas-microsoft-com:office:word" xmlns:w="http://schemas.openxmlformats.org/wordprocessingml/2006/main" xmlns:w14="http://schemas.microsoft.com/office/word/2010/wordml" xmlns:w15="http://schemas.microsoft.com/office/word/2012/wordml" xmlns:w16cex="http://schemas.microsoft.com/office/word/2018/wordml/cex" xmlns:w16cid="http://schemas.microsoft.com/office/word/2016/wordml/cid" xmlns:w16="http://schemas.microsoft.com/office/word/2018/wordml" xmlns:w16du="http://schemas.microsoft.com/office/word/2023/wordml/word16du" xmlns:w16sdtdh="http://schemas.microsoft.com/office/word/2020/wordml/sdtdatahash" xmlns:w16sdtfl="http://schemas.microsoft.com/office/word/2024/wordml/sdtformatlock" xmlns:w16se="http://schemas.microsoft.com/office/word/2015/wordml/symex" xmlns:wpg="http://schemas.microsoft.com/office/word/2010/wordprocessingGroup" xmlns:wpi="http://schemas.microsoft.com/office/word/2010/wordprocessingInk" xmlns:wne="http://schemas.microsoft.com/office/word/2006/wordml" xmlns:wps="http://schemas.microsoft.com/office/word/2010/wordprocessingShape" mc:Ignorable="w14 w15 w16se w16cid w16 w16cex w16sdtdh w16sdtfl w16du wp14">
   <w:sdt>
     <w:sdtPr>
       <w:id w:val="-1731300016"/>
@@ -5248,7 +5336,6 @@
         <w:docPartUnique/>
       </w:docPartObj>
     </w:sdtPr>
-    <w:sdtEndPr/>
     <w:sdtContent>
       <w:p>
         <w:pPr>
@@ -5285,7 +5372,7 @@
 </file>
 
 <file path=word/footer2.xml><?xml version="1.0" encoding="utf-8"?>
-<w:ftr xmlns:wpc="http://schemas.microsoft.com/office/word/2010/wordprocessingCanvas" xmlns:cx="http://schemas.microsoft.com/office/drawing/2014/chartex" xmlns:cx1="http://schemas.microsoft.com/office/drawing/2015/9/8/chartex" xmlns:cx2="http://schemas.microsoft.com/office/drawing/2015/10/21/chartex" xmlns:cx3="http://schemas.microsoft.com/office/drawing/2016/5/9/chartex" xmlns:cx4="http://schemas.microsoft.com/office/drawing/2016/5/10/chartex" xmlns:cx5="http://schemas.microsoft.com/office/drawing/2016/5/11/chartex" xmlns:cx6="http://schemas.microsoft.com/office/drawing/2016/5/12/chartex" xmlns:cx7="http://schemas.microsoft.com/office/drawing/2016/5/13/chartex" xmlns:cx8="http://schemas.microsoft.com/office/drawing/2016/5/14/chartex" xmlns:mc="http://schemas.openxmlformats.org/markup-compatibility/2006" xmlns:aink="http://schemas.microsoft.com/office/drawing/2016/ink" xmlns:am3d="http://schemas.microsoft.com/office/drawing/2017/model3d" xmlns:o="urn:schemas-microsoft-com:office:office" xmlns:r="http://schemas.openxmlformats.org/officeDocument/2006/relationships" xmlns:m="http://schemas.openxmlformats.org/officeDocument/2006/math" xmlns:v="urn:schemas-microsoft-com:vml" xmlns:wp14="http://schemas.microsoft.com/office/word/2010/wordprocessingDrawing" xmlns:wp="http://schemas.openxmlformats.org/drawingml/2006/wordprocessingDrawing" xmlns:w10="urn:schemas-microsoft-com:office:word" xmlns:w="http://schemas.openxmlformats.org/wordprocessingml/2006/main" xmlns:w14="http://schemas.microsoft.com/office/word/2010/wordml" xmlns:w15="http://schemas.microsoft.com/office/word/2012/wordml" xmlns:w16cex="http://schemas.microsoft.com/office/word/2018/wordml/cex" xmlns:w16cid="http://schemas.microsoft.com/office/word/2016/wordml/cid" xmlns:w16="http://schemas.microsoft.com/office/word/2018/wordml" xmlns:w16sdtdh="http://schemas.microsoft.com/office/word/2020/wordml/sdtdatahash" xmlns:w16se="http://schemas.microsoft.com/office/word/2015/wordml/symex" xmlns:wpg="http://schemas.microsoft.com/office/word/2010/wordprocessingGroup" xmlns:wpi="http://schemas.microsoft.com/office/word/2010/wordprocessingInk" xmlns:wne="http://schemas.microsoft.com/office/word/2006/wordml" xmlns:wps="http://schemas.microsoft.com/office/word/2010/wordprocessingShape" mc:Ignorable="w14 w15 w16se w16cid w16 w16cex w16sdtdh wp14">
+<w:ftr xmlns:wpc="http://schemas.microsoft.com/office/word/2010/wordprocessingCanvas" xmlns:cx="http://schemas.microsoft.com/office/drawing/2014/chartex" xmlns:cx1="http://schemas.microsoft.com/office/drawing/2015/9/8/chartex" xmlns:cx2="http://schemas.microsoft.com/office/drawing/2015/10/21/chartex" xmlns:cx3="http://schemas.microsoft.com/office/drawing/2016/5/9/chartex" xmlns:cx4="http://schemas.microsoft.com/office/drawing/2016/5/10/chartex" xmlns:cx5="http://schemas.microsoft.com/office/drawing/2016/5/11/chartex" xmlns:cx6="http://schemas.microsoft.com/office/drawing/2016/5/12/chartex" xmlns:cx7="http://schemas.microsoft.com/office/drawing/2016/5/13/chartex" xmlns:cx8="http://schemas.microsoft.com/office/drawing/2016/5/14/chartex" xmlns:mc="http://schemas.openxmlformats.org/markup-compatibility/2006" xmlns:aink="http://schemas.microsoft.com/office/drawing/2016/ink" xmlns:am3d="http://schemas.microsoft.com/office/drawing/2017/model3d" xmlns:o="urn:schemas-microsoft-com:office:office" xmlns:oel="http://schemas.microsoft.com/office/2019/extlst" xmlns:r="http://schemas.openxmlformats.org/officeDocument/2006/relationships" xmlns:m="http://schemas.openxmlformats.org/officeDocument/2006/math" xmlns:v="urn:schemas-microsoft-com:vml" xmlns:wp14="http://schemas.microsoft.com/office/word/2010/wordprocessingDrawing" xmlns:wp="http://schemas.openxmlformats.org/drawingml/2006/wordprocessingDrawing" xmlns:w10="urn:schemas-microsoft-com:office:word" xmlns:w="http://schemas.openxmlformats.org/wordprocessingml/2006/main" xmlns:w14="http://schemas.microsoft.com/office/word/2010/wordml" xmlns:w15="http://schemas.microsoft.com/office/word/2012/wordml" xmlns:w16cex="http://schemas.microsoft.com/office/word/2018/wordml/cex" xmlns:w16cid="http://schemas.microsoft.com/office/word/2016/wordml/cid" xmlns:w16="http://schemas.microsoft.com/office/word/2018/wordml" xmlns:w16du="http://schemas.microsoft.com/office/word/2023/wordml/word16du" xmlns:w16sdtdh="http://schemas.microsoft.com/office/word/2020/wordml/sdtdatahash" xmlns:w16sdtfl="http://schemas.microsoft.com/office/word/2024/wordml/sdtformatlock" xmlns:w16se="http://schemas.microsoft.com/office/word/2015/wordml/symex" xmlns:wpg="http://schemas.microsoft.com/office/word/2010/wordprocessingGroup" xmlns:wpi="http://schemas.microsoft.com/office/word/2010/wordprocessingInk" xmlns:wne="http://schemas.microsoft.com/office/word/2006/wordml" xmlns:wps="http://schemas.microsoft.com/office/word/2010/wordprocessingShape" mc:Ignorable="w14 w15 w16se w16cid w16 w16cex w16sdtdh w16sdtfl w16du wp14">
   <w:p>
     <w:pPr>
       <w:pStyle w:val="a8"/>
@@ -5301,7 +5388,7 @@
 </file>
 
 <file path=word/footer3.xml><?xml version="1.0" encoding="utf-8"?>
-<w:ftr xmlns:wpc="http://schemas.microsoft.com/office/word/2010/wordprocessingCanvas" xmlns:cx="http://schemas.microsoft.com/office/drawing/2014/chartex" xmlns:cx1="http://schemas.microsoft.com/office/drawing/2015/9/8/chartex" xmlns:cx2="http://schemas.microsoft.com/office/drawing/2015/10/21/chartex" xmlns:cx3="http://schemas.microsoft.com/office/drawing/2016/5/9/chartex" xmlns:cx4="http://schemas.microsoft.com/office/drawing/2016/5/10/chartex" xmlns:cx5="http://schemas.microsoft.com/office/drawing/2016/5/11/chartex" xmlns:cx6="http://schemas.microsoft.com/office/drawing/2016/5/12/chartex" xmlns:cx7="http://schemas.microsoft.com/office/drawing/2016/5/13/chartex" xmlns:cx8="http://schemas.microsoft.com/office/drawing/2016/5/14/chartex" xmlns:mc="http://schemas.openxmlformats.org/markup-compatibility/2006" xmlns:aink="http://schemas.microsoft.com/office/drawing/2016/ink" xmlns:am3d="http://schemas.microsoft.com/office/drawing/2017/model3d" xmlns:o="urn:schemas-microsoft-com:office:office" xmlns:r="http://schemas.openxmlformats.org/officeDocument/2006/relationships" xmlns:m="http://schemas.openxmlformats.org/officeDocument/2006/math" xmlns:v="urn:schemas-microsoft-com:vml" xmlns:wp14="http://schemas.microsoft.com/office/word/2010/wordprocessingDrawing" xmlns:wp="http://schemas.openxmlformats.org/drawingml/2006/wordprocessingDrawing" xmlns:w10="urn:schemas-microsoft-com:office:word" xmlns:w="http://schemas.openxmlformats.org/wordprocessingml/2006/main" xmlns:w14="http://schemas.microsoft.com/office/word/2010/wordml" xmlns:w15="http://schemas.microsoft.com/office/word/2012/wordml" xmlns:w16cex="http://schemas.microsoft.com/office/word/2018/wordml/cex" xmlns:w16cid="http://schemas.microsoft.com/office/word/2016/wordml/cid" xmlns:w16="http://schemas.microsoft.com/office/word/2018/wordml" xmlns:w16sdtdh="http://schemas.microsoft.com/office/word/2020/wordml/sdtdatahash" xmlns:w16se="http://schemas.microsoft.com/office/word/2015/wordml/symex" xmlns:wpg="http://schemas.microsoft.com/office/word/2010/wordprocessingGroup" xmlns:wpi="http://schemas.microsoft.com/office/word/2010/wordprocessingInk" xmlns:wne="http://schemas.microsoft.com/office/word/2006/wordml" xmlns:wps="http://schemas.microsoft.com/office/word/2010/wordprocessingShape" mc:Ignorable="w14 w15 w16se w16cid w16 w16cex w16sdtdh wp14">
+<w:ftr xmlns:wpc="http://schemas.microsoft.com/office/word/2010/wordprocessingCanvas" xmlns:cx="http://schemas.microsoft.com/office/drawing/2014/chartex" xmlns:cx1="http://schemas.microsoft.com/office/drawing/2015/9/8/chartex" xmlns:cx2="http://schemas.microsoft.com/office/drawing/2015/10/21/chartex" xmlns:cx3="http://schemas.microsoft.com/office/drawing/2016/5/9/chartex" xmlns:cx4="http://schemas.microsoft.com/office/drawing/2016/5/10/chartex" xmlns:cx5="http://schemas.microsoft.com/office/drawing/2016/5/11/chartex" xmlns:cx6="http://schemas.microsoft.com/office/drawing/2016/5/12/chartex" xmlns:cx7="http://schemas.microsoft.com/office/drawing/2016/5/13/chartex" xmlns:cx8="http://schemas.microsoft.com/office/drawing/2016/5/14/chartex" xmlns:mc="http://schemas.openxmlformats.org/markup-compatibility/2006" xmlns:aink="http://schemas.microsoft.com/office/drawing/2016/ink" xmlns:am3d="http://schemas.microsoft.com/office/drawing/2017/model3d" xmlns:o="urn:schemas-microsoft-com:office:office" xmlns:oel="http://schemas.microsoft.com/office/2019/extlst" xmlns:r="http://schemas.openxmlformats.org/officeDocument/2006/relationships" xmlns:m="http://schemas.openxmlformats.org/officeDocument/2006/math" xmlns:v="urn:schemas-microsoft-com:vml" xmlns:wp14="http://schemas.microsoft.com/office/word/2010/wordprocessingDrawing" xmlns:wp="http://schemas.openxmlformats.org/drawingml/2006/wordprocessingDrawing" xmlns:w10="urn:schemas-microsoft-com:office:word" xmlns:w="http://schemas.openxmlformats.org/wordprocessingml/2006/main" xmlns:w14="http://schemas.microsoft.com/office/word/2010/wordml" xmlns:w15="http://schemas.microsoft.com/office/word/2012/wordml" xmlns:w16cex="http://schemas.microsoft.com/office/word/2018/wordml/cex" xmlns:w16cid="http://schemas.microsoft.com/office/word/2016/wordml/cid" xmlns:w16="http://schemas.microsoft.com/office/word/2018/wordml" xmlns:w16du="http://schemas.microsoft.com/office/word/2023/wordml/word16du" xmlns:w16sdtdh="http://schemas.microsoft.com/office/word/2020/wordml/sdtdatahash" xmlns:w16sdtfl="http://schemas.microsoft.com/office/word/2024/wordml/sdtformatlock" xmlns:w16se="http://schemas.microsoft.com/office/word/2015/wordml/symex" xmlns:wpg="http://schemas.microsoft.com/office/word/2010/wordprocessingGroup" xmlns:wpi="http://schemas.microsoft.com/office/word/2010/wordprocessingInk" xmlns:wne="http://schemas.microsoft.com/office/word/2006/wordml" xmlns:wps="http://schemas.microsoft.com/office/word/2010/wordprocessingShape" mc:Ignorable="w14 w15 w16se w16cid w16 w16cex w16sdtdh w16sdtfl w16du wp14">
   <w:p>
     <w:pPr>
       <w:pStyle w:val="a8"/>
@@ -5320,7 +5407,7 @@
 </file>
 
 <file path=word/footer4.xml><?xml version="1.0" encoding="utf-8"?>
-<w:ftr xmlns:wpc="http://schemas.microsoft.com/office/word/2010/wordprocessingCanvas" xmlns:cx="http://schemas.microsoft.com/office/drawing/2014/chartex" xmlns:cx1="http://schemas.microsoft.com/office/drawing/2015/9/8/chartex" xmlns:cx2="http://schemas.microsoft.com/office/drawing/2015/10/21/chartex" xmlns:cx3="http://schemas.microsoft.com/office/drawing/2016/5/9/chartex" xmlns:cx4="http://schemas.microsoft.com/office/drawing/2016/5/10/chartex" xmlns:cx5="http://schemas.microsoft.com/office/drawing/2016/5/11/chartex" xmlns:cx6="http://schemas.microsoft.com/office/drawing/2016/5/12/chartex" xmlns:cx7="http://schemas.microsoft.com/office/drawing/2016/5/13/chartex" xmlns:cx8="http://schemas.microsoft.com/office/drawing/2016/5/14/chartex" xmlns:mc="http://schemas.openxmlformats.org/markup-compatibility/2006" xmlns:aink="http://schemas.microsoft.com/office/drawing/2016/ink" xmlns:am3d="http://schemas.microsoft.com/office/drawing/2017/model3d" xmlns:o="urn:schemas-microsoft-com:office:office" xmlns:r="http://schemas.openxmlformats.org/officeDocument/2006/relationships" xmlns:m="http://schemas.openxmlformats.org/officeDocument/2006/math" xmlns:v="urn:schemas-microsoft-com:vml" xmlns:wp14="http://schemas.microsoft.com/office/word/2010/wordprocessingDrawing" xmlns:wp="http://schemas.openxmlformats.org/drawingml/2006/wordprocessingDrawing" xmlns:w10="urn:schemas-microsoft-com:office:word" xmlns:w="http://schemas.openxmlformats.org/wordprocessingml/2006/main" xmlns:w14="http://schemas.microsoft.com/office/word/2010/wordml" xmlns:w15="http://schemas.microsoft.com/office/word/2012/wordml" xmlns:w16cex="http://schemas.microsoft.com/office/word/2018/wordml/cex" xmlns:w16cid="http://schemas.microsoft.com/office/word/2016/wordml/cid" xmlns:w16="http://schemas.microsoft.com/office/word/2018/wordml" xmlns:w16sdtdh="http://schemas.microsoft.com/office/word/2020/wordml/sdtdatahash" xmlns:w16se="http://schemas.microsoft.com/office/word/2015/wordml/symex" xmlns:wpg="http://schemas.microsoft.com/office/word/2010/wordprocessingGroup" xmlns:wpi="http://schemas.microsoft.com/office/word/2010/wordprocessingInk" xmlns:wne="http://schemas.microsoft.com/office/word/2006/wordml" xmlns:wps="http://schemas.microsoft.com/office/word/2010/wordprocessingShape" mc:Ignorable="w14 w15 w16se w16cid w16 w16cex w16sdtdh wp14">
+<w:ftr xmlns:wpc="http://schemas.microsoft.com/office/word/2010/wordprocessingCanvas" xmlns:cx="http://schemas.microsoft.com/office/drawing/2014/chartex" xmlns:cx1="http://schemas.microsoft.com/office/drawing/2015/9/8/chartex" xmlns:cx2="http://schemas.microsoft.com/office/drawing/2015/10/21/chartex" xmlns:cx3="http://schemas.microsoft.com/office/drawing/2016/5/9/chartex" xmlns:cx4="http://schemas.microsoft.com/office/drawing/2016/5/10/chartex" xmlns:cx5="http://schemas.microsoft.com/office/drawing/2016/5/11/chartex" xmlns:cx6="http://schemas.microsoft.com/office/drawing/2016/5/12/chartex" xmlns:cx7="http://schemas.microsoft.com/office/drawing/2016/5/13/chartex" xmlns:cx8="http://schemas.microsoft.com/office/drawing/2016/5/14/chartex" xmlns:mc="http://schemas.openxmlformats.org/markup-compatibility/2006" xmlns:aink="http://schemas.microsoft.com/office/drawing/2016/ink" xmlns:am3d="http://schemas.microsoft.com/office/drawing/2017/model3d" xmlns:o="urn:schemas-microsoft-com:office:office" xmlns:oel="http://schemas.microsoft.com/office/2019/extlst" xmlns:r="http://schemas.openxmlformats.org/officeDocument/2006/relationships" xmlns:m="http://schemas.openxmlformats.org/officeDocument/2006/math" xmlns:v="urn:schemas-microsoft-com:vml" xmlns:wp14="http://schemas.microsoft.com/office/word/2010/wordprocessingDrawing" xmlns:wp="http://schemas.openxmlformats.org/drawingml/2006/wordprocessingDrawing" xmlns:w10="urn:schemas-microsoft-com:office:word" xmlns:w="http://schemas.openxmlformats.org/wordprocessingml/2006/main" xmlns:w14="http://schemas.microsoft.com/office/word/2010/wordml" xmlns:w15="http://schemas.microsoft.com/office/word/2012/wordml" xmlns:w16cex="http://schemas.microsoft.com/office/word/2018/wordml/cex" xmlns:w16cid="http://schemas.microsoft.com/office/word/2016/wordml/cid" xmlns:w16="http://schemas.microsoft.com/office/word/2018/wordml" xmlns:w16du="http://schemas.microsoft.com/office/word/2023/wordml/word16du" xmlns:w16sdtdh="http://schemas.microsoft.com/office/word/2020/wordml/sdtdatahash" xmlns:w16sdtfl="http://schemas.microsoft.com/office/word/2024/wordml/sdtformatlock" xmlns:w16se="http://schemas.microsoft.com/office/word/2015/wordml/symex" xmlns:wpg="http://schemas.microsoft.com/office/word/2010/wordprocessingGroup" xmlns:wpi="http://schemas.microsoft.com/office/word/2010/wordprocessingInk" xmlns:wne="http://schemas.microsoft.com/office/word/2006/wordml" xmlns:wps="http://schemas.microsoft.com/office/word/2010/wordprocessingShape" mc:Ignorable="w14 w15 w16se w16cid w16 w16cex w16sdtdh w16sdtfl w16du wp14">
   <w:sdt>
     <w:sdtPr>
       <w:id w:val="-342318388"/>
@@ -5329,7 +5416,6 @@
         <w:docPartUnique/>
       </w:docPartObj>
     </w:sdtPr>
-    <w:sdtEndPr/>
     <w:sdtContent>
       <w:p>
         <w:pPr>
@@ -5351,7 +5437,7 @@
 </file>
 
 <file path=word/footnotes.xml><?xml version="1.0" encoding="utf-8"?>
-<w:footnotes xmlns:wpc="http://schemas.microsoft.com/office/word/2010/wordprocessingCanvas" xmlns:cx="http://schemas.microsoft.com/office/drawing/2014/chartex" xmlns:cx1="http://schemas.microsoft.com/office/drawing/2015/9/8/chartex" xmlns:cx2="http://schemas.microsoft.com/office/drawing/2015/10/21/chartex" xmlns:cx3="http://schemas.microsoft.com/office/drawing/2016/5/9/chartex" xmlns:cx4="http://schemas.microsoft.com/office/drawing/2016/5/10/chartex" xmlns:cx5="http://schemas.microsoft.com/office/drawing/2016/5/11/chartex" xmlns:cx6="http://schemas.microsoft.com/office/drawing/2016/5/12/chartex" xmlns:cx7="http://schemas.microsoft.com/office/drawing/2016/5/13/chartex" xmlns:cx8="http://schemas.microsoft.com/office/drawing/2016/5/14/chartex" xmlns:mc="http://schemas.openxmlformats.org/markup-compatibility/2006" xmlns:aink="http://schemas.microsoft.com/office/drawing/2016/ink" xmlns:am3d="http://schemas.microsoft.com/office/drawing/2017/model3d" xmlns:o="urn:schemas-microsoft-com:office:office" xmlns:r="http://schemas.openxmlformats.org/officeDocument/2006/relationships" xmlns:m="http://schemas.openxmlformats.org/officeDocument/2006/math" xmlns:v="urn:schemas-microsoft-com:vml" xmlns:wp14="http://schemas.microsoft.com/office/word/2010/wordprocessingDrawing" xmlns:wp="http://schemas.openxmlformats.org/drawingml/2006/wordprocessingDrawing" xmlns:w10="urn:schemas-microsoft-com:office:word" xmlns:w="http://schemas.openxmlformats.org/wordprocessingml/2006/main" xmlns:w14="http://schemas.microsoft.com/office/word/2010/wordml" xmlns:w15="http://schemas.microsoft.com/office/word/2012/wordml" xmlns:w16cex="http://schemas.microsoft.com/office/word/2018/wordml/cex" xmlns:w16cid="http://schemas.microsoft.com/office/word/2016/wordml/cid" xmlns:w16="http://schemas.microsoft.com/office/word/2018/wordml" xmlns:w16sdtdh="http://schemas.microsoft.com/office/word/2020/wordml/sdtdatahash" xmlns:w16se="http://schemas.microsoft.com/office/word/2015/wordml/symex" xmlns:wpg="http://schemas.microsoft.com/office/word/2010/wordprocessingGroup" xmlns:wpi="http://schemas.microsoft.com/office/word/2010/wordprocessingInk" xmlns:wne="http://schemas.microsoft.com/office/word/2006/wordml" xmlns:wps="http://schemas.microsoft.com/office/word/2010/wordprocessingShape" mc:Ignorable="w14 w15 w16se w16cid w16 w16cex w16sdtdh wp14">
+<w:footnotes xmlns:wpc="http://schemas.microsoft.com/office/word/2010/wordprocessingCanvas" xmlns:cx="http://schemas.microsoft.com/office/drawing/2014/chartex" xmlns:cx1="http://schemas.microsoft.com/office/drawing/2015/9/8/chartex" xmlns:cx2="http://schemas.microsoft.com/office/drawing/2015/10/21/chartex" xmlns:cx3="http://schemas.microsoft.com/office/drawing/2016/5/9/chartex" xmlns:cx4="http://schemas.microsoft.com/office/drawing/2016/5/10/chartex" xmlns:cx5="http://schemas.microsoft.com/office/drawing/2016/5/11/chartex" xmlns:cx6="http://schemas.microsoft.com/office/drawing/2016/5/12/chartex" xmlns:cx7="http://schemas.microsoft.com/office/drawing/2016/5/13/chartex" xmlns:cx8="http://schemas.microsoft.com/office/drawing/2016/5/14/chartex" xmlns:mc="http://schemas.openxmlformats.org/markup-compatibility/2006" xmlns:aink="http://schemas.microsoft.com/office/drawing/2016/ink" xmlns:am3d="http://schemas.microsoft.com/office/drawing/2017/model3d" xmlns:o="urn:schemas-microsoft-com:office:office" xmlns:oel="http://schemas.microsoft.com/office/2019/extlst" xmlns:r="http://schemas.openxmlformats.org/officeDocument/2006/relationships" xmlns:m="http://schemas.openxmlformats.org/officeDocument/2006/math" xmlns:v="urn:schemas-microsoft-com:vml" xmlns:wp14="http://schemas.microsoft.com/office/word/2010/wordprocessingDrawing" xmlns:wp="http://schemas.openxmlformats.org/drawingml/2006/wordprocessingDrawing" xmlns:w10="urn:schemas-microsoft-com:office:word" xmlns:w="http://schemas.openxmlformats.org/wordprocessingml/2006/main" xmlns:w14="http://schemas.microsoft.com/office/word/2010/wordml" xmlns:w15="http://schemas.microsoft.com/office/word/2012/wordml" xmlns:w16cex="http://schemas.microsoft.com/office/word/2018/wordml/cex" xmlns:w16cid="http://schemas.microsoft.com/office/word/2016/wordml/cid" xmlns:w16="http://schemas.microsoft.com/office/word/2018/wordml" xmlns:w16du="http://schemas.microsoft.com/office/word/2023/wordml/word16du" xmlns:w16sdtdh="http://schemas.microsoft.com/office/word/2020/wordml/sdtdatahash" xmlns:w16sdtfl="http://schemas.microsoft.com/office/word/2024/wordml/sdtformatlock" xmlns:w16se="http://schemas.microsoft.com/office/word/2015/wordml/symex" xmlns:wpg="http://schemas.microsoft.com/office/word/2010/wordprocessingGroup" xmlns:wpi="http://schemas.microsoft.com/office/word/2010/wordprocessingInk" xmlns:wne="http://schemas.microsoft.com/office/word/2006/wordml" xmlns:wps="http://schemas.microsoft.com/office/word/2010/wordprocessingShape" mc:Ignorable="w14 w15 w16se w16cid w16 w16cex w16sdtdh w16sdtfl w16du wp14">
   <w:footnote w:type="separator" w:id="-1">
     <w:p>
       <w:pPr>
@@ -5376,7 +5462,7 @@
 </file>
 
 <file path=word/numbering.xml><?xml version="1.0" encoding="utf-8"?>
-<w:numbering xmlns:wpc="http://schemas.microsoft.com/office/word/2010/wordprocessingCanvas" xmlns:cx="http://schemas.microsoft.com/office/drawing/2014/chartex" xmlns:cx1="http://schemas.microsoft.com/office/drawing/2015/9/8/chartex" xmlns:cx2="http://schemas.microsoft.com/office/drawing/2015/10/21/chartex" xmlns:cx3="http://schemas.microsoft.com/office/drawing/2016/5/9/chartex" xmlns:cx4="http://schemas.microsoft.com/office/drawing/2016/5/10/chartex" xmlns:cx5="http://schemas.microsoft.com/office/drawing/2016/5/11/chartex" xmlns:cx6="http://schemas.microsoft.com/office/drawing/2016/5/12/chartex" xmlns:cx7="http://schemas.microsoft.com/office/drawing/2016/5/13/chartex" xmlns:cx8="http://schemas.microsoft.com/office/drawing/2016/5/14/chartex" xmlns:mc="http://schemas.openxmlformats.org/markup-compatibility/2006" xmlns:aink="http://schemas.microsoft.com/office/drawing/2016/ink" xmlns:am3d="http://schemas.microsoft.com/office/drawing/2017/model3d" xmlns:o="urn:schemas-microsoft-com:office:office" xmlns:r="http://schemas.openxmlformats.org/officeDocument/2006/relationships" xmlns:m="http://schemas.openxmlformats.org/officeDocument/2006/math" xmlns:v="urn:schemas-microsoft-com:vml" xmlns:wp14="http://schemas.microsoft.com/office/word/2010/wordprocessingDrawing" xmlns:wp="http://schemas.openxmlformats.org/drawingml/2006/wordprocessingDrawing" xmlns:w10="urn:schemas-microsoft-com:office:word" xmlns:w="http://schemas.openxmlformats.org/wordprocessingml/2006/main" xmlns:w14="http://schemas.microsoft.com/office/word/2010/wordml" xmlns:w15="http://schemas.microsoft.com/office/word/2012/wordml" xmlns:w16cex="http://schemas.microsoft.com/office/word/2018/wordml/cex" xmlns:w16cid="http://schemas.microsoft.com/office/word/2016/wordml/cid" xmlns:w16="http://schemas.microsoft.com/office/word/2018/wordml" xmlns:w16sdtdh="http://schemas.microsoft.com/office/word/2020/wordml/sdtdatahash" xmlns:w16se="http://schemas.microsoft.com/office/word/2015/wordml/symex" xmlns:wpg="http://schemas.microsoft.com/office/word/2010/wordprocessingGroup" xmlns:wpi="http://schemas.microsoft.com/office/word/2010/wordprocessingInk" xmlns:wne="http://schemas.microsoft.com/office/word/2006/wordml" xmlns:wps="http://schemas.microsoft.com/office/word/2010/wordprocessingShape" mc:Ignorable="w14 w15 w16se w16cid w16 w16cex w16sdtdh wp14">
+<w:numbering xmlns:wpc="http://schemas.microsoft.com/office/word/2010/wordprocessingCanvas" xmlns:cx="http://schemas.microsoft.com/office/drawing/2014/chartex" xmlns:cx1="http://schemas.microsoft.com/office/drawing/2015/9/8/chartex" xmlns:cx2="http://schemas.microsoft.com/office/drawing/2015/10/21/chartex" xmlns:cx3="http://schemas.microsoft.com/office/drawing/2016/5/9/chartex" xmlns:cx4="http://schemas.microsoft.com/office/drawing/2016/5/10/chartex" xmlns:cx5="http://schemas.microsoft.com/office/drawing/2016/5/11/chartex" xmlns:cx6="http://schemas.microsoft.com/office/drawing/2016/5/12/chartex" xmlns:cx7="http://schemas.microsoft.com/office/drawing/2016/5/13/chartex" xmlns:cx8="http://schemas.microsoft.com/office/drawing/2016/5/14/chartex" xmlns:mc="http://schemas.openxmlformats.org/markup-compatibility/2006" xmlns:aink="http://schemas.microsoft.com/office/drawing/2016/ink" xmlns:am3d="http://schemas.microsoft.com/office/drawing/2017/model3d" xmlns:o="urn:schemas-microsoft-com:office:office" xmlns:oel="http://schemas.microsoft.com/office/2019/extlst" xmlns:r="http://schemas.openxmlformats.org/officeDocument/2006/relationships" xmlns:m="http://schemas.openxmlformats.org/officeDocument/2006/math" xmlns:v="urn:schemas-microsoft-com:vml" xmlns:wp14="http://schemas.microsoft.com/office/word/2010/wordprocessingDrawing" xmlns:wp="http://schemas.openxmlformats.org/drawingml/2006/wordprocessingDrawing" xmlns:w10="urn:schemas-microsoft-com:office:word" xmlns:w="http://schemas.openxmlformats.org/wordprocessingml/2006/main" xmlns:w14="http://schemas.microsoft.com/office/word/2010/wordml" xmlns:w15="http://schemas.microsoft.com/office/word/2012/wordml" xmlns:w16cex="http://schemas.microsoft.com/office/word/2018/wordml/cex" xmlns:w16cid="http://schemas.microsoft.com/office/word/2016/wordml/cid" xmlns:w16="http://schemas.microsoft.com/office/word/2018/wordml" xmlns:w16du="http://schemas.microsoft.com/office/word/2023/wordml/word16du" xmlns:w16sdtdh="http://schemas.microsoft.com/office/word/2020/wordml/sdtdatahash" xmlns:w16sdtfl="http://schemas.microsoft.com/office/word/2024/wordml/sdtformatlock" xmlns:w16se="http://schemas.microsoft.com/office/word/2015/wordml/symex" xmlns:wpg="http://schemas.microsoft.com/office/word/2010/wordprocessingGroup" xmlns:wpi="http://schemas.microsoft.com/office/word/2010/wordprocessingInk" xmlns:wne="http://schemas.microsoft.com/office/word/2006/wordml" xmlns:wps="http://schemas.microsoft.com/office/word/2010/wordprocessingShape" mc:Ignorable="w14 w15 w16se w16cid w16 w16cex w16sdtdh w16sdtfl w16du wp14">
   <w:abstractNum w:abstractNumId="0" w15:restartNumberingAfterBreak="0">
     <w:nsid w:val="00B70B69"/>
     <w:multiLevelType w:val="multilevel"/>
@@ -8954,91 +9040,91 @@
       </w:rPr>
     </w:lvl>
   </w:abstractNum>
-  <w:num w:numId="1">
+  <w:num w:numId="1" w16cid:durableId="697118717">
     <w:abstractNumId w:val="20"/>
   </w:num>
-  <w:num w:numId="2">
+  <w:num w:numId="2" w16cid:durableId="1232227228">
     <w:abstractNumId w:val="23"/>
   </w:num>
-  <w:num w:numId="3">
+  <w:num w:numId="3" w16cid:durableId="614679241">
     <w:abstractNumId w:val="16"/>
   </w:num>
-  <w:num w:numId="4">
+  <w:num w:numId="4" w16cid:durableId="413862896">
     <w:abstractNumId w:val="28"/>
   </w:num>
-  <w:num w:numId="5">
+  <w:num w:numId="5" w16cid:durableId="2072121272">
     <w:abstractNumId w:val="11"/>
   </w:num>
-  <w:num w:numId="6">
+  <w:num w:numId="6" w16cid:durableId="1779763369">
     <w:abstractNumId w:val="25"/>
   </w:num>
-  <w:num w:numId="7">
+  <w:num w:numId="7" w16cid:durableId="989480486">
     <w:abstractNumId w:val="1"/>
   </w:num>
-  <w:num w:numId="8">
+  <w:num w:numId="8" w16cid:durableId="336227602">
     <w:abstractNumId w:val="19"/>
   </w:num>
-  <w:num w:numId="9">
+  <w:num w:numId="9" w16cid:durableId="926842713">
     <w:abstractNumId w:val="9"/>
   </w:num>
-  <w:num w:numId="10">
+  <w:num w:numId="10" w16cid:durableId="170995931">
     <w:abstractNumId w:val="18"/>
   </w:num>
-  <w:num w:numId="11">
+  <w:num w:numId="11" w16cid:durableId="1662582896">
     <w:abstractNumId w:val="21"/>
   </w:num>
-  <w:num w:numId="12">
+  <w:num w:numId="12" w16cid:durableId="80179045">
     <w:abstractNumId w:val="12"/>
   </w:num>
-  <w:num w:numId="13">
+  <w:num w:numId="13" w16cid:durableId="980883556">
     <w:abstractNumId w:val="5"/>
   </w:num>
-  <w:num w:numId="14">
+  <w:num w:numId="14" w16cid:durableId="1059089062">
     <w:abstractNumId w:val="4"/>
   </w:num>
-  <w:num w:numId="15">
+  <w:num w:numId="15" w16cid:durableId="1113093043">
     <w:abstractNumId w:val="6"/>
   </w:num>
-  <w:num w:numId="16">
+  <w:num w:numId="16" w16cid:durableId="1515920314">
     <w:abstractNumId w:val="0"/>
   </w:num>
-  <w:num w:numId="17">
+  <w:num w:numId="17" w16cid:durableId="1149589124">
     <w:abstractNumId w:val="10"/>
   </w:num>
-  <w:num w:numId="18">
+  <w:num w:numId="18" w16cid:durableId="1720279517">
     <w:abstractNumId w:val="17"/>
   </w:num>
-  <w:num w:numId="19">
+  <w:num w:numId="19" w16cid:durableId="1332295671">
     <w:abstractNumId w:val="13"/>
   </w:num>
-  <w:num w:numId="20">
+  <w:num w:numId="20" w16cid:durableId="19016941">
     <w:abstractNumId w:val="14"/>
   </w:num>
-  <w:num w:numId="21">
+  <w:num w:numId="21" w16cid:durableId="1190146668">
     <w:abstractNumId w:val="15"/>
   </w:num>
-  <w:num w:numId="22">
+  <w:num w:numId="22" w16cid:durableId="1462769968">
     <w:abstractNumId w:val="8"/>
   </w:num>
-  <w:num w:numId="23">
+  <w:num w:numId="23" w16cid:durableId="1217811751">
     <w:abstractNumId w:val="26"/>
   </w:num>
-  <w:num w:numId="24">
+  <w:num w:numId="24" w16cid:durableId="1866359951">
     <w:abstractNumId w:val="3"/>
   </w:num>
-  <w:num w:numId="25">
+  <w:num w:numId="25" w16cid:durableId="278344771">
     <w:abstractNumId w:val="24"/>
   </w:num>
-  <w:num w:numId="26">
+  <w:num w:numId="26" w16cid:durableId="1939024582">
     <w:abstractNumId w:val="22"/>
   </w:num>
-  <w:num w:numId="27">
+  <w:num w:numId="27" w16cid:durableId="147596992">
     <w:abstractNumId w:val="7"/>
   </w:num>
-  <w:num w:numId="28">
+  <w:num w:numId="28" w16cid:durableId="758793348">
     <w:abstractNumId w:val="2"/>
   </w:num>
-  <w:num w:numId="29">
+  <w:num w:numId="29" w16cid:durableId="150340507">
     <w:abstractNumId w:val="27"/>
   </w:num>
   <w:numIdMacAtCleanup w:val="8"/>
@@ -9046,7 +9132,7 @@
 </file>
 
 <file path=word/styles.xml><?xml version="1.0" encoding="utf-8"?>
-<w:styles xmlns:mc="http://schemas.openxmlformats.org/markup-compatibility/2006" xmlns:r="http://schemas.openxmlformats.org/officeDocument/2006/relationships" xmlns:w="http://schemas.openxmlformats.org/wordprocessingml/2006/main" xmlns:w14="http://schemas.microsoft.com/office/word/2010/wordml" xmlns:w15="http://schemas.microsoft.com/office/word/2012/wordml" xmlns:w16cex="http://schemas.microsoft.com/office/word/2018/wordml/cex" xmlns:w16cid="http://schemas.microsoft.com/office/word/2016/wordml/cid" xmlns:w16="http://schemas.microsoft.com/office/word/2018/wordml" xmlns:w16sdtdh="http://schemas.microsoft.com/office/word/2020/wordml/sdtdatahash" xmlns:w16se="http://schemas.microsoft.com/office/word/2015/wordml/symex" mc:Ignorable="w14 w15 w16se w16cid w16 w16cex w16sdtdh">
+<w:styles xmlns:mc="http://schemas.openxmlformats.org/markup-compatibility/2006" xmlns:r="http://schemas.openxmlformats.org/officeDocument/2006/relationships" xmlns:w="http://schemas.openxmlformats.org/wordprocessingml/2006/main" xmlns:w14="http://schemas.microsoft.com/office/word/2010/wordml" xmlns:w15="http://schemas.microsoft.com/office/word/2012/wordml" xmlns:w16cex="http://schemas.microsoft.com/office/word/2018/wordml/cex" xmlns:w16cid="http://schemas.microsoft.com/office/word/2016/wordml/cid" xmlns:w16="http://schemas.microsoft.com/office/word/2018/wordml" xmlns:w16du="http://schemas.microsoft.com/office/word/2023/wordml/word16du" xmlns:w16sdtdh="http://schemas.microsoft.com/office/word/2020/wordml/sdtdatahash" xmlns:w16sdtfl="http://schemas.microsoft.com/office/word/2024/wordml/sdtformatlock" xmlns:w16se="http://schemas.microsoft.com/office/word/2015/wordml/symex" mc:Ignorable="w14 w15 w16se w16cid w16 w16cex w16sdtdh w16sdtfl w16du">
   <w:docDefaults>
     <w:rPrDefault>
       <w:rPr>
@@ -9683,7 +9769,6 @@
   <w:style w:type="character" w:default="1" w:styleId="a1">
     <w:name w:val="Default Paragraph Font"/>
     <w:uiPriority w:val="1"/>
-    <w:semiHidden/>
     <w:unhideWhenUsed/>
   </w:style>
   <w:style w:type="table" w:default="1" w:styleId="a2">
@@ -10521,6 +10606,18 @@
       <w:szCs w:val="18"/>
     </w:rPr>
   </w:style>
+  <w:style w:type="character" w:styleId="aff2">
+    <w:name w:val="Unresolved Mention"/>
+    <w:basedOn w:val="a1"/>
+    <w:uiPriority w:val="99"/>
+    <w:semiHidden/>
+    <w:unhideWhenUsed/>
+    <w:rsid w:val="009E06AB"/>
+    <w:rPr>
+      <w:color w:val="605E5C"/>
+      <w:shd w:val="clear" w:color="auto" w:fill="E1DFDD"/>
+    </w:rPr>
+  </w:style>
 </w:styles>
 </file>
 

--- a/Курсовая  работа ide.docx
+++ b/Курсовая  работа ide.docx
@@ -1,6 +1,6 @@
 
 <file path=word/document.xml><?xml version="1.0" encoding="utf-8"?>
-<w:document xmlns:wpc="http://schemas.microsoft.com/office/word/2010/wordprocessingCanvas" xmlns:cx="http://schemas.microsoft.com/office/drawing/2014/chartex" xmlns:cx1="http://schemas.microsoft.com/office/drawing/2015/9/8/chartex" xmlns:cx2="http://schemas.microsoft.com/office/drawing/2015/10/21/chartex" xmlns:cx3="http://schemas.microsoft.com/office/drawing/2016/5/9/chartex" xmlns:cx4="http://schemas.microsoft.com/office/drawing/2016/5/10/chartex" xmlns:cx5="http://schemas.microsoft.com/office/drawing/2016/5/11/chartex" xmlns:cx6="http://schemas.microsoft.com/office/drawing/2016/5/12/chartex" xmlns:cx7="http://schemas.microsoft.com/office/drawing/2016/5/13/chartex" xmlns:cx8="http://schemas.microsoft.com/office/drawing/2016/5/14/chartex" xmlns:mc="http://schemas.openxmlformats.org/markup-compatibility/2006" xmlns:aink="http://schemas.microsoft.com/office/drawing/2016/ink" xmlns:am3d="http://schemas.microsoft.com/office/drawing/2017/model3d" xmlns:o="urn:schemas-microsoft-com:office:office" xmlns:oel="http://schemas.microsoft.com/office/2019/extlst" xmlns:r="http://schemas.openxmlformats.org/officeDocument/2006/relationships" xmlns:m="http://schemas.openxmlformats.org/officeDocument/2006/math" xmlns:v="urn:schemas-microsoft-com:vml" xmlns:wp14="http://schemas.microsoft.com/office/word/2010/wordprocessingDrawing" xmlns:wp="http://schemas.openxmlformats.org/drawingml/2006/wordprocessingDrawing" xmlns:w10="urn:schemas-microsoft-com:office:word" xmlns:w="http://schemas.openxmlformats.org/wordprocessingml/2006/main" xmlns:w14="http://schemas.microsoft.com/office/word/2010/wordml" xmlns:w15="http://schemas.microsoft.com/office/word/2012/wordml" xmlns:w16cex="http://schemas.microsoft.com/office/word/2018/wordml/cex" xmlns:w16cid="http://schemas.microsoft.com/office/word/2016/wordml/cid" xmlns:w16="http://schemas.microsoft.com/office/word/2018/wordml" xmlns:w16du="http://schemas.microsoft.com/office/word/2023/wordml/word16du" xmlns:w16sdtdh="http://schemas.microsoft.com/office/word/2020/wordml/sdtdatahash" xmlns:w16sdtfl="http://schemas.microsoft.com/office/word/2024/wordml/sdtformatlock" xmlns:w16se="http://schemas.microsoft.com/office/word/2015/wordml/symex" xmlns:wpg="http://schemas.microsoft.com/office/word/2010/wordprocessingGroup" xmlns:wpi="http://schemas.microsoft.com/office/word/2010/wordprocessingInk" xmlns:wne="http://schemas.microsoft.com/office/word/2006/wordml" xmlns:wps="http://schemas.microsoft.com/office/word/2010/wordprocessingShape" mc:Ignorable="w14 w15 w16se w16cid w16 w16cex w16sdtdh w16sdtfl w16du wp14">
+<w:document xmlns:wpc="http://schemas.microsoft.com/office/word/2010/wordprocessingCanvas" xmlns:cx="http://schemas.microsoft.com/office/drawing/2014/chartex" xmlns:cx1="http://schemas.microsoft.com/office/drawing/2015/9/8/chartex" xmlns:cx2="http://schemas.microsoft.com/office/drawing/2015/10/21/chartex" xmlns:cx3="http://schemas.microsoft.com/office/drawing/2016/5/9/chartex" xmlns:cx4="http://schemas.microsoft.com/office/drawing/2016/5/10/chartex" xmlns:cx5="http://schemas.microsoft.com/office/drawing/2016/5/11/chartex" xmlns:cx6="http://schemas.microsoft.com/office/drawing/2016/5/12/chartex" xmlns:cx7="http://schemas.microsoft.com/office/drawing/2016/5/13/chartex" xmlns:cx8="http://schemas.microsoft.com/office/drawing/2016/5/14/chartex" xmlns:mc="http://schemas.openxmlformats.org/markup-compatibility/2006" xmlns:aink="http://schemas.microsoft.com/office/drawing/2016/ink" xmlns:am3d="http://schemas.microsoft.com/office/drawing/2017/model3d" xmlns:o="urn:schemas-microsoft-com:office:office" xmlns:r="http://schemas.openxmlformats.org/officeDocument/2006/relationships" xmlns:m="http://schemas.openxmlformats.org/officeDocument/2006/math" xmlns:v="urn:schemas-microsoft-com:vml" xmlns:wp14="http://schemas.microsoft.com/office/word/2010/wordprocessingDrawing" xmlns:wp="http://schemas.openxmlformats.org/drawingml/2006/wordprocessingDrawing" xmlns:w10="urn:schemas-microsoft-com:office:word" xmlns:w="http://schemas.openxmlformats.org/wordprocessingml/2006/main" xmlns:w14="http://schemas.microsoft.com/office/word/2010/wordml" xmlns:w15="http://schemas.microsoft.com/office/word/2012/wordml" xmlns:w16cex="http://schemas.microsoft.com/office/word/2018/wordml/cex" xmlns:w16cid="http://schemas.microsoft.com/office/word/2016/wordml/cid" xmlns:w16="http://schemas.microsoft.com/office/word/2018/wordml" xmlns:w16sdtdh="http://schemas.microsoft.com/office/word/2020/wordml/sdtdatahash" xmlns:w16se="http://schemas.microsoft.com/office/word/2015/wordml/symex" xmlns:wpg="http://schemas.microsoft.com/office/word/2010/wordprocessingGroup" xmlns:wpi="http://schemas.microsoft.com/office/word/2010/wordprocessingInk" xmlns:wne="http://schemas.microsoft.com/office/word/2006/wordml" xmlns:wps="http://schemas.microsoft.com/office/word/2010/wordprocessingShape" mc:Ignorable="w14 w15 w16se w16cid w16 w16cex w16sdtdh wp14">
   <w:body>
     <w:p>
       <w:pPr>
@@ -728,9 +728,8 @@
           <w:szCs w:val="28"/>
           <w:lang w:eastAsia="ru-RU"/>
         </w:rPr>
-        <w:t xml:space="preserve">а </w:t>
-      </w:r>
-      <w:proofErr w:type="gramStart"/>
+        <w:t>а Д.А.</w:t>
+      </w:r>
       <w:r>
         <w:rPr>
           <w:rFonts w:ascii="Times New Roman" w:eastAsia="Times New Roman" w:hAnsi="Times New Roman" w:cs="Times New Roman"/>
@@ -738,9 +737,8 @@
           <w:szCs w:val="28"/>
           <w:lang w:eastAsia="ru-RU"/>
         </w:rPr>
-        <w:t>Д.А.</w:t>
-      </w:r>
-      <w:proofErr w:type="gramEnd"/>
+        <w:t xml:space="preserve"> </w:t>
+      </w:r>
       <w:r>
         <w:rPr>
           <w:rFonts w:ascii="Times New Roman" w:eastAsia="Times New Roman" w:hAnsi="Times New Roman" w:cs="Times New Roman"/>
@@ -748,6 +746,53 @@
           <w:szCs w:val="28"/>
           <w:lang w:eastAsia="ru-RU"/>
         </w:rPr>
+        <w:t>Новиков</w:t>
+      </w:r>
+    </w:p>
+    <w:p>
+      <w:pPr>
+        <w:spacing w:before="240" w:after="120" w:line="360" w:lineRule="auto"/>
+        <w:rPr>
+          <w:rFonts w:ascii="Times New Roman" w:eastAsia="Times New Roman" w:hAnsi="Times New Roman" w:cs="Times New Roman"/>
+          <w:sz w:val="28"/>
+          <w:szCs w:val="28"/>
+          <w:lang w:eastAsia="ru-RU"/>
+        </w:rPr>
+      </w:pPr>
+      <w:r>
+        <w:rPr>
+          <w:rFonts w:ascii="Times New Roman" w:eastAsia="Times New Roman" w:hAnsi="Times New Roman" w:cs="Times New Roman"/>
+          <w:sz w:val="28"/>
+          <w:szCs w:val="28"/>
+          <w:lang w:eastAsia="ru-RU"/>
+        </w:rPr>
+        <w:t>Руководитель        _________________</w:t>
+      </w:r>
+      <w:r>
+        <w:rPr>
+          <w:rFonts w:ascii="Times New Roman" w:eastAsia="Times New Roman" w:hAnsi="Times New Roman" w:cs="Times New Roman"/>
+          <w:sz w:val="28"/>
+          <w:szCs w:val="28"/>
+          <w:lang w:eastAsia="ru-RU"/>
+        </w:rPr>
+        <w:t xml:space="preserve"> асс</w:t>
+      </w:r>
+      <w:r>
+        <w:rPr>
+          <w:rFonts w:ascii="Times New Roman" w:eastAsia="Times New Roman" w:hAnsi="Times New Roman" w:cs="Times New Roman"/>
+          <w:sz w:val="28"/>
+          <w:szCs w:val="28"/>
+          <w:lang w:eastAsia="ru-RU"/>
+        </w:rPr>
+        <w:t>истент</w:t>
+      </w:r>
+      <w:r>
+        <w:rPr>
+          <w:rFonts w:ascii="Times New Roman" w:eastAsia="Times New Roman" w:hAnsi="Times New Roman" w:cs="Times New Roman"/>
+          <w:sz w:val="28"/>
+          <w:szCs w:val="28"/>
+          <w:lang w:eastAsia="ru-RU"/>
+        </w:rPr>
         <w:t xml:space="preserve"> </w:t>
       </w:r>
       <w:r>
@@ -757,75 +802,17 @@
           <w:szCs w:val="28"/>
           <w:lang w:eastAsia="ru-RU"/>
         </w:rPr>
-        <w:t>Новиков</w:t>
-      </w:r>
-    </w:p>
-    <w:p>
-      <w:pPr>
-        <w:spacing w:before="240" w:after="120" w:line="360" w:lineRule="auto"/>
+        <w:t>М.А</w:t>
+      </w:r>
+      <w:r>
         <w:rPr>
           <w:rFonts w:ascii="Times New Roman" w:eastAsia="Times New Roman" w:hAnsi="Times New Roman" w:cs="Times New Roman"/>
           <w:sz w:val="28"/>
           <w:szCs w:val="28"/>
           <w:lang w:eastAsia="ru-RU"/>
         </w:rPr>
-      </w:pPr>
-      <w:r>
-        <w:rPr>
-          <w:rFonts w:ascii="Times New Roman" w:eastAsia="Times New Roman" w:hAnsi="Times New Roman" w:cs="Times New Roman"/>
-          <w:sz w:val="28"/>
-          <w:szCs w:val="28"/>
-          <w:lang w:eastAsia="ru-RU"/>
-        </w:rPr>
-        <w:t>Руководитель        _________________</w:t>
-      </w:r>
-      <w:r>
-        <w:rPr>
-          <w:rFonts w:ascii="Times New Roman" w:eastAsia="Times New Roman" w:hAnsi="Times New Roman" w:cs="Times New Roman"/>
-          <w:sz w:val="28"/>
-          <w:szCs w:val="28"/>
-          <w:lang w:eastAsia="ru-RU"/>
-        </w:rPr>
-        <w:t xml:space="preserve"> асс</w:t>
-      </w:r>
-      <w:r>
-        <w:rPr>
-          <w:rFonts w:ascii="Times New Roman" w:eastAsia="Times New Roman" w:hAnsi="Times New Roman" w:cs="Times New Roman"/>
-          <w:sz w:val="28"/>
-          <w:szCs w:val="28"/>
-          <w:lang w:eastAsia="ru-RU"/>
-        </w:rPr>
-        <w:t>истент</w:t>
-      </w:r>
-      <w:r>
-        <w:rPr>
-          <w:rFonts w:ascii="Times New Roman" w:eastAsia="Times New Roman" w:hAnsi="Times New Roman" w:cs="Times New Roman"/>
-          <w:sz w:val="28"/>
-          <w:szCs w:val="28"/>
-          <w:lang w:eastAsia="ru-RU"/>
-        </w:rPr>
-        <w:t xml:space="preserve"> </w:t>
-      </w:r>
-      <w:proofErr w:type="gramStart"/>
-      <w:r>
-        <w:rPr>
-          <w:rFonts w:ascii="Times New Roman" w:eastAsia="Times New Roman" w:hAnsi="Times New Roman" w:cs="Times New Roman"/>
-          <w:sz w:val="28"/>
-          <w:szCs w:val="28"/>
-          <w:lang w:eastAsia="ru-RU"/>
-        </w:rPr>
-        <w:t>М.А</w:t>
-      </w:r>
-      <w:r>
-        <w:rPr>
-          <w:rFonts w:ascii="Times New Roman" w:eastAsia="Times New Roman" w:hAnsi="Times New Roman" w:cs="Times New Roman"/>
-          <w:sz w:val="28"/>
-          <w:szCs w:val="28"/>
-          <w:lang w:eastAsia="ru-RU"/>
-        </w:rPr>
         <w:t>.</w:t>
       </w:r>
-      <w:proofErr w:type="gramEnd"/>
       <w:r>
         <w:rPr>
           <w:rFonts w:ascii="Times New Roman" w:eastAsia="Times New Roman" w:hAnsi="Times New Roman" w:cs="Times New Roman"/>
@@ -868,8 +855,12 @@
           <w:lang w:eastAsia="ru-RU"/>
         </w:rPr>
         <w:sectPr>
-          <w:footerReference w:type="default" r:id="rId8"/>
-          <w:footerReference w:type="first" r:id="rId9"/>
+          <w:headerReference w:type="even" r:id="rId8"/>
+          <w:headerReference w:type="default" r:id="rId9"/>
+          <w:footerReference w:type="even" r:id="rId10"/>
+          <w:footerReference w:type="default" r:id="rId11"/>
+          <w:headerReference w:type="first" r:id="rId12"/>
+          <w:footerReference w:type="first" r:id="rId13"/>
           <w:pgSz w:w="11906" w:h="16838" w:code="9"/>
           <w:pgMar w:top="1134" w:right="851" w:bottom="1134" w:left="1304" w:header="709" w:footer="709" w:gutter="0"/>
           <w:cols w:space="708"/>
@@ -1375,7 +1366,7 @@
           <w:rPr>
             <w:webHidden/>
           </w:rPr>
-          <w:t>8</w:t>
+          <w:t>7</w:t>
         </w:r>
         <w:r>
           <w:rPr>
@@ -1614,7 +1605,7 @@
           <w:rPr>
             <w:webHidden/>
           </w:rPr>
-          <w:t>11</w:t>
+          <w:t>10</w:t>
         </w:r>
         <w:r>
           <w:rPr>
@@ -2140,7 +2131,7 @@
           <w:lang w:val="en-US"/>
         </w:rPr>
         <w:sectPr>
-          <w:footerReference w:type="first" r:id="rId10"/>
+          <w:footerReference w:type="first" r:id="rId14"/>
           <w:pgSz w:w="11906" w:h="16838" w:code="9"/>
           <w:pgMar w:top="1134" w:right="851" w:bottom="1134" w:left="1701" w:header="709" w:footer="709" w:gutter="0"/>
           <w:cols w:space="708"/>
@@ -2236,7 +2227,21 @@
         <w:rPr>
           <w:lang w:eastAsia="ru-RU"/>
         </w:rPr>
-        <w:t>Такие инструменты нужны для распределённых команд, удалённой работы, онлайн-обучения, студенческих проектов, хакатонов и курсовых. Большинство аналогов либо слишком сложны, либо ограничивают бесплатную версию по времени, проектам или участникам, либо подходят только под узкие задачи.</w:t>
+        <w:t xml:space="preserve">Такие инструменты нужны для распределённых команд, удалённой работы, онлайн-обучения, студенческих проектов, </w:t>
+      </w:r>
+      <w:proofErr w:type="spellStart"/>
+      <w:r>
+        <w:rPr>
+          <w:lang w:eastAsia="ru-RU"/>
+        </w:rPr>
+        <w:t>хакатонов</w:t>
+      </w:r>
+      <w:proofErr w:type="spellEnd"/>
+      <w:r>
+        <w:rPr>
+          <w:lang w:eastAsia="ru-RU"/>
+        </w:rPr>
+        <w:t xml:space="preserve"> и курсовых. Большинство аналогов либо слишком сложны, либо ограничивают бесплатную версию по времени, проектам или участникам, либо подходят только под узкие задачи.</w:t>
       </w:r>
     </w:p>
     <w:p>
@@ -2441,7 +2446,21 @@
         <w:rPr>
           <w:rStyle w:val="afd"/>
         </w:rPr>
-        <w:t>увеличение популярности совместных проектов в образовании: групповые курсовые работы, хакатоны, командные задания на онлайн-курсах;</w:t>
+        <w:t xml:space="preserve">увеличение популярности совместных проектов в образовании: групповые курсовые работы, </w:t>
+      </w:r>
+      <w:proofErr w:type="spellStart"/>
+      <w:r>
+        <w:rPr>
+          <w:rStyle w:val="afd"/>
+        </w:rPr>
+        <w:t>хакатоны</w:t>
+      </w:r>
+      <w:proofErr w:type="spellEnd"/>
+      <w:r>
+        <w:rPr>
+          <w:rStyle w:val="afd"/>
+        </w:rPr>
+        <w:t>, командные задания на онлайн-курсах;</w:t>
       </w:r>
     </w:p>
     <w:p>
@@ -2528,21 +2547,7 @@
         <w:rPr>
           <w:rStyle w:val="afd"/>
         </w:rPr>
-        <w:t xml:space="preserve"> и </w:t>
-      </w:r>
-      <w:proofErr w:type="gramStart"/>
-      <w:r>
-        <w:rPr>
-          <w:rStyle w:val="afd"/>
-        </w:rPr>
-        <w:t>т.п.</w:t>
-      </w:r>
-      <w:proofErr w:type="gramEnd"/>
-      <w:r>
-        <w:rPr>
-          <w:rStyle w:val="afd"/>
-        </w:rPr>
-        <w:t>).</w:t>
+        <w:t xml:space="preserve"> и т.п.).</w:t>
       </w:r>
     </w:p>
     <w:p>
@@ -2739,17 +2744,25 @@
           <w:lang w:eastAsia="ru-RU"/>
         </w:rPr>
       </w:pPr>
-      <w:r>
-        <w:rPr>
-          <w:lang w:eastAsia="ru-RU"/>
-        </w:rPr>
-        <w:t xml:space="preserve">Yandex </w:t>
-      </w:r>
       <w:proofErr w:type="spellStart"/>
       <w:r>
         <w:rPr>
           <w:lang w:eastAsia="ru-RU"/>
         </w:rPr>
+        <w:t>Yandex</w:t>
+      </w:r>
+      <w:proofErr w:type="spellEnd"/>
+      <w:r>
+        <w:rPr>
+          <w:lang w:eastAsia="ru-RU"/>
+        </w:rPr>
+        <w:t xml:space="preserve"> </w:t>
+      </w:r>
+      <w:proofErr w:type="spellStart"/>
+      <w:r>
+        <w:rPr>
+          <w:lang w:eastAsia="ru-RU"/>
+        </w:rPr>
         <w:t>Interview</w:t>
       </w:r>
       <w:proofErr w:type="spellEnd"/>
@@ -2775,7 +2788,21 @@
         <w:rPr>
           <w:lang w:eastAsia="ru-RU"/>
         </w:rPr>
-        <w:t xml:space="preserve">специализированный сервис для технических собеседований и лайв-кодинга, ориентирован на быструю проверку </w:t>
+        <w:t xml:space="preserve">специализированный сервис для технических собеседований и </w:t>
+      </w:r>
+      <w:proofErr w:type="spellStart"/>
+      <w:r>
+        <w:rPr>
+          <w:lang w:eastAsia="ru-RU"/>
+        </w:rPr>
+        <w:t>лайв-кодинга</w:t>
+      </w:r>
+      <w:proofErr w:type="spellEnd"/>
+      <w:r>
+        <w:rPr>
+          <w:lang w:eastAsia="ru-RU"/>
+        </w:rPr>
+        <w:t xml:space="preserve">, ориентирован на быструю проверку </w:t>
       </w:r>
       <w:r>
         <w:rPr>
@@ -2818,7 +2845,21 @@
         <w:rPr>
           <w:lang w:eastAsia="ru-RU"/>
         </w:rPr>
-        <w:t xml:space="preserve"> – похожие браузерные редакторы, ориентированы в первую очередь на фронтенд-разработку мгновенный запуск, живо</w:t>
+        <w:t xml:space="preserve"> – похожие браузерные редакторы, ориентированы в первую очередь на </w:t>
+      </w:r>
+      <w:proofErr w:type="spellStart"/>
+      <w:r>
+        <w:rPr>
+          <w:lang w:eastAsia="ru-RU"/>
+        </w:rPr>
+        <w:t>фронтенд</w:t>
+      </w:r>
+      <w:proofErr w:type="spellEnd"/>
+      <w:r>
+        <w:rPr>
+          <w:lang w:eastAsia="ru-RU"/>
+        </w:rPr>
+        <w:t>-разработку мгновенный запуск, живо</w:t>
       </w:r>
       <w:r>
         <w:rPr>
@@ -2830,13 +2871,27 @@
         <w:rPr>
           <w:lang w:eastAsia="ru-RU"/>
         </w:rPr>
-        <w:t xml:space="preserve"> превью. Совместное редактирование работает хорошо. Минусы: почти исключительно веб-фронтенд – поддержка бэкенда, баз данных или сложных языков (Go, </w:t>
+        <w:t xml:space="preserve"> превью. Совместное редактирование работает хорошо. Минусы: почти исключительно веб-</w:t>
       </w:r>
       <w:proofErr w:type="spellStart"/>
       <w:r>
         <w:rPr>
           <w:lang w:eastAsia="ru-RU"/>
         </w:rPr>
+        <w:t>фронтенд</w:t>
+      </w:r>
+      <w:proofErr w:type="spellEnd"/>
+      <w:r>
+        <w:rPr>
+          <w:lang w:eastAsia="ru-RU"/>
+        </w:rPr>
+        <w:t xml:space="preserve"> – поддержка бэкенда, баз данных или сложных языков (Go, </w:t>
+      </w:r>
+      <w:proofErr w:type="spellStart"/>
+      <w:r>
+        <w:rPr>
+          <w:lang w:eastAsia="ru-RU"/>
+        </w:rPr>
         <w:t>Rust</w:t>
       </w:r>
       <w:proofErr w:type="spellEnd"/>
@@ -2931,13 +2986,27 @@
         <w:rPr>
           <w:rStyle w:val="a5"/>
         </w:rPr>
-        <w:t xml:space="preserve"> для фронтенда и </w:t>
+        <w:t xml:space="preserve"> для </w:t>
       </w:r>
       <w:proofErr w:type="spellStart"/>
       <w:r>
         <w:rPr>
           <w:rStyle w:val="a5"/>
         </w:rPr>
+        <w:t>фронтенда</w:t>
+      </w:r>
+      <w:proofErr w:type="spellEnd"/>
+      <w:r>
+        <w:rPr>
+          <w:rStyle w:val="a5"/>
+        </w:rPr>
+        <w:t xml:space="preserve"> и </w:t>
+      </w:r>
+      <w:proofErr w:type="spellStart"/>
+      <w:r>
+        <w:rPr>
+          <w:rStyle w:val="a5"/>
+        </w:rPr>
         <w:t>Flask</w:t>
       </w:r>
       <w:proofErr w:type="spellEnd"/>
@@ -2956,7 +3025,13 @@
         <w:pStyle w:val="a4"/>
       </w:pPr>
       <w:r>
-        <w:t>На следующем рисунке представлена диаграмма развертывания.</w:t>
+        <w:t>На рисунке</w:t>
+      </w:r>
+      <w:r>
+        <w:t xml:space="preserve"> 1</w:t>
+      </w:r>
+      <w:r>
+        <w:t xml:space="preserve"> представлена диаграмма развертывания.</w:t>
       </w:r>
     </w:p>
     <w:p>
@@ -2998,7 +3073,7 @@
                     </pic:cNvPicPr>
                   </pic:nvPicPr>
                   <pic:blipFill>
-                    <a:blip r:embed="rId11">
+                    <a:blip r:embed="rId15">
                       <a:extLst>
                         <a:ext uri="{28A0092B-C50C-407E-A947-70E740481C1C}">
                           <a14:useLocalDpi xmlns:a14="http://schemas.microsoft.com/office/drawing/2010/main" val="0"/>
@@ -3140,7 +3215,13 @@
         <w:pStyle w:val="a4"/>
       </w:pPr>
       <w:r>
-        <w:t>Также была создана диаграмма компонентов, представленная на рисунке ниже.</w:t>
+        <w:t xml:space="preserve">Также была создана диаграмма компонентов, представленная на рисунке </w:t>
+      </w:r>
+      <w:r>
+        <w:t>2</w:t>
+      </w:r>
+      <w:r>
+        <w:t>.</w:t>
       </w:r>
     </w:p>
     <w:p>
@@ -3184,7 +3265,7 @@
                     </pic:cNvPicPr>
                   </pic:nvPicPr>
                   <pic:blipFill>
-                    <a:blip r:embed="rId12">
+                    <a:blip r:embed="rId16">
                       <a:extLst>
                         <a:ext uri="{28A0092B-C50C-407E-A947-70E740481C1C}">
                           <a14:useLocalDpi xmlns:a14="http://schemas.microsoft.com/office/drawing/2010/main" val="0"/>
@@ -3381,15 +3462,31 @@
         <w:t>API</w:t>
       </w:r>
       <w:r>
-        <w:t xml:space="preserve"> – этот подход позволяет разделить фронтенд и </w:t>
+        <w:t xml:space="preserve"> – этот подход позволяет разделить </w:t>
       </w:r>
       <w:proofErr w:type="spellStart"/>
       <w:r>
+        <w:t>фронтенд</w:t>
+      </w:r>
+      <w:proofErr w:type="spellEnd"/>
+      <w:r>
+        <w:t xml:space="preserve"> и </w:t>
+      </w:r>
+      <w:proofErr w:type="spellStart"/>
+      <w:r>
         <w:t>бекенд</w:t>
       </w:r>
       <w:proofErr w:type="spellEnd"/>
       <w:r>
-        <w:t xml:space="preserve">. Это дает возможность переиспользовать сервер для разных клиентов. </w:t>
+        <w:t xml:space="preserve">. Это дает возможность </w:t>
+      </w:r>
+      <w:proofErr w:type="spellStart"/>
+      <w:r>
+        <w:t>переиспользовать</w:t>
+      </w:r>
+      <w:proofErr w:type="spellEnd"/>
+      <w:r>
+        <w:t xml:space="preserve"> сервер для разных клиентов. </w:t>
       </w:r>
       <w:proofErr w:type="spellStart"/>
       <w:r>
@@ -3741,7 +3838,15 @@
         <w:pStyle w:val="a4"/>
       </w:pPr>
       <w:r>
-        <w:t>Для фронтенда были использованы следующие технологии:</w:t>
+        <w:t xml:space="preserve">Для </w:t>
+      </w:r>
+      <w:proofErr w:type="spellStart"/>
+      <w:r>
+        <w:t>фронтенда</w:t>
+      </w:r>
+      <w:proofErr w:type="spellEnd"/>
+      <w:r>
+        <w:t xml:space="preserve"> были использованы следующие технологии:</w:t>
       </w:r>
     </w:p>
     <w:p>
@@ -3771,7 +3876,15 @@
         <w:t>Android</w:t>
       </w:r>
       <w:r>
-        <w:t>, но используется и для мультиплатформы.</w:t>
+        <w:t xml:space="preserve">, но используется и для </w:t>
+      </w:r>
+      <w:proofErr w:type="spellStart"/>
+      <w:r>
+        <w:t>мультиплатформы</w:t>
+      </w:r>
+      <w:proofErr w:type="spellEnd"/>
+      <w:r>
+        <w:t>.</w:t>
       </w:r>
     </w:p>
     <w:p>
@@ -4013,7 +4126,25 @@
         <w:t>В системе реализована регистрация и аутентификация пользователей для разграничения доступа. Пользователь может управлять рабочим пространством, что включает создание и удаление проектов, а также просмотр списка доступных проектов. Ключевой функцией является синхронизация состояний в реальном времени. Для обсуждения предусмотрена коммуникация в контексте кода путем создания локальных чатов, привязанных к конкретным строкам. Создатель проекта имеет статус владельца и может приглашать других пользователей, которые становятся участниками и получают возможность редактировать файлы.</w:t>
       </w:r>
       <w:r>
-        <w:t xml:space="preserve"> Следующий рисунок показывает все необходимые </w:t>
+        <w:t xml:space="preserve"> </w:t>
+      </w:r>
+      <w:r>
+        <w:t xml:space="preserve">На </w:t>
+      </w:r>
+      <w:r>
+        <w:t>рисунк</w:t>
+      </w:r>
+      <w:r>
+        <w:t>е 3</w:t>
+      </w:r>
+      <w:r>
+        <w:t xml:space="preserve"> </w:t>
+      </w:r>
+      <w:r>
+        <w:t>изображены</w:t>
+      </w:r>
+      <w:r>
+        <w:t xml:space="preserve"> все необходимые </w:t>
       </w:r>
       <w:r>
         <w:t>сценарии использования</w:t>
@@ -4058,7 +4189,7 @@
                     </pic:cNvPicPr>
                   </pic:nvPicPr>
                   <pic:blipFill>
-                    <a:blip r:embed="rId13">
+                    <a:blip r:embed="rId17">
                       <a:extLst>
                         <a:ext uri="{28A0092B-C50C-407E-A947-70E740481C1C}">
                           <a14:useLocalDpi xmlns:a14="http://schemas.microsoft.com/office/drawing/2010/main" val="0"/>
@@ -5161,18 +5292,7 @@
         </w:rPr>
       </w:pPr>
       <w:r>
-        <w:t xml:space="preserve">В проекте реализовано модульное тестирование. Благодаря тестам можно убедиться в том, что текущий код работает правильно и прошлый код не был поврежден. Тесты находятся в модуле </w:t>
-      </w:r>
-      <w:proofErr w:type="spellStart"/>
-      <w:r>
-        <w:t>jvmTest</w:t>
-      </w:r>
-      <w:proofErr w:type="spellEnd"/>
-      <w:r>
-        <w:rPr>
-          <w:lang w:val="en-US"/>
-        </w:rPr>
-        <w:t>.</w:t>
+        <w:t xml:space="preserve">В проекте реализовано модульное тестирование. Благодаря тестам можно убедиться в том, что текущий код работает правильно и прошлый код не был поврежден. </w:t>
       </w:r>
     </w:p>
     <w:p>
@@ -5290,11 +5410,10 @@
       </w:pPr>
     </w:p>
     <w:sectPr>
-      <w:footerReference w:type="first" r:id="rId14"/>
+      <w:footerReference w:type="first" r:id="rId18"/>
       <w:pgSz w:w="11906" w:h="16838" w:code="9"/>
       <w:pgMar w:top="1134" w:right="851" w:bottom="1134" w:left="1701" w:header="709" w:footer="709" w:gutter="0"/>
       <w:cols w:space="708"/>
-      <w:titlePg/>
       <w:docGrid w:linePitch="360"/>
     </w:sectPr>
   </w:body>
@@ -5302,7 +5421,7 @@
 </file>
 
 <file path=word/endnotes.xml><?xml version="1.0" encoding="utf-8"?>
-<w:endnotes xmlns:wpc="http://schemas.microsoft.com/office/word/2010/wordprocessingCanvas" xmlns:cx="http://schemas.microsoft.com/office/drawing/2014/chartex" xmlns:cx1="http://schemas.microsoft.com/office/drawing/2015/9/8/chartex" xmlns:cx2="http://schemas.microsoft.com/office/drawing/2015/10/21/chartex" xmlns:cx3="http://schemas.microsoft.com/office/drawing/2016/5/9/chartex" xmlns:cx4="http://schemas.microsoft.com/office/drawing/2016/5/10/chartex" xmlns:cx5="http://schemas.microsoft.com/office/drawing/2016/5/11/chartex" xmlns:cx6="http://schemas.microsoft.com/office/drawing/2016/5/12/chartex" xmlns:cx7="http://schemas.microsoft.com/office/drawing/2016/5/13/chartex" xmlns:cx8="http://schemas.microsoft.com/office/drawing/2016/5/14/chartex" xmlns:mc="http://schemas.openxmlformats.org/markup-compatibility/2006" xmlns:aink="http://schemas.microsoft.com/office/drawing/2016/ink" xmlns:am3d="http://schemas.microsoft.com/office/drawing/2017/model3d" xmlns:o="urn:schemas-microsoft-com:office:office" xmlns:oel="http://schemas.microsoft.com/office/2019/extlst" xmlns:r="http://schemas.openxmlformats.org/officeDocument/2006/relationships" xmlns:m="http://schemas.openxmlformats.org/officeDocument/2006/math" xmlns:v="urn:schemas-microsoft-com:vml" xmlns:wp14="http://schemas.microsoft.com/office/word/2010/wordprocessingDrawing" xmlns:wp="http://schemas.openxmlformats.org/drawingml/2006/wordprocessingDrawing" xmlns:w10="urn:schemas-microsoft-com:office:word" xmlns:w="http://schemas.openxmlformats.org/wordprocessingml/2006/main" xmlns:w14="http://schemas.microsoft.com/office/word/2010/wordml" xmlns:w15="http://schemas.microsoft.com/office/word/2012/wordml" xmlns:w16cex="http://schemas.microsoft.com/office/word/2018/wordml/cex" xmlns:w16cid="http://schemas.microsoft.com/office/word/2016/wordml/cid" xmlns:w16="http://schemas.microsoft.com/office/word/2018/wordml" xmlns:w16du="http://schemas.microsoft.com/office/word/2023/wordml/word16du" xmlns:w16sdtdh="http://schemas.microsoft.com/office/word/2020/wordml/sdtdatahash" xmlns:w16sdtfl="http://schemas.microsoft.com/office/word/2024/wordml/sdtformatlock" xmlns:w16se="http://schemas.microsoft.com/office/word/2015/wordml/symex" xmlns:wpg="http://schemas.microsoft.com/office/word/2010/wordprocessingGroup" xmlns:wpi="http://schemas.microsoft.com/office/word/2010/wordprocessingInk" xmlns:wne="http://schemas.microsoft.com/office/word/2006/wordml" xmlns:wps="http://schemas.microsoft.com/office/word/2010/wordprocessingShape" mc:Ignorable="w14 w15 w16se w16cid w16 w16cex w16sdtdh w16sdtfl w16du wp14">
+<w:endnotes xmlns:wpc="http://schemas.microsoft.com/office/word/2010/wordprocessingCanvas" xmlns:cx="http://schemas.microsoft.com/office/drawing/2014/chartex" xmlns:cx1="http://schemas.microsoft.com/office/drawing/2015/9/8/chartex" xmlns:cx2="http://schemas.microsoft.com/office/drawing/2015/10/21/chartex" xmlns:cx3="http://schemas.microsoft.com/office/drawing/2016/5/9/chartex" xmlns:cx4="http://schemas.microsoft.com/office/drawing/2016/5/10/chartex" xmlns:cx5="http://schemas.microsoft.com/office/drawing/2016/5/11/chartex" xmlns:cx6="http://schemas.microsoft.com/office/drawing/2016/5/12/chartex" xmlns:cx7="http://schemas.microsoft.com/office/drawing/2016/5/13/chartex" xmlns:cx8="http://schemas.microsoft.com/office/drawing/2016/5/14/chartex" xmlns:mc="http://schemas.openxmlformats.org/markup-compatibility/2006" xmlns:aink="http://schemas.microsoft.com/office/drawing/2016/ink" xmlns:am3d="http://schemas.microsoft.com/office/drawing/2017/model3d" xmlns:o="urn:schemas-microsoft-com:office:office" xmlns:r="http://schemas.openxmlformats.org/officeDocument/2006/relationships" xmlns:m="http://schemas.openxmlformats.org/officeDocument/2006/math" xmlns:v="urn:schemas-microsoft-com:vml" xmlns:wp14="http://schemas.microsoft.com/office/word/2010/wordprocessingDrawing" xmlns:wp="http://schemas.openxmlformats.org/drawingml/2006/wordprocessingDrawing" xmlns:w10="urn:schemas-microsoft-com:office:word" xmlns:w="http://schemas.openxmlformats.org/wordprocessingml/2006/main" xmlns:w14="http://schemas.microsoft.com/office/word/2010/wordml" xmlns:w15="http://schemas.microsoft.com/office/word/2012/wordml" xmlns:w16cex="http://schemas.microsoft.com/office/word/2018/wordml/cex" xmlns:w16cid="http://schemas.microsoft.com/office/word/2016/wordml/cid" xmlns:w16="http://schemas.microsoft.com/office/word/2018/wordml" xmlns:w16sdtdh="http://schemas.microsoft.com/office/word/2020/wordml/sdtdatahash" xmlns:w16se="http://schemas.microsoft.com/office/word/2015/wordml/symex" xmlns:wpg="http://schemas.microsoft.com/office/word/2010/wordprocessingGroup" xmlns:wpi="http://schemas.microsoft.com/office/word/2010/wordprocessingInk" xmlns:wne="http://schemas.microsoft.com/office/word/2006/wordml" xmlns:wps="http://schemas.microsoft.com/office/word/2010/wordprocessingShape" mc:Ignorable="w14 w15 w16se w16cid w16 w16cex w16sdtdh wp14">
   <w:endnote w:type="separator" w:id="-1">
     <w:p>
       <w:pPr>
@@ -5327,7 +5446,17 @@
 </file>
 
 <file path=word/footer1.xml><?xml version="1.0" encoding="utf-8"?>
-<w:ftr xmlns:wpc="http://schemas.microsoft.com/office/word/2010/wordprocessingCanvas" xmlns:cx="http://schemas.microsoft.com/office/drawing/2014/chartex" xmlns:cx1="http://schemas.microsoft.com/office/drawing/2015/9/8/chartex" xmlns:cx2="http://schemas.microsoft.com/office/drawing/2015/10/21/chartex" xmlns:cx3="http://schemas.microsoft.com/office/drawing/2016/5/9/chartex" xmlns:cx4="http://schemas.microsoft.com/office/drawing/2016/5/10/chartex" xmlns:cx5="http://schemas.microsoft.com/office/drawing/2016/5/11/chartex" xmlns:cx6="http://schemas.microsoft.com/office/drawing/2016/5/12/chartex" xmlns:cx7="http://schemas.microsoft.com/office/drawing/2016/5/13/chartex" xmlns:cx8="http://schemas.microsoft.com/office/drawing/2016/5/14/chartex" xmlns:mc="http://schemas.openxmlformats.org/markup-compatibility/2006" xmlns:aink="http://schemas.microsoft.com/office/drawing/2016/ink" xmlns:am3d="http://schemas.microsoft.com/office/drawing/2017/model3d" xmlns:o="urn:schemas-microsoft-com:office:office" xmlns:oel="http://schemas.microsoft.com/office/2019/extlst" xmlns:r="http://schemas.openxmlformats.org/officeDocument/2006/relationships" xmlns:m="http://schemas.openxmlformats.org/officeDocument/2006/math" xmlns:v="urn:schemas-microsoft-com:vml" xmlns:wp14="http://schemas.microsoft.com/office/word/2010/wordprocessingDrawing" xmlns:wp="http://schemas.openxmlformats.org/drawingml/2006/wordprocessingDrawing" xmlns:w10="urn:schemas-microsoft-com:office:word" xmlns:w="http://schemas.openxmlformats.org/wordprocessingml/2006/main" xmlns:w14="http://schemas.microsoft.com/office/word/2010/wordml" xmlns:w15="http://schemas.microsoft.com/office/word/2012/wordml" xmlns:w16cex="http://schemas.microsoft.com/office/word/2018/wordml/cex" xmlns:w16cid="http://schemas.microsoft.com/office/word/2016/wordml/cid" xmlns:w16="http://schemas.microsoft.com/office/word/2018/wordml" xmlns:w16du="http://schemas.microsoft.com/office/word/2023/wordml/word16du" xmlns:w16sdtdh="http://schemas.microsoft.com/office/word/2020/wordml/sdtdatahash" xmlns:w16sdtfl="http://schemas.microsoft.com/office/word/2024/wordml/sdtformatlock" xmlns:w16se="http://schemas.microsoft.com/office/word/2015/wordml/symex" xmlns:wpg="http://schemas.microsoft.com/office/word/2010/wordprocessingGroup" xmlns:wpi="http://schemas.microsoft.com/office/word/2010/wordprocessingInk" xmlns:wne="http://schemas.microsoft.com/office/word/2006/wordml" xmlns:wps="http://schemas.microsoft.com/office/word/2010/wordprocessingShape" mc:Ignorable="w14 w15 w16se w16cid w16 w16cex w16sdtdh w16sdtfl w16du wp14">
+<w:ftr xmlns:wpc="http://schemas.microsoft.com/office/word/2010/wordprocessingCanvas" xmlns:cx="http://schemas.microsoft.com/office/drawing/2014/chartex" xmlns:cx1="http://schemas.microsoft.com/office/drawing/2015/9/8/chartex" xmlns:cx2="http://schemas.microsoft.com/office/drawing/2015/10/21/chartex" xmlns:cx3="http://schemas.microsoft.com/office/drawing/2016/5/9/chartex" xmlns:cx4="http://schemas.microsoft.com/office/drawing/2016/5/10/chartex" xmlns:cx5="http://schemas.microsoft.com/office/drawing/2016/5/11/chartex" xmlns:cx6="http://schemas.microsoft.com/office/drawing/2016/5/12/chartex" xmlns:cx7="http://schemas.microsoft.com/office/drawing/2016/5/13/chartex" xmlns:cx8="http://schemas.microsoft.com/office/drawing/2016/5/14/chartex" xmlns:mc="http://schemas.openxmlformats.org/markup-compatibility/2006" xmlns:aink="http://schemas.microsoft.com/office/drawing/2016/ink" xmlns:am3d="http://schemas.microsoft.com/office/drawing/2017/model3d" xmlns:o="urn:schemas-microsoft-com:office:office" xmlns:r="http://schemas.openxmlformats.org/officeDocument/2006/relationships" xmlns:m="http://schemas.openxmlformats.org/officeDocument/2006/math" xmlns:v="urn:schemas-microsoft-com:vml" xmlns:wp14="http://schemas.microsoft.com/office/word/2010/wordprocessingDrawing" xmlns:wp="http://schemas.openxmlformats.org/drawingml/2006/wordprocessingDrawing" xmlns:w10="urn:schemas-microsoft-com:office:word" xmlns:w="http://schemas.openxmlformats.org/wordprocessingml/2006/main" xmlns:w14="http://schemas.microsoft.com/office/word/2010/wordml" xmlns:w15="http://schemas.microsoft.com/office/word/2012/wordml" xmlns:w16cex="http://schemas.microsoft.com/office/word/2018/wordml/cex" xmlns:w16cid="http://schemas.microsoft.com/office/word/2016/wordml/cid" xmlns:w16="http://schemas.microsoft.com/office/word/2018/wordml" xmlns:w16sdtdh="http://schemas.microsoft.com/office/word/2020/wordml/sdtdatahash" xmlns:w16se="http://schemas.microsoft.com/office/word/2015/wordml/symex" xmlns:wpg="http://schemas.microsoft.com/office/word/2010/wordprocessingGroup" xmlns:wpi="http://schemas.microsoft.com/office/word/2010/wordprocessingInk" xmlns:wne="http://schemas.microsoft.com/office/word/2006/wordml" xmlns:wps="http://schemas.microsoft.com/office/word/2010/wordprocessingShape" mc:Ignorable="w14 w15 w16se w16cid w16 w16cex w16sdtdh wp14">
+  <w:p>
+    <w:pPr>
+      <w:pStyle w:val="a8"/>
+    </w:pPr>
+  </w:p>
+</w:ftr>
+</file>
+
+<file path=word/footer2.xml><?xml version="1.0" encoding="utf-8"?>
+<w:ftr xmlns:wpc="http://schemas.microsoft.com/office/word/2010/wordprocessingCanvas" xmlns:cx="http://schemas.microsoft.com/office/drawing/2014/chartex" xmlns:cx1="http://schemas.microsoft.com/office/drawing/2015/9/8/chartex" xmlns:cx2="http://schemas.microsoft.com/office/drawing/2015/10/21/chartex" xmlns:cx3="http://schemas.microsoft.com/office/drawing/2016/5/9/chartex" xmlns:cx4="http://schemas.microsoft.com/office/drawing/2016/5/10/chartex" xmlns:cx5="http://schemas.microsoft.com/office/drawing/2016/5/11/chartex" xmlns:cx6="http://schemas.microsoft.com/office/drawing/2016/5/12/chartex" xmlns:cx7="http://schemas.microsoft.com/office/drawing/2016/5/13/chartex" xmlns:cx8="http://schemas.microsoft.com/office/drawing/2016/5/14/chartex" xmlns:mc="http://schemas.openxmlformats.org/markup-compatibility/2006" xmlns:aink="http://schemas.microsoft.com/office/drawing/2016/ink" xmlns:am3d="http://schemas.microsoft.com/office/drawing/2017/model3d" xmlns:o="urn:schemas-microsoft-com:office:office" xmlns:r="http://schemas.openxmlformats.org/officeDocument/2006/relationships" xmlns:m="http://schemas.openxmlformats.org/officeDocument/2006/math" xmlns:v="urn:schemas-microsoft-com:vml" xmlns:wp14="http://schemas.microsoft.com/office/word/2010/wordprocessingDrawing" xmlns:wp="http://schemas.openxmlformats.org/drawingml/2006/wordprocessingDrawing" xmlns:w10="urn:schemas-microsoft-com:office:word" xmlns:w="http://schemas.openxmlformats.org/wordprocessingml/2006/main" xmlns:w14="http://schemas.microsoft.com/office/word/2010/wordml" xmlns:w15="http://schemas.microsoft.com/office/word/2012/wordml" xmlns:w16cex="http://schemas.microsoft.com/office/word/2018/wordml/cex" xmlns:w16cid="http://schemas.microsoft.com/office/word/2016/wordml/cid" xmlns:w16="http://schemas.microsoft.com/office/word/2018/wordml" xmlns:w16sdtdh="http://schemas.microsoft.com/office/word/2020/wordml/sdtdatahash" xmlns:w16se="http://schemas.microsoft.com/office/word/2015/wordml/symex" xmlns:wpg="http://schemas.microsoft.com/office/word/2010/wordprocessingGroup" xmlns:wpi="http://schemas.microsoft.com/office/word/2010/wordprocessingInk" xmlns:wne="http://schemas.microsoft.com/office/word/2006/wordml" xmlns:wps="http://schemas.microsoft.com/office/word/2010/wordprocessingShape" mc:Ignorable="w14 w15 w16se w16cid w16 w16cex w16sdtdh wp14">
   <w:sdt>
     <w:sdtPr>
       <w:id w:val="-1731300016"/>
@@ -5336,6 +5465,7 @@
         <w:docPartUnique/>
       </w:docPartObj>
     </w:sdtPr>
+    <w:sdtEndPr/>
     <w:sdtContent>
       <w:p>
         <w:pPr>
@@ -5371,8 +5501,8 @@
 </w:ftr>
 </file>
 
-<file path=word/footer2.xml><?xml version="1.0" encoding="utf-8"?>
-<w:ftr xmlns:wpc="http://schemas.microsoft.com/office/word/2010/wordprocessingCanvas" xmlns:cx="http://schemas.microsoft.com/office/drawing/2014/chartex" xmlns:cx1="http://schemas.microsoft.com/office/drawing/2015/9/8/chartex" xmlns:cx2="http://schemas.microsoft.com/office/drawing/2015/10/21/chartex" xmlns:cx3="http://schemas.microsoft.com/office/drawing/2016/5/9/chartex" xmlns:cx4="http://schemas.microsoft.com/office/drawing/2016/5/10/chartex" xmlns:cx5="http://schemas.microsoft.com/office/drawing/2016/5/11/chartex" xmlns:cx6="http://schemas.microsoft.com/office/drawing/2016/5/12/chartex" xmlns:cx7="http://schemas.microsoft.com/office/drawing/2016/5/13/chartex" xmlns:cx8="http://schemas.microsoft.com/office/drawing/2016/5/14/chartex" xmlns:mc="http://schemas.openxmlformats.org/markup-compatibility/2006" xmlns:aink="http://schemas.microsoft.com/office/drawing/2016/ink" xmlns:am3d="http://schemas.microsoft.com/office/drawing/2017/model3d" xmlns:o="urn:schemas-microsoft-com:office:office" xmlns:oel="http://schemas.microsoft.com/office/2019/extlst" xmlns:r="http://schemas.openxmlformats.org/officeDocument/2006/relationships" xmlns:m="http://schemas.openxmlformats.org/officeDocument/2006/math" xmlns:v="urn:schemas-microsoft-com:vml" xmlns:wp14="http://schemas.microsoft.com/office/word/2010/wordprocessingDrawing" xmlns:wp="http://schemas.openxmlformats.org/drawingml/2006/wordprocessingDrawing" xmlns:w10="urn:schemas-microsoft-com:office:word" xmlns:w="http://schemas.openxmlformats.org/wordprocessingml/2006/main" xmlns:w14="http://schemas.microsoft.com/office/word/2010/wordml" xmlns:w15="http://schemas.microsoft.com/office/word/2012/wordml" xmlns:w16cex="http://schemas.microsoft.com/office/word/2018/wordml/cex" xmlns:w16cid="http://schemas.microsoft.com/office/word/2016/wordml/cid" xmlns:w16="http://schemas.microsoft.com/office/word/2018/wordml" xmlns:w16du="http://schemas.microsoft.com/office/word/2023/wordml/word16du" xmlns:w16sdtdh="http://schemas.microsoft.com/office/word/2020/wordml/sdtdatahash" xmlns:w16sdtfl="http://schemas.microsoft.com/office/word/2024/wordml/sdtformatlock" xmlns:w16se="http://schemas.microsoft.com/office/word/2015/wordml/symex" xmlns:wpg="http://schemas.microsoft.com/office/word/2010/wordprocessingGroup" xmlns:wpi="http://schemas.microsoft.com/office/word/2010/wordprocessingInk" xmlns:wne="http://schemas.microsoft.com/office/word/2006/wordml" xmlns:wps="http://schemas.microsoft.com/office/word/2010/wordprocessingShape" mc:Ignorable="w14 w15 w16se w16cid w16 w16cex w16sdtdh w16sdtfl w16du wp14">
+<file path=word/footer3.xml><?xml version="1.0" encoding="utf-8"?>
+<w:ftr xmlns:wpc="http://schemas.microsoft.com/office/word/2010/wordprocessingCanvas" xmlns:cx="http://schemas.microsoft.com/office/drawing/2014/chartex" xmlns:cx1="http://schemas.microsoft.com/office/drawing/2015/9/8/chartex" xmlns:cx2="http://schemas.microsoft.com/office/drawing/2015/10/21/chartex" xmlns:cx3="http://schemas.microsoft.com/office/drawing/2016/5/9/chartex" xmlns:cx4="http://schemas.microsoft.com/office/drawing/2016/5/10/chartex" xmlns:cx5="http://schemas.microsoft.com/office/drawing/2016/5/11/chartex" xmlns:cx6="http://schemas.microsoft.com/office/drawing/2016/5/12/chartex" xmlns:cx7="http://schemas.microsoft.com/office/drawing/2016/5/13/chartex" xmlns:cx8="http://schemas.microsoft.com/office/drawing/2016/5/14/chartex" xmlns:mc="http://schemas.openxmlformats.org/markup-compatibility/2006" xmlns:aink="http://schemas.microsoft.com/office/drawing/2016/ink" xmlns:am3d="http://schemas.microsoft.com/office/drawing/2017/model3d" xmlns:o="urn:schemas-microsoft-com:office:office" xmlns:r="http://schemas.openxmlformats.org/officeDocument/2006/relationships" xmlns:m="http://schemas.openxmlformats.org/officeDocument/2006/math" xmlns:v="urn:schemas-microsoft-com:vml" xmlns:wp14="http://schemas.microsoft.com/office/word/2010/wordprocessingDrawing" xmlns:wp="http://schemas.openxmlformats.org/drawingml/2006/wordprocessingDrawing" xmlns:w10="urn:schemas-microsoft-com:office:word" xmlns:w="http://schemas.openxmlformats.org/wordprocessingml/2006/main" xmlns:w14="http://schemas.microsoft.com/office/word/2010/wordml" xmlns:w15="http://schemas.microsoft.com/office/word/2012/wordml" xmlns:w16cex="http://schemas.microsoft.com/office/word/2018/wordml/cex" xmlns:w16cid="http://schemas.microsoft.com/office/word/2016/wordml/cid" xmlns:w16="http://schemas.microsoft.com/office/word/2018/wordml" xmlns:w16sdtdh="http://schemas.microsoft.com/office/word/2020/wordml/sdtdatahash" xmlns:w16se="http://schemas.microsoft.com/office/word/2015/wordml/symex" xmlns:wpg="http://schemas.microsoft.com/office/word/2010/wordprocessingGroup" xmlns:wpi="http://schemas.microsoft.com/office/word/2010/wordprocessingInk" xmlns:wne="http://schemas.microsoft.com/office/word/2006/wordml" xmlns:wps="http://schemas.microsoft.com/office/word/2010/wordprocessingShape" mc:Ignorable="w14 w15 w16se w16cid w16 w16cex w16sdtdh wp14">
   <w:p>
     <w:pPr>
       <w:pStyle w:val="a8"/>
@@ -5387,8 +5517,8 @@
 </w:ftr>
 </file>
 
-<file path=word/footer3.xml><?xml version="1.0" encoding="utf-8"?>
-<w:ftr xmlns:wpc="http://schemas.microsoft.com/office/word/2010/wordprocessingCanvas" xmlns:cx="http://schemas.microsoft.com/office/drawing/2014/chartex" xmlns:cx1="http://schemas.microsoft.com/office/drawing/2015/9/8/chartex" xmlns:cx2="http://schemas.microsoft.com/office/drawing/2015/10/21/chartex" xmlns:cx3="http://schemas.microsoft.com/office/drawing/2016/5/9/chartex" xmlns:cx4="http://schemas.microsoft.com/office/drawing/2016/5/10/chartex" xmlns:cx5="http://schemas.microsoft.com/office/drawing/2016/5/11/chartex" xmlns:cx6="http://schemas.microsoft.com/office/drawing/2016/5/12/chartex" xmlns:cx7="http://schemas.microsoft.com/office/drawing/2016/5/13/chartex" xmlns:cx8="http://schemas.microsoft.com/office/drawing/2016/5/14/chartex" xmlns:mc="http://schemas.openxmlformats.org/markup-compatibility/2006" xmlns:aink="http://schemas.microsoft.com/office/drawing/2016/ink" xmlns:am3d="http://schemas.microsoft.com/office/drawing/2017/model3d" xmlns:o="urn:schemas-microsoft-com:office:office" xmlns:oel="http://schemas.microsoft.com/office/2019/extlst" xmlns:r="http://schemas.openxmlformats.org/officeDocument/2006/relationships" xmlns:m="http://schemas.openxmlformats.org/officeDocument/2006/math" xmlns:v="urn:schemas-microsoft-com:vml" xmlns:wp14="http://schemas.microsoft.com/office/word/2010/wordprocessingDrawing" xmlns:wp="http://schemas.openxmlformats.org/drawingml/2006/wordprocessingDrawing" xmlns:w10="urn:schemas-microsoft-com:office:word" xmlns:w="http://schemas.openxmlformats.org/wordprocessingml/2006/main" xmlns:w14="http://schemas.microsoft.com/office/word/2010/wordml" xmlns:w15="http://schemas.microsoft.com/office/word/2012/wordml" xmlns:w16cex="http://schemas.microsoft.com/office/word/2018/wordml/cex" xmlns:w16cid="http://schemas.microsoft.com/office/word/2016/wordml/cid" xmlns:w16="http://schemas.microsoft.com/office/word/2018/wordml" xmlns:w16du="http://schemas.microsoft.com/office/word/2023/wordml/word16du" xmlns:w16sdtdh="http://schemas.microsoft.com/office/word/2020/wordml/sdtdatahash" xmlns:w16sdtfl="http://schemas.microsoft.com/office/word/2024/wordml/sdtformatlock" xmlns:w16se="http://schemas.microsoft.com/office/word/2015/wordml/symex" xmlns:wpg="http://schemas.microsoft.com/office/word/2010/wordprocessingGroup" xmlns:wpi="http://schemas.microsoft.com/office/word/2010/wordprocessingInk" xmlns:wne="http://schemas.microsoft.com/office/word/2006/wordml" xmlns:wps="http://schemas.microsoft.com/office/word/2010/wordprocessingShape" mc:Ignorable="w14 w15 w16se w16cid w16 w16cex w16sdtdh w16sdtfl w16du wp14">
+<file path=word/footer4.xml><?xml version="1.0" encoding="utf-8"?>
+<w:ftr xmlns:wpc="http://schemas.microsoft.com/office/word/2010/wordprocessingCanvas" xmlns:cx="http://schemas.microsoft.com/office/drawing/2014/chartex" xmlns:cx1="http://schemas.microsoft.com/office/drawing/2015/9/8/chartex" xmlns:cx2="http://schemas.microsoft.com/office/drawing/2015/10/21/chartex" xmlns:cx3="http://schemas.microsoft.com/office/drawing/2016/5/9/chartex" xmlns:cx4="http://schemas.microsoft.com/office/drawing/2016/5/10/chartex" xmlns:cx5="http://schemas.microsoft.com/office/drawing/2016/5/11/chartex" xmlns:cx6="http://schemas.microsoft.com/office/drawing/2016/5/12/chartex" xmlns:cx7="http://schemas.microsoft.com/office/drawing/2016/5/13/chartex" xmlns:cx8="http://schemas.microsoft.com/office/drawing/2016/5/14/chartex" xmlns:mc="http://schemas.openxmlformats.org/markup-compatibility/2006" xmlns:aink="http://schemas.microsoft.com/office/drawing/2016/ink" xmlns:am3d="http://schemas.microsoft.com/office/drawing/2017/model3d" xmlns:o="urn:schemas-microsoft-com:office:office" xmlns:r="http://schemas.openxmlformats.org/officeDocument/2006/relationships" xmlns:m="http://schemas.openxmlformats.org/officeDocument/2006/math" xmlns:v="urn:schemas-microsoft-com:vml" xmlns:wp14="http://schemas.microsoft.com/office/word/2010/wordprocessingDrawing" xmlns:wp="http://schemas.openxmlformats.org/drawingml/2006/wordprocessingDrawing" xmlns:w10="urn:schemas-microsoft-com:office:word" xmlns:w="http://schemas.openxmlformats.org/wordprocessingml/2006/main" xmlns:w14="http://schemas.microsoft.com/office/word/2010/wordml" xmlns:w15="http://schemas.microsoft.com/office/word/2012/wordml" xmlns:w16cex="http://schemas.microsoft.com/office/word/2018/wordml/cex" xmlns:w16cid="http://schemas.microsoft.com/office/word/2016/wordml/cid" xmlns:w16="http://schemas.microsoft.com/office/word/2018/wordml" xmlns:w16sdtdh="http://schemas.microsoft.com/office/word/2020/wordml/sdtdatahash" xmlns:w16se="http://schemas.microsoft.com/office/word/2015/wordml/symex" xmlns:wpg="http://schemas.microsoft.com/office/word/2010/wordprocessingGroup" xmlns:wpi="http://schemas.microsoft.com/office/word/2010/wordprocessingInk" xmlns:wne="http://schemas.microsoft.com/office/word/2006/wordml" xmlns:wps="http://schemas.microsoft.com/office/word/2010/wordprocessingShape" mc:Ignorable="w14 w15 w16se w16cid w16 w16cex w16sdtdh wp14">
   <w:p>
     <w:pPr>
       <w:pStyle w:val="a8"/>
@@ -5406,8 +5536,8 @@
 </w:ftr>
 </file>
 
-<file path=word/footer4.xml><?xml version="1.0" encoding="utf-8"?>
-<w:ftr xmlns:wpc="http://schemas.microsoft.com/office/word/2010/wordprocessingCanvas" xmlns:cx="http://schemas.microsoft.com/office/drawing/2014/chartex" xmlns:cx1="http://schemas.microsoft.com/office/drawing/2015/9/8/chartex" xmlns:cx2="http://schemas.microsoft.com/office/drawing/2015/10/21/chartex" xmlns:cx3="http://schemas.microsoft.com/office/drawing/2016/5/9/chartex" xmlns:cx4="http://schemas.microsoft.com/office/drawing/2016/5/10/chartex" xmlns:cx5="http://schemas.microsoft.com/office/drawing/2016/5/11/chartex" xmlns:cx6="http://schemas.microsoft.com/office/drawing/2016/5/12/chartex" xmlns:cx7="http://schemas.microsoft.com/office/drawing/2016/5/13/chartex" xmlns:cx8="http://schemas.microsoft.com/office/drawing/2016/5/14/chartex" xmlns:mc="http://schemas.openxmlformats.org/markup-compatibility/2006" xmlns:aink="http://schemas.microsoft.com/office/drawing/2016/ink" xmlns:am3d="http://schemas.microsoft.com/office/drawing/2017/model3d" xmlns:o="urn:schemas-microsoft-com:office:office" xmlns:oel="http://schemas.microsoft.com/office/2019/extlst" xmlns:r="http://schemas.openxmlformats.org/officeDocument/2006/relationships" xmlns:m="http://schemas.openxmlformats.org/officeDocument/2006/math" xmlns:v="urn:schemas-microsoft-com:vml" xmlns:wp14="http://schemas.microsoft.com/office/word/2010/wordprocessingDrawing" xmlns:wp="http://schemas.openxmlformats.org/drawingml/2006/wordprocessingDrawing" xmlns:w10="urn:schemas-microsoft-com:office:word" xmlns:w="http://schemas.openxmlformats.org/wordprocessingml/2006/main" xmlns:w14="http://schemas.microsoft.com/office/word/2010/wordml" xmlns:w15="http://schemas.microsoft.com/office/word/2012/wordml" xmlns:w16cex="http://schemas.microsoft.com/office/word/2018/wordml/cex" xmlns:w16cid="http://schemas.microsoft.com/office/word/2016/wordml/cid" xmlns:w16="http://schemas.microsoft.com/office/word/2018/wordml" xmlns:w16du="http://schemas.microsoft.com/office/word/2023/wordml/word16du" xmlns:w16sdtdh="http://schemas.microsoft.com/office/word/2020/wordml/sdtdatahash" xmlns:w16sdtfl="http://schemas.microsoft.com/office/word/2024/wordml/sdtformatlock" xmlns:w16se="http://schemas.microsoft.com/office/word/2015/wordml/symex" xmlns:wpg="http://schemas.microsoft.com/office/word/2010/wordprocessingGroup" xmlns:wpi="http://schemas.microsoft.com/office/word/2010/wordprocessingInk" xmlns:wne="http://schemas.microsoft.com/office/word/2006/wordml" xmlns:wps="http://schemas.microsoft.com/office/word/2010/wordprocessingShape" mc:Ignorable="w14 w15 w16se w16cid w16 w16cex w16sdtdh w16sdtfl w16du wp14">
+<file path=word/footer5.xml><?xml version="1.0" encoding="utf-8"?>
+<w:ftr xmlns:wpc="http://schemas.microsoft.com/office/word/2010/wordprocessingCanvas" xmlns:cx="http://schemas.microsoft.com/office/drawing/2014/chartex" xmlns:cx1="http://schemas.microsoft.com/office/drawing/2015/9/8/chartex" xmlns:cx2="http://schemas.microsoft.com/office/drawing/2015/10/21/chartex" xmlns:cx3="http://schemas.microsoft.com/office/drawing/2016/5/9/chartex" xmlns:cx4="http://schemas.microsoft.com/office/drawing/2016/5/10/chartex" xmlns:cx5="http://schemas.microsoft.com/office/drawing/2016/5/11/chartex" xmlns:cx6="http://schemas.microsoft.com/office/drawing/2016/5/12/chartex" xmlns:cx7="http://schemas.microsoft.com/office/drawing/2016/5/13/chartex" xmlns:cx8="http://schemas.microsoft.com/office/drawing/2016/5/14/chartex" xmlns:mc="http://schemas.openxmlformats.org/markup-compatibility/2006" xmlns:aink="http://schemas.microsoft.com/office/drawing/2016/ink" xmlns:am3d="http://schemas.microsoft.com/office/drawing/2017/model3d" xmlns:o="urn:schemas-microsoft-com:office:office" xmlns:r="http://schemas.openxmlformats.org/officeDocument/2006/relationships" xmlns:m="http://schemas.openxmlformats.org/officeDocument/2006/math" xmlns:v="urn:schemas-microsoft-com:vml" xmlns:wp14="http://schemas.microsoft.com/office/word/2010/wordprocessingDrawing" xmlns:wp="http://schemas.openxmlformats.org/drawingml/2006/wordprocessingDrawing" xmlns:w10="urn:schemas-microsoft-com:office:word" xmlns:w="http://schemas.openxmlformats.org/wordprocessingml/2006/main" xmlns:w14="http://schemas.microsoft.com/office/word/2010/wordml" xmlns:w15="http://schemas.microsoft.com/office/word/2012/wordml" xmlns:w16cex="http://schemas.microsoft.com/office/word/2018/wordml/cex" xmlns:w16cid="http://schemas.microsoft.com/office/word/2016/wordml/cid" xmlns:w16="http://schemas.microsoft.com/office/word/2018/wordml" xmlns:w16sdtdh="http://schemas.microsoft.com/office/word/2020/wordml/sdtdatahash" xmlns:w16se="http://schemas.microsoft.com/office/word/2015/wordml/symex" xmlns:wpg="http://schemas.microsoft.com/office/word/2010/wordprocessingGroup" xmlns:wpi="http://schemas.microsoft.com/office/word/2010/wordprocessingInk" xmlns:wne="http://schemas.microsoft.com/office/word/2006/wordml" xmlns:wps="http://schemas.microsoft.com/office/word/2010/wordprocessingShape" mc:Ignorable="w14 w15 w16se w16cid w16 w16cex w16sdtdh wp14">
   <w:sdt>
     <w:sdtPr>
       <w:id w:val="-342318388"/>
@@ -5416,6 +5546,7 @@
         <w:docPartUnique/>
       </w:docPartObj>
     </w:sdtPr>
+    <w:sdtEndPr/>
     <w:sdtContent>
       <w:p>
         <w:pPr>
@@ -5437,7 +5568,7 @@
 </file>
 
 <file path=word/footnotes.xml><?xml version="1.0" encoding="utf-8"?>
-<w:footnotes xmlns:wpc="http://schemas.microsoft.com/office/word/2010/wordprocessingCanvas" xmlns:cx="http://schemas.microsoft.com/office/drawing/2014/chartex" xmlns:cx1="http://schemas.microsoft.com/office/drawing/2015/9/8/chartex" xmlns:cx2="http://schemas.microsoft.com/office/drawing/2015/10/21/chartex" xmlns:cx3="http://schemas.microsoft.com/office/drawing/2016/5/9/chartex" xmlns:cx4="http://schemas.microsoft.com/office/drawing/2016/5/10/chartex" xmlns:cx5="http://schemas.microsoft.com/office/drawing/2016/5/11/chartex" xmlns:cx6="http://schemas.microsoft.com/office/drawing/2016/5/12/chartex" xmlns:cx7="http://schemas.microsoft.com/office/drawing/2016/5/13/chartex" xmlns:cx8="http://schemas.microsoft.com/office/drawing/2016/5/14/chartex" xmlns:mc="http://schemas.openxmlformats.org/markup-compatibility/2006" xmlns:aink="http://schemas.microsoft.com/office/drawing/2016/ink" xmlns:am3d="http://schemas.microsoft.com/office/drawing/2017/model3d" xmlns:o="urn:schemas-microsoft-com:office:office" xmlns:oel="http://schemas.microsoft.com/office/2019/extlst" xmlns:r="http://schemas.openxmlformats.org/officeDocument/2006/relationships" xmlns:m="http://schemas.openxmlformats.org/officeDocument/2006/math" xmlns:v="urn:schemas-microsoft-com:vml" xmlns:wp14="http://schemas.microsoft.com/office/word/2010/wordprocessingDrawing" xmlns:wp="http://schemas.openxmlformats.org/drawingml/2006/wordprocessingDrawing" xmlns:w10="urn:schemas-microsoft-com:office:word" xmlns:w="http://schemas.openxmlformats.org/wordprocessingml/2006/main" xmlns:w14="http://schemas.microsoft.com/office/word/2010/wordml" xmlns:w15="http://schemas.microsoft.com/office/word/2012/wordml" xmlns:w16cex="http://schemas.microsoft.com/office/word/2018/wordml/cex" xmlns:w16cid="http://schemas.microsoft.com/office/word/2016/wordml/cid" xmlns:w16="http://schemas.microsoft.com/office/word/2018/wordml" xmlns:w16du="http://schemas.microsoft.com/office/word/2023/wordml/word16du" xmlns:w16sdtdh="http://schemas.microsoft.com/office/word/2020/wordml/sdtdatahash" xmlns:w16sdtfl="http://schemas.microsoft.com/office/word/2024/wordml/sdtformatlock" xmlns:w16se="http://schemas.microsoft.com/office/word/2015/wordml/symex" xmlns:wpg="http://schemas.microsoft.com/office/word/2010/wordprocessingGroup" xmlns:wpi="http://schemas.microsoft.com/office/word/2010/wordprocessingInk" xmlns:wne="http://schemas.microsoft.com/office/word/2006/wordml" xmlns:wps="http://schemas.microsoft.com/office/word/2010/wordprocessingShape" mc:Ignorable="w14 w15 w16se w16cid w16 w16cex w16sdtdh w16sdtfl w16du wp14">
+<w:footnotes xmlns:wpc="http://schemas.microsoft.com/office/word/2010/wordprocessingCanvas" xmlns:cx="http://schemas.microsoft.com/office/drawing/2014/chartex" xmlns:cx1="http://schemas.microsoft.com/office/drawing/2015/9/8/chartex" xmlns:cx2="http://schemas.microsoft.com/office/drawing/2015/10/21/chartex" xmlns:cx3="http://schemas.microsoft.com/office/drawing/2016/5/9/chartex" xmlns:cx4="http://schemas.microsoft.com/office/drawing/2016/5/10/chartex" xmlns:cx5="http://schemas.microsoft.com/office/drawing/2016/5/11/chartex" xmlns:cx6="http://schemas.microsoft.com/office/drawing/2016/5/12/chartex" xmlns:cx7="http://schemas.microsoft.com/office/drawing/2016/5/13/chartex" xmlns:cx8="http://schemas.microsoft.com/office/drawing/2016/5/14/chartex" xmlns:mc="http://schemas.openxmlformats.org/markup-compatibility/2006" xmlns:aink="http://schemas.microsoft.com/office/drawing/2016/ink" xmlns:am3d="http://schemas.microsoft.com/office/drawing/2017/model3d" xmlns:o="urn:schemas-microsoft-com:office:office" xmlns:r="http://schemas.openxmlformats.org/officeDocument/2006/relationships" xmlns:m="http://schemas.openxmlformats.org/officeDocument/2006/math" xmlns:v="urn:schemas-microsoft-com:vml" xmlns:wp14="http://schemas.microsoft.com/office/word/2010/wordprocessingDrawing" xmlns:wp="http://schemas.openxmlformats.org/drawingml/2006/wordprocessingDrawing" xmlns:w10="urn:schemas-microsoft-com:office:word" xmlns:w="http://schemas.openxmlformats.org/wordprocessingml/2006/main" xmlns:w14="http://schemas.microsoft.com/office/word/2010/wordml" xmlns:w15="http://schemas.microsoft.com/office/word/2012/wordml" xmlns:w16cex="http://schemas.microsoft.com/office/word/2018/wordml/cex" xmlns:w16cid="http://schemas.microsoft.com/office/word/2016/wordml/cid" xmlns:w16="http://schemas.microsoft.com/office/word/2018/wordml" xmlns:w16sdtdh="http://schemas.microsoft.com/office/word/2020/wordml/sdtdatahash" xmlns:w16se="http://schemas.microsoft.com/office/word/2015/wordml/symex" xmlns:wpg="http://schemas.microsoft.com/office/word/2010/wordprocessingGroup" xmlns:wpi="http://schemas.microsoft.com/office/word/2010/wordprocessingInk" xmlns:wne="http://schemas.microsoft.com/office/word/2006/wordml" xmlns:wps="http://schemas.microsoft.com/office/word/2010/wordprocessingShape" mc:Ignorable="w14 w15 w16se w16cid w16 w16cex w16sdtdh wp14">
   <w:footnote w:type="separator" w:id="-1">
     <w:p>
       <w:pPr>
@@ -5461,8 +5592,38 @@
 </w:footnotes>
 </file>
 
+<file path=word/header1.xml><?xml version="1.0" encoding="utf-8"?>
+<w:hdr xmlns:wpc="http://schemas.microsoft.com/office/word/2010/wordprocessingCanvas" xmlns:cx="http://schemas.microsoft.com/office/drawing/2014/chartex" xmlns:cx1="http://schemas.microsoft.com/office/drawing/2015/9/8/chartex" xmlns:cx2="http://schemas.microsoft.com/office/drawing/2015/10/21/chartex" xmlns:cx3="http://schemas.microsoft.com/office/drawing/2016/5/9/chartex" xmlns:cx4="http://schemas.microsoft.com/office/drawing/2016/5/10/chartex" xmlns:cx5="http://schemas.microsoft.com/office/drawing/2016/5/11/chartex" xmlns:cx6="http://schemas.microsoft.com/office/drawing/2016/5/12/chartex" xmlns:cx7="http://schemas.microsoft.com/office/drawing/2016/5/13/chartex" xmlns:cx8="http://schemas.microsoft.com/office/drawing/2016/5/14/chartex" xmlns:mc="http://schemas.openxmlformats.org/markup-compatibility/2006" xmlns:aink="http://schemas.microsoft.com/office/drawing/2016/ink" xmlns:am3d="http://schemas.microsoft.com/office/drawing/2017/model3d" xmlns:o="urn:schemas-microsoft-com:office:office" xmlns:r="http://schemas.openxmlformats.org/officeDocument/2006/relationships" xmlns:m="http://schemas.openxmlformats.org/officeDocument/2006/math" xmlns:v="urn:schemas-microsoft-com:vml" xmlns:wp14="http://schemas.microsoft.com/office/word/2010/wordprocessingDrawing" xmlns:wp="http://schemas.openxmlformats.org/drawingml/2006/wordprocessingDrawing" xmlns:w10="urn:schemas-microsoft-com:office:word" xmlns:w="http://schemas.openxmlformats.org/wordprocessingml/2006/main" xmlns:w14="http://schemas.microsoft.com/office/word/2010/wordml" xmlns:w15="http://schemas.microsoft.com/office/word/2012/wordml" xmlns:w16cex="http://schemas.microsoft.com/office/word/2018/wordml/cex" xmlns:w16cid="http://schemas.microsoft.com/office/word/2016/wordml/cid" xmlns:w16="http://schemas.microsoft.com/office/word/2018/wordml" xmlns:w16sdtdh="http://schemas.microsoft.com/office/word/2020/wordml/sdtdatahash" xmlns:w16se="http://schemas.microsoft.com/office/word/2015/wordml/symex" xmlns:wpg="http://schemas.microsoft.com/office/word/2010/wordprocessingGroup" xmlns:wpi="http://schemas.microsoft.com/office/word/2010/wordprocessingInk" xmlns:wne="http://schemas.microsoft.com/office/word/2006/wordml" xmlns:wps="http://schemas.microsoft.com/office/word/2010/wordprocessingShape" mc:Ignorable="w14 w15 w16se w16cid w16 w16cex w16sdtdh wp14">
+  <w:p>
+    <w:pPr>
+      <w:pStyle w:val="a6"/>
+    </w:pPr>
+  </w:p>
+</w:hdr>
+</file>
+
+<file path=word/header2.xml><?xml version="1.0" encoding="utf-8"?>
+<w:hdr xmlns:wpc="http://schemas.microsoft.com/office/word/2010/wordprocessingCanvas" xmlns:cx="http://schemas.microsoft.com/office/drawing/2014/chartex" xmlns:cx1="http://schemas.microsoft.com/office/drawing/2015/9/8/chartex" xmlns:cx2="http://schemas.microsoft.com/office/drawing/2015/10/21/chartex" xmlns:cx3="http://schemas.microsoft.com/office/drawing/2016/5/9/chartex" xmlns:cx4="http://schemas.microsoft.com/office/drawing/2016/5/10/chartex" xmlns:cx5="http://schemas.microsoft.com/office/drawing/2016/5/11/chartex" xmlns:cx6="http://schemas.microsoft.com/office/drawing/2016/5/12/chartex" xmlns:cx7="http://schemas.microsoft.com/office/drawing/2016/5/13/chartex" xmlns:cx8="http://schemas.microsoft.com/office/drawing/2016/5/14/chartex" xmlns:mc="http://schemas.openxmlformats.org/markup-compatibility/2006" xmlns:aink="http://schemas.microsoft.com/office/drawing/2016/ink" xmlns:am3d="http://schemas.microsoft.com/office/drawing/2017/model3d" xmlns:o="urn:schemas-microsoft-com:office:office" xmlns:r="http://schemas.openxmlformats.org/officeDocument/2006/relationships" xmlns:m="http://schemas.openxmlformats.org/officeDocument/2006/math" xmlns:v="urn:schemas-microsoft-com:vml" xmlns:wp14="http://schemas.microsoft.com/office/word/2010/wordprocessingDrawing" xmlns:wp="http://schemas.openxmlformats.org/drawingml/2006/wordprocessingDrawing" xmlns:w10="urn:schemas-microsoft-com:office:word" xmlns:w="http://schemas.openxmlformats.org/wordprocessingml/2006/main" xmlns:w14="http://schemas.microsoft.com/office/word/2010/wordml" xmlns:w15="http://schemas.microsoft.com/office/word/2012/wordml" xmlns:w16cex="http://schemas.microsoft.com/office/word/2018/wordml/cex" xmlns:w16cid="http://schemas.microsoft.com/office/word/2016/wordml/cid" xmlns:w16="http://schemas.microsoft.com/office/word/2018/wordml" xmlns:w16sdtdh="http://schemas.microsoft.com/office/word/2020/wordml/sdtdatahash" xmlns:w16se="http://schemas.microsoft.com/office/word/2015/wordml/symex" xmlns:wpg="http://schemas.microsoft.com/office/word/2010/wordprocessingGroup" xmlns:wpi="http://schemas.microsoft.com/office/word/2010/wordprocessingInk" xmlns:wne="http://schemas.microsoft.com/office/word/2006/wordml" xmlns:wps="http://schemas.microsoft.com/office/word/2010/wordprocessingShape" mc:Ignorable="w14 w15 w16se w16cid w16 w16cex w16sdtdh wp14">
+  <w:p>
+    <w:pPr>
+      <w:pStyle w:val="a6"/>
+    </w:pPr>
+  </w:p>
+</w:hdr>
+</file>
+
+<file path=word/header3.xml><?xml version="1.0" encoding="utf-8"?>
+<w:hdr xmlns:wpc="http://schemas.microsoft.com/office/word/2010/wordprocessingCanvas" xmlns:cx="http://schemas.microsoft.com/office/drawing/2014/chartex" xmlns:cx1="http://schemas.microsoft.com/office/drawing/2015/9/8/chartex" xmlns:cx2="http://schemas.microsoft.com/office/drawing/2015/10/21/chartex" xmlns:cx3="http://schemas.microsoft.com/office/drawing/2016/5/9/chartex" xmlns:cx4="http://schemas.microsoft.com/office/drawing/2016/5/10/chartex" xmlns:cx5="http://schemas.microsoft.com/office/drawing/2016/5/11/chartex" xmlns:cx6="http://schemas.microsoft.com/office/drawing/2016/5/12/chartex" xmlns:cx7="http://schemas.microsoft.com/office/drawing/2016/5/13/chartex" xmlns:cx8="http://schemas.microsoft.com/office/drawing/2016/5/14/chartex" xmlns:mc="http://schemas.openxmlformats.org/markup-compatibility/2006" xmlns:aink="http://schemas.microsoft.com/office/drawing/2016/ink" xmlns:am3d="http://schemas.microsoft.com/office/drawing/2017/model3d" xmlns:o="urn:schemas-microsoft-com:office:office" xmlns:r="http://schemas.openxmlformats.org/officeDocument/2006/relationships" xmlns:m="http://schemas.openxmlformats.org/officeDocument/2006/math" xmlns:v="urn:schemas-microsoft-com:vml" xmlns:wp14="http://schemas.microsoft.com/office/word/2010/wordprocessingDrawing" xmlns:wp="http://schemas.openxmlformats.org/drawingml/2006/wordprocessingDrawing" xmlns:w10="urn:schemas-microsoft-com:office:word" xmlns:w="http://schemas.openxmlformats.org/wordprocessingml/2006/main" xmlns:w14="http://schemas.microsoft.com/office/word/2010/wordml" xmlns:w15="http://schemas.microsoft.com/office/word/2012/wordml" xmlns:w16cex="http://schemas.microsoft.com/office/word/2018/wordml/cex" xmlns:w16cid="http://schemas.microsoft.com/office/word/2016/wordml/cid" xmlns:w16="http://schemas.microsoft.com/office/word/2018/wordml" xmlns:w16sdtdh="http://schemas.microsoft.com/office/word/2020/wordml/sdtdatahash" xmlns:w16se="http://schemas.microsoft.com/office/word/2015/wordml/symex" xmlns:wpg="http://schemas.microsoft.com/office/word/2010/wordprocessingGroup" xmlns:wpi="http://schemas.microsoft.com/office/word/2010/wordprocessingInk" xmlns:wne="http://schemas.microsoft.com/office/word/2006/wordml" xmlns:wps="http://schemas.microsoft.com/office/word/2010/wordprocessingShape" mc:Ignorable="w14 w15 w16se w16cid w16 w16cex w16sdtdh wp14">
+  <w:p>
+    <w:pPr>
+      <w:pStyle w:val="a6"/>
+    </w:pPr>
+  </w:p>
+</w:hdr>
+</file>
+
 <file path=word/numbering.xml><?xml version="1.0" encoding="utf-8"?>
-<w:numbering xmlns:wpc="http://schemas.microsoft.com/office/word/2010/wordprocessingCanvas" xmlns:cx="http://schemas.microsoft.com/office/drawing/2014/chartex" xmlns:cx1="http://schemas.microsoft.com/office/drawing/2015/9/8/chartex" xmlns:cx2="http://schemas.microsoft.com/office/drawing/2015/10/21/chartex" xmlns:cx3="http://schemas.microsoft.com/office/drawing/2016/5/9/chartex" xmlns:cx4="http://schemas.microsoft.com/office/drawing/2016/5/10/chartex" xmlns:cx5="http://schemas.microsoft.com/office/drawing/2016/5/11/chartex" xmlns:cx6="http://schemas.microsoft.com/office/drawing/2016/5/12/chartex" xmlns:cx7="http://schemas.microsoft.com/office/drawing/2016/5/13/chartex" xmlns:cx8="http://schemas.microsoft.com/office/drawing/2016/5/14/chartex" xmlns:mc="http://schemas.openxmlformats.org/markup-compatibility/2006" xmlns:aink="http://schemas.microsoft.com/office/drawing/2016/ink" xmlns:am3d="http://schemas.microsoft.com/office/drawing/2017/model3d" xmlns:o="urn:schemas-microsoft-com:office:office" xmlns:oel="http://schemas.microsoft.com/office/2019/extlst" xmlns:r="http://schemas.openxmlformats.org/officeDocument/2006/relationships" xmlns:m="http://schemas.openxmlformats.org/officeDocument/2006/math" xmlns:v="urn:schemas-microsoft-com:vml" xmlns:wp14="http://schemas.microsoft.com/office/word/2010/wordprocessingDrawing" xmlns:wp="http://schemas.openxmlformats.org/drawingml/2006/wordprocessingDrawing" xmlns:w10="urn:schemas-microsoft-com:office:word" xmlns:w="http://schemas.openxmlformats.org/wordprocessingml/2006/main" xmlns:w14="http://schemas.microsoft.com/office/word/2010/wordml" xmlns:w15="http://schemas.microsoft.com/office/word/2012/wordml" xmlns:w16cex="http://schemas.microsoft.com/office/word/2018/wordml/cex" xmlns:w16cid="http://schemas.microsoft.com/office/word/2016/wordml/cid" xmlns:w16="http://schemas.microsoft.com/office/word/2018/wordml" xmlns:w16du="http://schemas.microsoft.com/office/word/2023/wordml/word16du" xmlns:w16sdtdh="http://schemas.microsoft.com/office/word/2020/wordml/sdtdatahash" xmlns:w16sdtfl="http://schemas.microsoft.com/office/word/2024/wordml/sdtformatlock" xmlns:w16se="http://schemas.microsoft.com/office/word/2015/wordml/symex" xmlns:wpg="http://schemas.microsoft.com/office/word/2010/wordprocessingGroup" xmlns:wpi="http://schemas.microsoft.com/office/word/2010/wordprocessingInk" xmlns:wne="http://schemas.microsoft.com/office/word/2006/wordml" xmlns:wps="http://schemas.microsoft.com/office/word/2010/wordprocessingShape" mc:Ignorable="w14 w15 w16se w16cid w16 w16cex w16sdtdh w16sdtfl w16du wp14">
+<w:numbering xmlns:wpc="http://schemas.microsoft.com/office/word/2010/wordprocessingCanvas" xmlns:cx="http://schemas.microsoft.com/office/drawing/2014/chartex" xmlns:cx1="http://schemas.microsoft.com/office/drawing/2015/9/8/chartex" xmlns:cx2="http://schemas.microsoft.com/office/drawing/2015/10/21/chartex" xmlns:cx3="http://schemas.microsoft.com/office/drawing/2016/5/9/chartex" xmlns:cx4="http://schemas.microsoft.com/office/drawing/2016/5/10/chartex" xmlns:cx5="http://schemas.microsoft.com/office/drawing/2016/5/11/chartex" xmlns:cx6="http://schemas.microsoft.com/office/drawing/2016/5/12/chartex" xmlns:cx7="http://schemas.microsoft.com/office/drawing/2016/5/13/chartex" xmlns:cx8="http://schemas.microsoft.com/office/drawing/2016/5/14/chartex" xmlns:mc="http://schemas.openxmlformats.org/markup-compatibility/2006" xmlns:aink="http://schemas.microsoft.com/office/drawing/2016/ink" xmlns:am3d="http://schemas.microsoft.com/office/drawing/2017/model3d" xmlns:o="urn:schemas-microsoft-com:office:office" xmlns:r="http://schemas.openxmlformats.org/officeDocument/2006/relationships" xmlns:m="http://schemas.openxmlformats.org/officeDocument/2006/math" xmlns:v="urn:schemas-microsoft-com:vml" xmlns:wp14="http://schemas.microsoft.com/office/word/2010/wordprocessingDrawing" xmlns:wp="http://schemas.openxmlformats.org/drawingml/2006/wordprocessingDrawing" xmlns:w10="urn:schemas-microsoft-com:office:word" xmlns:w="http://schemas.openxmlformats.org/wordprocessingml/2006/main" xmlns:w14="http://schemas.microsoft.com/office/word/2010/wordml" xmlns:w15="http://schemas.microsoft.com/office/word/2012/wordml" xmlns:w16cex="http://schemas.microsoft.com/office/word/2018/wordml/cex" xmlns:w16cid="http://schemas.microsoft.com/office/word/2016/wordml/cid" xmlns:w16="http://schemas.microsoft.com/office/word/2018/wordml" xmlns:w16sdtdh="http://schemas.microsoft.com/office/word/2020/wordml/sdtdatahash" xmlns:w16se="http://schemas.microsoft.com/office/word/2015/wordml/symex" xmlns:wpg="http://schemas.microsoft.com/office/word/2010/wordprocessingGroup" xmlns:wpi="http://schemas.microsoft.com/office/word/2010/wordprocessingInk" xmlns:wne="http://schemas.microsoft.com/office/word/2006/wordml" xmlns:wps="http://schemas.microsoft.com/office/word/2010/wordprocessingShape" mc:Ignorable="w14 w15 w16se w16cid w16 w16cex w16sdtdh wp14">
   <w:abstractNum w:abstractNumId="0" w15:restartNumberingAfterBreak="0">
     <w:nsid w:val="00B70B69"/>
     <w:multiLevelType w:val="multilevel"/>
@@ -9040,91 +9201,91 @@
       </w:rPr>
     </w:lvl>
   </w:abstractNum>
-  <w:num w:numId="1" w16cid:durableId="697118717">
+  <w:num w:numId="1">
     <w:abstractNumId w:val="20"/>
   </w:num>
-  <w:num w:numId="2" w16cid:durableId="1232227228">
+  <w:num w:numId="2">
     <w:abstractNumId w:val="23"/>
   </w:num>
-  <w:num w:numId="3" w16cid:durableId="614679241">
+  <w:num w:numId="3">
     <w:abstractNumId w:val="16"/>
   </w:num>
-  <w:num w:numId="4" w16cid:durableId="413862896">
+  <w:num w:numId="4">
     <w:abstractNumId w:val="28"/>
   </w:num>
-  <w:num w:numId="5" w16cid:durableId="2072121272">
+  <w:num w:numId="5">
     <w:abstractNumId w:val="11"/>
   </w:num>
-  <w:num w:numId="6" w16cid:durableId="1779763369">
+  <w:num w:numId="6">
     <w:abstractNumId w:val="25"/>
   </w:num>
-  <w:num w:numId="7" w16cid:durableId="989480486">
+  <w:num w:numId="7">
     <w:abstractNumId w:val="1"/>
   </w:num>
-  <w:num w:numId="8" w16cid:durableId="336227602">
+  <w:num w:numId="8">
     <w:abstractNumId w:val="19"/>
   </w:num>
-  <w:num w:numId="9" w16cid:durableId="926842713">
+  <w:num w:numId="9">
     <w:abstractNumId w:val="9"/>
   </w:num>
-  <w:num w:numId="10" w16cid:durableId="170995931">
+  <w:num w:numId="10">
     <w:abstractNumId w:val="18"/>
   </w:num>
-  <w:num w:numId="11" w16cid:durableId="1662582896">
+  <w:num w:numId="11">
     <w:abstractNumId w:val="21"/>
   </w:num>
-  <w:num w:numId="12" w16cid:durableId="80179045">
+  <w:num w:numId="12">
     <w:abstractNumId w:val="12"/>
   </w:num>
-  <w:num w:numId="13" w16cid:durableId="980883556">
+  <w:num w:numId="13">
     <w:abstractNumId w:val="5"/>
   </w:num>
-  <w:num w:numId="14" w16cid:durableId="1059089062">
+  <w:num w:numId="14">
     <w:abstractNumId w:val="4"/>
   </w:num>
-  <w:num w:numId="15" w16cid:durableId="1113093043">
+  <w:num w:numId="15">
     <w:abstractNumId w:val="6"/>
   </w:num>
-  <w:num w:numId="16" w16cid:durableId="1515920314">
+  <w:num w:numId="16">
     <w:abstractNumId w:val="0"/>
   </w:num>
-  <w:num w:numId="17" w16cid:durableId="1149589124">
+  <w:num w:numId="17">
     <w:abstractNumId w:val="10"/>
   </w:num>
-  <w:num w:numId="18" w16cid:durableId="1720279517">
+  <w:num w:numId="18">
     <w:abstractNumId w:val="17"/>
   </w:num>
-  <w:num w:numId="19" w16cid:durableId="1332295671">
+  <w:num w:numId="19">
     <w:abstractNumId w:val="13"/>
   </w:num>
-  <w:num w:numId="20" w16cid:durableId="19016941">
+  <w:num w:numId="20">
     <w:abstractNumId w:val="14"/>
   </w:num>
-  <w:num w:numId="21" w16cid:durableId="1190146668">
+  <w:num w:numId="21">
     <w:abstractNumId w:val="15"/>
   </w:num>
-  <w:num w:numId="22" w16cid:durableId="1462769968">
+  <w:num w:numId="22">
     <w:abstractNumId w:val="8"/>
   </w:num>
-  <w:num w:numId="23" w16cid:durableId="1217811751">
+  <w:num w:numId="23">
     <w:abstractNumId w:val="26"/>
   </w:num>
-  <w:num w:numId="24" w16cid:durableId="1866359951">
+  <w:num w:numId="24">
     <w:abstractNumId w:val="3"/>
   </w:num>
-  <w:num w:numId="25" w16cid:durableId="278344771">
+  <w:num w:numId="25">
     <w:abstractNumId w:val="24"/>
   </w:num>
-  <w:num w:numId="26" w16cid:durableId="1939024582">
+  <w:num w:numId="26">
     <w:abstractNumId w:val="22"/>
   </w:num>
-  <w:num w:numId="27" w16cid:durableId="147596992">
+  <w:num w:numId="27">
     <w:abstractNumId w:val="7"/>
   </w:num>
-  <w:num w:numId="28" w16cid:durableId="758793348">
+  <w:num w:numId="28">
     <w:abstractNumId w:val="2"/>
   </w:num>
-  <w:num w:numId="29" w16cid:durableId="150340507">
+  <w:num w:numId="29">
     <w:abstractNumId w:val="27"/>
   </w:num>
   <w:numIdMacAtCleanup w:val="8"/>
@@ -9132,7 +9293,7 @@
 </file>
 
 <file path=word/styles.xml><?xml version="1.0" encoding="utf-8"?>
-<w:styles xmlns:mc="http://schemas.openxmlformats.org/markup-compatibility/2006" xmlns:r="http://schemas.openxmlformats.org/officeDocument/2006/relationships" xmlns:w="http://schemas.openxmlformats.org/wordprocessingml/2006/main" xmlns:w14="http://schemas.microsoft.com/office/word/2010/wordml" xmlns:w15="http://schemas.microsoft.com/office/word/2012/wordml" xmlns:w16cex="http://schemas.microsoft.com/office/word/2018/wordml/cex" xmlns:w16cid="http://schemas.microsoft.com/office/word/2016/wordml/cid" xmlns:w16="http://schemas.microsoft.com/office/word/2018/wordml" xmlns:w16du="http://schemas.microsoft.com/office/word/2023/wordml/word16du" xmlns:w16sdtdh="http://schemas.microsoft.com/office/word/2020/wordml/sdtdatahash" xmlns:w16sdtfl="http://schemas.microsoft.com/office/word/2024/wordml/sdtformatlock" xmlns:w16se="http://schemas.microsoft.com/office/word/2015/wordml/symex" mc:Ignorable="w14 w15 w16se w16cid w16 w16cex w16sdtdh w16sdtfl w16du">
+<w:styles xmlns:mc="http://schemas.openxmlformats.org/markup-compatibility/2006" xmlns:r="http://schemas.openxmlformats.org/officeDocument/2006/relationships" xmlns:w="http://schemas.openxmlformats.org/wordprocessingml/2006/main" xmlns:w14="http://schemas.microsoft.com/office/word/2010/wordml" xmlns:w15="http://schemas.microsoft.com/office/word/2012/wordml" xmlns:w16cex="http://schemas.microsoft.com/office/word/2018/wordml/cex" xmlns:w16cid="http://schemas.microsoft.com/office/word/2016/wordml/cid" xmlns:w16="http://schemas.microsoft.com/office/word/2018/wordml" xmlns:w16sdtdh="http://schemas.microsoft.com/office/word/2020/wordml/sdtdatahash" xmlns:w16se="http://schemas.microsoft.com/office/word/2015/wordml/symex" mc:Ignorable="w14 w15 w16se w16cid w16 w16cex w16sdtdh">
   <w:docDefaults>
     <w:rPrDefault>
       <w:rPr>
@@ -9769,6 +9930,7 @@
   <w:style w:type="character" w:default="1" w:styleId="a1">
     <w:name w:val="Default Paragraph Font"/>
     <w:uiPriority w:val="1"/>
+    <w:semiHidden/>
     <w:unhideWhenUsed/>
   </w:style>
   <w:style w:type="table" w:default="1" w:styleId="a2">

--- a/Курсовая  работа ide.docx
+++ b/Курсовая  работа ide.docx
@@ -1,6 +1,6 @@
 
 <file path=word/document.xml><?xml version="1.0" encoding="utf-8"?>
-<w:document xmlns:wpc="http://schemas.microsoft.com/office/word/2010/wordprocessingCanvas" xmlns:cx="http://schemas.microsoft.com/office/drawing/2014/chartex" xmlns:cx1="http://schemas.microsoft.com/office/drawing/2015/9/8/chartex" xmlns:cx2="http://schemas.microsoft.com/office/drawing/2015/10/21/chartex" xmlns:cx3="http://schemas.microsoft.com/office/drawing/2016/5/9/chartex" xmlns:cx4="http://schemas.microsoft.com/office/drawing/2016/5/10/chartex" xmlns:cx5="http://schemas.microsoft.com/office/drawing/2016/5/11/chartex" xmlns:cx6="http://schemas.microsoft.com/office/drawing/2016/5/12/chartex" xmlns:cx7="http://schemas.microsoft.com/office/drawing/2016/5/13/chartex" xmlns:cx8="http://schemas.microsoft.com/office/drawing/2016/5/14/chartex" xmlns:mc="http://schemas.openxmlformats.org/markup-compatibility/2006" xmlns:aink="http://schemas.microsoft.com/office/drawing/2016/ink" xmlns:am3d="http://schemas.microsoft.com/office/drawing/2017/model3d" xmlns:o="urn:schemas-microsoft-com:office:office" xmlns:r="http://schemas.openxmlformats.org/officeDocument/2006/relationships" xmlns:m="http://schemas.openxmlformats.org/officeDocument/2006/math" xmlns:v="urn:schemas-microsoft-com:vml" xmlns:wp14="http://schemas.microsoft.com/office/word/2010/wordprocessingDrawing" xmlns:wp="http://schemas.openxmlformats.org/drawingml/2006/wordprocessingDrawing" xmlns:w10="urn:schemas-microsoft-com:office:word" xmlns:w="http://schemas.openxmlformats.org/wordprocessingml/2006/main" xmlns:w14="http://schemas.microsoft.com/office/word/2010/wordml" xmlns:w15="http://schemas.microsoft.com/office/word/2012/wordml" xmlns:w16cex="http://schemas.microsoft.com/office/word/2018/wordml/cex" xmlns:w16cid="http://schemas.microsoft.com/office/word/2016/wordml/cid" xmlns:w16="http://schemas.microsoft.com/office/word/2018/wordml" xmlns:w16sdtdh="http://schemas.microsoft.com/office/word/2020/wordml/sdtdatahash" xmlns:w16se="http://schemas.microsoft.com/office/word/2015/wordml/symex" xmlns:wpg="http://schemas.microsoft.com/office/word/2010/wordprocessingGroup" xmlns:wpi="http://schemas.microsoft.com/office/word/2010/wordprocessingInk" xmlns:wne="http://schemas.microsoft.com/office/word/2006/wordml" xmlns:wps="http://schemas.microsoft.com/office/word/2010/wordprocessingShape" mc:Ignorable="w14 w15 w16se w16cid w16 w16cex w16sdtdh wp14">
+<w:document xmlns:wpc="http://schemas.microsoft.com/office/word/2010/wordprocessingCanvas" xmlns:cx="http://schemas.microsoft.com/office/drawing/2014/chartex" xmlns:cx1="http://schemas.microsoft.com/office/drawing/2015/9/8/chartex" xmlns:cx2="http://schemas.microsoft.com/office/drawing/2015/10/21/chartex" xmlns:cx3="http://schemas.microsoft.com/office/drawing/2016/5/9/chartex" xmlns:cx4="http://schemas.microsoft.com/office/drawing/2016/5/10/chartex" xmlns:cx5="http://schemas.microsoft.com/office/drawing/2016/5/11/chartex" xmlns:cx6="http://schemas.microsoft.com/office/drawing/2016/5/12/chartex" xmlns:cx7="http://schemas.microsoft.com/office/drawing/2016/5/13/chartex" xmlns:cx8="http://schemas.microsoft.com/office/drawing/2016/5/14/chartex" xmlns:mc="http://schemas.openxmlformats.org/markup-compatibility/2006" xmlns:aink="http://schemas.microsoft.com/office/drawing/2016/ink" xmlns:am3d="http://schemas.microsoft.com/office/drawing/2017/model3d" xmlns:o="urn:schemas-microsoft-com:office:office" xmlns:oel="http://schemas.microsoft.com/office/2019/extlst" xmlns:r="http://schemas.openxmlformats.org/officeDocument/2006/relationships" xmlns:m="http://schemas.openxmlformats.org/officeDocument/2006/math" xmlns:v="urn:schemas-microsoft-com:vml" xmlns:wp14="http://schemas.microsoft.com/office/word/2010/wordprocessingDrawing" xmlns:wp="http://schemas.openxmlformats.org/drawingml/2006/wordprocessingDrawing" xmlns:w10="urn:schemas-microsoft-com:office:word" xmlns:w="http://schemas.openxmlformats.org/wordprocessingml/2006/main" xmlns:w14="http://schemas.microsoft.com/office/word/2010/wordml" xmlns:w15="http://schemas.microsoft.com/office/word/2012/wordml" xmlns:w16cex="http://schemas.microsoft.com/office/word/2018/wordml/cex" xmlns:w16cid="http://schemas.microsoft.com/office/word/2016/wordml/cid" xmlns:w16="http://schemas.microsoft.com/office/word/2018/wordml" xmlns:w16du="http://schemas.microsoft.com/office/word/2023/wordml/word16du" xmlns:w16sdtdh="http://schemas.microsoft.com/office/word/2020/wordml/sdtdatahash" xmlns:w16sdtfl="http://schemas.microsoft.com/office/word/2024/wordml/sdtformatlock" xmlns:w16se="http://schemas.microsoft.com/office/word/2015/wordml/symex" xmlns:wpg="http://schemas.microsoft.com/office/word/2010/wordprocessingGroup" xmlns:wpi="http://schemas.microsoft.com/office/word/2010/wordprocessingInk" xmlns:wne="http://schemas.microsoft.com/office/word/2006/wordml" xmlns:wps="http://schemas.microsoft.com/office/word/2010/wordprocessingShape" mc:Ignorable="w14 w15 w16se w16cid w16 w16cex w16sdtdh w16sdtfl w16du wp14">
   <w:body>
     <w:p>
       <w:pPr>
@@ -908,8 +908,11 @@
         <w:rPr>
           <w:rFonts w:asciiTheme="minorHAnsi" w:eastAsiaTheme="minorEastAsia" w:hAnsiTheme="minorHAnsi"/>
           <w:noProof/>
-          <w:sz w:val="22"/>
-          <w:lang w:eastAsia="ru-RU"/>
+          <w:kern w:val="2"/>
+          <w:sz w:val="24"/>
+          <w:szCs w:val="24"/>
+          <w:lang w:eastAsia="ru-RU"/>
+          <w14:ligatures w14:val="standardContextual"/>
         </w:rPr>
       </w:pPr>
       <w:r>
@@ -939,13 +942,13 @@
         </w:rPr>
         <w:fldChar w:fldCharType="separate"/>
       </w:r>
-      <w:hyperlink w:anchor="_Toc225591304" w:history="1">
+      <w:hyperlink w:anchor="_Toc225601219" w:history="1">
         <w:r>
           <w:rPr>
             <w:rStyle w:val="afa"/>
             <w:noProof/>
           </w:rPr>
-          <w:t>Сокращения, обозначения</w:t>
+          <w:t>ОПРЕДЕЛЕНИЯ, ОБОЗНАЧЕНИЯ И СОКРАЩЕНИЯ</w:t>
         </w:r>
         <w:r>
           <w:rPr>
@@ -966,7 +969,7 @@
             <w:noProof/>
             <w:webHidden/>
           </w:rPr>
-          <w:instrText xml:space="preserve"> PAGEREF _Toc225591304 \h </w:instrText>
+          <w:instrText xml:space="preserve"> PAGEREF _Toc225601219 \h </w:instrText>
         </w:r>
         <w:r>
           <w:rPr>
@@ -1003,11 +1006,14 @@
         <w:rPr>
           <w:rFonts w:asciiTheme="minorHAnsi" w:eastAsiaTheme="minorEastAsia" w:hAnsiTheme="minorHAnsi"/>
           <w:noProof/>
-          <w:sz w:val="22"/>
-          <w:lang w:eastAsia="ru-RU"/>
-        </w:rPr>
-      </w:pPr>
-      <w:hyperlink w:anchor="_Toc225591305" w:history="1">
+          <w:kern w:val="2"/>
+          <w:sz w:val="24"/>
+          <w:szCs w:val="24"/>
+          <w:lang w:eastAsia="ru-RU"/>
+          <w14:ligatures w14:val="standardContextual"/>
+        </w:rPr>
+      </w:pPr>
+      <w:hyperlink w:anchor="_Toc225601220" w:history="1">
         <w:r>
           <w:rPr>
             <w:rStyle w:val="afa"/>
@@ -1034,7 +1040,7 @@
             <w:noProof/>
             <w:webHidden/>
           </w:rPr>
-          <w:instrText xml:space="preserve"> PAGEREF _Toc225591305 \h </w:instrText>
+          <w:instrText xml:space="preserve"> PAGEREF _Toc225601220 \h </w:instrText>
         </w:r>
         <w:r>
           <w:rPr>
@@ -1071,11 +1077,14 @@
         <w:rPr>
           <w:rFonts w:asciiTheme="minorHAnsi" w:eastAsiaTheme="minorEastAsia" w:hAnsiTheme="minorHAnsi"/>
           <w:noProof/>
-          <w:sz w:val="22"/>
-          <w:lang w:eastAsia="ru-RU"/>
-        </w:rPr>
-      </w:pPr>
-      <w:hyperlink w:anchor="_Toc225591306" w:history="1">
+          <w:kern w:val="2"/>
+          <w:sz w:val="24"/>
+          <w:szCs w:val="24"/>
+          <w:lang w:eastAsia="ru-RU"/>
+          <w14:ligatures w14:val="standardContextual"/>
+        </w:rPr>
+      </w:pPr>
+      <w:hyperlink w:anchor="_Toc225601221" w:history="1">
         <w:r>
           <w:rPr>
             <w:rStyle w:val="afa"/>
@@ -1088,8 +1097,11 @@
           <w:rPr>
             <w:rFonts w:asciiTheme="minorHAnsi" w:eastAsiaTheme="minorEastAsia" w:hAnsiTheme="minorHAnsi"/>
             <w:noProof/>
-            <w:sz w:val="22"/>
+            <w:kern w:val="2"/>
+            <w:sz w:val="24"/>
+            <w:szCs w:val="24"/>
             <w:lang w:eastAsia="ru-RU"/>
+            <w14:ligatures w14:val="standardContextual"/>
           </w:rPr>
           <w:tab/>
         </w:r>
@@ -1120,7 +1132,7 @@
             <w:noProof/>
             <w:webHidden/>
           </w:rPr>
-          <w:instrText xml:space="preserve"> PAGEREF _Toc225591306 \h </w:instrText>
+          <w:instrText xml:space="preserve"> PAGEREF _Toc225601221 \h </w:instrText>
         </w:r>
         <w:r>
           <w:rPr>
@@ -1156,12 +1168,14 @@
         <w:pStyle w:val="32"/>
         <w:rPr>
           <w:rFonts w:asciiTheme="minorHAnsi" w:eastAsiaTheme="minorEastAsia" w:hAnsiTheme="minorHAnsi" w:cstheme="minorBidi"/>
-          <w:sz w:val="22"/>
-          <w:szCs w:val="22"/>
-          <w:lang w:eastAsia="ru-RU"/>
-        </w:rPr>
-      </w:pPr>
-      <w:hyperlink w:anchor="_Toc225591307" w:history="1">
+          <w:kern w:val="2"/>
+          <w:sz w:val="24"/>
+          <w:szCs w:val="24"/>
+          <w:lang w:eastAsia="ru-RU"/>
+          <w14:ligatures w14:val="standardContextual"/>
+        </w:rPr>
+      </w:pPr>
+      <w:hyperlink w:anchor="_Toc225601222" w:history="1">
         <w:r>
           <w:rPr>
             <w:rStyle w:val="afa"/>
@@ -1171,9 +1185,11 @@
         <w:r>
           <w:rPr>
             <w:rFonts w:asciiTheme="minorHAnsi" w:eastAsiaTheme="minorEastAsia" w:hAnsiTheme="minorHAnsi" w:cstheme="minorBidi"/>
-            <w:sz w:val="22"/>
-            <w:szCs w:val="22"/>
+            <w:kern w:val="2"/>
+            <w:sz w:val="24"/>
+            <w:szCs w:val="24"/>
             <w:lang w:eastAsia="ru-RU"/>
+            <w14:ligatures w14:val="standardContextual"/>
           </w:rPr>
           <w:tab/>
         </w:r>
@@ -1199,7 +1215,7 @@
           <w:rPr>
             <w:webHidden/>
           </w:rPr>
-          <w:instrText xml:space="preserve"> PAGEREF _Toc225591307 \h </w:instrText>
+          <w:instrText xml:space="preserve"> PAGEREF _Toc225601222 \h </w:instrText>
         </w:r>
         <w:r>
           <w:rPr>
@@ -1231,12 +1247,14 @@
         <w:pStyle w:val="32"/>
         <w:rPr>
           <w:rFonts w:asciiTheme="minorHAnsi" w:eastAsiaTheme="minorEastAsia" w:hAnsiTheme="minorHAnsi" w:cstheme="minorBidi"/>
-          <w:sz w:val="22"/>
-          <w:szCs w:val="22"/>
-          <w:lang w:eastAsia="ru-RU"/>
-        </w:rPr>
-      </w:pPr>
-      <w:hyperlink w:anchor="_Toc225591308" w:history="1">
+          <w:kern w:val="2"/>
+          <w:sz w:val="24"/>
+          <w:szCs w:val="24"/>
+          <w:lang w:eastAsia="ru-RU"/>
+          <w14:ligatures w14:val="standardContextual"/>
+        </w:rPr>
+      </w:pPr>
+      <w:hyperlink w:anchor="_Toc225601223" w:history="1">
         <w:r>
           <w:rPr>
             <w:rStyle w:val="afa"/>
@@ -1246,9 +1264,11 @@
         <w:r>
           <w:rPr>
             <w:rFonts w:asciiTheme="minorHAnsi" w:eastAsiaTheme="minorEastAsia" w:hAnsiTheme="minorHAnsi" w:cstheme="minorBidi"/>
-            <w:sz w:val="22"/>
-            <w:szCs w:val="22"/>
+            <w:kern w:val="2"/>
+            <w:sz w:val="24"/>
+            <w:szCs w:val="24"/>
             <w:lang w:eastAsia="ru-RU"/>
+            <w14:ligatures w14:val="standardContextual"/>
           </w:rPr>
           <w:tab/>
         </w:r>
@@ -1274,7 +1294,7 @@
           <w:rPr>
             <w:webHidden/>
           </w:rPr>
-          <w:instrText xml:space="preserve"> PAGEREF _Toc225591308 \h </w:instrText>
+          <w:instrText xml:space="preserve"> PAGEREF _Toc225601223 \h </w:instrText>
         </w:r>
         <w:r>
           <w:rPr>
@@ -1306,12 +1326,14 @@
         <w:pStyle w:val="32"/>
         <w:rPr>
           <w:rFonts w:asciiTheme="minorHAnsi" w:eastAsiaTheme="minorEastAsia" w:hAnsiTheme="minorHAnsi" w:cstheme="minorBidi"/>
-          <w:sz w:val="22"/>
-          <w:szCs w:val="22"/>
-          <w:lang w:eastAsia="ru-RU"/>
-        </w:rPr>
-      </w:pPr>
-      <w:hyperlink w:anchor="_Toc225591309" w:history="1">
+          <w:kern w:val="2"/>
+          <w:sz w:val="24"/>
+          <w:szCs w:val="24"/>
+          <w:lang w:eastAsia="ru-RU"/>
+          <w14:ligatures w14:val="standardContextual"/>
+        </w:rPr>
+      </w:pPr>
+      <w:hyperlink w:anchor="_Toc225601224" w:history="1">
         <w:r>
           <w:rPr>
             <w:rStyle w:val="afa"/>
@@ -1321,9 +1343,11 @@
         <w:r>
           <w:rPr>
             <w:rFonts w:asciiTheme="minorHAnsi" w:eastAsiaTheme="minorEastAsia" w:hAnsiTheme="minorHAnsi" w:cstheme="minorBidi"/>
-            <w:sz w:val="22"/>
-            <w:szCs w:val="22"/>
+            <w:kern w:val="2"/>
+            <w:sz w:val="24"/>
+            <w:szCs w:val="24"/>
             <w:lang w:eastAsia="ru-RU"/>
+            <w14:ligatures w14:val="standardContextual"/>
           </w:rPr>
           <w:tab/>
         </w:r>
@@ -1349,7 +1373,7 @@
           <w:rPr>
             <w:webHidden/>
           </w:rPr>
-          <w:instrText xml:space="preserve"> PAGEREF _Toc225591309 \h </w:instrText>
+          <w:instrText xml:space="preserve"> PAGEREF _Toc225601224 \h </w:instrText>
         </w:r>
         <w:r>
           <w:rPr>
@@ -1382,10 +1406,13 @@
         <w:rPr>
           <w:rFonts w:asciiTheme="minorHAnsi" w:hAnsiTheme="minorHAnsi" w:cstheme="minorBidi"/>
           <w:noProof/>
-          <w:sz w:val="22"/>
-        </w:rPr>
-      </w:pPr>
-      <w:hyperlink w:anchor="_Toc225591310" w:history="1">
+          <w:kern w:val="2"/>
+          <w:sz w:val="24"/>
+          <w:szCs w:val="24"/>
+          <w14:ligatures w14:val="standardContextual"/>
+        </w:rPr>
+      </w:pPr>
+      <w:hyperlink w:anchor="_Toc225601225" w:history="1">
         <w:r>
           <w:rPr>
             <w:rStyle w:val="afa"/>
@@ -1397,7 +1424,10 @@
           <w:rPr>
             <w:rFonts w:asciiTheme="minorHAnsi" w:hAnsiTheme="minorHAnsi" w:cstheme="minorBidi"/>
             <w:noProof/>
-            <w:sz w:val="22"/>
+            <w:kern w:val="2"/>
+            <w:sz w:val="24"/>
+            <w:szCs w:val="24"/>
+            <w14:ligatures w14:val="standardContextual"/>
           </w:rPr>
           <w:tab/>
         </w:r>
@@ -1427,7 +1457,7 @@
             <w:noProof/>
             <w:webHidden/>
           </w:rPr>
-          <w:instrText xml:space="preserve"> PAGEREF _Toc225591310 \h </w:instrText>
+          <w:instrText xml:space="preserve"> PAGEREF _Toc225601225 \h </w:instrText>
         </w:r>
         <w:r>
           <w:rPr>
@@ -1464,10 +1494,13 @@
         <w:rPr>
           <w:rFonts w:asciiTheme="minorHAnsi" w:hAnsiTheme="minorHAnsi" w:cstheme="minorBidi"/>
           <w:noProof/>
-          <w:sz w:val="22"/>
-        </w:rPr>
-      </w:pPr>
-      <w:hyperlink w:anchor="_Toc225591311" w:history="1">
+          <w:kern w:val="2"/>
+          <w:sz w:val="24"/>
+          <w:szCs w:val="24"/>
+          <w14:ligatures w14:val="standardContextual"/>
+        </w:rPr>
+      </w:pPr>
+      <w:hyperlink w:anchor="_Toc225601226" w:history="1">
         <w:r>
           <w:rPr>
             <w:rStyle w:val="afa"/>
@@ -1479,7 +1512,10 @@
           <w:rPr>
             <w:rFonts w:asciiTheme="minorHAnsi" w:hAnsiTheme="minorHAnsi" w:cstheme="minorBidi"/>
             <w:noProof/>
-            <w:sz w:val="22"/>
+            <w:kern w:val="2"/>
+            <w:sz w:val="24"/>
+            <w:szCs w:val="24"/>
+            <w14:ligatures w14:val="standardContextual"/>
           </w:rPr>
           <w:tab/>
         </w:r>
@@ -1509,7 +1545,7 @@
             <w:noProof/>
             <w:webHidden/>
           </w:rPr>
-          <w:instrText xml:space="preserve"> PAGEREF _Toc225591311 \h </w:instrText>
+          <w:instrText xml:space="preserve"> PAGEREF _Toc225601226 \h </w:instrText>
         </w:r>
         <w:r>
           <w:rPr>
@@ -1545,12 +1581,14 @@
         <w:pStyle w:val="32"/>
         <w:rPr>
           <w:rFonts w:asciiTheme="minorHAnsi" w:eastAsiaTheme="minorEastAsia" w:hAnsiTheme="minorHAnsi" w:cstheme="minorBidi"/>
-          <w:sz w:val="22"/>
-          <w:szCs w:val="22"/>
-          <w:lang w:eastAsia="ru-RU"/>
-        </w:rPr>
-      </w:pPr>
-      <w:hyperlink w:anchor="_Toc225591312" w:history="1">
+          <w:kern w:val="2"/>
+          <w:sz w:val="24"/>
+          <w:szCs w:val="24"/>
+          <w:lang w:eastAsia="ru-RU"/>
+          <w14:ligatures w14:val="standardContextual"/>
+        </w:rPr>
+      </w:pPr>
+      <w:hyperlink w:anchor="_Toc225601227" w:history="1">
         <w:r>
           <w:rPr>
             <w:rStyle w:val="afa"/>
@@ -1560,9 +1598,11 @@
         <w:r>
           <w:rPr>
             <w:rFonts w:asciiTheme="minorHAnsi" w:eastAsiaTheme="minorEastAsia" w:hAnsiTheme="minorHAnsi" w:cstheme="minorBidi"/>
-            <w:sz w:val="22"/>
-            <w:szCs w:val="22"/>
+            <w:kern w:val="2"/>
+            <w:sz w:val="24"/>
+            <w:szCs w:val="24"/>
             <w:lang w:eastAsia="ru-RU"/>
+            <w14:ligatures w14:val="standardContextual"/>
           </w:rPr>
           <w:tab/>
         </w:r>
@@ -1588,7 +1628,7 @@
           <w:rPr>
             <w:webHidden/>
           </w:rPr>
-          <w:instrText xml:space="preserve"> PAGEREF _Toc225591312 \h </w:instrText>
+          <w:instrText xml:space="preserve"> PAGEREF _Toc225601227 \h </w:instrText>
         </w:r>
         <w:r>
           <w:rPr>
@@ -1621,11 +1661,14 @@
         <w:rPr>
           <w:rFonts w:asciiTheme="minorHAnsi" w:eastAsiaTheme="minorEastAsia" w:hAnsiTheme="minorHAnsi"/>
           <w:noProof/>
-          <w:sz w:val="22"/>
-          <w:lang w:eastAsia="ru-RU"/>
-        </w:rPr>
-      </w:pPr>
-      <w:hyperlink w:anchor="_Toc225591313" w:history="1">
+          <w:kern w:val="2"/>
+          <w:sz w:val="24"/>
+          <w:szCs w:val="24"/>
+          <w:lang w:eastAsia="ru-RU"/>
+          <w14:ligatures w14:val="standardContextual"/>
+        </w:rPr>
+      </w:pPr>
+      <w:hyperlink w:anchor="_Toc225601228" w:history="1">
         <w:r>
           <w:rPr>
             <w:rStyle w:val="afa"/>
@@ -1637,8 +1680,11 @@
           <w:rPr>
             <w:rFonts w:asciiTheme="minorHAnsi" w:eastAsiaTheme="minorEastAsia" w:hAnsiTheme="minorHAnsi"/>
             <w:noProof/>
-            <w:sz w:val="22"/>
+            <w:kern w:val="2"/>
+            <w:sz w:val="24"/>
+            <w:szCs w:val="24"/>
             <w:lang w:eastAsia="ru-RU"/>
+            <w14:ligatures w14:val="standardContextual"/>
           </w:rPr>
           <w:tab/>
         </w:r>
@@ -1668,7 +1714,7 @@
             <w:noProof/>
             <w:webHidden/>
           </w:rPr>
-          <w:instrText xml:space="preserve"> PAGEREF _Toc225591313 \h </w:instrText>
+          <w:instrText xml:space="preserve"> PAGEREF _Toc225601228 \h </w:instrText>
         </w:r>
         <w:r>
           <w:rPr>
@@ -1704,12 +1750,14 @@
         <w:pStyle w:val="32"/>
         <w:rPr>
           <w:rFonts w:asciiTheme="minorHAnsi" w:eastAsiaTheme="minorEastAsia" w:hAnsiTheme="minorHAnsi" w:cstheme="minorBidi"/>
-          <w:sz w:val="22"/>
-          <w:szCs w:val="22"/>
-          <w:lang w:eastAsia="ru-RU"/>
-        </w:rPr>
-      </w:pPr>
-      <w:hyperlink w:anchor="_Toc225591314" w:history="1">
+          <w:kern w:val="2"/>
+          <w:sz w:val="24"/>
+          <w:szCs w:val="24"/>
+          <w:lang w:eastAsia="ru-RU"/>
+          <w14:ligatures w14:val="standardContextual"/>
+        </w:rPr>
+      </w:pPr>
+      <w:hyperlink w:anchor="_Toc225601229" w:history="1">
         <w:r>
           <w:rPr>
             <w:rStyle w:val="afa"/>
@@ -1719,9 +1767,11 @@
         <w:r>
           <w:rPr>
             <w:rFonts w:asciiTheme="minorHAnsi" w:eastAsiaTheme="minorEastAsia" w:hAnsiTheme="minorHAnsi" w:cstheme="minorBidi"/>
-            <w:sz w:val="22"/>
-            <w:szCs w:val="22"/>
+            <w:kern w:val="2"/>
+            <w:sz w:val="24"/>
+            <w:szCs w:val="24"/>
             <w:lang w:eastAsia="ru-RU"/>
+            <w14:ligatures w14:val="standardContextual"/>
           </w:rPr>
           <w:tab/>
         </w:r>
@@ -1747,7 +1797,7 @@
           <w:rPr>
             <w:webHidden/>
           </w:rPr>
-          <w:instrText xml:space="preserve"> PAGEREF _Toc225591314 \h </w:instrText>
+          <w:instrText xml:space="preserve"> PAGEREF _Toc225601229 \h </w:instrText>
         </w:r>
         <w:r>
           <w:rPr>
@@ -1779,12 +1829,14 @@
         <w:pStyle w:val="32"/>
         <w:rPr>
           <w:rFonts w:asciiTheme="minorHAnsi" w:eastAsiaTheme="minorEastAsia" w:hAnsiTheme="minorHAnsi" w:cstheme="minorBidi"/>
-          <w:sz w:val="22"/>
-          <w:szCs w:val="22"/>
-          <w:lang w:eastAsia="ru-RU"/>
-        </w:rPr>
-      </w:pPr>
-      <w:hyperlink w:anchor="_Toc225591315" w:history="1">
+          <w:kern w:val="2"/>
+          <w:sz w:val="24"/>
+          <w:szCs w:val="24"/>
+          <w:lang w:eastAsia="ru-RU"/>
+          <w14:ligatures w14:val="standardContextual"/>
+        </w:rPr>
+      </w:pPr>
+      <w:hyperlink w:anchor="_Toc225601230" w:history="1">
         <w:r>
           <w:rPr>
             <w:rStyle w:val="afa"/>
@@ -1794,9 +1846,11 @@
         <w:r>
           <w:rPr>
             <w:rFonts w:asciiTheme="minorHAnsi" w:eastAsiaTheme="minorEastAsia" w:hAnsiTheme="minorHAnsi" w:cstheme="minorBidi"/>
-            <w:sz w:val="22"/>
-            <w:szCs w:val="22"/>
+            <w:kern w:val="2"/>
+            <w:sz w:val="24"/>
+            <w:szCs w:val="24"/>
             <w:lang w:eastAsia="ru-RU"/>
+            <w14:ligatures w14:val="standardContextual"/>
           </w:rPr>
           <w:tab/>
         </w:r>
@@ -1822,7 +1876,7 @@
           <w:rPr>
             <w:webHidden/>
           </w:rPr>
-          <w:instrText xml:space="preserve"> PAGEREF _Toc225591315 \h </w:instrText>
+          <w:instrText xml:space="preserve"> PAGEREF _Toc225601230 \h </w:instrText>
         </w:r>
         <w:r>
           <w:rPr>
@@ -1855,10 +1909,13 @@
         <w:rPr>
           <w:rFonts w:asciiTheme="minorHAnsi" w:hAnsiTheme="minorHAnsi" w:cstheme="minorBidi"/>
           <w:noProof/>
-          <w:sz w:val="22"/>
-        </w:rPr>
-      </w:pPr>
-      <w:hyperlink w:anchor="_Toc225591316" w:history="1">
+          <w:kern w:val="2"/>
+          <w:sz w:val="24"/>
+          <w:szCs w:val="24"/>
+          <w14:ligatures w14:val="standardContextual"/>
+        </w:rPr>
+      </w:pPr>
+      <w:hyperlink w:anchor="_Toc225601231" w:history="1">
         <w:r>
           <w:rPr>
             <w:rStyle w:val="afa"/>
@@ -1870,7 +1927,10 @@
           <w:rPr>
             <w:rFonts w:asciiTheme="minorHAnsi" w:hAnsiTheme="minorHAnsi" w:cstheme="minorBidi"/>
             <w:noProof/>
-            <w:sz w:val="22"/>
+            <w:kern w:val="2"/>
+            <w:sz w:val="24"/>
+            <w:szCs w:val="24"/>
+            <w14:ligatures w14:val="standardContextual"/>
           </w:rPr>
           <w:tab/>
         </w:r>
@@ -1900,7 +1960,7 @@
             <w:noProof/>
             <w:webHidden/>
           </w:rPr>
-          <w:instrText xml:space="preserve"> PAGEREF _Toc225591316 \h </w:instrText>
+          <w:instrText xml:space="preserve"> PAGEREF _Toc225601231 \h </w:instrText>
         </w:r>
         <w:r>
           <w:rPr>
@@ -1937,10 +1997,13 @@
         <w:rPr>
           <w:rFonts w:asciiTheme="minorHAnsi" w:hAnsiTheme="minorHAnsi" w:cstheme="minorBidi"/>
           <w:noProof/>
-          <w:sz w:val="22"/>
-        </w:rPr>
-      </w:pPr>
-      <w:hyperlink w:anchor="_Toc225591317" w:history="1">
+          <w:kern w:val="2"/>
+          <w:sz w:val="24"/>
+          <w:szCs w:val="24"/>
+          <w14:ligatures w14:val="standardContextual"/>
+        </w:rPr>
+      </w:pPr>
+      <w:hyperlink w:anchor="_Toc225601232" w:history="1">
         <w:r>
           <w:rPr>
             <w:rStyle w:val="afa"/>
@@ -1952,7 +2015,10 @@
           <w:rPr>
             <w:rFonts w:asciiTheme="minorHAnsi" w:hAnsiTheme="minorHAnsi" w:cstheme="minorBidi"/>
             <w:noProof/>
-            <w:sz w:val="22"/>
+            <w:kern w:val="2"/>
+            <w:sz w:val="24"/>
+            <w:szCs w:val="24"/>
+            <w14:ligatures w14:val="standardContextual"/>
           </w:rPr>
           <w:tab/>
         </w:r>
@@ -1982,7 +2048,7 @@
             <w:noProof/>
             <w:webHidden/>
           </w:rPr>
-          <w:instrText xml:space="preserve"> PAGEREF _Toc225591317 \h </w:instrText>
+          <w:instrText xml:space="preserve"> PAGEREF _Toc225601232 \h </w:instrText>
         </w:r>
         <w:r>
           <w:rPr>
@@ -2019,11 +2085,14 @@
         <w:rPr>
           <w:rFonts w:asciiTheme="minorHAnsi" w:eastAsiaTheme="minorEastAsia" w:hAnsiTheme="minorHAnsi"/>
           <w:noProof/>
-          <w:sz w:val="22"/>
-          <w:lang w:eastAsia="ru-RU"/>
-        </w:rPr>
-      </w:pPr>
-      <w:hyperlink w:anchor="_Toc225591318" w:history="1">
+          <w:kern w:val="2"/>
+          <w:sz w:val="24"/>
+          <w:szCs w:val="24"/>
+          <w:lang w:eastAsia="ru-RU"/>
+          <w14:ligatures w14:val="standardContextual"/>
+        </w:rPr>
+      </w:pPr>
+      <w:hyperlink w:anchor="_Toc225601233" w:history="1">
         <w:r>
           <w:rPr>
             <w:rStyle w:val="afa"/>
@@ -2051,7 +2120,7 @@
             <w:noProof/>
             <w:webHidden/>
           </w:rPr>
-          <w:instrText xml:space="preserve"> PAGEREF _Toc225591318 \h </w:instrText>
+          <w:instrText xml:space="preserve"> PAGEREF _Toc225601233 \h </w:instrText>
         </w:r>
         <w:r>
           <w:rPr>
@@ -2150,14 +2219,14 @@
       <w:pPr>
         <w:pStyle w:val="afb"/>
       </w:pPr>
-      <w:bookmarkStart w:id="1" w:name="_Toc225591304"/>
-      <w:bookmarkStart w:id="2" w:name="_Toc195617421"/>
-      <w:bookmarkStart w:id="3" w:name="_Toc195875304"/>
+      <w:bookmarkStart w:id="1" w:name="_Toc195617421"/>
+      <w:bookmarkStart w:id="2" w:name="_Toc195875304"/>
+      <w:bookmarkStart w:id="3" w:name="_Toc225601219"/>
       <w:r>
         <w:lastRenderedPageBreak/>
-        <w:t>Сокращения, обозначения</w:t>
-      </w:r>
-      <w:bookmarkEnd w:id="1"/>
+        <w:t>ОПРЕДЕЛЕНИЯ, ОБОЗНАЧЕНИЯ И СОКРАЩЕНИЯ</w:t>
+      </w:r>
+      <w:bookmarkEnd w:id="3"/>
     </w:p>
     <w:p>
       <w:pPr>
@@ -2188,13 +2257,13 @@
       <w:pPr>
         <w:pStyle w:val="afb"/>
       </w:pPr>
-      <w:bookmarkStart w:id="4" w:name="_Toc225591305"/>
+      <w:bookmarkStart w:id="4" w:name="_Toc225601220"/>
       <w:r>
         <w:lastRenderedPageBreak/>
         <w:t>ВВЕДЕНИЕ</w:t>
       </w:r>
+      <w:bookmarkEnd w:id="1"/>
       <w:bookmarkEnd w:id="2"/>
-      <w:bookmarkEnd w:id="3"/>
       <w:bookmarkEnd w:id="4"/>
     </w:p>
     <w:p>
@@ -2227,21 +2296,7 @@
         <w:rPr>
           <w:lang w:eastAsia="ru-RU"/>
         </w:rPr>
-        <w:t xml:space="preserve">Такие инструменты нужны для распределённых команд, удалённой работы, онлайн-обучения, студенческих проектов, </w:t>
-      </w:r>
-      <w:proofErr w:type="spellStart"/>
-      <w:r>
-        <w:rPr>
-          <w:lang w:eastAsia="ru-RU"/>
-        </w:rPr>
-        <w:t>хакатонов</w:t>
-      </w:r>
-      <w:proofErr w:type="spellEnd"/>
-      <w:r>
-        <w:rPr>
-          <w:lang w:eastAsia="ru-RU"/>
-        </w:rPr>
-        <w:t xml:space="preserve"> и курсовых. Большинство аналогов либо слишком сложны, либо ограничивают бесплатную версию по времени, проектам или участникам, либо подходят только под узкие задачи.</w:t>
+        <w:t>Такие инструменты нужны для распределённых команд, удалённой работы, онлайн-обучения, студенческих проектов, хакатонов и курсовых. Большинство аналогов либо слишком сложны, либо ограничивают бесплатную версию по времени, проектам или участникам, либо подходят только под узкие задачи.</w:t>
       </w:r>
     </w:p>
     <w:p>
@@ -2290,7 +2345,7 @@
           <w:lang w:eastAsia="ru-RU"/>
         </w:rPr>
       </w:pPr>
-      <w:bookmarkStart w:id="5" w:name="_Toc225591306"/>
+      <w:bookmarkStart w:id="5" w:name="_Toc225601221"/>
       <w:r>
         <w:rPr>
           <w:lang w:eastAsia="ru-RU"/>
@@ -2313,7 +2368,7 @@
       <w:pPr>
         <w:pStyle w:val="2"/>
       </w:pPr>
-      <w:bookmarkStart w:id="6" w:name="_Toc225591307"/>
+      <w:bookmarkStart w:id="6" w:name="_Toc225601222"/>
       <w:r>
         <w:t>А</w:t>
       </w:r>
@@ -2446,21 +2501,7 @@
         <w:rPr>
           <w:rStyle w:val="afd"/>
         </w:rPr>
-        <w:t xml:space="preserve">увеличение популярности совместных проектов в образовании: групповые курсовые работы, </w:t>
-      </w:r>
-      <w:proofErr w:type="spellStart"/>
-      <w:r>
-        <w:rPr>
-          <w:rStyle w:val="afd"/>
-        </w:rPr>
-        <w:t>хакатоны</w:t>
-      </w:r>
-      <w:proofErr w:type="spellEnd"/>
-      <w:r>
-        <w:rPr>
-          <w:rStyle w:val="afd"/>
-        </w:rPr>
-        <w:t>, командные задания на онлайн-курсах;</w:t>
+        <w:t>увеличение популярности совместных проектов в образовании: групповые курсовые работы, хакатоны, командные задания на онлайн-курсах;</w:t>
       </w:r>
     </w:p>
     <w:p>
@@ -2576,7 +2617,7 @@
       <w:pPr>
         <w:pStyle w:val="2"/>
       </w:pPr>
-      <w:bookmarkStart w:id="7" w:name="_Toc225591308"/>
+      <w:bookmarkStart w:id="7" w:name="_Toc225601223"/>
       <w:r>
         <w:t>Анализ конкурентов</w:t>
       </w:r>
@@ -2744,12 +2785,18 @@
           <w:lang w:eastAsia="ru-RU"/>
         </w:rPr>
       </w:pPr>
+      <w:r>
+        <w:rPr>
+          <w:lang w:eastAsia="ru-RU"/>
+        </w:rPr>
+        <w:t xml:space="preserve">Yandex </w:t>
+      </w:r>
       <w:proofErr w:type="spellStart"/>
       <w:r>
         <w:rPr>
           <w:lang w:eastAsia="ru-RU"/>
         </w:rPr>
-        <w:t>Yandex</w:t>
+        <w:t>Interview</w:t>
       </w:r>
       <w:proofErr w:type="spellEnd"/>
       <w:r>
@@ -2758,14 +2805,12 @@
         </w:rPr>
         <w:t xml:space="preserve"> </w:t>
       </w:r>
-      <w:proofErr w:type="spellStart"/>
-      <w:r>
-        <w:rPr>
-          <w:lang w:eastAsia="ru-RU"/>
-        </w:rPr>
-        <w:t>Interview</w:t>
-      </w:r>
-      <w:proofErr w:type="spellEnd"/>
+      <w:r>
+        <w:rPr>
+          <w:lang w:eastAsia="ru-RU"/>
+        </w:rPr>
+        <w:t>–</w:t>
+      </w:r>
       <w:r>
         <w:rPr>
           <w:lang w:eastAsia="ru-RU"/>
@@ -2776,33 +2821,7 @@
         <w:rPr>
           <w:lang w:eastAsia="ru-RU"/>
         </w:rPr>
-        <w:t>–</w:t>
-      </w:r>
-      <w:r>
-        <w:rPr>
-          <w:lang w:eastAsia="ru-RU"/>
-        </w:rPr>
-        <w:t xml:space="preserve"> </w:t>
-      </w:r>
-      <w:r>
-        <w:rPr>
-          <w:lang w:eastAsia="ru-RU"/>
-        </w:rPr>
-        <w:t xml:space="preserve">специализированный сервис для технических собеседований и </w:t>
-      </w:r>
-      <w:proofErr w:type="spellStart"/>
-      <w:r>
-        <w:rPr>
-          <w:lang w:eastAsia="ru-RU"/>
-        </w:rPr>
-        <w:t>лайв-кодинга</w:t>
-      </w:r>
-      <w:proofErr w:type="spellEnd"/>
-      <w:r>
-        <w:rPr>
-          <w:lang w:eastAsia="ru-RU"/>
-        </w:rPr>
-        <w:t xml:space="preserve">, ориентирован на быструю проверку </w:t>
+        <w:t xml:space="preserve">специализированный сервис для технических собеседований и лайв-кодинга, ориентирован на быструю проверку </w:t>
       </w:r>
       <w:r>
         <w:rPr>
@@ -2845,162 +2864,120 @@
         <w:rPr>
           <w:lang w:eastAsia="ru-RU"/>
         </w:rPr>
-        <w:t xml:space="preserve"> – похожие браузерные редакторы, ориентированы в первую очередь на </w:t>
+        <w:t xml:space="preserve"> – похожие браузерные редакторы, ориентированы в первую очередь на фронтенд-разработку мгновенный запуск, живо</w:t>
+      </w:r>
+      <w:r>
+        <w:rPr>
+          <w:lang w:eastAsia="ru-RU"/>
+        </w:rPr>
+        <w:t>е</w:t>
+      </w:r>
+      <w:r>
+        <w:rPr>
+          <w:lang w:eastAsia="ru-RU"/>
+        </w:rPr>
+        <w:t xml:space="preserve"> превью. Совместное редактирование работает хорошо. Минусы: почти исключительно веб-фронтенд – поддержка бэкенда, баз данных или сложных языков (Go, </w:t>
       </w:r>
       <w:proofErr w:type="spellStart"/>
       <w:r>
         <w:rPr>
           <w:lang w:eastAsia="ru-RU"/>
         </w:rPr>
-        <w:t>фронтенд</w:t>
+        <w:t>Rust</w:t>
       </w:r>
       <w:proofErr w:type="spellEnd"/>
       <w:r>
         <w:rPr>
           <w:lang w:eastAsia="ru-RU"/>
         </w:rPr>
-        <w:t>-разработку мгновенный запуск, живо</w:t>
-      </w:r>
-      <w:r>
-        <w:rPr>
-          <w:lang w:eastAsia="ru-RU"/>
-        </w:rPr>
-        <w:t>е</w:t>
-      </w:r>
-      <w:r>
-        <w:rPr>
-          <w:lang w:eastAsia="ru-RU"/>
-        </w:rPr>
-        <w:t xml:space="preserve"> превью. Совместное редактирование работает хорошо. Минусы: почти исключительно веб-</w:t>
+        <w:t>) либо отсутствует, либо очень ограничена.</w:t>
+      </w:r>
+    </w:p>
+    <w:p>
+      <w:pPr>
+        <w:pStyle w:val="a4"/>
+      </w:pPr>
+      <w:r>
+        <w:t>Отличие от перечисленных аналогов в том, что продукт изначально заточен под максимально простую и быструю совместную работу над кодом без лишних функций. Ниша – лёгкий, быстрый, недорогой редактор для небольших команд и учебных групп, которым нужна синхронизация кода в реальном времени и контекстный чат.</w:t>
+      </w:r>
+    </w:p>
+    <w:p>
+      <w:pPr>
+        <w:rPr>
+          <w:rFonts w:ascii="Times New Roman" w:hAnsi="Times New Roman"/>
+          <w:sz w:val="28"/>
+        </w:rPr>
+      </w:pPr>
+    </w:p>
+    <w:p>
+      <w:pPr>
+        <w:pStyle w:val="2"/>
+      </w:pPr>
+      <w:bookmarkStart w:id="8" w:name="_Toc225601224"/>
+      <w:r>
+        <w:t>Языки программирования, технологии</w:t>
+      </w:r>
+      <w:bookmarkEnd w:id="8"/>
+    </w:p>
+    <w:p>
+      <w:pPr>
+        <w:pStyle w:val="a4"/>
+        <w:rPr>
+          <w:rStyle w:val="a5"/>
+        </w:rPr>
+      </w:pPr>
+    </w:p>
+    <w:p>
+      <w:pPr>
+        <w:pStyle w:val="a4"/>
+      </w:pPr>
+      <w:r>
+        <w:rPr>
+          <w:rStyle w:val="a5"/>
+        </w:rPr>
+        <w:t xml:space="preserve">Для реализации проекта выбраны языки </w:t>
       </w:r>
       <w:proofErr w:type="spellStart"/>
       <w:r>
         <w:rPr>
-          <w:lang w:eastAsia="ru-RU"/>
-        </w:rPr>
-        <w:t>фронтенд</w:t>
+          <w:rStyle w:val="a5"/>
+        </w:rPr>
+        <w:t>Kotlin</w:t>
       </w:r>
       <w:proofErr w:type="spellEnd"/>
       <w:r>
         <w:rPr>
-          <w:lang w:eastAsia="ru-RU"/>
-        </w:rPr>
-        <w:t xml:space="preserve"> – поддержка бэкенда, баз данных или сложных языков (Go, </w:t>
+          <w:rStyle w:val="a5"/>
+        </w:rPr>
+        <w:t xml:space="preserve"> и Python, а также технологии </w:t>
       </w:r>
       <w:proofErr w:type="spellStart"/>
       <w:r>
         <w:rPr>
-          <w:lang w:eastAsia="ru-RU"/>
-        </w:rPr>
-        <w:t>Rust</w:t>
+          <w:rStyle w:val="a5"/>
+        </w:rPr>
+        <w:t>Kotlin</w:t>
       </w:r>
       <w:proofErr w:type="spellEnd"/>
       <w:r>
         <w:rPr>
-          <w:lang w:eastAsia="ru-RU"/>
-        </w:rPr>
-        <w:t>) либо отсутствует, либо очень ограничена.</w:t>
-      </w:r>
-    </w:p>
-    <w:p>
-      <w:pPr>
-        <w:pStyle w:val="a4"/>
-      </w:pPr>
-      <w:r>
-        <w:t>Отличие от перечисленных аналогов в том, что продукт изначально заточен под максимально простую и быструю совместную работу над кодом без лишних функций. Ниша – лёгкий, быстрый, недорогой редактор для небольших команд и учебных групп, которым нужна синхронизация кода в реальном времени и контекстный чат.</w:t>
-      </w:r>
-    </w:p>
-    <w:p>
-      <w:pPr>
-        <w:rPr>
-          <w:rFonts w:ascii="Times New Roman" w:hAnsi="Times New Roman"/>
-          <w:sz w:val="28"/>
-        </w:rPr>
-      </w:pPr>
-    </w:p>
-    <w:p>
-      <w:pPr>
-        <w:pStyle w:val="2"/>
-      </w:pPr>
-      <w:bookmarkStart w:id="8" w:name="_Toc225591309"/>
-      <w:r>
-        <w:t>Языки программирования, технологии</w:t>
-      </w:r>
-      <w:bookmarkEnd w:id="8"/>
-    </w:p>
-    <w:p>
-      <w:pPr>
-        <w:pStyle w:val="a4"/>
-        <w:rPr>
           <w:rStyle w:val="a5"/>
         </w:rPr>
-      </w:pPr>
-    </w:p>
-    <w:p>
-      <w:pPr>
-        <w:pStyle w:val="a4"/>
-      </w:pPr>
+        <w:t xml:space="preserve"> </w:t>
+      </w:r>
+      <w:proofErr w:type="spellStart"/>
       <w:r>
         <w:rPr>
           <w:rStyle w:val="a5"/>
         </w:rPr>
-        <w:t xml:space="preserve">Для реализации проекта выбраны языки </w:t>
-      </w:r>
-      <w:proofErr w:type="spellStart"/>
+        <w:t>Multiplatform</w:t>
+      </w:r>
+      <w:proofErr w:type="spellEnd"/>
       <w:r>
         <w:rPr>
           <w:rStyle w:val="a5"/>
         </w:rPr>
-        <w:t>Kotlin</w:t>
-      </w:r>
-      <w:proofErr w:type="spellEnd"/>
-      <w:r>
-        <w:rPr>
-          <w:rStyle w:val="a5"/>
-        </w:rPr>
-        <w:t xml:space="preserve"> и Python, а также технологии </w:t>
-      </w:r>
-      <w:proofErr w:type="spellStart"/>
-      <w:r>
-        <w:rPr>
-          <w:rStyle w:val="a5"/>
-        </w:rPr>
-        <w:t>Kotlin</w:t>
-      </w:r>
-      <w:proofErr w:type="spellEnd"/>
-      <w:r>
-        <w:rPr>
-          <w:rStyle w:val="a5"/>
-        </w:rPr>
-        <w:t xml:space="preserve"> </w:t>
-      </w:r>
-      <w:proofErr w:type="spellStart"/>
-      <w:r>
-        <w:rPr>
-          <w:rStyle w:val="a5"/>
-        </w:rPr>
-        <w:t>Multiplatform</w:t>
-      </w:r>
-      <w:proofErr w:type="spellEnd"/>
-      <w:r>
-        <w:rPr>
-          <w:rStyle w:val="a5"/>
-        </w:rPr>
-        <w:t xml:space="preserve"> для </w:t>
-      </w:r>
-      <w:proofErr w:type="spellStart"/>
-      <w:r>
-        <w:rPr>
-          <w:rStyle w:val="a5"/>
-        </w:rPr>
-        <w:t>фронтенда</w:t>
-      </w:r>
-      <w:proofErr w:type="spellEnd"/>
-      <w:r>
-        <w:rPr>
-          <w:rStyle w:val="a5"/>
-        </w:rPr>
-        <w:t xml:space="preserve"> и </w:t>
+        <w:t xml:space="preserve"> для фронтенда и </w:t>
       </w:r>
       <w:proofErr w:type="spellStart"/>
       <w:r>
@@ -3407,7 +3384,7 @@
       <w:pPr>
         <w:pStyle w:val="3"/>
       </w:pPr>
-      <w:bookmarkStart w:id="9" w:name="_Toc225591310"/>
+      <w:bookmarkStart w:id="9" w:name="_Toc225601225"/>
       <w:r>
         <w:t>Backend</w:t>
       </w:r>
@@ -3462,31 +3439,15 @@
         <w:t>API</w:t>
       </w:r>
       <w:r>
-        <w:t xml:space="preserve"> – этот подход позволяет разделить </w:t>
+        <w:t xml:space="preserve"> – этот подход позволяет разделить фронтенд и </w:t>
       </w:r>
       <w:proofErr w:type="spellStart"/>
       <w:r>
-        <w:t>фронтенд</w:t>
+        <w:t>бекенд</w:t>
       </w:r>
       <w:proofErr w:type="spellEnd"/>
       <w:r>
-        <w:t xml:space="preserve"> и </w:t>
-      </w:r>
-      <w:proofErr w:type="spellStart"/>
-      <w:r>
-        <w:t>бекенд</w:t>
-      </w:r>
-      <w:proofErr w:type="spellEnd"/>
-      <w:r>
-        <w:t xml:space="preserve">. Это дает возможность </w:t>
-      </w:r>
-      <w:proofErr w:type="spellStart"/>
-      <w:r>
-        <w:t>переиспользовать</w:t>
-      </w:r>
-      <w:proofErr w:type="spellEnd"/>
-      <w:r>
-        <w:t xml:space="preserve"> сервер для разных клиентов. </w:t>
+        <w:t xml:space="preserve">. Это дает возможность переиспользовать сервер для разных клиентов. </w:t>
       </w:r>
       <w:proofErr w:type="spellStart"/>
       <w:r>
@@ -3821,7 +3782,7 @@
       <w:pPr>
         <w:pStyle w:val="3"/>
       </w:pPr>
-      <w:bookmarkStart w:id="10" w:name="_Toc225591311"/>
+      <w:bookmarkStart w:id="10" w:name="_Toc225601226"/>
       <w:r>
         <w:lastRenderedPageBreak/>
         <w:t>Frontend</w:t>
@@ -3838,35 +3799,27 @@
         <w:pStyle w:val="a4"/>
       </w:pPr>
       <w:r>
-        <w:t xml:space="preserve">Для </w:t>
-      </w:r>
+        <w:t>Для фронтенда были использованы следующие технологии:</w:t>
+      </w:r>
+    </w:p>
+    <w:p>
+      <w:pPr>
+        <w:pStyle w:val="15"/>
+      </w:pPr>
       <w:proofErr w:type="spellStart"/>
       <w:r>
-        <w:t>фронтенда</w:t>
+        <w:t>Kotlin</w:t>
       </w:r>
       <w:proofErr w:type="spellEnd"/>
       <w:r>
-        <w:t xml:space="preserve"> были использованы следующие технологии:</w:t>
-      </w:r>
-    </w:p>
-    <w:p>
-      <w:pPr>
-        <w:pStyle w:val="15"/>
-      </w:pPr>
+        <w:t xml:space="preserve"> – современный, статически </w:t>
+      </w:r>
       <w:proofErr w:type="spellStart"/>
       <w:r>
-        <w:t>Kotlin</w:t>
+        <w:t>типизированый</w:t>
       </w:r>
       <w:proofErr w:type="spellEnd"/>
       <w:r>
-        <w:t xml:space="preserve"> – современный, статически </w:t>
-      </w:r>
-      <w:proofErr w:type="spellStart"/>
-      <w:r>
-        <w:t>типизированый</w:t>
-      </w:r>
-      <w:proofErr w:type="spellEnd"/>
-      <w:r>
         <w:t xml:space="preserve"> язык программирования, являющийся стандартом для </w:t>
       </w:r>
       <w:r>
@@ -3876,15 +3829,7 @@
         <w:t>Android</w:t>
       </w:r>
       <w:r>
-        <w:t xml:space="preserve">, но используется и для </w:t>
-      </w:r>
-      <w:proofErr w:type="spellStart"/>
-      <w:r>
-        <w:t>мультиплатформы</w:t>
-      </w:r>
-      <w:proofErr w:type="spellEnd"/>
-      <w:r>
-        <w:t>.</w:t>
+        <w:t>, но используется и для мультиплатформы.</w:t>
       </w:r>
     </w:p>
     <w:p>
@@ -3994,7 +3939,7 @@
       <w:pPr>
         <w:pStyle w:val="2"/>
       </w:pPr>
-      <w:bookmarkStart w:id="11" w:name="_Toc225591312"/>
+      <w:bookmarkStart w:id="11" w:name="_Toc225601227"/>
       <w:r>
         <w:t>Монетизация</w:t>
       </w:r>
@@ -4079,7 +4024,7 @@
       <w:r>
         <w:br w:type="page"/>
       </w:r>
-      <w:bookmarkStart w:id="12" w:name="_Toc225591313"/>
+      <w:bookmarkStart w:id="12" w:name="_Toc225601228"/>
       <w:r>
         <w:lastRenderedPageBreak/>
         <w:t>Реализация</w:t>
@@ -4098,7 +4043,7 @@
       <w:pPr>
         <w:pStyle w:val="2"/>
       </w:pPr>
-      <w:bookmarkStart w:id="13" w:name="_Toc225591314"/>
+      <w:bookmarkStart w:id="13" w:name="_Toc225601229"/>
       <w:r>
         <w:t>Функциональные и нефункциональные требования</w:t>
       </w:r>
@@ -4433,7 +4378,7 @@
       <w:pPr>
         <w:pStyle w:val="2"/>
       </w:pPr>
-      <w:bookmarkStart w:id="14" w:name="_Toc225591315"/>
+      <w:bookmarkStart w:id="14" w:name="_Toc225601230"/>
       <w:r>
         <w:t>Архитектура</w:t>
       </w:r>
@@ -4443,7 +4388,7 @@
       <w:pPr>
         <w:pStyle w:val="3"/>
       </w:pPr>
-      <w:bookmarkStart w:id="15" w:name="_Toc225591316"/>
+      <w:bookmarkStart w:id="15" w:name="_Toc225601231"/>
       <w:r>
         <w:t>Backend</w:t>
       </w:r>
@@ -4733,7 +4678,7 @@
       <w:pPr>
         <w:pStyle w:val="3"/>
       </w:pPr>
-      <w:bookmarkStart w:id="16" w:name="_Toc225591317"/>
+      <w:bookmarkStart w:id="16" w:name="_Toc225601232"/>
       <w:r>
         <w:lastRenderedPageBreak/>
         <w:t>Frontend</w:t>
@@ -5287,9 +5232,6 @@
     <w:p>
       <w:pPr>
         <w:pStyle w:val="a4"/>
-        <w:rPr>
-          <w:lang w:val="en-US"/>
-        </w:rPr>
       </w:pPr>
       <w:r>
         <w:t xml:space="preserve">В проекте реализовано модульное тестирование. Благодаря тестам можно убедиться в том, что текущий код работает правильно и прошлый код не был поврежден. </w:t>
@@ -5320,7 +5262,7 @@
           <w:lang w:eastAsia="ar-SA"/>
         </w:rPr>
       </w:pPr>
-      <w:bookmarkStart w:id="18" w:name="_Toc225591318"/>
+      <w:bookmarkStart w:id="18" w:name="_Toc225601233"/>
       <w:r>
         <w:rPr>
           <w:lang w:eastAsia="ar-SA"/>
@@ -5421,7 +5363,7 @@
 </file>
 
 <file path=word/endnotes.xml><?xml version="1.0" encoding="utf-8"?>
-<w:endnotes xmlns:wpc="http://schemas.microsoft.com/office/word/2010/wordprocessingCanvas" xmlns:cx="http://schemas.microsoft.com/office/drawing/2014/chartex" xmlns:cx1="http://schemas.microsoft.com/office/drawing/2015/9/8/chartex" xmlns:cx2="http://schemas.microsoft.com/office/drawing/2015/10/21/chartex" xmlns:cx3="http://schemas.microsoft.com/office/drawing/2016/5/9/chartex" xmlns:cx4="http://schemas.microsoft.com/office/drawing/2016/5/10/chartex" xmlns:cx5="http://schemas.microsoft.com/office/drawing/2016/5/11/chartex" xmlns:cx6="http://schemas.microsoft.com/office/drawing/2016/5/12/chartex" xmlns:cx7="http://schemas.microsoft.com/office/drawing/2016/5/13/chartex" xmlns:cx8="http://schemas.microsoft.com/office/drawing/2016/5/14/chartex" xmlns:mc="http://schemas.openxmlformats.org/markup-compatibility/2006" xmlns:aink="http://schemas.microsoft.com/office/drawing/2016/ink" xmlns:am3d="http://schemas.microsoft.com/office/drawing/2017/model3d" xmlns:o="urn:schemas-microsoft-com:office:office" xmlns:r="http://schemas.openxmlformats.org/officeDocument/2006/relationships" xmlns:m="http://schemas.openxmlformats.org/officeDocument/2006/math" xmlns:v="urn:schemas-microsoft-com:vml" xmlns:wp14="http://schemas.microsoft.com/office/word/2010/wordprocessingDrawing" xmlns:wp="http://schemas.openxmlformats.org/drawingml/2006/wordprocessingDrawing" xmlns:w10="urn:schemas-microsoft-com:office:word" xmlns:w="http://schemas.openxmlformats.org/wordprocessingml/2006/main" xmlns:w14="http://schemas.microsoft.com/office/word/2010/wordml" xmlns:w15="http://schemas.microsoft.com/office/word/2012/wordml" xmlns:w16cex="http://schemas.microsoft.com/office/word/2018/wordml/cex" xmlns:w16cid="http://schemas.microsoft.com/office/word/2016/wordml/cid" xmlns:w16="http://schemas.microsoft.com/office/word/2018/wordml" xmlns:w16sdtdh="http://schemas.microsoft.com/office/word/2020/wordml/sdtdatahash" xmlns:w16se="http://schemas.microsoft.com/office/word/2015/wordml/symex" xmlns:wpg="http://schemas.microsoft.com/office/word/2010/wordprocessingGroup" xmlns:wpi="http://schemas.microsoft.com/office/word/2010/wordprocessingInk" xmlns:wne="http://schemas.microsoft.com/office/word/2006/wordml" xmlns:wps="http://schemas.microsoft.com/office/word/2010/wordprocessingShape" mc:Ignorable="w14 w15 w16se w16cid w16 w16cex w16sdtdh wp14">
+<w:endnotes xmlns:wpc="http://schemas.microsoft.com/office/word/2010/wordprocessingCanvas" xmlns:cx="http://schemas.microsoft.com/office/drawing/2014/chartex" xmlns:cx1="http://schemas.microsoft.com/office/drawing/2015/9/8/chartex" xmlns:cx2="http://schemas.microsoft.com/office/drawing/2015/10/21/chartex" xmlns:cx3="http://schemas.microsoft.com/office/drawing/2016/5/9/chartex" xmlns:cx4="http://schemas.microsoft.com/office/drawing/2016/5/10/chartex" xmlns:cx5="http://schemas.microsoft.com/office/drawing/2016/5/11/chartex" xmlns:cx6="http://schemas.microsoft.com/office/drawing/2016/5/12/chartex" xmlns:cx7="http://schemas.microsoft.com/office/drawing/2016/5/13/chartex" xmlns:cx8="http://schemas.microsoft.com/office/drawing/2016/5/14/chartex" xmlns:mc="http://schemas.openxmlformats.org/markup-compatibility/2006" xmlns:aink="http://schemas.microsoft.com/office/drawing/2016/ink" xmlns:am3d="http://schemas.microsoft.com/office/drawing/2017/model3d" xmlns:o="urn:schemas-microsoft-com:office:office" xmlns:oel="http://schemas.microsoft.com/office/2019/extlst" xmlns:r="http://schemas.openxmlformats.org/officeDocument/2006/relationships" xmlns:m="http://schemas.openxmlformats.org/officeDocument/2006/math" xmlns:v="urn:schemas-microsoft-com:vml" xmlns:wp14="http://schemas.microsoft.com/office/word/2010/wordprocessingDrawing" xmlns:wp="http://schemas.openxmlformats.org/drawingml/2006/wordprocessingDrawing" xmlns:w10="urn:schemas-microsoft-com:office:word" xmlns:w="http://schemas.openxmlformats.org/wordprocessingml/2006/main" xmlns:w14="http://schemas.microsoft.com/office/word/2010/wordml" xmlns:w15="http://schemas.microsoft.com/office/word/2012/wordml" xmlns:w16cex="http://schemas.microsoft.com/office/word/2018/wordml/cex" xmlns:w16cid="http://schemas.microsoft.com/office/word/2016/wordml/cid" xmlns:w16="http://schemas.microsoft.com/office/word/2018/wordml" xmlns:w16du="http://schemas.microsoft.com/office/word/2023/wordml/word16du" xmlns:w16sdtdh="http://schemas.microsoft.com/office/word/2020/wordml/sdtdatahash" xmlns:w16sdtfl="http://schemas.microsoft.com/office/word/2024/wordml/sdtformatlock" xmlns:w16se="http://schemas.microsoft.com/office/word/2015/wordml/symex" xmlns:wpg="http://schemas.microsoft.com/office/word/2010/wordprocessingGroup" xmlns:wpi="http://schemas.microsoft.com/office/word/2010/wordprocessingInk" xmlns:wne="http://schemas.microsoft.com/office/word/2006/wordml" xmlns:wps="http://schemas.microsoft.com/office/word/2010/wordprocessingShape" mc:Ignorable="w14 w15 w16se w16cid w16 w16cex w16sdtdh w16sdtfl w16du wp14">
   <w:endnote w:type="separator" w:id="-1">
     <w:p>
       <w:pPr>
@@ -5446,7 +5388,7 @@
 </file>
 
 <file path=word/footer1.xml><?xml version="1.0" encoding="utf-8"?>
-<w:ftr xmlns:wpc="http://schemas.microsoft.com/office/word/2010/wordprocessingCanvas" xmlns:cx="http://schemas.microsoft.com/office/drawing/2014/chartex" xmlns:cx1="http://schemas.microsoft.com/office/drawing/2015/9/8/chartex" xmlns:cx2="http://schemas.microsoft.com/office/drawing/2015/10/21/chartex" xmlns:cx3="http://schemas.microsoft.com/office/drawing/2016/5/9/chartex" xmlns:cx4="http://schemas.microsoft.com/office/drawing/2016/5/10/chartex" xmlns:cx5="http://schemas.microsoft.com/office/drawing/2016/5/11/chartex" xmlns:cx6="http://schemas.microsoft.com/office/drawing/2016/5/12/chartex" xmlns:cx7="http://schemas.microsoft.com/office/drawing/2016/5/13/chartex" xmlns:cx8="http://schemas.microsoft.com/office/drawing/2016/5/14/chartex" xmlns:mc="http://schemas.openxmlformats.org/markup-compatibility/2006" xmlns:aink="http://schemas.microsoft.com/office/drawing/2016/ink" xmlns:am3d="http://schemas.microsoft.com/office/drawing/2017/model3d" xmlns:o="urn:schemas-microsoft-com:office:office" xmlns:r="http://schemas.openxmlformats.org/officeDocument/2006/relationships" xmlns:m="http://schemas.openxmlformats.org/officeDocument/2006/math" xmlns:v="urn:schemas-microsoft-com:vml" xmlns:wp14="http://schemas.microsoft.com/office/word/2010/wordprocessingDrawing" xmlns:wp="http://schemas.openxmlformats.org/drawingml/2006/wordprocessingDrawing" xmlns:w10="urn:schemas-microsoft-com:office:word" xmlns:w="http://schemas.openxmlformats.org/wordprocessingml/2006/main" xmlns:w14="http://schemas.microsoft.com/office/word/2010/wordml" xmlns:w15="http://schemas.microsoft.com/office/word/2012/wordml" xmlns:w16cex="http://schemas.microsoft.com/office/word/2018/wordml/cex" xmlns:w16cid="http://schemas.microsoft.com/office/word/2016/wordml/cid" xmlns:w16="http://schemas.microsoft.com/office/word/2018/wordml" xmlns:w16sdtdh="http://schemas.microsoft.com/office/word/2020/wordml/sdtdatahash" xmlns:w16se="http://schemas.microsoft.com/office/word/2015/wordml/symex" xmlns:wpg="http://schemas.microsoft.com/office/word/2010/wordprocessingGroup" xmlns:wpi="http://schemas.microsoft.com/office/word/2010/wordprocessingInk" xmlns:wne="http://schemas.microsoft.com/office/word/2006/wordml" xmlns:wps="http://schemas.microsoft.com/office/word/2010/wordprocessingShape" mc:Ignorable="w14 w15 w16se w16cid w16 w16cex w16sdtdh wp14">
+<w:ftr xmlns:wpc="http://schemas.microsoft.com/office/word/2010/wordprocessingCanvas" xmlns:cx="http://schemas.microsoft.com/office/drawing/2014/chartex" xmlns:cx1="http://schemas.microsoft.com/office/drawing/2015/9/8/chartex" xmlns:cx2="http://schemas.microsoft.com/office/drawing/2015/10/21/chartex" xmlns:cx3="http://schemas.microsoft.com/office/drawing/2016/5/9/chartex" xmlns:cx4="http://schemas.microsoft.com/office/drawing/2016/5/10/chartex" xmlns:cx5="http://schemas.microsoft.com/office/drawing/2016/5/11/chartex" xmlns:cx6="http://schemas.microsoft.com/office/drawing/2016/5/12/chartex" xmlns:cx7="http://schemas.microsoft.com/office/drawing/2016/5/13/chartex" xmlns:cx8="http://schemas.microsoft.com/office/drawing/2016/5/14/chartex" xmlns:mc="http://schemas.openxmlformats.org/markup-compatibility/2006" xmlns:aink="http://schemas.microsoft.com/office/drawing/2016/ink" xmlns:am3d="http://schemas.microsoft.com/office/drawing/2017/model3d" xmlns:o="urn:schemas-microsoft-com:office:office" xmlns:oel="http://schemas.microsoft.com/office/2019/extlst" xmlns:r="http://schemas.openxmlformats.org/officeDocument/2006/relationships" xmlns:m="http://schemas.openxmlformats.org/officeDocument/2006/math" xmlns:v="urn:schemas-microsoft-com:vml" xmlns:wp14="http://schemas.microsoft.com/office/word/2010/wordprocessingDrawing" xmlns:wp="http://schemas.openxmlformats.org/drawingml/2006/wordprocessingDrawing" xmlns:w10="urn:schemas-microsoft-com:office:word" xmlns:w="http://schemas.openxmlformats.org/wordprocessingml/2006/main" xmlns:w14="http://schemas.microsoft.com/office/word/2010/wordml" xmlns:w15="http://schemas.microsoft.com/office/word/2012/wordml" xmlns:w16cex="http://schemas.microsoft.com/office/word/2018/wordml/cex" xmlns:w16cid="http://schemas.microsoft.com/office/word/2016/wordml/cid" xmlns:w16="http://schemas.microsoft.com/office/word/2018/wordml" xmlns:w16du="http://schemas.microsoft.com/office/word/2023/wordml/word16du" xmlns:w16sdtdh="http://schemas.microsoft.com/office/word/2020/wordml/sdtdatahash" xmlns:w16sdtfl="http://schemas.microsoft.com/office/word/2024/wordml/sdtformatlock" xmlns:w16se="http://schemas.microsoft.com/office/word/2015/wordml/symex" xmlns:wpg="http://schemas.microsoft.com/office/word/2010/wordprocessingGroup" xmlns:wpi="http://schemas.microsoft.com/office/word/2010/wordprocessingInk" xmlns:wne="http://schemas.microsoft.com/office/word/2006/wordml" xmlns:wps="http://schemas.microsoft.com/office/word/2010/wordprocessingShape" mc:Ignorable="w14 w15 w16se w16cid w16 w16cex w16sdtdh w16sdtfl w16du wp14">
   <w:p>
     <w:pPr>
       <w:pStyle w:val="a8"/>
@@ -5456,7 +5398,7 @@
 </file>
 
 <file path=word/footer2.xml><?xml version="1.0" encoding="utf-8"?>
-<w:ftr xmlns:wpc="http://schemas.microsoft.com/office/word/2010/wordprocessingCanvas" xmlns:cx="http://schemas.microsoft.com/office/drawing/2014/chartex" xmlns:cx1="http://schemas.microsoft.com/office/drawing/2015/9/8/chartex" xmlns:cx2="http://schemas.microsoft.com/office/drawing/2015/10/21/chartex" xmlns:cx3="http://schemas.microsoft.com/office/drawing/2016/5/9/chartex" xmlns:cx4="http://schemas.microsoft.com/office/drawing/2016/5/10/chartex" xmlns:cx5="http://schemas.microsoft.com/office/drawing/2016/5/11/chartex" xmlns:cx6="http://schemas.microsoft.com/office/drawing/2016/5/12/chartex" xmlns:cx7="http://schemas.microsoft.com/office/drawing/2016/5/13/chartex" xmlns:cx8="http://schemas.microsoft.com/office/drawing/2016/5/14/chartex" xmlns:mc="http://schemas.openxmlformats.org/markup-compatibility/2006" xmlns:aink="http://schemas.microsoft.com/office/drawing/2016/ink" xmlns:am3d="http://schemas.microsoft.com/office/drawing/2017/model3d" xmlns:o="urn:schemas-microsoft-com:office:office" xmlns:r="http://schemas.openxmlformats.org/officeDocument/2006/relationships" xmlns:m="http://schemas.openxmlformats.org/officeDocument/2006/math" xmlns:v="urn:schemas-microsoft-com:vml" xmlns:wp14="http://schemas.microsoft.com/office/word/2010/wordprocessingDrawing" xmlns:wp="http://schemas.openxmlformats.org/drawingml/2006/wordprocessingDrawing" xmlns:w10="urn:schemas-microsoft-com:office:word" xmlns:w="http://schemas.openxmlformats.org/wordprocessingml/2006/main" xmlns:w14="http://schemas.microsoft.com/office/word/2010/wordml" xmlns:w15="http://schemas.microsoft.com/office/word/2012/wordml" xmlns:w16cex="http://schemas.microsoft.com/office/word/2018/wordml/cex" xmlns:w16cid="http://schemas.microsoft.com/office/word/2016/wordml/cid" xmlns:w16="http://schemas.microsoft.com/office/word/2018/wordml" xmlns:w16sdtdh="http://schemas.microsoft.com/office/word/2020/wordml/sdtdatahash" xmlns:w16se="http://schemas.microsoft.com/office/word/2015/wordml/symex" xmlns:wpg="http://schemas.microsoft.com/office/word/2010/wordprocessingGroup" xmlns:wpi="http://schemas.microsoft.com/office/word/2010/wordprocessingInk" xmlns:wne="http://schemas.microsoft.com/office/word/2006/wordml" xmlns:wps="http://schemas.microsoft.com/office/word/2010/wordprocessingShape" mc:Ignorable="w14 w15 w16se w16cid w16 w16cex w16sdtdh wp14">
+<w:ftr xmlns:wpc="http://schemas.microsoft.com/office/word/2010/wordprocessingCanvas" xmlns:cx="http://schemas.microsoft.com/office/drawing/2014/chartex" xmlns:cx1="http://schemas.microsoft.com/office/drawing/2015/9/8/chartex" xmlns:cx2="http://schemas.microsoft.com/office/drawing/2015/10/21/chartex" xmlns:cx3="http://schemas.microsoft.com/office/drawing/2016/5/9/chartex" xmlns:cx4="http://schemas.microsoft.com/office/drawing/2016/5/10/chartex" xmlns:cx5="http://schemas.microsoft.com/office/drawing/2016/5/11/chartex" xmlns:cx6="http://schemas.microsoft.com/office/drawing/2016/5/12/chartex" xmlns:cx7="http://schemas.microsoft.com/office/drawing/2016/5/13/chartex" xmlns:cx8="http://schemas.microsoft.com/office/drawing/2016/5/14/chartex" xmlns:mc="http://schemas.openxmlformats.org/markup-compatibility/2006" xmlns:aink="http://schemas.microsoft.com/office/drawing/2016/ink" xmlns:am3d="http://schemas.microsoft.com/office/drawing/2017/model3d" xmlns:o="urn:schemas-microsoft-com:office:office" xmlns:oel="http://schemas.microsoft.com/office/2019/extlst" xmlns:r="http://schemas.openxmlformats.org/officeDocument/2006/relationships" xmlns:m="http://schemas.openxmlformats.org/officeDocument/2006/math" xmlns:v="urn:schemas-microsoft-com:vml" xmlns:wp14="http://schemas.microsoft.com/office/word/2010/wordprocessingDrawing" xmlns:wp="http://schemas.openxmlformats.org/drawingml/2006/wordprocessingDrawing" xmlns:w10="urn:schemas-microsoft-com:office:word" xmlns:w="http://schemas.openxmlformats.org/wordprocessingml/2006/main" xmlns:w14="http://schemas.microsoft.com/office/word/2010/wordml" xmlns:w15="http://schemas.microsoft.com/office/word/2012/wordml" xmlns:w16cex="http://schemas.microsoft.com/office/word/2018/wordml/cex" xmlns:w16cid="http://schemas.microsoft.com/office/word/2016/wordml/cid" xmlns:w16="http://schemas.microsoft.com/office/word/2018/wordml" xmlns:w16du="http://schemas.microsoft.com/office/word/2023/wordml/word16du" xmlns:w16sdtdh="http://schemas.microsoft.com/office/word/2020/wordml/sdtdatahash" xmlns:w16sdtfl="http://schemas.microsoft.com/office/word/2024/wordml/sdtformatlock" xmlns:w16se="http://schemas.microsoft.com/office/word/2015/wordml/symex" xmlns:wpg="http://schemas.microsoft.com/office/word/2010/wordprocessingGroup" xmlns:wpi="http://schemas.microsoft.com/office/word/2010/wordprocessingInk" xmlns:wne="http://schemas.microsoft.com/office/word/2006/wordml" xmlns:wps="http://schemas.microsoft.com/office/word/2010/wordprocessingShape" mc:Ignorable="w14 w15 w16se w16cid w16 w16cex w16sdtdh w16sdtfl w16du wp14">
   <w:sdt>
     <w:sdtPr>
       <w:id w:val="-1731300016"/>
@@ -5465,7 +5407,6 @@
         <w:docPartUnique/>
       </w:docPartObj>
     </w:sdtPr>
-    <w:sdtEndPr/>
     <w:sdtContent>
       <w:p>
         <w:pPr>
@@ -5502,7 +5443,7 @@
 </file>
 
 <file path=word/footer3.xml><?xml version="1.0" encoding="utf-8"?>
-<w:ftr xmlns:wpc="http://schemas.microsoft.com/office/word/2010/wordprocessingCanvas" xmlns:cx="http://schemas.microsoft.com/office/drawing/2014/chartex" xmlns:cx1="http://schemas.microsoft.com/office/drawing/2015/9/8/chartex" xmlns:cx2="http://schemas.microsoft.com/office/drawing/2015/10/21/chartex" xmlns:cx3="http://schemas.microsoft.com/office/drawing/2016/5/9/chartex" xmlns:cx4="http://schemas.microsoft.com/office/drawing/2016/5/10/chartex" xmlns:cx5="http://schemas.microsoft.com/office/drawing/2016/5/11/chartex" xmlns:cx6="http://schemas.microsoft.com/office/drawing/2016/5/12/chartex" xmlns:cx7="http://schemas.microsoft.com/office/drawing/2016/5/13/chartex" xmlns:cx8="http://schemas.microsoft.com/office/drawing/2016/5/14/chartex" xmlns:mc="http://schemas.openxmlformats.org/markup-compatibility/2006" xmlns:aink="http://schemas.microsoft.com/office/drawing/2016/ink" xmlns:am3d="http://schemas.microsoft.com/office/drawing/2017/model3d" xmlns:o="urn:schemas-microsoft-com:office:office" xmlns:r="http://schemas.openxmlformats.org/officeDocument/2006/relationships" xmlns:m="http://schemas.openxmlformats.org/officeDocument/2006/math" xmlns:v="urn:schemas-microsoft-com:vml" xmlns:wp14="http://schemas.microsoft.com/office/word/2010/wordprocessingDrawing" xmlns:wp="http://schemas.openxmlformats.org/drawingml/2006/wordprocessingDrawing" xmlns:w10="urn:schemas-microsoft-com:office:word" xmlns:w="http://schemas.openxmlformats.org/wordprocessingml/2006/main" xmlns:w14="http://schemas.microsoft.com/office/word/2010/wordml" xmlns:w15="http://schemas.microsoft.com/office/word/2012/wordml" xmlns:w16cex="http://schemas.microsoft.com/office/word/2018/wordml/cex" xmlns:w16cid="http://schemas.microsoft.com/office/word/2016/wordml/cid" xmlns:w16="http://schemas.microsoft.com/office/word/2018/wordml" xmlns:w16sdtdh="http://schemas.microsoft.com/office/word/2020/wordml/sdtdatahash" xmlns:w16se="http://schemas.microsoft.com/office/word/2015/wordml/symex" xmlns:wpg="http://schemas.microsoft.com/office/word/2010/wordprocessingGroup" xmlns:wpi="http://schemas.microsoft.com/office/word/2010/wordprocessingInk" xmlns:wne="http://schemas.microsoft.com/office/word/2006/wordml" xmlns:wps="http://schemas.microsoft.com/office/word/2010/wordprocessingShape" mc:Ignorable="w14 w15 w16se w16cid w16 w16cex w16sdtdh wp14">
+<w:ftr xmlns:wpc="http://schemas.microsoft.com/office/word/2010/wordprocessingCanvas" xmlns:cx="http://schemas.microsoft.com/office/drawing/2014/chartex" xmlns:cx1="http://schemas.microsoft.com/office/drawing/2015/9/8/chartex" xmlns:cx2="http://schemas.microsoft.com/office/drawing/2015/10/21/chartex" xmlns:cx3="http://schemas.microsoft.com/office/drawing/2016/5/9/chartex" xmlns:cx4="http://schemas.microsoft.com/office/drawing/2016/5/10/chartex" xmlns:cx5="http://schemas.microsoft.com/office/drawing/2016/5/11/chartex" xmlns:cx6="http://schemas.microsoft.com/office/drawing/2016/5/12/chartex" xmlns:cx7="http://schemas.microsoft.com/office/drawing/2016/5/13/chartex" xmlns:cx8="http://schemas.microsoft.com/office/drawing/2016/5/14/chartex" xmlns:mc="http://schemas.openxmlformats.org/markup-compatibility/2006" xmlns:aink="http://schemas.microsoft.com/office/drawing/2016/ink" xmlns:am3d="http://schemas.microsoft.com/office/drawing/2017/model3d" xmlns:o="urn:schemas-microsoft-com:office:office" xmlns:oel="http://schemas.microsoft.com/office/2019/extlst" xmlns:r="http://schemas.openxmlformats.org/officeDocument/2006/relationships" xmlns:m="http://schemas.openxmlformats.org/officeDocument/2006/math" xmlns:v="urn:schemas-microsoft-com:vml" xmlns:wp14="http://schemas.microsoft.com/office/word/2010/wordprocessingDrawing" xmlns:wp="http://schemas.openxmlformats.org/drawingml/2006/wordprocessingDrawing" xmlns:w10="urn:schemas-microsoft-com:office:word" xmlns:w="http://schemas.openxmlformats.org/wordprocessingml/2006/main" xmlns:w14="http://schemas.microsoft.com/office/word/2010/wordml" xmlns:w15="http://schemas.microsoft.com/office/word/2012/wordml" xmlns:w16cex="http://schemas.microsoft.com/office/word/2018/wordml/cex" xmlns:w16cid="http://schemas.microsoft.com/office/word/2016/wordml/cid" xmlns:w16="http://schemas.microsoft.com/office/word/2018/wordml" xmlns:w16du="http://schemas.microsoft.com/office/word/2023/wordml/word16du" xmlns:w16sdtdh="http://schemas.microsoft.com/office/word/2020/wordml/sdtdatahash" xmlns:w16sdtfl="http://schemas.microsoft.com/office/word/2024/wordml/sdtformatlock" xmlns:w16se="http://schemas.microsoft.com/office/word/2015/wordml/symex" xmlns:wpg="http://schemas.microsoft.com/office/word/2010/wordprocessingGroup" xmlns:wpi="http://schemas.microsoft.com/office/word/2010/wordprocessingInk" xmlns:wne="http://schemas.microsoft.com/office/word/2006/wordml" xmlns:wps="http://schemas.microsoft.com/office/word/2010/wordprocessingShape" mc:Ignorable="w14 w15 w16se w16cid w16 w16cex w16sdtdh w16sdtfl w16du wp14">
   <w:p>
     <w:pPr>
       <w:pStyle w:val="a8"/>
@@ -5518,7 +5459,7 @@
 </file>
 
 <file path=word/footer4.xml><?xml version="1.0" encoding="utf-8"?>
-<w:ftr xmlns:wpc="http://schemas.microsoft.com/office/word/2010/wordprocessingCanvas" xmlns:cx="http://schemas.microsoft.com/office/drawing/2014/chartex" xmlns:cx1="http://schemas.microsoft.com/office/drawing/2015/9/8/chartex" xmlns:cx2="http://schemas.microsoft.com/office/drawing/2015/10/21/chartex" xmlns:cx3="http://schemas.microsoft.com/office/drawing/2016/5/9/chartex" xmlns:cx4="http://schemas.microsoft.com/office/drawing/2016/5/10/chartex" xmlns:cx5="http://schemas.microsoft.com/office/drawing/2016/5/11/chartex" xmlns:cx6="http://schemas.microsoft.com/office/drawing/2016/5/12/chartex" xmlns:cx7="http://schemas.microsoft.com/office/drawing/2016/5/13/chartex" xmlns:cx8="http://schemas.microsoft.com/office/drawing/2016/5/14/chartex" xmlns:mc="http://schemas.openxmlformats.org/markup-compatibility/2006" xmlns:aink="http://schemas.microsoft.com/office/drawing/2016/ink" xmlns:am3d="http://schemas.microsoft.com/office/drawing/2017/model3d" xmlns:o="urn:schemas-microsoft-com:office:office" xmlns:r="http://schemas.openxmlformats.org/officeDocument/2006/relationships" xmlns:m="http://schemas.openxmlformats.org/officeDocument/2006/math" xmlns:v="urn:schemas-microsoft-com:vml" xmlns:wp14="http://schemas.microsoft.com/office/word/2010/wordprocessingDrawing" xmlns:wp="http://schemas.openxmlformats.org/drawingml/2006/wordprocessingDrawing" xmlns:w10="urn:schemas-microsoft-com:office:word" xmlns:w="http://schemas.openxmlformats.org/wordprocessingml/2006/main" xmlns:w14="http://schemas.microsoft.com/office/word/2010/wordml" xmlns:w15="http://schemas.microsoft.com/office/word/2012/wordml" xmlns:w16cex="http://schemas.microsoft.com/office/word/2018/wordml/cex" xmlns:w16cid="http://schemas.microsoft.com/office/word/2016/wordml/cid" xmlns:w16="http://schemas.microsoft.com/office/word/2018/wordml" xmlns:w16sdtdh="http://schemas.microsoft.com/office/word/2020/wordml/sdtdatahash" xmlns:w16se="http://schemas.microsoft.com/office/word/2015/wordml/symex" xmlns:wpg="http://schemas.microsoft.com/office/word/2010/wordprocessingGroup" xmlns:wpi="http://schemas.microsoft.com/office/word/2010/wordprocessingInk" xmlns:wne="http://schemas.microsoft.com/office/word/2006/wordml" xmlns:wps="http://schemas.microsoft.com/office/word/2010/wordprocessingShape" mc:Ignorable="w14 w15 w16se w16cid w16 w16cex w16sdtdh wp14">
+<w:ftr xmlns:wpc="http://schemas.microsoft.com/office/word/2010/wordprocessingCanvas" xmlns:cx="http://schemas.microsoft.com/office/drawing/2014/chartex" xmlns:cx1="http://schemas.microsoft.com/office/drawing/2015/9/8/chartex" xmlns:cx2="http://schemas.microsoft.com/office/drawing/2015/10/21/chartex" xmlns:cx3="http://schemas.microsoft.com/office/drawing/2016/5/9/chartex" xmlns:cx4="http://schemas.microsoft.com/office/drawing/2016/5/10/chartex" xmlns:cx5="http://schemas.microsoft.com/office/drawing/2016/5/11/chartex" xmlns:cx6="http://schemas.microsoft.com/office/drawing/2016/5/12/chartex" xmlns:cx7="http://schemas.microsoft.com/office/drawing/2016/5/13/chartex" xmlns:cx8="http://schemas.microsoft.com/office/drawing/2016/5/14/chartex" xmlns:mc="http://schemas.openxmlformats.org/markup-compatibility/2006" xmlns:aink="http://schemas.microsoft.com/office/drawing/2016/ink" xmlns:am3d="http://schemas.microsoft.com/office/drawing/2017/model3d" xmlns:o="urn:schemas-microsoft-com:office:office" xmlns:oel="http://schemas.microsoft.com/office/2019/extlst" xmlns:r="http://schemas.openxmlformats.org/officeDocument/2006/relationships" xmlns:m="http://schemas.openxmlformats.org/officeDocument/2006/math" xmlns:v="urn:schemas-microsoft-com:vml" xmlns:wp14="http://schemas.microsoft.com/office/word/2010/wordprocessingDrawing" xmlns:wp="http://schemas.openxmlformats.org/drawingml/2006/wordprocessingDrawing" xmlns:w10="urn:schemas-microsoft-com:office:word" xmlns:w="http://schemas.openxmlformats.org/wordprocessingml/2006/main" xmlns:w14="http://schemas.microsoft.com/office/word/2010/wordml" xmlns:w15="http://schemas.microsoft.com/office/word/2012/wordml" xmlns:w16cex="http://schemas.microsoft.com/office/word/2018/wordml/cex" xmlns:w16cid="http://schemas.microsoft.com/office/word/2016/wordml/cid" xmlns:w16="http://schemas.microsoft.com/office/word/2018/wordml" xmlns:w16du="http://schemas.microsoft.com/office/word/2023/wordml/word16du" xmlns:w16sdtdh="http://schemas.microsoft.com/office/word/2020/wordml/sdtdatahash" xmlns:w16sdtfl="http://schemas.microsoft.com/office/word/2024/wordml/sdtformatlock" xmlns:w16se="http://schemas.microsoft.com/office/word/2015/wordml/symex" xmlns:wpg="http://schemas.microsoft.com/office/word/2010/wordprocessingGroup" xmlns:wpi="http://schemas.microsoft.com/office/word/2010/wordprocessingInk" xmlns:wne="http://schemas.microsoft.com/office/word/2006/wordml" xmlns:wps="http://schemas.microsoft.com/office/word/2010/wordprocessingShape" mc:Ignorable="w14 w15 w16se w16cid w16 w16cex w16sdtdh w16sdtfl w16du wp14">
   <w:p>
     <w:pPr>
       <w:pStyle w:val="a8"/>
@@ -5537,7 +5478,7 @@
 </file>
 
 <file path=word/footer5.xml><?xml version="1.0" encoding="utf-8"?>
-<w:ftr xmlns:wpc="http://schemas.microsoft.com/office/word/2010/wordprocessingCanvas" xmlns:cx="http://schemas.microsoft.com/office/drawing/2014/chartex" xmlns:cx1="http://schemas.microsoft.com/office/drawing/2015/9/8/chartex" xmlns:cx2="http://schemas.microsoft.com/office/drawing/2015/10/21/chartex" xmlns:cx3="http://schemas.microsoft.com/office/drawing/2016/5/9/chartex" xmlns:cx4="http://schemas.microsoft.com/office/drawing/2016/5/10/chartex" xmlns:cx5="http://schemas.microsoft.com/office/drawing/2016/5/11/chartex" xmlns:cx6="http://schemas.microsoft.com/office/drawing/2016/5/12/chartex" xmlns:cx7="http://schemas.microsoft.com/office/drawing/2016/5/13/chartex" xmlns:cx8="http://schemas.microsoft.com/office/drawing/2016/5/14/chartex" xmlns:mc="http://schemas.openxmlformats.org/markup-compatibility/2006" xmlns:aink="http://schemas.microsoft.com/office/drawing/2016/ink" xmlns:am3d="http://schemas.microsoft.com/office/drawing/2017/model3d" xmlns:o="urn:schemas-microsoft-com:office:office" xmlns:r="http://schemas.openxmlformats.org/officeDocument/2006/relationships" xmlns:m="http://schemas.openxmlformats.org/officeDocument/2006/math" xmlns:v="urn:schemas-microsoft-com:vml" xmlns:wp14="http://schemas.microsoft.com/office/word/2010/wordprocessingDrawing" xmlns:wp="http://schemas.openxmlformats.org/drawingml/2006/wordprocessingDrawing" xmlns:w10="urn:schemas-microsoft-com:office:word" xmlns:w="http://schemas.openxmlformats.org/wordprocessingml/2006/main" xmlns:w14="http://schemas.microsoft.com/office/word/2010/wordml" xmlns:w15="http://schemas.microsoft.com/office/word/2012/wordml" xmlns:w16cex="http://schemas.microsoft.com/office/word/2018/wordml/cex" xmlns:w16cid="http://schemas.microsoft.com/office/word/2016/wordml/cid" xmlns:w16="http://schemas.microsoft.com/office/word/2018/wordml" xmlns:w16sdtdh="http://schemas.microsoft.com/office/word/2020/wordml/sdtdatahash" xmlns:w16se="http://schemas.microsoft.com/office/word/2015/wordml/symex" xmlns:wpg="http://schemas.microsoft.com/office/word/2010/wordprocessingGroup" xmlns:wpi="http://schemas.microsoft.com/office/word/2010/wordprocessingInk" xmlns:wne="http://schemas.microsoft.com/office/word/2006/wordml" xmlns:wps="http://schemas.microsoft.com/office/word/2010/wordprocessingShape" mc:Ignorable="w14 w15 w16se w16cid w16 w16cex w16sdtdh wp14">
+<w:ftr xmlns:wpc="http://schemas.microsoft.com/office/word/2010/wordprocessingCanvas" xmlns:cx="http://schemas.microsoft.com/office/drawing/2014/chartex" xmlns:cx1="http://schemas.microsoft.com/office/drawing/2015/9/8/chartex" xmlns:cx2="http://schemas.microsoft.com/office/drawing/2015/10/21/chartex" xmlns:cx3="http://schemas.microsoft.com/office/drawing/2016/5/9/chartex" xmlns:cx4="http://schemas.microsoft.com/office/drawing/2016/5/10/chartex" xmlns:cx5="http://schemas.microsoft.com/office/drawing/2016/5/11/chartex" xmlns:cx6="http://schemas.microsoft.com/office/drawing/2016/5/12/chartex" xmlns:cx7="http://schemas.microsoft.com/office/drawing/2016/5/13/chartex" xmlns:cx8="http://schemas.microsoft.com/office/drawing/2016/5/14/chartex" xmlns:mc="http://schemas.openxmlformats.org/markup-compatibility/2006" xmlns:aink="http://schemas.microsoft.com/office/drawing/2016/ink" xmlns:am3d="http://schemas.microsoft.com/office/drawing/2017/model3d" xmlns:o="urn:schemas-microsoft-com:office:office" xmlns:oel="http://schemas.microsoft.com/office/2019/extlst" xmlns:r="http://schemas.openxmlformats.org/officeDocument/2006/relationships" xmlns:m="http://schemas.openxmlformats.org/officeDocument/2006/math" xmlns:v="urn:schemas-microsoft-com:vml" xmlns:wp14="http://schemas.microsoft.com/office/word/2010/wordprocessingDrawing" xmlns:wp="http://schemas.openxmlformats.org/drawingml/2006/wordprocessingDrawing" xmlns:w10="urn:schemas-microsoft-com:office:word" xmlns:w="http://schemas.openxmlformats.org/wordprocessingml/2006/main" xmlns:w14="http://schemas.microsoft.com/office/word/2010/wordml" xmlns:w15="http://schemas.microsoft.com/office/word/2012/wordml" xmlns:w16cex="http://schemas.microsoft.com/office/word/2018/wordml/cex" xmlns:w16cid="http://schemas.microsoft.com/office/word/2016/wordml/cid" xmlns:w16="http://schemas.microsoft.com/office/word/2018/wordml" xmlns:w16du="http://schemas.microsoft.com/office/word/2023/wordml/word16du" xmlns:w16sdtdh="http://schemas.microsoft.com/office/word/2020/wordml/sdtdatahash" xmlns:w16sdtfl="http://schemas.microsoft.com/office/word/2024/wordml/sdtformatlock" xmlns:w16se="http://schemas.microsoft.com/office/word/2015/wordml/symex" xmlns:wpg="http://schemas.microsoft.com/office/word/2010/wordprocessingGroup" xmlns:wpi="http://schemas.microsoft.com/office/word/2010/wordprocessingInk" xmlns:wne="http://schemas.microsoft.com/office/word/2006/wordml" xmlns:wps="http://schemas.microsoft.com/office/word/2010/wordprocessingShape" mc:Ignorable="w14 w15 w16se w16cid w16 w16cex w16sdtdh w16sdtfl w16du wp14">
   <w:sdt>
     <w:sdtPr>
       <w:id w:val="-342318388"/>
@@ -5546,7 +5487,6 @@
         <w:docPartUnique/>
       </w:docPartObj>
     </w:sdtPr>
-    <w:sdtEndPr/>
     <w:sdtContent>
       <w:p>
         <w:pPr>
@@ -5568,7 +5508,7 @@
 </file>
 
 <file path=word/footnotes.xml><?xml version="1.0" encoding="utf-8"?>
-<w:footnotes xmlns:wpc="http://schemas.microsoft.com/office/word/2010/wordprocessingCanvas" xmlns:cx="http://schemas.microsoft.com/office/drawing/2014/chartex" xmlns:cx1="http://schemas.microsoft.com/office/drawing/2015/9/8/chartex" xmlns:cx2="http://schemas.microsoft.com/office/drawing/2015/10/21/chartex" xmlns:cx3="http://schemas.microsoft.com/office/drawing/2016/5/9/chartex" xmlns:cx4="http://schemas.microsoft.com/office/drawing/2016/5/10/chartex" xmlns:cx5="http://schemas.microsoft.com/office/drawing/2016/5/11/chartex" xmlns:cx6="http://schemas.microsoft.com/office/drawing/2016/5/12/chartex" xmlns:cx7="http://schemas.microsoft.com/office/drawing/2016/5/13/chartex" xmlns:cx8="http://schemas.microsoft.com/office/drawing/2016/5/14/chartex" xmlns:mc="http://schemas.openxmlformats.org/markup-compatibility/2006" xmlns:aink="http://schemas.microsoft.com/office/drawing/2016/ink" xmlns:am3d="http://schemas.microsoft.com/office/drawing/2017/model3d" xmlns:o="urn:schemas-microsoft-com:office:office" xmlns:r="http://schemas.openxmlformats.org/officeDocument/2006/relationships" xmlns:m="http://schemas.openxmlformats.org/officeDocument/2006/math" xmlns:v="urn:schemas-microsoft-com:vml" xmlns:wp14="http://schemas.microsoft.com/office/word/2010/wordprocessingDrawing" xmlns:wp="http://schemas.openxmlformats.org/drawingml/2006/wordprocessingDrawing" xmlns:w10="urn:schemas-microsoft-com:office:word" xmlns:w="http://schemas.openxmlformats.org/wordprocessingml/2006/main" xmlns:w14="http://schemas.microsoft.com/office/word/2010/wordml" xmlns:w15="http://schemas.microsoft.com/office/word/2012/wordml" xmlns:w16cex="http://schemas.microsoft.com/office/word/2018/wordml/cex" xmlns:w16cid="http://schemas.microsoft.com/office/word/2016/wordml/cid" xmlns:w16="http://schemas.microsoft.com/office/word/2018/wordml" xmlns:w16sdtdh="http://schemas.microsoft.com/office/word/2020/wordml/sdtdatahash" xmlns:w16se="http://schemas.microsoft.com/office/word/2015/wordml/symex" xmlns:wpg="http://schemas.microsoft.com/office/word/2010/wordprocessingGroup" xmlns:wpi="http://schemas.microsoft.com/office/word/2010/wordprocessingInk" xmlns:wne="http://schemas.microsoft.com/office/word/2006/wordml" xmlns:wps="http://schemas.microsoft.com/office/word/2010/wordprocessingShape" mc:Ignorable="w14 w15 w16se w16cid w16 w16cex w16sdtdh wp14">
+<w:footnotes xmlns:wpc="http://schemas.microsoft.com/office/word/2010/wordprocessingCanvas" xmlns:cx="http://schemas.microsoft.com/office/drawing/2014/chartex" xmlns:cx1="http://schemas.microsoft.com/office/drawing/2015/9/8/chartex" xmlns:cx2="http://schemas.microsoft.com/office/drawing/2015/10/21/chartex" xmlns:cx3="http://schemas.microsoft.com/office/drawing/2016/5/9/chartex" xmlns:cx4="http://schemas.microsoft.com/office/drawing/2016/5/10/chartex" xmlns:cx5="http://schemas.microsoft.com/office/drawing/2016/5/11/chartex" xmlns:cx6="http://schemas.microsoft.com/office/drawing/2016/5/12/chartex" xmlns:cx7="http://schemas.microsoft.com/office/drawing/2016/5/13/chartex" xmlns:cx8="http://schemas.microsoft.com/office/drawing/2016/5/14/chartex" xmlns:mc="http://schemas.openxmlformats.org/markup-compatibility/2006" xmlns:aink="http://schemas.microsoft.com/office/drawing/2016/ink" xmlns:am3d="http://schemas.microsoft.com/office/drawing/2017/model3d" xmlns:o="urn:schemas-microsoft-com:office:office" xmlns:oel="http://schemas.microsoft.com/office/2019/extlst" xmlns:r="http://schemas.openxmlformats.org/officeDocument/2006/relationships" xmlns:m="http://schemas.openxmlformats.org/officeDocument/2006/math" xmlns:v="urn:schemas-microsoft-com:vml" xmlns:wp14="http://schemas.microsoft.com/office/word/2010/wordprocessingDrawing" xmlns:wp="http://schemas.openxmlformats.org/drawingml/2006/wordprocessingDrawing" xmlns:w10="urn:schemas-microsoft-com:office:word" xmlns:w="http://schemas.openxmlformats.org/wordprocessingml/2006/main" xmlns:w14="http://schemas.microsoft.com/office/word/2010/wordml" xmlns:w15="http://schemas.microsoft.com/office/word/2012/wordml" xmlns:w16cex="http://schemas.microsoft.com/office/word/2018/wordml/cex" xmlns:w16cid="http://schemas.microsoft.com/office/word/2016/wordml/cid" xmlns:w16="http://schemas.microsoft.com/office/word/2018/wordml" xmlns:w16du="http://schemas.microsoft.com/office/word/2023/wordml/word16du" xmlns:w16sdtdh="http://schemas.microsoft.com/office/word/2020/wordml/sdtdatahash" xmlns:w16sdtfl="http://schemas.microsoft.com/office/word/2024/wordml/sdtformatlock" xmlns:w16se="http://schemas.microsoft.com/office/word/2015/wordml/symex" xmlns:wpg="http://schemas.microsoft.com/office/word/2010/wordprocessingGroup" xmlns:wpi="http://schemas.microsoft.com/office/word/2010/wordprocessingInk" xmlns:wne="http://schemas.microsoft.com/office/word/2006/wordml" xmlns:wps="http://schemas.microsoft.com/office/word/2010/wordprocessingShape" mc:Ignorable="w14 w15 w16se w16cid w16 w16cex w16sdtdh w16sdtfl w16du wp14">
   <w:footnote w:type="separator" w:id="-1">
     <w:p>
       <w:pPr>
@@ -5593,7 +5533,7 @@
 </file>
 
 <file path=word/header1.xml><?xml version="1.0" encoding="utf-8"?>
-<w:hdr xmlns:wpc="http://schemas.microsoft.com/office/word/2010/wordprocessingCanvas" xmlns:cx="http://schemas.microsoft.com/office/drawing/2014/chartex" xmlns:cx1="http://schemas.microsoft.com/office/drawing/2015/9/8/chartex" xmlns:cx2="http://schemas.microsoft.com/office/drawing/2015/10/21/chartex" xmlns:cx3="http://schemas.microsoft.com/office/drawing/2016/5/9/chartex" xmlns:cx4="http://schemas.microsoft.com/office/drawing/2016/5/10/chartex" xmlns:cx5="http://schemas.microsoft.com/office/drawing/2016/5/11/chartex" xmlns:cx6="http://schemas.microsoft.com/office/drawing/2016/5/12/chartex" xmlns:cx7="http://schemas.microsoft.com/office/drawing/2016/5/13/chartex" xmlns:cx8="http://schemas.microsoft.com/office/drawing/2016/5/14/chartex" xmlns:mc="http://schemas.openxmlformats.org/markup-compatibility/2006" xmlns:aink="http://schemas.microsoft.com/office/drawing/2016/ink" xmlns:am3d="http://schemas.microsoft.com/office/drawing/2017/model3d" xmlns:o="urn:schemas-microsoft-com:office:office" xmlns:r="http://schemas.openxmlformats.org/officeDocument/2006/relationships" xmlns:m="http://schemas.openxmlformats.org/officeDocument/2006/math" xmlns:v="urn:schemas-microsoft-com:vml" xmlns:wp14="http://schemas.microsoft.com/office/word/2010/wordprocessingDrawing" xmlns:wp="http://schemas.openxmlformats.org/drawingml/2006/wordprocessingDrawing" xmlns:w10="urn:schemas-microsoft-com:office:word" xmlns:w="http://schemas.openxmlformats.org/wordprocessingml/2006/main" xmlns:w14="http://schemas.microsoft.com/office/word/2010/wordml" xmlns:w15="http://schemas.microsoft.com/office/word/2012/wordml" xmlns:w16cex="http://schemas.microsoft.com/office/word/2018/wordml/cex" xmlns:w16cid="http://schemas.microsoft.com/office/word/2016/wordml/cid" xmlns:w16="http://schemas.microsoft.com/office/word/2018/wordml" xmlns:w16sdtdh="http://schemas.microsoft.com/office/word/2020/wordml/sdtdatahash" xmlns:w16se="http://schemas.microsoft.com/office/word/2015/wordml/symex" xmlns:wpg="http://schemas.microsoft.com/office/word/2010/wordprocessingGroup" xmlns:wpi="http://schemas.microsoft.com/office/word/2010/wordprocessingInk" xmlns:wne="http://schemas.microsoft.com/office/word/2006/wordml" xmlns:wps="http://schemas.microsoft.com/office/word/2010/wordprocessingShape" mc:Ignorable="w14 w15 w16se w16cid w16 w16cex w16sdtdh wp14">
+<w:hdr xmlns:wpc="http://schemas.microsoft.com/office/word/2010/wordprocessingCanvas" xmlns:cx="http://schemas.microsoft.com/office/drawing/2014/chartex" xmlns:cx1="http://schemas.microsoft.com/office/drawing/2015/9/8/chartex" xmlns:cx2="http://schemas.microsoft.com/office/drawing/2015/10/21/chartex" xmlns:cx3="http://schemas.microsoft.com/office/drawing/2016/5/9/chartex" xmlns:cx4="http://schemas.microsoft.com/office/drawing/2016/5/10/chartex" xmlns:cx5="http://schemas.microsoft.com/office/drawing/2016/5/11/chartex" xmlns:cx6="http://schemas.microsoft.com/office/drawing/2016/5/12/chartex" xmlns:cx7="http://schemas.microsoft.com/office/drawing/2016/5/13/chartex" xmlns:cx8="http://schemas.microsoft.com/office/drawing/2016/5/14/chartex" xmlns:mc="http://schemas.openxmlformats.org/markup-compatibility/2006" xmlns:aink="http://schemas.microsoft.com/office/drawing/2016/ink" xmlns:am3d="http://schemas.microsoft.com/office/drawing/2017/model3d" xmlns:o="urn:schemas-microsoft-com:office:office" xmlns:oel="http://schemas.microsoft.com/office/2019/extlst" xmlns:r="http://schemas.openxmlformats.org/officeDocument/2006/relationships" xmlns:m="http://schemas.openxmlformats.org/officeDocument/2006/math" xmlns:v="urn:schemas-microsoft-com:vml" xmlns:wp14="http://schemas.microsoft.com/office/word/2010/wordprocessingDrawing" xmlns:wp="http://schemas.openxmlformats.org/drawingml/2006/wordprocessingDrawing" xmlns:w10="urn:schemas-microsoft-com:office:word" xmlns:w="http://schemas.openxmlformats.org/wordprocessingml/2006/main" xmlns:w14="http://schemas.microsoft.com/office/word/2010/wordml" xmlns:w15="http://schemas.microsoft.com/office/word/2012/wordml" xmlns:w16cex="http://schemas.microsoft.com/office/word/2018/wordml/cex" xmlns:w16cid="http://schemas.microsoft.com/office/word/2016/wordml/cid" xmlns:w16="http://schemas.microsoft.com/office/word/2018/wordml" xmlns:w16du="http://schemas.microsoft.com/office/word/2023/wordml/word16du" xmlns:w16sdtdh="http://schemas.microsoft.com/office/word/2020/wordml/sdtdatahash" xmlns:w16sdtfl="http://schemas.microsoft.com/office/word/2024/wordml/sdtformatlock" xmlns:w16se="http://schemas.microsoft.com/office/word/2015/wordml/symex" xmlns:wpg="http://schemas.microsoft.com/office/word/2010/wordprocessingGroup" xmlns:wpi="http://schemas.microsoft.com/office/word/2010/wordprocessingInk" xmlns:wne="http://schemas.microsoft.com/office/word/2006/wordml" xmlns:wps="http://schemas.microsoft.com/office/word/2010/wordprocessingShape" mc:Ignorable="w14 w15 w16se w16cid w16 w16cex w16sdtdh w16sdtfl w16du wp14">
   <w:p>
     <w:pPr>
       <w:pStyle w:val="a6"/>
@@ -5603,7 +5543,7 @@
 </file>
 
 <file path=word/header2.xml><?xml version="1.0" encoding="utf-8"?>
-<w:hdr xmlns:wpc="http://schemas.microsoft.com/office/word/2010/wordprocessingCanvas" xmlns:cx="http://schemas.microsoft.com/office/drawing/2014/chartex" xmlns:cx1="http://schemas.microsoft.com/office/drawing/2015/9/8/chartex" xmlns:cx2="http://schemas.microsoft.com/office/drawing/2015/10/21/chartex" xmlns:cx3="http://schemas.microsoft.com/office/drawing/2016/5/9/chartex" xmlns:cx4="http://schemas.microsoft.com/office/drawing/2016/5/10/chartex" xmlns:cx5="http://schemas.microsoft.com/office/drawing/2016/5/11/chartex" xmlns:cx6="http://schemas.microsoft.com/office/drawing/2016/5/12/chartex" xmlns:cx7="http://schemas.microsoft.com/office/drawing/2016/5/13/chartex" xmlns:cx8="http://schemas.microsoft.com/office/drawing/2016/5/14/chartex" xmlns:mc="http://schemas.openxmlformats.org/markup-compatibility/2006" xmlns:aink="http://schemas.microsoft.com/office/drawing/2016/ink" xmlns:am3d="http://schemas.microsoft.com/office/drawing/2017/model3d" xmlns:o="urn:schemas-microsoft-com:office:office" xmlns:r="http://schemas.openxmlformats.org/officeDocument/2006/relationships" xmlns:m="http://schemas.openxmlformats.org/officeDocument/2006/math" xmlns:v="urn:schemas-microsoft-com:vml" xmlns:wp14="http://schemas.microsoft.com/office/word/2010/wordprocessingDrawing" xmlns:wp="http://schemas.openxmlformats.org/drawingml/2006/wordprocessingDrawing" xmlns:w10="urn:schemas-microsoft-com:office:word" xmlns:w="http://schemas.openxmlformats.org/wordprocessingml/2006/main" xmlns:w14="http://schemas.microsoft.com/office/word/2010/wordml" xmlns:w15="http://schemas.microsoft.com/office/word/2012/wordml" xmlns:w16cex="http://schemas.microsoft.com/office/word/2018/wordml/cex" xmlns:w16cid="http://schemas.microsoft.com/office/word/2016/wordml/cid" xmlns:w16="http://schemas.microsoft.com/office/word/2018/wordml" xmlns:w16sdtdh="http://schemas.microsoft.com/office/word/2020/wordml/sdtdatahash" xmlns:w16se="http://schemas.microsoft.com/office/word/2015/wordml/symex" xmlns:wpg="http://schemas.microsoft.com/office/word/2010/wordprocessingGroup" xmlns:wpi="http://schemas.microsoft.com/office/word/2010/wordprocessingInk" xmlns:wne="http://schemas.microsoft.com/office/word/2006/wordml" xmlns:wps="http://schemas.microsoft.com/office/word/2010/wordprocessingShape" mc:Ignorable="w14 w15 w16se w16cid w16 w16cex w16sdtdh wp14">
+<w:hdr xmlns:wpc="http://schemas.microsoft.com/office/word/2010/wordprocessingCanvas" xmlns:cx="http://schemas.microsoft.com/office/drawing/2014/chartex" xmlns:cx1="http://schemas.microsoft.com/office/drawing/2015/9/8/chartex" xmlns:cx2="http://schemas.microsoft.com/office/drawing/2015/10/21/chartex" xmlns:cx3="http://schemas.microsoft.com/office/drawing/2016/5/9/chartex" xmlns:cx4="http://schemas.microsoft.com/office/drawing/2016/5/10/chartex" xmlns:cx5="http://schemas.microsoft.com/office/drawing/2016/5/11/chartex" xmlns:cx6="http://schemas.microsoft.com/office/drawing/2016/5/12/chartex" xmlns:cx7="http://schemas.microsoft.com/office/drawing/2016/5/13/chartex" xmlns:cx8="http://schemas.microsoft.com/office/drawing/2016/5/14/chartex" xmlns:mc="http://schemas.openxmlformats.org/markup-compatibility/2006" xmlns:aink="http://schemas.microsoft.com/office/drawing/2016/ink" xmlns:am3d="http://schemas.microsoft.com/office/drawing/2017/model3d" xmlns:o="urn:schemas-microsoft-com:office:office" xmlns:oel="http://schemas.microsoft.com/office/2019/extlst" xmlns:r="http://schemas.openxmlformats.org/officeDocument/2006/relationships" xmlns:m="http://schemas.openxmlformats.org/officeDocument/2006/math" xmlns:v="urn:schemas-microsoft-com:vml" xmlns:wp14="http://schemas.microsoft.com/office/word/2010/wordprocessingDrawing" xmlns:wp="http://schemas.openxmlformats.org/drawingml/2006/wordprocessingDrawing" xmlns:w10="urn:schemas-microsoft-com:office:word" xmlns:w="http://schemas.openxmlformats.org/wordprocessingml/2006/main" xmlns:w14="http://schemas.microsoft.com/office/word/2010/wordml" xmlns:w15="http://schemas.microsoft.com/office/word/2012/wordml" xmlns:w16cex="http://schemas.microsoft.com/office/word/2018/wordml/cex" xmlns:w16cid="http://schemas.microsoft.com/office/word/2016/wordml/cid" xmlns:w16="http://schemas.microsoft.com/office/word/2018/wordml" xmlns:w16du="http://schemas.microsoft.com/office/word/2023/wordml/word16du" xmlns:w16sdtdh="http://schemas.microsoft.com/office/word/2020/wordml/sdtdatahash" xmlns:w16sdtfl="http://schemas.microsoft.com/office/word/2024/wordml/sdtformatlock" xmlns:w16se="http://schemas.microsoft.com/office/word/2015/wordml/symex" xmlns:wpg="http://schemas.microsoft.com/office/word/2010/wordprocessingGroup" xmlns:wpi="http://schemas.microsoft.com/office/word/2010/wordprocessingInk" xmlns:wne="http://schemas.microsoft.com/office/word/2006/wordml" xmlns:wps="http://schemas.microsoft.com/office/word/2010/wordprocessingShape" mc:Ignorable="w14 w15 w16se w16cid w16 w16cex w16sdtdh w16sdtfl w16du wp14">
   <w:p>
     <w:pPr>
       <w:pStyle w:val="a6"/>
@@ -5613,7 +5553,7 @@
 </file>
 
 <file path=word/header3.xml><?xml version="1.0" encoding="utf-8"?>
-<w:hdr xmlns:wpc="http://schemas.microsoft.com/office/word/2010/wordprocessingCanvas" xmlns:cx="http://schemas.microsoft.com/office/drawing/2014/chartex" xmlns:cx1="http://schemas.microsoft.com/office/drawing/2015/9/8/chartex" xmlns:cx2="http://schemas.microsoft.com/office/drawing/2015/10/21/chartex" xmlns:cx3="http://schemas.microsoft.com/office/drawing/2016/5/9/chartex" xmlns:cx4="http://schemas.microsoft.com/office/drawing/2016/5/10/chartex" xmlns:cx5="http://schemas.microsoft.com/office/drawing/2016/5/11/chartex" xmlns:cx6="http://schemas.microsoft.com/office/drawing/2016/5/12/chartex" xmlns:cx7="http://schemas.microsoft.com/office/drawing/2016/5/13/chartex" xmlns:cx8="http://schemas.microsoft.com/office/drawing/2016/5/14/chartex" xmlns:mc="http://schemas.openxmlformats.org/markup-compatibility/2006" xmlns:aink="http://schemas.microsoft.com/office/drawing/2016/ink" xmlns:am3d="http://schemas.microsoft.com/office/drawing/2017/model3d" xmlns:o="urn:schemas-microsoft-com:office:office" xmlns:r="http://schemas.openxmlformats.org/officeDocument/2006/relationships" xmlns:m="http://schemas.openxmlformats.org/officeDocument/2006/math" xmlns:v="urn:schemas-microsoft-com:vml" xmlns:wp14="http://schemas.microsoft.com/office/word/2010/wordprocessingDrawing" xmlns:wp="http://schemas.openxmlformats.org/drawingml/2006/wordprocessingDrawing" xmlns:w10="urn:schemas-microsoft-com:office:word" xmlns:w="http://schemas.openxmlformats.org/wordprocessingml/2006/main" xmlns:w14="http://schemas.microsoft.com/office/word/2010/wordml" xmlns:w15="http://schemas.microsoft.com/office/word/2012/wordml" xmlns:w16cex="http://schemas.microsoft.com/office/word/2018/wordml/cex" xmlns:w16cid="http://schemas.microsoft.com/office/word/2016/wordml/cid" xmlns:w16="http://schemas.microsoft.com/office/word/2018/wordml" xmlns:w16sdtdh="http://schemas.microsoft.com/office/word/2020/wordml/sdtdatahash" xmlns:w16se="http://schemas.microsoft.com/office/word/2015/wordml/symex" xmlns:wpg="http://schemas.microsoft.com/office/word/2010/wordprocessingGroup" xmlns:wpi="http://schemas.microsoft.com/office/word/2010/wordprocessingInk" xmlns:wne="http://schemas.microsoft.com/office/word/2006/wordml" xmlns:wps="http://schemas.microsoft.com/office/word/2010/wordprocessingShape" mc:Ignorable="w14 w15 w16se w16cid w16 w16cex w16sdtdh wp14">
+<w:hdr xmlns:wpc="http://schemas.microsoft.com/office/word/2010/wordprocessingCanvas" xmlns:cx="http://schemas.microsoft.com/office/drawing/2014/chartex" xmlns:cx1="http://schemas.microsoft.com/office/drawing/2015/9/8/chartex" xmlns:cx2="http://schemas.microsoft.com/office/drawing/2015/10/21/chartex" xmlns:cx3="http://schemas.microsoft.com/office/drawing/2016/5/9/chartex" xmlns:cx4="http://schemas.microsoft.com/office/drawing/2016/5/10/chartex" xmlns:cx5="http://schemas.microsoft.com/office/drawing/2016/5/11/chartex" xmlns:cx6="http://schemas.microsoft.com/office/drawing/2016/5/12/chartex" xmlns:cx7="http://schemas.microsoft.com/office/drawing/2016/5/13/chartex" xmlns:cx8="http://schemas.microsoft.com/office/drawing/2016/5/14/chartex" xmlns:mc="http://schemas.openxmlformats.org/markup-compatibility/2006" xmlns:aink="http://schemas.microsoft.com/office/drawing/2016/ink" xmlns:am3d="http://schemas.microsoft.com/office/drawing/2017/model3d" xmlns:o="urn:schemas-microsoft-com:office:office" xmlns:oel="http://schemas.microsoft.com/office/2019/extlst" xmlns:r="http://schemas.openxmlformats.org/officeDocument/2006/relationships" xmlns:m="http://schemas.openxmlformats.org/officeDocument/2006/math" xmlns:v="urn:schemas-microsoft-com:vml" xmlns:wp14="http://schemas.microsoft.com/office/word/2010/wordprocessingDrawing" xmlns:wp="http://schemas.openxmlformats.org/drawingml/2006/wordprocessingDrawing" xmlns:w10="urn:schemas-microsoft-com:office:word" xmlns:w="http://schemas.openxmlformats.org/wordprocessingml/2006/main" xmlns:w14="http://schemas.microsoft.com/office/word/2010/wordml" xmlns:w15="http://schemas.microsoft.com/office/word/2012/wordml" xmlns:w16cex="http://schemas.microsoft.com/office/word/2018/wordml/cex" xmlns:w16cid="http://schemas.microsoft.com/office/word/2016/wordml/cid" xmlns:w16="http://schemas.microsoft.com/office/word/2018/wordml" xmlns:w16du="http://schemas.microsoft.com/office/word/2023/wordml/word16du" xmlns:w16sdtdh="http://schemas.microsoft.com/office/word/2020/wordml/sdtdatahash" xmlns:w16sdtfl="http://schemas.microsoft.com/office/word/2024/wordml/sdtformatlock" xmlns:w16se="http://schemas.microsoft.com/office/word/2015/wordml/symex" xmlns:wpg="http://schemas.microsoft.com/office/word/2010/wordprocessingGroup" xmlns:wpi="http://schemas.microsoft.com/office/word/2010/wordprocessingInk" xmlns:wne="http://schemas.microsoft.com/office/word/2006/wordml" xmlns:wps="http://schemas.microsoft.com/office/word/2010/wordprocessingShape" mc:Ignorable="w14 w15 w16se w16cid w16 w16cex w16sdtdh w16sdtfl w16du wp14">
   <w:p>
     <w:pPr>
       <w:pStyle w:val="a6"/>
@@ -5623,7 +5563,7 @@
 </file>
 
 <file path=word/numbering.xml><?xml version="1.0" encoding="utf-8"?>
-<w:numbering xmlns:wpc="http://schemas.microsoft.com/office/word/2010/wordprocessingCanvas" xmlns:cx="http://schemas.microsoft.com/office/drawing/2014/chartex" xmlns:cx1="http://schemas.microsoft.com/office/drawing/2015/9/8/chartex" xmlns:cx2="http://schemas.microsoft.com/office/drawing/2015/10/21/chartex" xmlns:cx3="http://schemas.microsoft.com/office/drawing/2016/5/9/chartex" xmlns:cx4="http://schemas.microsoft.com/office/drawing/2016/5/10/chartex" xmlns:cx5="http://schemas.microsoft.com/office/drawing/2016/5/11/chartex" xmlns:cx6="http://schemas.microsoft.com/office/drawing/2016/5/12/chartex" xmlns:cx7="http://schemas.microsoft.com/office/drawing/2016/5/13/chartex" xmlns:cx8="http://schemas.microsoft.com/office/drawing/2016/5/14/chartex" xmlns:mc="http://schemas.openxmlformats.org/markup-compatibility/2006" xmlns:aink="http://schemas.microsoft.com/office/drawing/2016/ink" xmlns:am3d="http://schemas.microsoft.com/office/drawing/2017/model3d" xmlns:o="urn:schemas-microsoft-com:office:office" xmlns:r="http://schemas.openxmlformats.org/officeDocument/2006/relationships" xmlns:m="http://schemas.openxmlformats.org/officeDocument/2006/math" xmlns:v="urn:schemas-microsoft-com:vml" xmlns:wp14="http://schemas.microsoft.com/office/word/2010/wordprocessingDrawing" xmlns:wp="http://schemas.openxmlformats.org/drawingml/2006/wordprocessingDrawing" xmlns:w10="urn:schemas-microsoft-com:office:word" xmlns:w="http://schemas.openxmlformats.org/wordprocessingml/2006/main" xmlns:w14="http://schemas.microsoft.com/office/word/2010/wordml" xmlns:w15="http://schemas.microsoft.com/office/word/2012/wordml" xmlns:w16cex="http://schemas.microsoft.com/office/word/2018/wordml/cex" xmlns:w16cid="http://schemas.microsoft.com/office/word/2016/wordml/cid" xmlns:w16="http://schemas.microsoft.com/office/word/2018/wordml" xmlns:w16sdtdh="http://schemas.microsoft.com/office/word/2020/wordml/sdtdatahash" xmlns:w16se="http://schemas.microsoft.com/office/word/2015/wordml/symex" xmlns:wpg="http://schemas.microsoft.com/office/word/2010/wordprocessingGroup" xmlns:wpi="http://schemas.microsoft.com/office/word/2010/wordprocessingInk" xmlns:wne="http://schemas.microsoft.com/office/word/2006/wordml" xmlns:wps="http://schemas.microsoft.com/office/word/2010/wordprocessingShape" mc:Ignorable="w14 w15 w16se w16cid w16 w16cex w16sdtdh wp14">
+<w:numbering xmlns:wpc="http://schemas.microsoft.com/office/word/2010/wordprocessingCanvas" xmlns:cx="http://schemas.microsoft.com/office/drawing/2014/chartex" xmlns:cx1="http://schemas.microsoft.com/office/drawing/2015/9/8/chartex" xmlns:cx2="http://schemas.microsoft.com/office/drawing/2015/10/21/chartex" xmlns:cx3="http://schemas.microsoft.com/office/drawing/2016/5/9/chartex" xmlns:cx4="http://schemas.microsoft.com/office/drawing/2016/5/10/chartex" xmlns:cx5="http://schemas.microsoft.com/office/drawing/2016/5/11/chartex" xmlns:cx6="http://schemas.microsoft.com/office/drawing/2016/5/12/chartex" xmlns:cx7="http://schemas.microsoft.com/office/drawing/2016/5/13/chartex" xmlns:cx8="http://schemas.microsoft.com/office/drawing/2016/5/14/chartex" xmlns:mc="http://schemas.openxmlformats.org/markup-compatibility/2006" xmlns:aink="http://schemas.microsoft.com/office/drawing/2016/ink" xmlns:am3d="http://schemas.microsoft.com/office/drawing/2017/model3d" xmlns:o="urn:schemas-microsoft-com:office:office" xmlns:oel="http://schemas.microsoft.com/office/2019/extlst" xmlns:r="http://schemas.openxmlformats.org/officeDocument/2006/relationships" xmlns:m="http://schemas.openxmlformats.org/officeDocument/2006/math" xmlns:v="urn:schemas-microsoft-com:vml" xmlns:wp14="http://schemas.microsoft.com/office/word/2010/wordprocessingDrawing" xmlns:wp="http://schemas.openxmlformats.org/drawingml/2006/wordprocessingDrawing" xmlns:w10="urn:schemas-microsoft-com:office:word" xmlns:w="http://schemas.openxmlformats.org/wordprocessingml/2006/main" xmlns:w14="http://schemas.microsoft.com/office/word/2010/wordml" xmlns:w15="http://schemas.microsoft.com/office/word/2012/wordml" xmlns:w16cex="http://schemas.microsoft.com/office/word/2018/wordml/cex" xmlns:w16cid="http://schemas.microsoft.com/office/word/2016/wordml/cid" xmlns:w16="http://schemas.microsoft.com/office/word/2018/wordml" xmlns:w16du="http://schemas.microsoft.com/office/word/2023/wordml/word16du" xmlns:w16sdtdh="http://schemas.microsoft.com/office/word/2020/wordml/sdtdatahash" xmlns:w16sdtfl="http://schemas.microsoft.com/office/word/2024/wordml/sdtformatlock" xmlns:w16se="http://schemas.microsoft.com/office/word/2015/wordml/symex" xmlns:wpg="http://schemas.microsoft.com/office/word/2010/wordprocessingGroup" xmlns:wpi="http://schemas.microsoft.com/office/word/2010/wordprocessingInk" xmlns:wne="http://schemas.microsoft.com/office/word/2006/wordml" xmlns:wps="http://schemas.microsoft.com/office/word/2010/wordprocessingShape" mc:Ignorable="w14 w15 w16se w16cid w16 w16cex w16sdtdh w16sdtfl w16du wp14">
   <w:abstractNum w:abstractNumId="0" w15:restartNumberingAfterBreak="0">
     <w:nsid w:val="00B70B69"/>
     <w:multiLevelType w:val="multilevel"/>
@@ -9201,91 +9141,91 @@
       </w:rPr>
     </w:lvl>
   </w:abstractNum>
-  <w:num w:numId="1">
+  <w:num w:numId="1" w16cid:durableId="1129661862">
     <w:abstractNumId w:val="20"/>
   </w:num>
-  <w:num w:numId="2">
+  <w:num w:numId="2" w16cid:durableId="1988322023">
     <w:abstractNumId w:val="23"/>
   </w:num>
-  <w:num w:numId="3">
+  <w:num w:numId="3" w16cid:durableId="1292514014">
     <w:abstractNumId w:val="16"/>
   </w:num>
-  <w:num w:numId="4">
+  <w:num w:numId="4" w16cid:durableId="1204830651">
     <w:abstractNumId w:val="28"/>
   </w:num>
-  <w:num w:numId="5">
+  <w:num w:numId="5" w16cid:durableId="387459219">
     <w:abstractNumId w:val="11"/>
   </w:num>
-  <w:num w:numId="6">
+  <w:num w:numId="6" w16cid:durableId="1537229407">
     <w:abstractNumId w:val="25"/>
   </w:num>
-  <w:num w:numId="7">
+  <w:num w:numId="7" w16cid:durableId="2022469152">
     <w:abstractNumId w:val="1"/>
   </w:num>
-  <w:num w:numId="8">
+  <w:num w:numId="8" w16cid:durableId="355272474">
     <w:abstractNumId w:val="19"/>
   </w:num>
-  <w:num w:numId="9">
+  <w:num w:numId="9" w16cid:durableId="653223346">
     <w:abstractNumId w:val="9"/>
   </w:num>
-  <w:num w:numId="10">
+  <w:num w:numId="10" w16cid:durableId="1795714838">
     <w:abstractNumId w:val="18"/>
   </w:num>
-  <w:num w:numId="11">
+  <w:num w:numId="11" w16cid:durableId="694159529">
     <w:abstractNumId w:val="21"/>
   </w:num>
-  <w:num w:numId="12">
+  <w:num w:numId="12" w16cid:durableId="1089502413">
     <w:abstractNumId w:val="12"/>
   </w:num>
-  <w:num w:numId="13">
+  <w:num w:numId="13" w16cid:durableId="710812348">
     <w:abstractNumId w:val="5"/>
   </w:num>
-  <w:num w:numId="14">
+  <w:num w:numId="14" w16cid:durableId="1054083775">
     <w:abstractNumId w:val="4"/>
   </w:num>
-  <w:num w:numId="15">
+  <w:num w:numId="15" w16cid:durableId="1479690963">
     <w:abstractNumId w:val="6"/>
   </w:num>
-  <w:num w:numId="16">
+  <w:num w:numId="16" w16cid:durableId="1039206064">
     <w:abstractNumId w:val="0"/>
   </w:num>
-  <w:num w:numId="17">
+  <w:num w:numId="17" w16cid:durableId="1472819251">
     <w:abstractNumId w:val="10"/>
   </w:num>
-  <w:num w:numId="18">
+  <w:num w:numId="18" w16cid:durableId="1726950750">
     <w:abstractNumId w:val="17"/>
   </w:num>
-  <w:num w:numId="19">
+  <w:num w:numId="19" w16cid:durableId="130441326">
     <w:abstractNumId w:val="13"/>
   </w:num>
-  <w:num w:numId="20">
+  <w:num w:numId="20" w16cid:durableId="844515972">
     <w:abstractNumId w:val="14"/>
   </w:num>
-  <w:num w:numId="21">
+  <w:num w:numId="21" w16cid:durableId="441730263">
     <w:abstractNumId w:val="15"/>
   </w:num>
-  <w:num w:numId="22">
+  <w:num w:numId="22" w16cid:durableId="1121268076">
     <w:abstractNumId w:val="8"/>
   </w:num>
-  <w:num w:numId="23">
+  <w:num w:numId="23" w16cid:durableId="1302231459">
     <w:abstractNumId w:val="26"/>
   </w:num>
-  <w:num w:numId="24">
+  <w:num w:numId="24" w16cid:durableId="2062510882">
     <w:abstractNumId w:val="3"/>
   </w:num>
-  <w:num w:numId="25">
+  <w:num w:numId="25" w16cid:durableId="1248658424">
     <w:abstractNumId w:val="24"/>
   </w:num>
-  <w:num w:numId="26">
+  <w:num w:numId="26" w16cid:durableId="1390810055">
     <w:abstractNumId w:val="22"/>
   </w:num>
-  <w:num w:numId="27">
+  <w:num w:numId="27" w16cid:durableId="2006932706">
     <w:abstractNumId w:val="7"/>
   </w:num>
-  <w:num w:numId="28">
+  <w:num w:numId="28" w16cid:durableId="1348484867">
     <w:abstractNumId w:val="2"/>
   </w:num>
-  <w:num w:numId="29">
+  <w:num w:numId="29" w16cid:durableId="398945215">
     <w:abstractNumId w:val="27"/>
   </w:num>
   <w:numIdMacAtCleanup w:val="8"/>
@@ -9293,7 +9233,7 @@
 </file>
 
 <file path=word/styles.xml><?xml version="1.0" encoding="utf-8"?>
-<w:styles xmlns:mc="http://schemas.openxmlformats.org/markup-compatibility/2006" xmlns:r="http://schemas.openxmlformats.org/officeDocument/2006/relationships" xmlns:w="http://schemas.openxmlformats.org/wordprocessingml/2006/main" xmlns:w14="http://schemas.microsoft.com/office/word/2010/wordml" xmlns:w15="http://schemas.microsoft.com/office/word/2012/wordml" xmlns:w16cex="http://schemas.microsoft.com/office/word/2018/wordml/cex" xmlns:w16cid="http://schemas.microsoft.com/office/word/2016/wordml/cid" xmlns:w16="http://schemas.microsoft.com/office/word/2018/wordml" xmlns:w16sdtdh="http://schemas.microsoft.com/office/word/2020/wordml/sdtdatahash" xmlns:w16se="http://schemas.microsoft.com/office/word/2015/wordml/symex" mc:Ignorable="w14 w15 w16se w16cid w16 w16cex w16sdtdh">
+<w:styles xmlns:mc="http://schemas.openxmlformats.org/markup-compatibility/2006" xmlns:r="http://schemas.openxmlformats.org/officeDocument/2006/relationships" xmlns:w="http://schemas.openxmlformats.org/wordprocessingml/2006/main" xmlns:w14="http://schemas.microsoft.com/office/word/2010/wordml" xmlns:w15="http://schemas.microsoft.com/office/word/2012/wordml" xmlns:w16cex="http://schemas.microsoft.com/office/word/2018/wordml/cex" xmlns:w16cid="http://schemas.microsoft.com/office/word/2016/wordml/cid" xmlns:w16="http://schemas.microsoft.com/office/word/2018/wordml" xmlns:w16du="http://schemas.microsoft.com/office/word/2023/wordml/word16du" xmlns:w16sdtdh="http://schemas.microsoft.com/office/word/2020/wordml/sdtdatahash" xmlns:w16sdtfl="http://schemas.microsoft.com/office/word/2024/wordml/sdtformatlock" xmlns:w16se="http://schemas.microsoft.com/office/word/2015/wordml/symex" mc:Ignorable="w14 w15 w16se w16cid w16 w16cex w16sdtdh w16sdtfl w16du">
   <w:docDefaults>
     <w:rPrDefault>
       <w:rPr>
@@ -9930,7 +9870,6 @@
   <w:style w:type="character" w:default="1" w:styleId="a1">
     <w:name w:val="Default Paragraph Font"/>
     <w:uiPriority w:val="1"/>
-    <w:semiHidden/>
     <w:unhideWhenUsed/>
   </w:style>
   <w:style w:type="table" w:default="1" w:styleId="a2">

--- a/Курсовая  работа ide.docx
+++ b/Курсовая  работа ide.docx
@@ -671,19 +671,8 @@
           <w:szCs w:val="28"/>
           <w:lang w:eastAsia="ru-RU"/>
         </w:rPr>
-        <w:t xml:space="preserve"> </w:t>
-      </w:r>
-      <w:proofErr w:type="spellStart"/>
-      <w:r>
-        <w:rPr>
-          <w:rFonts w:ascii="Times New Roman" w:eastAsia="Times New Roman" w:hAnsi="Times New Roman" w:cs="Times New Roman"/>
-          <w:sz w:val="28"/>
-          <w:szCs w:val="28"/>
-          <w:lang w:eastAsia="ru-RU"/>
-        </w:rPr>
-        <w:t>Мышкевич</w:t>
-      </w:r>
-      <w:proofErr w:type="spellEnd"/>
+        <w:t xml:space="preserve"> Мышкевич</w:t>
+      </w:r>
     </w:p>
     <w:p>
       <w:pPr>
@@ -2219,14 +2208,14 @@
       <w:pPr>
         <w:pStyle w:val="afb"/>
       </w:pPr>
-      <w:bookmarkStart w:id="1" w:name="_Toc195617421"/>
-      <w:bookmarkStart w:id="2" w:name="_Toc195875304"/>
-      <w:bookmarkStart w:id="3" w:name="_Toc225601219"/>
+      <w:bookmarkStart w:id="1" w:name="_Toc225601219"/>
+      <w:bookmarkStart w:id="2" w:name="_Toc195617421"/>
+      <w:bookmarkStart w:id="3" w:name="_Toc195875304"/>
       <w:r>
         <w:lastRenderedPageBreak/>
         <w:t>ОПРЕДЕЛЕНИЯ, ОБОЗНАЧЕНИЯ И СОКРАЩЕНИЯ</w:t>
       </w:r>
-      <w:bookmarkEnd w:id="3"/>
+      <w:bookmarkEnd w:id="1"/>
     </w:p>
     <w:p>
       <w:pPr>
@@ -2262,8 +2251,8 @@
         <w:lastRenderedPageBreak/>
         <w:t>ВВЕДЕНИЕ</w:t>
       </w:r>
-      <w:bookmarkEnd w:id="1"/>
       <w:bookmarkEnd w:id="2"/>
+      <w:bookmarkEnd w:id="3"/>
       <w:bookmarkEnd w:id="4"/>
     </w:p>
     <w:p>
@@ -2775,7 +2764,54 @@
         <w:rPr>
           <w:lang w:eastAsia="ru-RU"/>
         </w:rPr>
-        <w:t>-окружения.</w:t>
+        <w:t>-</w:t>
+      </w:r>
+      <w:r>
+        <w:rPr>
+          <w:lang w:eastAsia="ru-RU"/>
+        </w:rPr>
+        <w:t>окружения</w:t>
+      </w:r>
+      <w:r>
+        <w:rPr>
+          <w:lang w:eastAsia="ru-RU"/>
+        </w:rPr>
+        <w:t xml:space="preserve"> </w:t>
+      </w:r>
+      <w:hyperlink w:anchor="С" w:history="1">
+        <w:r>
+          <w:rPr>
+            <w:rStyle w:val="afa"/>
+            <w:color w:val="auto"/>
+            <w:u w:val="none"/>
+            <w:lang w:eastAsia="ru-RU"/>
+          </w:rPr>
+          <w:t>[</w:t>
+        </w:r>
+        <w:r>
+          <w:rPr>
+            <w:rStyle w:val="afa"/>
+            <w:color w:val="auto"/>
+            <w:u w:val="none"/>
+            <w:lang w:eastAsia="ru-RU"/>
+          </w:rPr>
+          <w:t>1</w:t>
+        </w:r>
+        <w:r>
+          <w:rPr>
+            <w:rStyle w:val="afa"/>
+            <w:color w:val="auto"/>
+            <w:u w:val="none"/>
+            <w:lang w:eastAsia="ru-RU"/>
+          </w:rPr>
+          <w:t>]</w:t>
+        </w:r>
+      </w:hyperlink>
+      <w:r>
+        <w:rPr>
+          <w:lang w:eastAsia="ru-RU"/>
+        </w:rPr>
+        <w:t>.</w:t>
       </w:r>
     </w:p>
     <w:p>
@@ -2890,7 +2926,48 @@
         <w:rPr>
           <w:lang w:eastAsia="ru-RU"/>
         </w:rPr>
-        <w:t>) либо отсутствует, либо очень ограничена.</w:t>
+        <w:t>) либо отсутствует, либо очень ограничена</w:t>
+      </w:r>
+      <w:r>
+        <w:rPr>
+          <w:lang w:eastAsia="ru-RU"/>
+        </w:rPr>
+        <w:t xml:space="preserve"> </w:t>
+      </w:r>
+      <w:hyperlink w:anchor="С" w:history="1">
+        <w:r>
+          <w:rPr>
+            <w:rStyle w:val="afa"/>
+            <w:color w:val="auto"/>
+            <w:u w:val="none"/>
+            <w:lang w:eastAsia="ru-RU"/>
+          </w:rPr>
+          <w:t>[</w:t>
+        </w:r>
+        <w:r>
+          <w:rPr>
+            <w:rStyle w:val="afa"/>
+            <w:color w:val="auto"/>
+            <w:u w:val="none"/>
+            <w:lang w:eastAsia="ru-RU"/>
+          </w:rPr>
+          <w:t>1</w:t>
+        </w:r>
+        <w:r>
+          <w:rPr>
+            <w:rStyle w:val="afa"/>
+            <w:color w:val="auto"/>
+            <w:u w:val="none"/>
+            <w:lang w:eastAsia="ru-RU"/>
+          </w:rPr>
+          <w:t>]</w:t>
+        </w:r>
+      </w:hyperlink>
+      <w:r>
+        <w:rPr>
+          <w:lang w:eastAsia="ru-RU"/>
+        </w:rPr>
+        <w:t>.</w:t>
       </w:r>
     </w:p>
     <w:p>
@@ -5289,8 +5366,13 @@
           <w:numId w:val="17"/>
         </w:numPr>
       </w:pPr>
-      <w:r>
-        <w:t>Сорокин Р. Облачные IDE: тестируем лучшие онлайн-редакторы кода [Электронный</w:t>
+      <w:bookmarkStart w:id="19" w:name="С"/>
+      <w:r>
+        <w:t xml:space="preserve">Сорокин Р. </w:t>
+      </w:r>
+      <w:bookmarkEnd w:id="19"/>
+      <w:r>
+        <w:t>Облачные IDE: тестируем лучшие онлайн-редакторы кода [Электронный</w:t>
       </w:r>
       <w:r>
         <w:t xml:space="preserve"> </w:t>
@@ -5407,6 +5489,7 @@
         <w:docPartUnique/>
       </w:docPartObj>
     </w:sdtPr>
+    <w:sdtEndPr/>
     <w:sdtContent>
       <w:p>
         <w:pPr>
@@ -5487,6 +5570,7 @@
         <w:docPartUnique/>
       </w:docPartObj>
     </w:sdtPr>
+    <w:sdtEndPr/>
     <w:sdtContent>
       <w:p>
         <w:pPr>
@@ -9870,6 +9954,7 @@
   <w:style w:type="character" w:default="1" w:styleId="a1">
     <w:name w:val="Default Paragraph Font"/>
     <w:uiPriority w:val="1"/>
+    <w:semiHidden/>
     <w:unhideWhenUsed/>
   </w:style>
   <w:style w:type="table" w:default="1" w:styleId="a2">
@@ -10719,6 +10804,18 @@
       <w:shd w:val="clear" w:color="auto" w:fill="E1DFDD"/>
     </w:rPr>
   </w:style>
+  <w:style w:type="character" w:styleId="aff3">
+    <w:name w:val="FollowedHyperlink"/>
+    <w:basedOn w:val="a1"/>
+    <w:uiPriority w:val="99"/>
+    <w:semiHidden/>
+    <w:unhideWhenUsed/>
+    <w:rsid w:val="00D90361"/>
+    <w:rPr>
+      <w:color w:val="954F72" w:themeColor="followedHyperlink"/>
+      <w:u w:val="single"/>
+    </w:rPr>
+  </w:style>
 </w:styles>
 </file>
 

--- a/Курсовая  работа ide.docx
+++ b/Курсовая  работа ide.docx
@@ -5405,9 +5405,58 @@
       <w:pPr>
         <w:pStyle w:val="a4"/>
       </w:pPr>
-      <w:r>
-        <w:t>https://tproger.ru/articles/oblachnye–ide––testiruem–luchwie–onlajn–redaktory–koda</w:t>
-      </w:r>
+      <w:hyperlink r:id="rId18" w:history="1">
+        <w:r>
+          <w:rPr>
+            <w:rStyle w:val="afa"/>
+            <w:color w:val="auto"/>
+            <w:u w:val="none"/>
+          </w:rPr>
+          <w:t>https:/</w:t>
+        </w:r>
+        <w:r>
+          <w:rPr>
+            <w:rStyle w:val="afa"/>
+            <w:color w:val="auto"/>
+            <w:u w:val="none"/>
+          </w:rPr>
+          <w:t>/</w:t>
+        </w:r>
+        <w:r>
+          <w:rPr>
+            <w:rStyle w:val="afa"/>
+            <w:color w:val="auto"/>
+            <w:u w:val="none"/>
+          </w:rPr>
+          <w:t>tpr</w:t>
+        </w:r>
+        <w:r>
+          <w:rPr>
+            <w:rStyle w:val="afa"/>
+            <w:color w:val="auto"/>
+            <w:u w:val="none"/>
+          </w:rPr>
+          <w:t>o</w:t>
+        </w:r>
+        <w:r>
+          <w:rPr>
+            <w:rStyle w:val="afa"/>
+            <w:color w:val="auto"/>
+            <w:u w:val="none"/>
+          </w:rPr>
+          <w:t>ger.ru/articles/oblachnye-ide--</w:t>
+        </w:r>
+        <w:proofErr w:type="spellStart"/>
+        <w:r>
+          <w:rPr>
+            <w:rStyle w:val="afa"/>
+            <w:color w:val="auto"/>
+            <w:u w:val="none"/>
+          </w:rPr>
+          <w:t>testiruem-luchwie-onlajn-redaktory-koda</w:t>
+        </w:r>
+        <w:proofErr w:type="spellEnd"/>
+      </w:hyperlink>
       <w:r>
         <w:t xml:space="preserve"> (дата обращения: 11.03.2026).</w:t>
       </w:r>
@@ -5434,7 +5483,7 @@
       </w:pPr>
     </w:p>
     <w:sectPr>
-      <w:footerReference w:type="first" r:id="rId18"/>
+      <w:footerReference w:type="first" r:id="rId19"/>
       <w:pgSz w:w="11906" w:h="16838" w:code="9"/>
       <w:pgMar w:top="1134" w:right="851" w:bottom="1134" w:left="1701" w:header="709" w:footer="709" w:gutter="0"/>
       <w:cols w:space="708"/>
